--- a/Resume_Mohammad-Hosseini.docx
+++ b/Resume_Mohammad-Hosseini.docx
@@ -5,8 +5,8 @@
     <w:p/>
     <w:tbl>
       <w:tblPr>
-        <w:tblW w:w="12667" w:type="dxa"/>
-        <w:tblInd w:w="-450" w:type="dxa"/>
+        <w:tblW w:w="13051" w:type="dxa"/>
+        <w:tblInd w:w="-540" w:type="dxa"/>
         <w:tblLayout w:type="fixed"/>
         <w:tblCellMar>
           <w:left w:w="0" w:type="dxa"/>
@@ -15,35 +15,38 @@
         <w:tblLook w:val="0600" w:firstRow="0" w:lastRow="0" w:firstColumn="0" w:lastColumn="0" w:noHBand="1" w:noVBand="1"/>
       </w:tblPr>
       <w:tblGrid>
-        <w:gridCol w:w="2064"/>
+        <w:gridCol w:w="1529"/>
         <w:gridCol w:w="20"/>
-        <w:gridCol w:w="1508"/>
-        <w:gridCol w:w="181"/>
+        <w:gridCol w:w="509"/>
+        <w:gridCol w:w="20"/>
+        <w:gridCol w:w="1505"/>
+        <w:gridCol w:w="180"/>
         <w:gridCol w:w="90"/>
-        <w:gridCol w:w="1798"/>
+        <w:gridCol w:w="1720"/>
+        <w:gridCol w:w="78"/>
         <w:gridCol w:w="524"/>
-        <w:gridCol w:w="511"/>
+        <w:gridCol w:w="837"/>
+        <w:gridCol w:w="414"/>
         <w:gridCol w:w="20"/>
-        <w:gridCol w:w="34"/>
-        <w:gridCol w:w="900"/>
-        <w:gridCol w:w="1800"/>
-        <w:gridCol w:w="721"/>
-        <w:gridCol w:w="12"/>
-        <w:gridCol w:w="1842"/>
-        <w:gridCol w:w="50"/>
-        <w:gridCol w:w="537"/>
-        <w:gridCol w:w="55"/>
+        <w:gridCol w:w="379"/>
+        <w:gridCol w:w="1262"/>
+        <w:gridCol w:w="1172"/>
+        <w:gridCol w:w="299"/>
+        <w:gridCol w:w="1556"/>
+        <w:gridCol w:w="336"/>
+        <w:gridCol w:w="251"/>
+        <w:gridCol w:w="350"/>
       </w:tblGrid>
       <w:tr>
         <w:trPr>
           <w:gridAfter w:val="5"/>
-          <w:wAfter w:w="2496" w:type="dxa"/>
+          <w:wAfter w:w="2792" w:type="dxa"/>
           <w:trHeight w:val="107"/>
         </w:trPr>
         <w:tc>
           <w:tcPr>
-            <w:tcW w:w="10171" w:type="dxa"/>
-            <w:gridSpan w:val="13"/>
+            <w:tcW w:w="10259" w:type="dxa"/>
+            <w:gridSpan w:val="16"/>
             <w:tcBorders>
               <w:top w:val="single" w:sz="4" w:space="0" w:color="auto"/>
             </w:tcBorders>
@@ -54,13 +57,13 @@
       <w:tr>
         <w:trPr>
           <w:gridAfter w:val="5"/>
-          <w:wAfter w:w="2496" w:type="dxa"/>
+          <w:wAfter w:w="2792" w:type="dxa"/>
           <w:trHeight w:val="1755"/>
         </w:trPr>
         <w:tc>
           <w:tcPr>
-            <w:tcW w:w="6185" w:type="dxa"/>
-            <w:gridSpan w:val="7"/>
+            <w:tcW w:w="6175" w:type="dxa"/>
+            <w:gridSpan w:val="10"/>
             <w:tcBorders>
               <w:right w:val="single" w:sz="4" w:space="0" w:color="FFFFFF" w:themeColor="background1"/>
             </w:tcBorders>
@@ -94,7 +97,7 @@
         </w:tc>
         <w:tc>
           <w:tcPr>
-            <w:tcW w:w="3986" w:type="dxa"/>
+            <w:tcW w:w="4084" w:type="dxa"/>
             <w:gridSpan w:val="6"/>
             <w:tcBorders>
               <w:left w:val="single" w:sz="4" w:space="0" w:color="FFFFFF" w:themeColor="background1"/>
@@ -337,7 +340,37 @@
                   <w:szCs w:val="22"/>
                   <w:u w:val="none"/>
                 </w:rPr>
-                <w:t>mimhe1381@gmail.com</w:t>
+                <w:t>mimhe1</w:t>
+              </w:r>
+              <w:r>
+                <w:rPr>
+                  <w:rStyle w:val="Hyperlink"/>
+                  <w:color w:val="244061" w:themeColor="accent1" w:themeShade="80"/>
+                  <w:sz w:val="22"/>
+                  <w:szCs w:val="22"/>
+                  <w:u w:val="none"/>
+                </w:rPr>
+                <w:t>3</w:t>
+              </w:r>
+              <w:r>
+                <w:rPr>
+                  <w:rStyle w:val="Hyperlink"/>
+                  <w:color w:val="244061" w:themeColor="accent1" w:themeShade="80"/>
+                  <w:sz w:val="22"/>
+                  <w:szCs w:val="22"/>
+                  <w:u w:val="none"/>
+                </w:rPr>
+                <w:t>8</w:t>
+              </w:r>
+              <w:r>
+                <w:rPr>
+                  <w:rStyle w:val="Hyperlink"/>
+                  <w:color w:val="244061" w:themeColor="accent1" w:themeShade="80"/>
+                  <w:sz w:val="22"/>
+                  <w:szCs w:val="22"/>
+                  <w:u w:val="none"/>
+                </w:rPr>
+                <w:t>1@gmail.com</w:t>
               </w:r>
             </w:hyperlink>
             <w:r>
@@ -431,7 +464,37 @@
                   <w:szCs w:val="22"/>
                   <w:u w:val="none"/>
                 </w:rPr>
-                <w:t>GitHub</w:t>
+                <w:t>Git</w:t>
+              </w:r>
+              <w:r>
+                <w:rPr>
+                  <w:rStyle w:val="Hyperlink"/>
+                  <w:color w:val="244061" w:themeColor="accent1" w:themeShade="80"/>
+                  <w:sz w:val="22"/>
+                  <w:szCs w:val="22"/>
+                  <w:u w:val="none"/>
+                </w:rPr>
+                <w:t>H</w:t>
+              </w:r>
+              <w:r>
+                <w:rPr>
+                  <w:rStyle w:val="Hyperlink"/>
+                  <w:color w:val="244061" w:themeColor="accent1" w:themeShade="80"/>
+                  <w:sz w:val="22"/>
+                  <w:szCs w:val="22"/>
+                  <w:u w:val="none"/>
+                </w:rPr>
+                <w:t>u</w:t>
+              </w:r>
+              <w:r>
+                <w:rPr>
+                  <w:rStyle w:val="Hyperlink"/>
+                  <w:color w:val="244061" w:themeColor="accent1" w:themeShade="80"/>
+                  <w:sz w:val="22"/>
+                  <w:szCs w:val="22"/>
+                  <w:u w:val="none"/>
+                </w:rPr>
+                <w:t>b</w:t>
               </w:r>
             </w:hyperlink>
           </w:p>
@@ -520,7 +583,37 @@
                   <w:szCs w:val="22"/>
                   <w:u w:val="none"/>
                 </w:rPr>
-                <w:t>Linkedin</w:t>
+                <w:t>Lin</w:t>
+              </w:r>
+              <w:r>
+                <w:rPr>
+                  <w:rStyle w:val="Hyperlink"/>
+                  <w:color w:val="244061" w:themeColor="accent1" w:themeShade="80"/>
+                  <w:sz w:val="22"/>
+                  <w:szCs w:val="22"/>
+                  <w:u w:val="none"/>
+                </w:rPr>
+                <w:t>k</w:t>
+              </w:r>
+              <w:r>
+                <w:rPr>
+                  <w:rStyle w:val="Hyperlink"/>
+                  <w:color w:val="244061" w:themeColor="accent1" w:themeShade="80"/>
+                  <w:sz w:val="22"/>
+                  <w:szCs w:val="22"/>
+                  <w:u w:val="none"/>
+                </w:rPr>
+                <w:t>e</w:t>
+              </w:r>
+              <w:r>
+                <w:rPr>
+                  <w:rStyle w:val="Hyperlink"/>
+                  <w:color w:val="244061" w:themeColor="accent1" w:themeShade="80"/>
+                  <w:sz w:val="22"/>
+                  <w:szCs w:val="22"/>
+                  <w:u w:val="none"/>
+                </w:rPr>
+                <w:t>din</w:t>
               </w:r>
               <w:proofErr w:type="spellEnd"/>
             </w:hyperlink>
@@ -535,13 +628,13 @@
       <w:tr>
         <w:trPr>
           <w:gridAfter w:val="5"/>
-          <w:wAfter w:w="2496" w:type="dxa"/>
+          <w:wAfter w:w="2792" w:type="dxa"/>
           <w:trHeight w:val="68"/>
         </w:trPr>
         <w:tc>
           <w:tcPr>
-            <w:tcW w:w="10171" w:type="dxa"/>
-            <w:gridSpan w:val="13"/>
+            <w:tcW w:w="10259" w:type="dxa"/>
+            <w:gridSpan w:val="16"/>
             <w:tcBorders>
               <w:bottom w:val="single" w:sz="4" w:space="0" w:color="auto"/>
             </w:tcBorders>
@@ -552,13 +645,13 @@
       <w:tr>
         <w:trPr>
           <w:gridAfter w:val="5"/>
-          <w:wAfter w:w="2496" w:type="dxa"/>
+          <w:wAfter w:w="2792" w:type="dxa"/>
           <w:trHeight w:val="305"/>
         </w:trPr>
         <w:tc>
           <w:tcPr>
-            <w:tcW w:w="10171" w:type="dxa"/>
-            <w:gridSpan w:val="13"/>
+            <w:tcW w:w="10259" w:type="dxa"/>
+            <w:gridSpan w:val="16"/>
             <w:tcBorders>
               <w:top w:val="single" w:sz="4" w:space="0" w:color="auto"/>
             </w:tcBorders>
@@ -569,12 +662,13 @@
       <w:tr>
         <w:trPr>
           <w:gridAfter w:val="5"/>
-          <w:wAfter w:w="2496" w:type="dxa"/>
+          <w:wAfter w:w="2792" w:type="dxa"/>
           <w:trHeight w:val="810"/>
         </w:trPr>
         <w:tc>
           <w:tcPr>
-            <w:tcW w:w="2064" w:type="dxa"/>
+            <w:tcW w:w="2058" w:type="dxa"/>
+            <w:gridSpan w:val="3"/>
           </w:tcPr>
           <w:p>
             <w:pPr>
@@ -596,33 +690,46 @@
         </w:tc>
         <w:tc>
           <w:tcPr>
-            <w:tcW w:w="8087" w:type="dxa"/>
-            <w:gridSpan w:val="11"/>
-          </w:tcPr>
-          <w:p>
-            <w:pPr>
-              <w:rPr>
+            <w:tcW w:w="8181" w:type="dxa"/>
+            <w:gridSpan w:val="12"/>
+          </w:tcPr>
+          <w:p>
+            <w:pPr>
+              <w:rPr>
+                <w:rFonts w:ascii="Funnel Sans Light" w:hAnsi="Funnel Sans Light"/>
                 <w:rtl/>
                 <w:lang w:bidi="fa-IR"/>
               </w:rPr>
             </w:pPr>
             <w:r>
               <w:rPr>
+                <w:rFonts w:ascii="Funnel Sans Light" w:hAnsi="Funnel Sans Light"/>
                 <w:lang w:bidi="fa-IR"/>
               </w:rPr>
-              <w:t>Computer Engineering student at University of Isfahan, passionate about backend development. Experienced with Node.js, Express, and both SQL and NoSQL</w:t>
-            </w:r>
-            <w:r>
-              <w:rPr>
+              <w:t xml:space="preserve">Computer Engineering student at University of Isfahan, passionate about backend development. Experienced with Node.js, Express, </w:t>
+            </w:r>
+            <w:proofErr w:type="spellStart"/>
+            <w:r>
+              <w:rPr>
+                <w:rFonts w:ascii="Funnel Sans Light" w:hAnsi="Funnel Sans Light"/>
                 <w:lang w:bidi="fa-IR"/>
               </w:rPr>
-              <w:t xml:space="preserve">. </w:t>
-            </w:r>
-            <w:r>
-              <w:rPr>
+              <w:t>NestJS</w:t>
+            </w:r>
+            <w:proofErr w:type="spellEnd"/>
+            <w:r>
+              <w:rPr>
+                <w:rFonts w:ascii="Funnel Sans Light" w:hAnsi="Funnel Sans Light"/>
                 <w:lang w:bidi="fa-IR"/>
               </w:rPr>
-              <w:t>Currently learning Nest.js and microservices. Eager to work in a professional environment, take on challenges, and keep learning new things.</w:t>
+              <w:t xml:space="preserve"> </w:t>
+            </w:r>
+            <w:r>
+              <w:rPr>
+                <w:rFonts w:ascii="Funnel Sans Light" w:hAnsi="Funnel Sans Light"/>
+                <w:lang w:bidi="fa-IR"/>
+              </w:rPr>
+              <w:t>and both SQL and NoSQL. Currently learning microservices. Eager to work in a professional environment, take on challenges, and keep learning new things.</w:t>
             </w:r>
           </w:p>
         </w:tc>
@@ -630,12 +737,13 @@
       <w:tr>
         <w:trPr>
           <w:gridAfter w:val="5"/>
-          <w:wAfter w:w="2496" w:type="dxa"/>
+          <w:wAfter w:w="2792" w:type="dxa"/>
           <w:trHeight w:val="288"/>
         </w:trPr>
         <w:tc>
           <w:tcPr>
-            <w:tcW w:w="2064" w:type="dxa"/>
+            <w:tcW w:w="2058" w:type="dxa"/>
+            <w:gridSpan w:val="3"/>
           </w:tcPr>
           <w:p/>
         </w:tc>
@@ -647,8 +755,8 @@
         </w:tc>
         <w:tc>
           <w:tcPr>
-            <w:tcW w:w="8087" w:type="dxa"/>
-            <w:gridSpan w:val="11"/>
+            <w:tcW w:w="8181" w:type="dxa"/>
+            <w:gridSpan w:val="12"/>
             <w:tcBorders>
               <w:bottom w:val="single" w:sz="4" w:space="0" w:color="auto"/>
             </w:tcBorders>
@@ -659,12 +767,13 @@
       <w:tr>
         <w:trPr>
           <w:gridAfter w:val="5"/>
-          <w:wAfter w:w="2496" w:type="dxa"/>
+          <w:wAfter w:w="2792" w:type="dxa"/>
           <w:trHeight w:val="377"/>
         </w:trPr>
         <w:tc>
           <w:tcPr>
-            <w:tcW w:w="2064" w:type="dxa"/>
+            <w:tcW w:w="2058" w:type="dxa"/>
+            <w:gridSpan w:val="3"/>
           </w:tcPr>
           <w:p/>
         </w:tc>
@@ -676,8 +785,8 @@
         </w:tc>
         <w:tc>
           <w:tcPr>
-            <w:tcW w:w="8087" w:type="dxa"/>
-            <w:gridSpan w:val="11"/>
+            <w:tcW w:w="8181" w:type="dxa"/>
+            <w:gridSpan w:val="12"/>
             <w:tcBorders>
               <w:top w:val="single" w:sz="4" w:space="0" w:color="auto"/>
             </w:tcBorders>
@@ -688,12 +797,13 @@
       <w:tr>
         <w:trPr>
           <w:gridAfter w:val="5"/>
-          <w:wAfter w:w="2496" w:type="dxa"/>
+          <w:wAfter w:w="2792" w:type="dxa"/>
           <w:trHeight w:val="1017"/>
         </w:trPr>
         <w:tc>
           <w:tcPr>
-            <w:tcW w:w="2064" w:type="dxa"/>
+            <w:tcW w:w="2058" w:type="dxa"/>
+            <w:gridSpan w:val="3"/>
           </w:tcPr>
           <w:p>
             <w:pPr>
@@ -728,35 +838,54 @@
         </w:tc>
         <w:tc>
           <w:tcPr>
-            <w:tcW w:w="4612" w:type="dxa"/>
-            <w:gridSpan w:val="6"/>
+            <w:tcW w:w="4934" w:type="dxa"/>
+            <w:gridSpan w:val="7"/>
           </w:tcPr>
           <w:p>
             <w:pPr>
               <w:pStyle w:val="Heading2"/>
-            </w:pPr>
-            <w:r>
+              <w:rPr>
+                <w:rFonts w:ascii="Funnel Sans Light" w:hAnsi="Funnel Sans Light"/>
+              </w:rPr>
+            </w:pPr>
+            <w:r>
+              <w:rPr>
+                <w:rFonts w:ascii="Funnel Sans Light" w:hAnsi="Funnel Sans Light"/>
+              </w:rPr>
               <w:t>University of Isfahan</w:t>
             </w:r>
           </w:p>
           <w:p>
             <w:pPr>
               <w:pStyle w:val="Heading2"/>
-            </w:pPr>
-            <w:r>
+              <w:rPr>
+                <w:rFonts w:ascii="Funnel Sans Light" w:hAnsi="Funnel Sans Light"/>
+              </w:rPr>
+            </w:pPr>
+            <w:r>
+              <w:rPr>
+                <w:rFonts w:ascii="Funnel Sans Light" w:hAnsi="Funnel Sans Light"/>
+              </w:rPr>
               <w:t>Bachelor’s Degree in Computer Engineering</w:t>
             </w:r>
           </w:p>
           <w:p>
-            <w:r>
+            <w:pPr>
+              <w:rPr>
+                <w:rFonts w:ascii="Funnel Sans Light" w:hAnsi="Funnel Sans Light"/>
+              </w:rPr>
+            </w:pPr>
+            <w:r>
+              <w:rPr>
+                <w:rFonts w:ascii="Funnel Sans Light" w:hAnsi="Funnel Sans Light"/>
+              </w:rPr>
               <w:t>Isfahan Province, Isfahan</w:t>
             </w:r>
           </w:p>
         </w:tc>
         <w:tc>
           <w:tcPr>
-            <w:tcW w:w="54" w:type="dxa"/>
-            <w:gridSpan w:val="2"/>
+            <w:tcW w:w="414" w:type="dxa"/>
           </w:tcPr>
           <w:p>
             <w:pPr>
@@ -766,8 +895,8 @@
         </w:tc>
         <w:tc>
           <w:tcPr>
-            <w:tcW w:w="2700" w:type="dxa"/>
-            <w:gridSpan w:val="2"/>
+            <w:tcW w:w="1661" w:type="dxa"/>
+            <w:gridSpan w:val="3"/>
             <w:tcBorders>
               <w:left w:val="nil"/>
             </w:tcBorders>
@@ -775,17 +904,24 @@
           <w:p>
             <w:pPr>
               <w:jc w:val="center"/>
-            </w:pPr>
-            <w:r>
+              <w:rPr>
+                <w:rFonts w:ascii="Funnel Sans Light" w:hAnsi="Funnel Sans Light"/>
+              </w:rPr>
+            </w:pPr>
+            <w:r>
+              <w:rPr>
+                <w:rFonts w:ascii="Funnel Sans Light" w:hAnsi="Funnel Sans Light"/>
+              </w:rPr>
               <w:t>2021-2025</w:t>
             </w:r>
           </w:p>
         </w:tc>
         <w:tc>
           <w:tcPr>
-            <w:tcW w:w="721" w:type="dxa"/>
+            <w:tcW w:w="1172" w:type="dxa"/>
             <w:tcBorders>
               <w:left w:val="nil"/>
+              <w:right w:val="single" w:sz="4" w:space="0" w:color="FFFFFF" w:themeColor="background1"/>
             </w:tcBorders>
           </w:tcPr>
           <w:p>
@@ -798,12 +934,13 @@
       <w:tr>
         <w:trPr>
           <w:gridAfter w:val="1"/>
-          <w:wAfter w:w="55" w:type="dxa"/>
+          <w:wAfter w:w="350" w:type="dxa"/>
           <w:trHeight w:val="260"/>
         </w:trPr>
         <w:tc>
           <w:tcPr>
-            <w:tcW w:w="2064" w:type="dxa"/>
+            <w:tcW w:w="2058" w:type="dxa"/>
+            <w:gridSpan w:val="3"/>
           </w:tcPr>
           <w:p/>
         </w:tc>
@@ -815,7 +952,7 @@
         </w:tc>
         <w:tc>
           <w:tcPr>
-            <w:tcW w:w="1508" w:type="dxa"/>
+            <w:tcW w:w="1505" w:type="dxa"/>
             <w:tcBorders>
               <w:top w:val="single" w:sz="4" w:space="0" w:color="auto"/>
               <w:right w:val="single" w:sz="4" w:space="0" w:color="FFFFFF" w:themeColor="background1"/>
@@ -825,7 +962,7 @@
         </w:tc>
         <w:tc>
           <w:tcPr>
-            <w:tcW w:w="181" w:type="dxa"/>
+            <w:tcW w:w="180" w:type="dxa"/>
             <w:tcBorders>
               <w:top w:val="single" w:sz="4" w:space="0" w:color="auto"/>
               <w:right w:val="single" w:sz="4" w:space="0" w:color="FFFFFF" w:themeColor="background1"/>
@@ -845,7 +982,17 @@
         </w:tc>
         <w:tc>
           <w:tcPr>
-            <w:tcW w:w="2833" w:type="dxa"/>
+            <w:tcW w:w="1720" w:type="dxa"/>
+            <w:tcBorders>
+              <w:top w:val="single" w:sz="4" w:space="0" w:color="auto"/>
+              <w:left w:val="single" w:sz="4" w:space="0" w:color="FFFFFF" w:themeColor="background1"/>
+            </w:tcBorders>
+          </w:tcPr>
+          <w:p/>
+        </w:tc>
+        <w:tc>
+          <w:tcPr>
+            <w:tcW w:w="1439" w:type="dxa"/>
             <w:gridSpan w:val="3"/>
             <w:tcBorders>
               <w:top w:val="single" w:sz="4" w:space="0" w:color="auto"/>
@@ -856,8 +1003,7 @@
         </w:tc>
         <w:tc>
           <w:tcPr>
-            <w:tcW w:w="54" w:type="dxa"/>
-            <w:gridSpan w:val="2"/>
+            <w:tcW w:w="414" w:type="dxa"/>
             <w:tcBorders>
               <w:top w:val="single" w:sz="4" w:space="0" w:color="auto"/>
               <w:right w:val="single" w:sz="4" w:space="0" w:color="FFFFFF" w:themeColor="background1"/>
@@ -867,19 +1013,23 @@
         </w:tc>
         <w:tc>
           <w:tcPr>
-            <w:tcW w:w="3421" w:type="dxa"/>
-            <w:gridSpan w:val="3"/>
+            <w:tcW w:w="2833" w:type="dxa"/>
+            <w:gridSpan w:val="4"/>
             <w:tcBorders>
               <w:top w:val="single" w:sz="4" w:space="0" w:color="auto"/>
               <w:left w:val="single" w:sz="4" w:space="0" w:color="FFFFFF" w:themeColor="background1"/>
+              <w:right w:val="single" w:sz="4" w:space="0" w:color="FFFFFF" w:themeColor="background1"/>
             </w:tcBorders>
           </w:tcPr>
           <w:p/>
         </w:tc>
         <w:tc>
           <w:tcPr>
-            <w:tcW w:w="1854" w:type="dxa"/>
+            <w:tcW w:w="1855" w:type="dxa"/>
             <w:gridSpan w:val="2"/>
+            <w:tcBorders>
+              <w:left w:val="single" w:sz="4" w:space="0" w:color="FFFFFF" w:themeColor="background1"/>
+            </w:tcBorders>
           </w:tcPr>
           <w:p/>
         </w:tc>
@@ -897,7 +1047,8 @@
         </w:trPr>
         <w:tc>
           <w:tcPr>
-            <w:tcW w:w="2064" w:type="dxa"/>
+            <w:tcW w:w="2058" w:type="dxa"/>
+            <w:gridSpan w:val="3"/>
           </w:tcPr>
           <w:p>
             <w:pPr>
@@ -926,43 +1077,102 @@
         </w:tc>
         <w:tc>
           <w:tcPr>
-            <w:tcW w:w="1508" w:type="dxa"/>
+            <w:tcW w:w="1505" w:type="dxa"/>
             <w:tcBorders>
               <w:right w:val="single" w:sz="4" w:space="0" w:color="FFFFFF" w:themeColor="background1"/>
             </w:tcBorders>
           </w:tcPr>
           <w:p>
+            <w:pPr>
+              <w:rPr>
+                <w:rFonts w:ascii="Funnel Sans Light" w:hAnsi="Funnel Sans Light"/>
+              </w:rPr>
+            </w:pPr>
             <w:proofErr w:type="spellStart"/>
             <w:r>
+              <w:rPr>
+                <w:rFonts w:ascii="Funnel Sans Light" w:hAnsi="Funnel Sans Light"/>
+              </w:rPr>
               <w:t>Javascript</w:t>
             </w:r>
             <w:proofErr w:type="spellEnd"/>
           </w:p>
           <w:p>
-            <w:r>
+            <w:pPr>
+              <w:rPr>
+                <w:rFonts w:ascii="Funnel Sans Light" w:hAnsi="Funnel Sans Light"/>
+              </w:rPr>
+            </w:pPr>
+            <w:r>
+              <w:rPr>
+                <w:rFonts w:ascii="Funnel Sans Light" w:hAnsi="Funnel Sans Light"/>
+              </w:rPr>
               <w:t>Typescript</w:t>
             </w:r>
           </w:p>
           <w:p>
-            <w:r>
+            <w:pPr>
+              <w:rPr>
+                <w:rFonts w:ascii="Funnel Sans Light" w:hAnsi="Funnel Sans Light"/>
+              </w:rPr>
+            </w:pPr>
+            <w:r>
+              <w:rPr>
+                <w:rFonts w:ascii="Funnel Sans Light" w:hAnsi="Funnel Sans Light"/>
+              </w:rPr>
               <w:t>Node.js</w:t>
             </w:r>
           </w:p>
           <w:p>
-            <w:r>
+            <w:pPr>
+              <w:rPr>
+                <w:rFonts w:ascii="Funnel Sans Light" w:hAnsi="Funnel Sans Light"/>
+              </w:rPr>
+            </w:pPr>
+            <w:r>
+              <w:rPr>
+                <w:rFonts w:ascii="Funnel Sans Light" w:hAnsi="Funnel Sans Light"/>
+              </w:rPr>
               <w:t>Express.js</w:t>
             </w:r>
           </w:p>
-        </w:tc>
-        <w:tc>
-          <w:tcPr>
-            <w:tcW w:w="181" w:type="dxa"/>
+          <w:p>
+            <w:pPr>
+              <w:rPr>
+                <w:rFonts w:ascii="Funnel Sans Light" w:hAnsi="Funnel Sans Light"/>
+              </w:rPr>
+            </w:pPr>
+            <w:proofErr w:type="spellStart"/>
+            <w:r>
+              <w:rPr>
+                <w:rFonts w:ascii="Funnel Sans Light" w:hAnsi="Funnel Sans Light"/>
+              </w:rPr>
+              <w:t>NestJS</w:t>
+            </w:r>
+            <w:proofErr w:type="spellEnd"/>
+          </w:p>
+        </w:tc>
+        <w:tc>
+          <w:tcPr>
+            <w:tcW w:w="180" w:type="dxa"/>
             <w:tcBorders>
               <w:right w:val="single" w:sz="4" w:space="0" w:color="FFFFFF" w:themeColor="background1"/>
             </w:tcBorders>
           </w:tcPr>
-          <w:p/>
-          <w:p/>
+          <w:p>
+            <w:pPr>
+              <w:rPr>
+                <w:rFonts w:ascii="Funnel Sans Light" w:hAnsi="Funnel Sans Light"/>
+              </w:rPr>
+            </w:pPr>
+          </w:p>
+          <w:p>
+            <w:pPr>
+              <w:rPr>
+                <w:rFonts w:ascii="Funnel Sans Light" w:hAnsi="Funnel Sans Light"/>
+              </w:rPr>
+            </w:pPr>
+          </w:p>
         </w:tc>
         <w:tc>
           <w:tcPr>
@@ -971,145 +1181,379 @@
               <w:right w:val="single" w:sz="4" w:space="0" w:color="FFFFFF" w:themeColor="background1"/>
             </w:tcBorders>
           </w:tcPr>
-          <w:p/>
-          <w:p/>
-        </w:tc>
-        <w:tc>
-          <w:tcPr>
-            <w:tcW w:w="1798" w:type="dxa"/>
+          <w:p>
+            <w:pPr>
+              <w:rPr>
+                <w:rFonts w:ascii="Funnel Sans Light" w:hAnsi="Funnel Sans Light"/>
+              </w:rPr>
+            </w:pPr>
+          </w:p>
+          <w:p>
+            <w:pPr>
+              <w:rPr>
+                <w:rFonts w:ascii="Funnel Sans Light" w:hAnsi="Funnel Sans Light"/>
+              </w:rPr>
+            </w:pPr>
+          </w:p>
+        </w:tc>
+        <w:tc>
+          <w:tcPr>
+            <w:tcW w:w="1720" w:type="dxa"/>
             <w:tcBorders>
               <w:left w:val="single" w:sz="4" w:space="0" w:color="FFFFFF" w:themeColor="background1"/>
               <w:right w:val="nil"/>
             </w:tcBorders>
           </w:tcPr>
           <w:p>
-            <w:r>
-              <w:t>MySQL</w:t>
-            </w:r>
-          </w:p>
-          <w:p>
-            <w:r>
+            <w:pPr>
+              <w:rPr>
+                <w:rFonts w:ascii="Funnel Sans Light" w:hAnsi="Funnel Sans Light"/>
+              </w:rPr>
+            </w:pPr>
+            <w:r>
+              <w:rPr>
+                <w:rFonts w:ascii="Funnel Sans Light" w:hAnsi="Funnel Sans Light"/>
+              </w:rPr>
+              <w:t>PostgreSQL</w:t>
+            </w:r>
+          </w:p>
+          <w:p>
+            <w:pPr>
+              <w:rPr>
+                <w:rFonts w:ascii="Funnel Sans Light" w:hAnsi="Funnel Sans Light"/>
+              </w:rPr>
+            </w:pPr>
+            <w:r>
+              <w:rPr>
+                <w:rFonts w:ascii="Funnel Sans Light" w:hAnsi="Funnel Sans Light"/>
+              </w:rPr>
               <w:t>Redis</w:t>
             </w:r>
           </w:p>
           <w:p>
-            <w:r>
+            <w:pPr>
+              <w:rPr>
+                <w:rFonts w:ascii="Funnel Sans Light" w:hAnsi="Funnel Sans Light"/>
+              </w:rPr>
+            </w:pPr>
+            <w:r>
+              <w:rPr>
+                <w:rFonts w:ascii="Funnel Sans Light" w:hAnsi="Funnel Sans Light"/>
+              </w:rPr>
               <w:t>MongoDB</w:t>
             </w:r>
           </w:p>
           <w:p>
-            <w:r>
+            <w:pPr>
+              <w:rPr>
+                <w:rFonts w:ascii="Funnel Sans Light" w:hAnsi="Funnel Sans Light"/>
+              </w:rPr>
+            </w:pPr>
+            <w:r>
+              <w:rPr>
+                <w:rFonts w:ascii="Funnel Sans Light" w:hAnsi="Funnel Sans Light"/>
+              </w:rPr>
               <w:t>Prisma</w:t>
             </w:r>
           </w:p>
           <w:p>
+            <w:pPr>
+              <w:rPr>
+                <w:rFonts w:ascii="Funnel Sans Light" w:hAnsi="Funnel Sans Light"/>
+              </w:rPr>
+            </w:pPr>
             <w:proofErr w:type="spellStart"/>
             <w:r>
+              <w:rPr>
+                <w:rFonts w:ascii="Funnel Sans Light" w:hAnsi="Funnel Sans Light"/>
+              </w:rPr>
+              <w:t>TypeORM</w:t>
+            </w:r>
+            <w:proofErr w:type="spellEnd"/>
+          </w:p>
+          <w:p>
+            <w:pPr>
+              <w:rPr>
+                <w:rFonts w:ascii="Funnel Sans Light" w:hAnsi="Funnel Sans Light"/>
+              </w:rPr>
+            </w:pPr>
+            <w:proofErr w:type="spellStart"/>
+            <w:r>
+              <w:rPr>
+                <w:rFonts w:ascii="Funnel Sans Light" w:hAnsi="Funnel Sans Light"/>
+              </w:rPr>
               <w:t>Sequelize</w:t>
             </w:r>
             <w:proofErr w:type="spellEnd"/>
           </w:p>
           <w:p>
-            <w:r>
+            <w:pPr>
+              <w:rPr>
+                <w:rFonts w:ascii="Funnel Sans Light" w:hAnsi="Funnel Sans Light"/>
+              </w:rPr>
+            </w:pPr>
+            <w:r>
+              <w:rPr>
+                <w:rFonts w:ascii="Funnel Sans Light" w:hAnsi="Funnel Sans Light"/>
+              </w:rPr>
               <w:t>Mongoose</w:t>
             </w:r>
           </w:p>
           <w:p>
-            <w:r>
+            <w:pPr>
+              <w:rPr>
+                <w:rFonts w:ascii="Funnel Sans Light" w:hAnsi="Funnel Sans Light"/>
+              </w:rPr>
+            </w:pPr>
+            <w:r>
+              <w:rPr>
+                <w:rFonts w:ascii="Funnel Sans Light" w:hAnsi="Funnel Sans Light"/>
+              </w:rPr>
               <w:t>Elasticsearch</w:t>
             </w:r>
           </w:p>
         </w:tc>
         <w:tc>
           <w:tcPr>
-            <w:tcW w:w="1035" w:type="dxa"/>
+            <w:tcW w:w="78" w:type="dxa"/>
+            <w:tcBorders>
+              <w:left w:val="single" w:sz="4" w:space="0" w:color="FFFFFF" w:themeColor="background1"/>
+              <w:right w:val="nil"/>
+            </w:tcBorders>
+          </w:tcPr>
+          <w:p>
+            <w:pPr>
+              <w:rPr>
+                <w:rFonts w:ascii="Funnel Sans Light" w:hAnsi="Funnel Sans Light"/>
+              </w:rPr>
+            </w:pPr>
+          </w:p>
+          <w:p>
+            <w:pPr>
+              <w:rPr>
+                <w:rFonts w:ascii="Funnel Sans Light" w:hAnsi="Funnel Sans Light"/>
+              </w:rPr>
+            </w:pPr>
+          </w:p>
+        </w:tc>
+        <w:tc>
+          <w:tcPr>
+            <w:tcW w:w="1361" w:type="dxa"/>
             <w:gridSpan w:val="2"/>
             <w:tcBorders>
               <w:left w:val="nil"/>
             </w:tcBorders>
           </w:tcPr>
           <w:p>
-            <w:r>
+            <w:pPr>
+              <w:rPr>
+                <w:rFonts w:ascii="Funnel Sans Light" w:hAnsi="Funnel Sans Light"/>
+              </w:rPr>
+            </w:pPr>
+            <w:r>
+              <w:rPr>
+                <w:rFonts w:ascii="Funnel Sans Light" w:hAnsi="Funnel Sans Light"/>
+              </w:rPr>
               <w:t>Git</w:t>
             </w:r>
           </w:p>
           <w:p>
-            <w:r>
+            <w:pPr>
+              <w:rPr>
+                <w:rFonts w:ascii="Funnel Sans Light" w:hAnsi="Funnel Sans Light"/>
+              </w:rPr>
+            </w:pPr>
+            <w:r>
+              <w:rPr>
+                <w:rFonts w:ascii="Funnel Sans Light" w:hAnsi="Funnel Sans Light"/>
+              </w:rPr>
+              <w:t>GitHub Actions</w:t>
+            </w:r>
+          </w:p>
+          <w:p>
+            <w:pPr>
+              <w:rPr>
+                <w:rFonts w:ascii="Funnel Sans Light" w:hAnsi="Funnel Sans Light"/>
+              </w:rPr>
+            </w:pPr>
+            <w:r>
+              <w:rPr>
+                <w:rFonts w:ascii="Funnel Sans Light" w:hAnsi="Funnel Sans Light"/>
+              </w:rPr>
               <w:t>Docker</w:t>
             </w:r>
           </w:p>
           <w:p>
-            <w:r>
-              <w:t>Amazon S3</w:t>
-            </w:r>
-          </w:p>
-          <w:p>
-            <w:r>
-              <w:t>Swagger</w:t>
-            </w:r>
-          </w:p>
-          <w:p>
-            <w:r>
-              <w:t>Unit Testing</w:t>
-            </w:r>
-          </w:p>
-          <w:p/>
-        </w:tc>
-        <w:tc>
-          <w:tcPr>
-            <w:tcW w:w="20" w:type="dxa"/>
+            <w:pPr>
+              <w:rPr>
+                <w:rFonts w:ascii="Funnel Sans Light" w:hAnsi="Funnel Sans Light"/>
+              </w:rPr>
+            </w:pPr>
+            <w:r>
+              <w:rPr>
+                <w:rFonts w:ascii="Funnel Sans Light" w:hAnsi="Funnel Sans Light"/>
+              </w:rPr>
+              <w:t xml:space="preserve">Unit/ </w:t>
+            </w:r>
+            <w:r>
+              <w:rPr>
+                <w:rFonts w:ascii="Funnel Sans Light" w:hAnsi="Funnel Sans Light"/>
+              </w:rPr>
+              <w:t>Integration</w:t>
+            </w:r>
+            <w:r>
+              <w:rPr>
+                <w:rFonts w:ascii="Funnel Sans Light" w:hAnsi="Funnel Sans Light"/>
+              </w:rPr>
+              <w:t xml:space="preserve"> Testing</w:t>
+            </w:r>
+          </w:p>
+        </w:tc>
+        <w:tc>
+          <w:tcPr>
+            <w:tcW w:w="414" w:type="dxa"/>
             <w:tcBorders>
               <w:right w:val="nil"/>
             </w:tcBorders>
           </w:tcPr>
-          <w:p/>
-        </w:tc>
-        <w:tc>
-          <w:tcPr>
-            <w:tcW w:w="34" w:type="dxa"/>
+          <w:p>
+            <w:pPr>
+              <w:rPr>
+                <w:rFonts w:ascii="Funnel Sans Light" w:hAnsi="Funnel Sans Light"/>
+              </w:rPr>
+            </w:pPr>
+          </w:p>
+        </w:tc>
+        <w:tc>
+          <w:tcPr>
+            <w:tcW w:w="20" w:type="dxa"/>
             <w:tcBorders>
               <w:left w:val="nil"/>
               <w:right w:val="nil"/>
             </w:tcBorders>
           </w:tcPr>
-          <w:p/>
-        </w:tc>
-        <w:tc>
-          <w:tcPr>
-            <w:tcW w:w="900" w:type="dxa"/>
+          <w:p>
+            <w:pPr>
+              <w:rPr>
+                <w:rFonts w:ascii="Funnel Sans Light" w:hAnsi="Funnel Sans Light"/>
+              </w:rPr>
+            </w:pPr>
+          </w:p>
+        </w:tc>
+        <w:tc>
+          <w:tcPr>
+            <w:tcW w:w="379" w:type="dxa"/>
             <w:tcBorders>
               <w:left w:val="nil"/>
               <w:right w:val="single" w:sz="4" w:space="0" w:color="FFFFFF" w:themeColor="background1"/>
             </w:tcBorders>
           </w:tcPr>
-          <w:p/>
-          <w:p/>
-        </w:tc>
-        <w:tc>
-          <w:tcPr>
-            <w:tcW w:w="2533" w:type="dxa"/>
-            <w:gridSpan w:val="3"/>
+          <w:p>
+            <w:pPr>
+              <w:rPr>
+                <w:rFonts w:ascii="Funnel Sans Light" w:hAnsi="Funnel Sans Light"/>
+              </w:rPr>
+            </w:pPr>
+          </w:p>
+          <w:p>
+            <w:pPr>
+              <w:rPr>
+                <w:rFonts w:ascii="Funnel Sans Light" w:hAnsi="Funnel Sans Light"/>
+              </w:rPr>
+            </w:pPr>
+          </w:p>
+        </w:tc>
+        <w:tc>
+          <w:tcPr>
+            <w:tcW w:w="2434" w:type="dxa"/>
+            <w:gridSpan w:val="2"/>
             <w:tcBorders>
               <w:left w:val="single" w:sz="4" w:space="0" w:color="FFFFFF" w:themeColor="background1"/>
             </w:tcBorders>
           </w:tcPr>
           <w:p>
-            <w:r>
+            <w:pPr>
+              <w:rPr>
+                <w:rFonts w:ascii="Funnel Sans Light" w:hAnsi="Funnel Sans Light"/>
+              </w:rPr>
+            </w:pPr>
+            <w:r>
+              <w:rPr>
+                <w:rFonts w:ascii="Funnel Sans Light" w:hAnsi="Funnel Sans Light"/>
+              </w:rPr>
+              <w:t>Amazon S3</w:t>
+            </w:r>
+          </w:p>
+          <w:p>
+            <w:pPr>
+              <w:rPr>
+                <w:rFonts w:ascii="Funnel Sans Light" w:hAnsi="Funnel Sans Light"/>
+              </w:rPr>
+            </w:pPr>
+            <w:r>
+              <w:rPr>
+                <w:rFonts w:ascii="Funnel Sans Light" w:hAnsi="Funnel Sans Light"/>
+              </w:rPr>
+              <w:t>Swagger</w:t>
+            </w:r>
+          </w:p>
+          <w:p>
+            <w:pPr>
+              <w:rPr>
+                <w:rFonts w:ascii="Funnel Sans Light" w:hAnsi="Funnel Sans Light"/>
+              </w:rPr>
+            </w:pPr>
+            <w:r>
+              <w:rPr>
+                <w:rFonts w:ascii="Funnel Sans Light" w:hAnsi="Funnel Sans Light"/>
+              </w:rPr>
               <w:t>HTML/CSS</w:t>
             </w:r>
           </w:p>
           <w:p>
-            <w:r>
+            <w:pPr>
+              <w:rPr>
+                <w:rFonts w:ascii="Funnel Sans Light" w:hAnsi="Funnel Sans Light"/>
+              </w:rPr>
+            </w:pPr>
+            <w:r>
+              <w:rPr>
+                <w:rFonts w:ascii="Funnel Sans Light" w:hAnsi="Funnel Sans Light"/>
+              </w:rPr>
               <w:t>EJS</w:t>
             </w:r>
           </w:p>
           <w:p>
+            <w:pPr>
+              <w:rPr>
+                <w:rFonts w:ascii="Funnel Sans Light" w:hAnsi="Funnel Sans Light"/>
+              </w:rPr>
+            </w:pPr>
             <w:proofErr w:type="spellStart"/>
             <w:r>
+              <w:rPr>
+                <w:rFonts w:ascii="Funnel Sans Light" w:hAnsi="Funnel Sans Light"/>
+              </w:rPr>
               <w:t>GraphQL</w:t>
             </w:r>
             <w:proofErr w:type="spellEnd"/>
           </w:p>
+          <w:p>
+            <w:pPr>
+              <w:rPr>
+                <w:rFonts w:ascii="Funnel Sans Light" w:hAnsi="Funnel Sans Light"/>
+              </w:rPr>
+            </w:pPr>
+          </w:p>
+        </w:tc>
+        <w:tc>
+          <w:tcPr>
+            <w:tcW w:w="299" w:type="dxa"/>
+            <w:tcBorders>
+              <w:left w:val="single" w:sz="4" w:space="0" w:color="FFFFFF" w:themeColor="background1"/>
+            </w:tcBorders>
+          </w:tcPr>
+          <w:p/>
           <w:p/>
         </w:tc>
         <w:tc>
@@ -1117,12 +1561,15 @@
             <w:tcW w:w="1892" w:type="dxa"/>
             <w:gridSpan w:val="2"/>
           </w:tcPr>
-          <w:p/>
-          <w:p/>
-        </w:tc>
-        <w:tc>
-          <w:tcPr>
-            <w:tcW w:w="592" w:type="dxa"/>
+          <w:p>
+            <w:pPr>
+              <w:jc w:val="center"/>
+            </w:pPr>
+          </w:p>
+        </w:tc>
+        <w:tc>
+          <w:tcPr>
+            <w:tcW w:w="601" w:type="dxa"/>
             <w:gridSpan w:val="2"/>
           </w:tcPr>
           <w:p/>
@@ -1130,72 +1577,15 @@
       </w:tr>
       <w:tr>
         <w:trPr>
+          <w:gridBefore w:val="18"/>
           <w:gridAfter w:val="1"/>
-          <w:wAfter w:w="55" w:type="dxa"/>
+          <w:wBefore w:w="12114" w:type="dxa"/>
+          <w:wAfter w:w="350" w:type="dxa"/>
           <w:trHeight w:val="260"/>
         </w:trPr>
         <w:tc>
           <w:tcPr>
-            <w:tcW w:w="2064" w:type="dxa"/>
-          </w:tcPr>
-          <w:p/>
-        </w:tc>
-        <w:tc>
-          <w:tcPr>
-            <w:tcW w:w="20" w:type="dxa"/>
-          </w:tcPr>
-          <w:p/>
-        </w:tc>
-        <w:tc>
-          <w:tcPr>
-            <w:tcW w:w="1508" w:type="dxa"/>
-            <w:tcBorders>
-              <w:right w:val="single" w:sz="4" w:space="0" w:color="FFFFFF" w:themeColor="background1"/>
-            </w:tcBorders>
-          </w:tcPr>
-          <w:p/>
-        </w:tc>
-        <w:tc>
-          <w:tcPr>
-            <w:tcW w:w="181" w:type="dxa"/>
-            <w:tcBorders>
-              <w:right w:val="single" w:sz="4" w:space="0" w:color="FFFFFF" w:themeColor="background1"/>
-            </w:tcBorders>
-          </w:tcPr>
-          <w:p/>
-        </w:tc>
-        <w:tc>
-          <w:tcPr>
-            <w:tcW w:w="90" w:type="dxa"/>
-            <w:tcBorders>
-              <w:right w:val="single" w:sz="4" w:space="0" w:color="FFFFFF" w:themeColor="background1"/>
-            </w:tcBorders>
-          </w:tcPr>
-          <w:p/>
-        </w:tc>
-        <w:tc>
-          <w:tcPr>
-            <w:tcW w:w="1798" w:type="dxa"/>
-            <w:tcBorders>
-              <w:left w:val="single" w:sz="4" w:space="0" w:color="FFFFFF" w:themeColor="background1"/>
-              <w:right w:val="nil"/>
-            </w:tcBorders>
-          </w:tcPr>
-          <w:p/>
-        </w:tc>
-        <w:tc>
-          <w:tcPr>
-            <w:tcW w:w="1035" w:type="dxa"/>
-            <w:gridSpan w:val="2"/>
-            <w:tcBorders>
-              <w:left w:val="nil"/>
-            </w:tcBorders>
-          </w:tcPr>
-          <w:p/>
-        </w:tc>
-        <w:tc>
-          <w:tcPr>
-            <w:tcW w:w="54" w:type="dxa"/>
+            <w:tcW w:w="587" w:type="dxa"/>
             <w:gridSpan w:val="2"/>
             <w:tcBorders>
               <w:right w:val="single" w:sz="4" w:space="0" w:color="FFFFFF" w:themeColor="background1"/>
@@ -1203,393 +1593,245 @@
           </w:tcPr>
           <w:p/>
         </w:tc>
-        <w:tc>
-          <w:tcPr>
-            <w:tcW w:w="3421" w:type="dxa"/>
-            <w:gridSpan w:val="3"/>
+      </w:tr>
+      <w:tr>
+        <w:trPr>
+          <w:gridBefore w:val="1"/>
+          <w:gridAfter w:val="5"/>
+          <w:wBefore w:w="1529" w:type="dxa"/>
+          <w:wAfter w:w="2792" w:type="dxa"/>
+        </w:trPr>
+        <w:tc>
+          <w:tcPr>
+            <w:tcW w:w="20" w:type="dxa"/>
+          </w:tcPr>
+          <w:p/>
+        </w:tc>
+        <w:tc>
+          <w:tcPr>
+            <w:tcW w:w="8710" w:type="dxa"/>
+            <w:gridSpan w:val="14"/>
             <w:tcBorders>
-              <w:left w:val="single" w:sz="4" w:space="0" w:color="FFFFFF" w:themeColor="background1"/>
+              <w:top w:val="single" w:sz="4" w:space="0" w:color="000000"/>
             </w:tcBorders>
           </w:tcPr>
-          <w:p/>
-        </w:tc>
-        <w:tc>
-          <w:tcPr>
-            <w:tcW w:w="1854" w:type="dxa"/>
-            <w:gridSpan w:val="2"/>
-          </w:tcPr>
-          <w:p/>
-        </w:tc>
-        <w:tc>
-          <w:tcPr>
-            <w:tcW w:w="587" w:type="dxa"/>
-            <w:gridSpan w:val="2"/>
-          </w:tcPr>
-          <w:p/>
+          <w:p>
+            <w:pPr>
+              <w:pStyle w:val="Heading2"/>
+            </w:pPr>
+          </w:p>
         </w:tc>
       </w:tr>
       <w:tr>
         <w:trPr>
           <w:gridAfter w:val="5"/>
-          <w:wAfter w:w="2496" w:type="dxa"/>
-          <w:trHeight w:val="260"/>
+          <w:wAfter w:w="2792" w:type="dxa"/>
         </w:trPr>
         <w:tc>
           <w:tcPr>
-            <w:tcW w:w="2064" w:type="dxa"/>
+            <w:tcW w:w="1529" w:type="dxa"/>
+          </w:tcPr>
+          <w:p>
+            <w:pPr>
+              <w:pStyle w:val="Heading1"/>
+            </w:pPr>
+            <w:r>
+              <w:rPr>
+                <w:color w:val="002060"/>
+              </w:rPr>
+              <w:t>Projects</w:t>
+            </w:r>
+          </w:p>
+        </w:tc>
+        <w:tc>
+          <w:tcPr>
+            <w:tcW w:w="20" w:type="dxa"/>
           </w:tcPr>
           <w:p/>
         </w:tc>
         <w:tc>
           <w:tcPr>
-            <w:tcW w:w="20" w:type="dxa"/>
-          </w:tcPr>
-          <w:p/>
-        </w:tc>
-        <w:tc>
-          <w:tcPr>
-            <w:tcW w:w="1689" w:type="dxa"/>
-            <w:gridSpan w:val="2"/>
-            <w:tcBorders>
-              <w:top w:val="single" w:sz="4" w:space="0" w:color="auto"/>
-              <w:right w:val="single" w:sz="4" w:space="0" w:color="FFFFFF" w:themeColor="background1"/>
-            </w:tcBorders>
-          </w:tcPr>
-          <w:p/>
-        </w:tc>
-        <w:tc>
-          <w:tcPr>
-            <w:tcW w:w="2923" w:type="dxa"/>
-            <w:gridSpan w:val="4"/>
-            <w:tcBorders>
-              <w:top w:val="single" w:sz="4" w:space="0" w:color="auto"/>
-              <w:left w:val="single" w:sz="4" w:space="0" w:color="FFFFFF" w:themeColor="background1"/>
-            </w:tcBorders>
-          </w:tcPr>
-          <w:p/>
-        </w:tc>
-        <w:tc>
-          <w:tcPr>
-            <w:tcW w:w="3475" w:type="dxa"/>
-            <w:gridSpan w:val="5"/>
-            <w:tcBorders>
-              <w:top w:val="single" w:sz="4" w:space="0" w:color="auto"/>
-            </w:tcBorders>
-          </w:tcPr>
-          <w:p/>
-        </w:tc>
-      </w:tr>
-      <w:tr>
-        <w:trPr>
-          <w:gridAfter w:val="5"/>
-          <w:wAfter w:w="2496" w:type="dxa"/>
-        </w:trPr>
-        <w:tc>
-          <w:tcPr>
-            <w:tcW w:w="2064" w:type="dxa"/>
-          </w:tcPr>
-          <w:p>
-            <w:pPr>
-              <w:pStyle w:val="Heading1"/>
-            </w:pPr>
-            <w:r>
-              <w:rPr>
-                <w:color w:val="002060"/>
-              </w:rPr>
-              <w:t>Experiences</w:t>
-            </w:r>
-          </w:p>
-        </w:tc>
-        <w:tc>
-          <w:tcPr>
-            <w:tcW w:w="20" w:type="dxa"/>
-          </w:tcPr>
-          <w:p/>
-        </w:tc>
-        <w:tc>
-          <w:tcPr>
-            <w:tcW w:w="4612" w:type="dxa"/>
-            <w:gridSpan w:val="6"/>
-          </w:tcPr>
-          <w:p>
-            <w:pPr>
-              <w:rPr>
+            <w:tcW w:w="8710" w:type="dxa"/>
+            <w:gridSpan w:val="14"/>
+          </w:tcPr>
+          <w:p>
+            <w:pPr>
+              <w:rPr>
+                <w:rFonts w:ascii="Roboto" w:hAnsi="Roboto" w:cs="Arial"/>
                 <w:b/>
                 <w:bCs/>
                 <w:iCs/>
-              </w:rPr>
-            </w:pPr>
-            <w:r>
-              <w:rPr>
-                <w:b/>
-                <w:bCs/>
-                <w:iCs/>
-              </w:rPr>
-              <w:t xml:space="preserve">Node.js Intern — </w:t>
-            </w:r>
+                <w:color w:val="000000" w:themeColor="text1"/>
+                <w:szCs w:val="28"/>
+              </w:rPr>
+            </w:pPr>
             <w:hyperlink r:id="rId19" w:history="1">
               <w:proofErr w:type="spellStart"/>
               <w:r>
                 <w:rPr>
                   <w:rStyle w:val="Hyperlink"/>
+                  <w:rFonts w:ascii="Roboto" w:hAnsi="Roboto" w:cs="Arial"/>
                   <w:b/>
                   <w:bCs/>
                   <w:iCs/>
-                  <w:color w:val="auto"/>
+                  <w:color w:val="000000" w:themeColor="text1"/>
+                  <w:szCs w:val="28"/>
                   <w:u w:val="none"/>
                 </w:rPr>
-                <w:t>Robintel</w:t>
+                <w:t>Ham</w:t>
               </w:r>
-              <w:proofErr w:type="spellEnd"/>
-            </w:hyperlink>
-          </w:p>
-          <w:p>
-            <w:pPr>
-              <w:numPr>
-                <w:ilvl w:val="0"/>
-                <w:numId w:val="3"/>
-              </w:numPr>
-            </w:pPr>
-            <w:r>
-              <w:t>Worked with Git workflows like feature branching.</w:t>
-            </w:r>
-          </w:p>
-          <w:p>
-            <w:pPr>
-              <w:numPr>
-                <w:ilvl w:val="0"/>
-                <w:numId w:val="3"/>
-              </w:numPr>
-            </w:pPr>
-            <w:r>
-              <w:t>Built a backend project with Express.js using routing, middleware, and RESTful APIs.</w:t>
-            </w:r>
-          </w:p>
-          <w:p>
-            <w:pPr>
-              <w:numPr>
-                <w:ilvl w:val="0"/>
-                <w:numId w:val="3"/>
-              </w:numPr>
-            </w:pPr>
-            <w:r>
-              <w:t>Helped to create app flows and database schemas for new </w:t>
-            </w:r>
-            <w:r>
-              <w:t>features.</w:t>
-            </w:r>
-          </w:p>
-        </w:tc>
-        <w:tc>
-          <w:tcPr>
-            <w:tcW w:w="3475" w:type="dxa"/>
-            <w:gridSpan w:val="5"/>
-          </w:tcPr>
-          <w:p/>
-          <w:p/>
-          <w:p/>
-          <w:p>
-            <w:pPr>
-              <w:jc w:val="center"/>
-            </w:pPr>
-            <w:r>
-              <w:t xml:space="preserve">June </w:t>
-            </w:r>
-            <w:r>
-              <w:t xml:space="preserve">– </w:t>
-            </w:r>
-            <w:r>
-              <w:t>September</w:t>
-            </w:r>
-            <w:r>
-              <w:t xml:space="preserve"> </w:t>
-            </w:r>
-            <w:r>
-              <w:t>2024</w:t>
-            </w:r>
-          </w:p>
-        </w:tc>
-      </w:tr>
-    </w:tbl>
-    <w:p/>
-    <w:tbl>
-      <w:tblPr>
-        <w:tblW w:w="10170" w:type="dxa"/>
-        <w:tblInd w:w="-450" w:type="dxa"/>
-        <w:tblCellMar>
-          <w:left w:w="0" w:type="dxa"/>
-          <w:right w:w="0" w:type="dxa"/>
-        </w:tblCellMar>
-        <w:tblLook w:val="0600" w:firstRow="0" w:lastRow="0" w:firstColumn="0" w:lastColumn="0" w:noHBand="1" w:noVBand="1"/>
-      </w:tblPr>
-      <w:tblGrid>
-        <w:gridCol w:w="90"/>
-        <w:gridCol w:w="1170"/>
-        <w:gridCol w:w="720"/>
-        <w:gridCol w:w="90"/>
-        <w:gridCol w:w="1710"/>
-        <w:gridCol w:w="6390"/>
-      </w:tblGrid>
-      <w:tr>
-        <w:trPr>
-          <w:gridBefore w:val="1"/>
-          <w:wBefore w:w="90" w:type="dxa"/>
-          <w:trHeight w:val="73"/>
-        </w:trPr>
-        <w:tc>
-          <w:tcPr>
-            <w:tcW w:w="1170" w:type="dxa"/>
-          </w:tcPr>
-          <w:p/>
-        </w:tc>
-        <w:tc>
-          <w:tcPr>
-            <w:tcW w:w="810" w:type="dxa"/>
-            <w:gridSpan w:val="2"/>
-          </w:tcPr>
-          <w:p/>
-        </w:tc>
-        <w:tc>
-          <w:tcPr>
-            <w:tcW w:w="1710" w:type="dxa"/>
-            <w:tcBorders>
-              <w:bottom w:val="single" w:sz="4" w:space="0" w:color="auto"/>
-            </w:tcBorders>
-          </w:tcPr>
-          <w:p/>
-        </w:tc>
-        <w:tc>
-          <w:tcPr>
-            <w:tcW w:w="6390" w:type="dxa"/>
-            <w:tcBorders>
-              <w:bottom w:val="single" w:sz="4" w:space="0" w:color="auto"/>
-            </w:tcBorders>
-          </w:tcPr>
-          <w:p/>
-        </w:tc>
-      </w:tr>
-      <w:tr>
-        <w:tc>
-          <w:tcPr>
-            <w:tcW w:w="1980" w:type="dxa"/>
-            <w:gridSpan w:val="3"/>
-          </w:tcPr>
-          <w:p>
-            <w:pPr>
-              <w:pStyle w:val="Heading1"/>
-            </w:pPr>
-          </w:p>
-        </w:tc>
-        <w:tc>
-          <w:tcPr>
-            <w:tcW w:w="90" w:type="dxa"/>
-          </w:tcPr>
-          <w:p/>
-        </w:tc>
-        <w:tc>
-          <w:tcPr>
-            <w:tcW w:w="8100" w:type="dxa"/>
-            <w:gridSpan w:val="2"/>
-          </w:tcPr>
-          <w:p>
-            <w:pPr>
-              <w:pStyle w:val="Heading2"/>
-            </w:pPr>
-          </w:p>
-        </w:tc>
-      </w:tr>
-      <w:tr>
-        <w:tc>
-          <w:tcPr>
-            <w:tcW w:w="1980" w:type="dxa"/>
-            <w:gridSpan w:val="3"/>
-          </w:tcPr>
-          <w:p>
-            <w:pPr>
-              <w:pStyle w:val="Heading1"/>
-            </w:pPr>
-            <w:r>
-              <w:rPr>
-                <w:color w:val="002060"/>
-              </w:rPr>
-              <w:t>Projects</w:t>
-            </w:r>
-          </w:p>
-        </w:tc>
-        <w:tc>
-          <w:tcPr>
-            <w:tcW w:w="90" w:type="dxa"/>
-          </w:tcPr>
-          <w:p/>
-        </w:tc>
-        <w:tc>
-          <w:tcPr>
-            <w:tcW w:w="8100" w:type="dxa"/>
-            <w:gridSpan w:val="2"/>
-          </w:tcPr>
-          <w:p>
-            <w:pPr>
-              <w:pStyle w:val="Heading2"/>
-            </w:pPr>
-            <w:hyperlink r:id="rId20" w:history="1">
-              <w:proofErr w:type="spellStart"/>
               <w:r>
                 <w:rPr>
                   <w:rStyle w:val="Hyperlink"/>
-                  <w:color w:val="auto"/>
+                  <w:rFonts w:ascii="Roboto" w:hAnsi="Roboto" w:cs="Arial"/>
+                  <w:b/>
+                  <w:bCs/>
+                  <w:iCs/>
+                  <w:color w:val="000000" w:themeColor="text1"/>
+                  <w:szCs w:val="28"/>
                   <w:u w:val="none"/>
                 </w:rPr>
-                <w:t>MenuChi</w:t>
+                <w:t>B</w:t>
+              </w:r>
+              <w:r>
+                <w:rPr>
+                  <w:rStyle w:val="Hyperlink"/>
+                  <w:rFonts w:ascii="Roboto" w:hAnsi="Roboto" w:cs="Arial"/>
+                  <w:b/>
+                  <w:bCs/>
+                  <w:iCs/>
+                  <w:color w:val="000000" w:themeColor="text1"/>
+                  <w:szCs w:val="28"/>
+                  <w:u w:val="none"/>
+                </w:rPr>
+                <w:t>aar</w:t>
               </w:r>
               <w:proofErr w:type="spellEnd"/>
               <w:r>
                 <w:rPr>
                   <w:rStyle w:val="Hyperlink"/>
-                  <w:color w:val="auto"/>
+                  <w:rFonts w:ascii="Roboto" w:hAnsi="Roboto" w:cs="Arial"/>
+                  <w:b/>
+                  <w:bCs/>
+                  <w:iCs/>
+                  <w:color w:val="000000" w:themeColor="text1"/>
+                  <w:szCs w:val="28"/>
                   <w:u w:val="none"/>
                 </w:rPr>
-                <w:t xml:space="preserve"> – No-Code Menu Builder for Restaurants</w:t>
+                <w:t xml:space="preserve"> – Package Delivery Platform  </w:t>
+              </w:r>
+              <w:r>
+                <w:rPr>
+                  <w:rStyle w:val="Hyperlink"/>
+                  <w:rFonts w:ascii="Roboto" w:hAnsi="Roboto"/>
+                  <w:noProof/>
+                  <w:color w:val="000000" w:themeColor="text1"/>
+                  <w:u w:val="none"/>
+                </w:rPr>
+                <w:drawing>
+                  <wp:inline distT="0" distB="0" distL="0" distR="0" wp14:anchorId="072DCEEC" wp14:editId="0367E424">
+                    <wp:extent cx="117230" cy="117230"/>
+                    <wp:effectExtent l="0" t="0" r="0" b="0"/>
+                    <wp:docPr id="560523644" name="Picture 6"/>
+                    <wp:cNvGraphicFramePr>
+                      <a:graphicFrameLocks xmlns:a="http://schemas.openxmlformats.org/drawingml/2006/main" noChangeAspect="1"/>
+                    </wp:cNvGraphicFramePr>
+                    <a:graphic xmlns:a="http://schemas.openxmlformats.org/drawingml/2006/main">
+                      <a:graphicData uri="http://schemas.openxmlformats.org/drawingml/2006/picture">
+                        <pic:pic xmlns:pic="http://schemas.openxmlformats.org/drawingml/2006/picture">
+                          <pic:nvPicPr>
+                            <pic:cNvPr id="0" name="Picture 11"/>
+                            <pic:cNvPicPr>
+                              <a:picLocks noChangeAspect="1" noChangeArrowheads="1"/>
+                            </pic:cNvPicPr>
+                          </pic:nvPicPr>
+                          <pic:blipFill>
+                            <a:blip r:embed="rId20" cstate="print">
+                              <a:extLst>
+                                <a:ext uri="{28A0092B-C50C-407E-A947-70E740481C1C}">
+                                  <a14:useLocalDpi xmlns:a14="http://schemas.microsoft.com/office/drawing/2010/main" val="0"/>
+                                </a:ext>
+                              </a:extLst>
+                            </a:blip>
+                            <a:srcRect/>
+                            <a:stretch>
+                              <a:fillRect/>
+                            </a:stretch>
+                          </pic:blipFill>
+                          <pic:spPr bwMode="auto">
+                            <a:xfrm>
+                              <a:off x="0" y="0"/>
+                              <a:ext cx="122621" cy="122621"/>
+                            </a:xfrm>
+                            <a:prstGeom prst="rect">
+                              <a:avLst/>
+                            </a:prstGeom>
+                            <a:noFill/>
+                            <a:ln>
+                              <a:noFill/>
+                            </a:ln>
+                          </pic:spPr>
+                        </pic:pic>
+                      </a:graphicData>
+                    </a:graphic>
+                  </wp:inline>
+                </w:drawing>
               </w:r>
             </w:hyperlink>
           </w:p>
           <w:p>
             <w:pPr>
               <w:rPr>
+                <w:rFonts w:ascii="Funnel Sans Light" w:hAnsi="Funnel Sans Light"/>
                 <w:i/>
                 <w:iCs/>
               </w:rPr>
             </w:pPr>
             <w:r>
               <w:rPr>
+                <w:rFonts w:ascii="Funnel Sans Light" w:hAnsi="Funnel Sans Light"/>
                 <w:i/>
                 <w:iCs/>
               </w:rPr>
-              <w:t>TypeScript, Express.js, Prisma (PostgreSQL), Redis, Redis Streams, S3, TSOA, Docker</w:t>
-            </w:r>
-            <w:r>
-              <w:rPr>
+              <w:t xml:space="preserve">TypeScript, Node.js, </w:t>
+            </w:r>
+            <w:proofErr w:type="spellStart"/>
+            <w:r>
+              <w:rPr>
+                <w:rFonts w:ascii="Funnel Sans Light" w:hAnsi="Funnel Sans Light"/>
                 <w:i/>
                 <w:iCs/>
               </w:rPr>
-              <w:t>, Unit Testing</w:t>
-            </w:r>
-          </w:p>
-          <w:p>
-            <w:pPr>
-              <w:pStyle w:val="Heading2"/>
-              <w:rPr>
+              <w:t>NestJS</w:t>
+            </w:r>
+            <w:proofErr w:type="spellEnd"/>
+            <w:r>
+              <w:rPr>
+                <w:rFonts w:ascii="Funnel Sans Light" w:hAnsi="Funnel Sans Light"/>
                 <w:i/>
-                <w:iCs w:val="0"/>
-                <w:rtl/>
-              </w:rPr>
-            </w:pPr>
-            <w:r>
-              <w:rPr>
-                <w:i/>
-                <w:iCs w:val="0"/>
-              </w:rPr>
-              <w:t>(Repo is private – Request for access)</w:t>
-            </w:r>
+                <w:iCs/>
+              </w:rPr>
+              <w:t>, PostgreSQL, Prisma, Redis, AWS S3, Docker, Jest, Turf.js</w:t>
+            </w:r>
+          </w:p>
+          <w:p>
+            <w:pPr>
+              <w:rPr>
+                <w:rFonts w:ascii="Funnel sans" w:hAnsi="Funnel sans"/>
+                <w:color w:val="404040" w:themeColor="text1" w:themeTint="BF"/>
+              </w:rPr>
+            </w:pPr>
+            <w:hyperlink r:id="rId21" w:history="1">
+              <w:r>
+                <w:rPr>
+                  <w:rStyle w:val="Hyperlink"/>
+                  <w:rFonts w:ascii="Funnel sans" w:hAnsi="Funnel sans"/>
+                  <w:color w:val="404040" w:themeColor="text1" w:themeTint="BF"/>
+                  <w:u w:val="none"/>
+                </w:rPr>
+                <w:t>More on GitHub Repository and its README</w:t>
+              </w:r>
+            </w:hyperlink>
           </w:p>
           <w:p>
             <w:pPr>
@@ -1598,9 +1840,27 @@
                 <w:ilvl w:val="0"/>
                 <w:numId w:val="2"/>
               </w:numPr>
-            </w:pPr>
-            <w:r>
-              <w:t>Collaborated in a team to build a no-code platform for restaurant owners to create and manage interactive digital menus.</w:t>
+              <w:rPr>
+                <w:rFonts w:ascii="Funnel sans" w:hAnsi="Funnel sans"/>
+              </w:rPr>
+            </w:pPr>
+            <w:r>
+              <w:rPr>
+                <w:rFonts w:ascii="Funnel sans" w:hAnsi="Funnel sans"/>
+              </w:rPr>
+              <w:t xml:space="preserve">Developed a scalable package delivery platform </w:t>
+            </w:r>
+            <w:r>
+              <w:rPr>
+                <w:rFonts w:ascii="Funnel sans" w:hAnsi="Funnel sans"/>
+              </w:rPr>
+              <w:t>matching</w:t>
+            </w:r>
+            <w:r>
+              <w:rPr>
+                <w:rFonts w:ascii="Funnel sans" w:hAnsi="Funnel sans"/>
+              </w:rPr>
+              <w:t xml:space="preserve"> senders with transporters.</w:t>
             </w:r>
           </w:p>
           <w:p>
@@ -1610,9 +1870,21 @@
                 <w:ilvl w:val="0"/>
                 <w:numId w:val="2"/>
               </w:numPr>
-            </w:pPr>
-            <w:r>
-              <w:t>Designed scalable PostgreSQL schemas with Prisma for easy feature expansion.</w:t>
+              <w:rPr>
+                <w:rFonts w:ascii="Funnel sans" w:hAnsi="Funnel sans"/>
+              </w:rPr>
+            </w:pPr>
+            <w:r>
+              <w:rPr>
+                <w:rFonts w:ascii="Funnel sans" w:hAnsi="Funnel sans"/>
+              </w:rPr>
+              <w:t>Designed and implemented a PostgreSQL schema with Prisma</w:t>
+            </w:r>
+            <w:r>
+              <w:rPr>
+                <w:rFonts w:ascii="Funnel sans" w:hAnsi="Funnel sans"/>
+              </w:rPr>
+              <w:t>.</w:t>
             </w:r>
           </w:p>
           <w:p>
@@ -1622,9 +1894,15 @@
                 <w:ilvl w:val="0"/>
                 <w:numId w:val="2"/>
               </w:numPr>
-            </w:pPr>
-            <w:r>
-              <w:t>Wrote type-safe, efficient queries to ensure accurate and safe data access.</w:t>
+              <w:rPr>
+                <w:rFonts w:ascii="Funnel sans" w:hAnsi="Funnel sans"/>
+              </w:rPr>
+            </w:pPr>
+            <w:r>
+              <w:rPr>
+                <w:rFonts w:ascii="Funnel sans" w:hAnsi="Funnel sans"/>
+              </w:rPr>
+              <w:t>Built a multi-stage JWT authentication system with role-based access control (RBAC).</w:t>
             </w:r>
           </w:p>
           <w:p>
@@ -1634,18 +1912,15 @@
                 <w:ilvl w:val="0"/>
                 <w:numId w:val="2"/>
               </w:numPr>
-            </w:pPr>
-            <w:r>
-              <w:t>Implemented a RBAC system with session handling via cookies and Redis</w:t>
-            </w:r>
-            <w:r>
-              <w:t xml:space="preserve"> </w:t>
-            </w:r>
-            <w:r>
-              <w:t>to protect</w:t>
-            </w:r>
-            <w:r>
-              <w:t xml:space="preserve"> user access and permissions.</w:t>
+              <w:rPr>
+                <w:rFonts w:ascii="Funnel sans" w:hAnsi="Funnel sans"/>
+              </w:rPr>
+            </w:pPr>
+            <w:r>
+              <w:rPr>
+                <w:rFonts w:ascii="Funnel sans" w:hAnsi="Funnel sans"/>
+              </w:rPr>
+              <w:t>Integrated Redis for session management, OTP storage, and real-time notifications.</w:t>
             </w:r>
           </w:p>
           <w:p>
@@ -1655,9 +1930,27 @@
                 <w:ilvl w:val="0"/>
                 <w:numId w:val="2"/>
               </w:numPr>
-            </w:pPr>
-            <w:r>
-              <w:t>Used Redis Streams to publish events for scalable service communication.</w:t>
+              <w:rPr>
+                <w:rFonts w:ascii="Funnel sans" w:hAnsi="Funnel sans"/>
+              </w:rPr>
+            </w:pPr>
+            <w:r>
+              <w:rPr>
+                <w:rFonts w:ascii="Funnel sans" w:hAnsi="Funnel sans"/>
+              </w:rPr>
+              <w:t>Implemented dynamic pricing</w:t>
+            </w:r>
+            <w:r>
+              <w:rPr>
+                <w:rFonts w:ascii="Funnel sans" w:hAnsi="Funnel sans"/>
+              </w:rPr>
+              <w:t xml:space="preserve"> and matching</w:t>
+            </w:r>
+            <w:r>
+              <w:rPr>
+                <w:rFonts w:ascii="Funnel sans" w:hAnsi="Funnel sans"/>
+              </w:rPr>
+              <w:t xml:space="preserve"> logic with geospatial calculations using Turf.js and Neshan Maps API.</w:t>
             </w:r>
           </w:p>
           <w:p>
@@ -1667,130 +1960,160 @@
                 <w:ilvl w:val="0"/>
                 <w:numId w:val="2"/>
               </w:numPr>
-            </w:pPr>
-            <w:r>
-              <w:t>Used TSOA for Swagger docs, validation, and explored Nest-like architecture with decorators.</w:t>
-            </w:r>
-          </w:p>
-          <w:p>
-            <w:pPr>
-              <w:pStyle w:val="ListParagraph"/>
-              <w:numPr>
-                <w:ilvl w:val="0"/>
-                <w:numId w:val="2"/>
-              </w:numPr>
-            </w:pPr>
-            <w:r>
-              <w:t xml:space="preserve">Wrote unit tests in </w:t>
-            </w:r>
-            <w:proofErr w:type="spellStart"/>
-            <w:r>
-              <w:t>Vitest</w:t>
-            </w:r>
-            <w:proofErr w:type="spellEnd"/>
-            <w:r>
-              <w:t>, mocking services but using real Prisma queries.</w:t>
-            </w:r>
-          </w:p>
-          <w:p>
-            <w:pPr>
-              <w:pStyle w:val="ListParagraph"/>
-              <w:numPr>
-                <w:ilvl w:val="0"/>
-                <w:numId w:val="2"/>
-              </w:numPr>
-            </w:pPr>
-            <w:r>
-              <w:t xml:space="preserve">Wrote </w:t>
-            </w:r>
-            <w:proofErr w:type="spellStart"/>
-            <w:r>
-              <w:t>Dockerfile</w:t>
-            </w:r>
-            <w:proofErr w:type="spellEnd"/>
-            <w:r>
-              <w:t xml:space="preserve"> and contributed to containerized deployment setup.</w:t>
-            </w:r>
-          </w:p>
-          <w:p/>
-          <w:p/>
-          <w:p/>
+              <w:rPr>
+                <w:rStyle w:val="Hyperlink"/>
+                <w:rFonts w:ascii="Funnel sans" w:hAnsi="Funnel sans"/>
+                <w:color w:val="auto"/>
+                <w:u w:val="none"/>
+              </w:rPr>
+            </w:pPr>
+            <w:r>
+              <w:rPr>
+                <w:rFonts w:ascii="Funnel sans" w:hAnsi="Funnel sans"/>
+              </w:rPr>
+              <w:t xml:space="preserve">Utilized AWS S3 with pre-signed URLs for secure document and image uploads.  </w:t>
+            </w:r>
+            <w:r>
+              <w:rPr>
+                <w:rFonts w:ascii="Funnel sans" w:hAnsi="Funnel sans"/>
+              </w:rPr>
+              <w:fldChar w:fldCharType="begin"/>
+            </w:r>
+            <w:r>
+              <w:rPr>
+                <w:rFonts w:ascii="Funnel sans" w:hAnsi="Funnel sans"/>
+              </w:rPr>
+              <w:instrText>HYPERLINK "https://www.linkedin.com/in/mohammad-hosseini-17b953367/overlay/1758405958767/single-media-viewer?type=LINK&amp;profileId=ACoAAFsWRi8BKHRXURczCHXWssoM1TM7bYdH0Xk" \t "_self"</w:instrText>
+            </w:r>
+            <w:r>
+              <w:rPr>
+                <w:rFonts w:ascii="Funnel sans" w:hAnsi="Funnel sans"/>
+              </w:rPr>
+            </w:r>
+            <w:r>
+              <w:rPr>
+                <w:rFonts w:ascii="Funnel sans" w:hAnsi="Funnel sans"/>
+              </w:rPr>
+              <w:fldChar w:fldCharType="separate"/>
+            </w:r>
+          </w:p>
+          <w:p>
+            <w:r>
+              <w:rPr>
+                <w:rFonts w:ascii="Funnel sans" w:hAnsi="Funnel sans"/>
+              </w:rPr>
+              <w:fldChar w:fldCharType="end"/>
+            </w:r>
+          </w:p>
         </w:tc>
       </w:tr>
       <w:tr>
-        <w:tc>
-          <w:tcPr>
-            <w:tcW w:w="1980" w:type="dxa"/>
-            <w:gridSpan w:val="3"/>
+        <w:trPr>
+          <w:gridAfter w:val="5"/>
+          <w:wAfter w:w="2792" w:type="dxa"/>
+        </w:trPr>
+        <w:tc>
+          <w:tcPr>
+            <w:tcW w:w="1529" w:type="dxa"/>
+          </w:tcPr>
+          <w:p>
+            <w:pPr>
+              <w:pStyle w:val="Heading1"/>
+              <w:rPr>
+                <w:color w:val="002060"/>
+              </w:rPr>
+            </w:pPr>
+          </w:p>
+        </w:tc>
+        <w:tc>
+          <w:tcPr>
+            <w:tcW w:w="20" w:type="dxa"/>
           </w:tcPr>
           <w:p/>
         </w:tc>
         <w:tc>
           <w:tcPr>
-            <w:tcW w:w="90" w:type="dxa"/>
-          </w:tcPr>
-          <w:p/>
-        </w:tc>
-        <w:tc>
-          <w:tcPr>
-            <w:tcW w:w="8100" w:type="dxa"/>
-            <w:gridSpan w:val="2"/>
+            <w:tcW w:w="8710" w:type="dxa"/>
+            <w:gridSpan w:val="14"/>
           </w:tcPr>
           <w:p>
             <w:pPr>
               <w:pStyle w:val="Heading2"/>
-            </w:pPr>
-          </w:p>
-        </w:tc>
-      </w:tr>
-      <w:tr>
-        <w:tc>
-          <w:tcPr>
-            <w:tcW w:w="1980" w:type="dxa"/>
-            <w:gridSpan w:val="3"/>
-          </w:tcPr>
-          <w:p/>
-        </w:tc>
-        <w:tc>
-          <w:tcPr>
-            <w:tcW w:w="90" w:type="dxa"/>
-          </w:tcPr>
-          <w:p/>
-        </w:tc>
-        <w:tc>
-          <w:tcPr>
-            <w:tcW w:w="8100" w:type="dxa"/>
-            <w:gridSpan w:val="2"/>
-          </w:tcPr>
-          <w:p>
-            <w:pPr>
-              <w:pStyle w:val="Heading2"/>
-              <w:rPr>
+              <w:rPr>
+                <w:rStyle w:val="Hyperlink"/>
+                <w:rFonts w:ascii="Roboto" w:hAnsi="Roboto"/>
+                <w:color w:val="000000" w:themeColor="text1"/>
+                <w:u w:val="none"/>
                 <w:rtl/>
               </w:rPr>
             </w:pPr>
-            <w:hyperlink r:id="rId21" w:history="1">
-              <w:r>
-                <w:rPr>
-                  <w:rStyle w:val="Hyperlink"/>
-                  <w:color w:val="auto"/>
-                  <w:u w:val="none"/>
-                </w:rPr>
-                <w:t>Bookstore API</w:t>
-              </w:r>
-            </w:hyperlink>
-            <w:r>
-              <w:t xml:space="preserve"> </w:t>
-            </w:r>
-            <w:r>
-              <w:rPr>
+            <w:r>
+              <w:rPr>
+                <w:rFonts w:ascii="Roboto" w:hAnsi="Roboto"/>
+                <w:color w:val="000000" w:themeColor="text1"/>
+              </w:rPr>
+              <w:fldChar w:fldCharType="begin"/>
+            </w:r>
+            <w:r>
+              <w:rPr>
+                <w:rFonts w:ascii="Roboto" w:hAnsi="Roboto"/>
+                <w:color w:val="000000" w:themeColor="text1"/>
+              </w:rPr>
+              <w:instrText>HYPERLINK "https://github.com/1mimhe/bookstore-nest"</w:instrText>
+            </w:r>
+            <w:r>
+              <w:rPr>
+                <w:rFonts w:ascii="Roboto" w:hAnsi="Roboto"/>
+                <w:color w:val="000000" w:themeColor="text1"/>
+              </w:rPr>
+            </w:r>
+            <w:r>
+              <w:rPr>
+                <w:rFonts w:ascii="Roboto" w:hAnsi="Roboto"/>
+                <w:color w:val="000000" w:themeColor="text1"/>
+              </w:rPr>
+              <w:fldChar w:fldCharType="separate"/>
+            </w:r>
+            <w:r>
+              <w:rPr>
+                <w:rStyle w:val="Hyperlink"/>
+                <w:rFonts w:ascii="Roboto" w:hAnsi="Roboto"/>
+                <w:color w:val="000000" w:themeColor="text1"/>
+                <w:u w:val="none"/>
+              </w:rPr>
+              <w:t>Bookstore</w:t>
+            </w:r>
+            <w:r>
+              <w:rPr>
+                <w:rStyle w:val="Hyperlink"/>
+                <w:rFonts w:ascii="Roboto" w:hAnsi="Roboto"/>
+                <w:color w:val="000000" w:themeColor="text1"/>
+                <w:u w:val="none"/>
+              </w:rPr>
+              <w:t xml:space="preserve"> NEST</w:t>
+            </w:r>
+            <w:r>
+              <w:rPr>
+                <w:rStyle w:val="Hyperlink"/>
+                <w:rFonts w:ascii="Roboto" w:hAnsi="Roboto"/>
+                <w:color w:val="000000" w:themeColor="text1"/>
+                <w:u w:val="none"/>
+              </w:rPr>
+              <w:t xml:space="preserve"> API </w:t>
+            </w:r>
+            <w:r>
+              <w:rPr>
+                <w:rStyle w:val="Hyperlink"/>
+                <w:rFonts w:ascii="Roboto" w:hAnsi="Roboto"/>
                 <w:noProof/>
+                <w:color w:val="000000" w:themeColor="text1"/>
+                <w:u w:val="none"/>
               </w:rPr>
               <w:drawing>
-                <wp:inline distT="0" distB="0" distL="0" distR="0" wp14:anchorId="18532A92" wp14:editId="645550DE">
+                <wp:inline distT="0" distB="0" distL="0" distR="0" wp14:anchorId="22FA0F66" wp14:editId="6E2D8F99">
                   <wp:extent cx="117230" cy="117230"/>
                   <wp:effectExtent l="0" t="0" r="0" b="0"/>
-                  <wp:docPr id="1879667670" name="Picture 6"/>
+                  <wp:docPr id="1910323971" name="Picture 6"/>
                   <wp:cNvGraphicFramePr>
                     <a:graphicFrameLocks xmlns:a="http://schemas.openxmlformats.org/drawingml/2006/main" noChangeAspect="1"/>
                   </wp:cNvGraphicFramePr>
@@ -1804,7 +2127,7 @@
                           </pic:cNvPicPr>
                         </pic:nvPicPr>
                         <pic:blipFill>
-                          <a:blip r:embed="rId22" cstate="print">
+                          <a:blip r:embed="rId20" cstate="print">
                             <a:extLst>
                               <a:ext uri="{28A0092B-C50C-407E-A947-70E740481C1C}">
                                 <a14:useLocalDpi xmlns:a14="http://schemas.microsoft.com/office/drawing/2010/main" val="0"/>
@@ -1838,76 +2161,137 @@
           </w:p>
           <w:p>
             <w:pPr>
-              <w:pStyle w:val="Heading2"/>
-            </w:pPr>
-            <w:r>
-              <w:t>(In Progress)</w:t>
-            </w:r>
-          </w:p>
-          <w:p>
-            <w:r>
-              <w:rPr>
+              <w:rPr>
+                <w:rFonts w:ascii="Funnel Sans Light" w:hAnsi="Funnel Sans Light"/>
                 <w:i/>
                 <w:iCs/>
               </w:rPr>
-              <w:t xml:space="preserve">JavaScript, Express.js, </w:t>
-            </w:r>
-            <w:proofErr w:type="spellStart"/>
-            <w:r>
-              <w:rPr>
+            </w:pPr>
+            <w:r>
+              <w:rPr>
+                <w:rFonts w:ascii="Roboto" w:hAnsi="Roboto" w:cs="Arial"/>
+                <w:b/>
+                <w:bCs/>
+                <w:iCs/>
+                <w:color w:val="000000" w:themeColor="text1"/>
+                <w:szCs w:val="28"/>
+              </w:rPr>
+              <w:fldChar w:fldCharType="end"/>
+            </w:r>
+            <w:r>
+              <w:rPr>
+                <w:rFonts w:ascii="Funnel Sans Light" w:hAnsi="Funnel Sans Light"/>
                 <w:i/>
                 <w:iCs/>
               </w:rPr>
-              <w:t>Sequelize</w:t>
-            </w:r>
-            <w:proofErr w:type="spellEnd"/>
-            <w:r>
-              <w:rPr>
+              <w:t xml:space="preserve">TypeScript, </w:t>
+            </w:r>
+            <w:proofErr w:type="spellStart"/>
+            <w:r>
+              <w:rPr>
+                <w:rFonts w:ascii="Funnel Sans Light" w:hAnsi="Funnel Sans Light"/>
                 <w:i/>
                 <w:iCs/>
               </w:rPr>
-              <w:t xml:space="preserve"> (MySQL), Redis, </w:t>
-            </w:r>
-            <w:r>
-              <w:rPr>
+              <w:t>NestJS</w:t>
+            </w:r>
+            <w:proofErr w:type="spellEnd"/>
+            <w:r>
+              <w:rPr>
+                <w:rFonts w:ascii="Funnel Sans Light" w:hAnsi="Funnel Sans Light"/>
                 <w:i/>
                 <w:iCs/>
               </w:rPr>
-              <w:t xml:space="preserve">AJV, </w:t>
+              <w:t xml:space="preserve">, </w:t>
             </w:r>
             <w:proofErr w:type="spellStart"/>
             <w:r>
               <w:rPr>
+                <w:rFonts w:ascii="Funnel Sans Light" w:hAnsi="Funnel Sans Light"/>
                 <w:i/>
                 <w:iCs/>
               </w:rPr>
-              <w:t>ElasticSearch</w:t>
+              <w:t>TypeORM</w:t>
             </w:r>
             <w:proofErr w:type="spellEnd"/>
-          </w:p>
-          <w:p>
-            <w:r>
-              <w:t xml:space="preserve"> </w:t>
-            </w:r>
+            <w:r>
+              <w:rPr>
+                <w:rFonts w:ascii="Funnel Sans Light" w:hAnsi="Funnel Sans Light"/>
+                <w:i/>
+                <w:iCs/>
+              </w:rPr>
+              <w:t xml:space="preserve">, </w:t>
+            </w:r>
+            <w:r>
+              <w:rPr>
+                <w:rFonts w:ascii="Funnel Sans Light" w:hAnsi="Funnel Sans Light"/>
+                <w:i/>
+                <w:iCs/>
+              </w:rPr>
+              <w:t xml:space="preserve">MySQL, Redis, </w:t>
+            </w:r>
+            <w:r>
+              <w:rPr>
+                <w:rFonts w:ascii="Funnel Sans Light" w:hAnsi="Funnel Sans Light"/>
+                <w:i/>
+                <w:iCs/>
+              </w:rPr>
+              <w:t>Cron</w:t>
+            </w:r>
+          </w:p>
+          <w:p>
+            <w:pPr>
+              <w:rPr>
+                <w:rFonts w:ascii="Funnel sans" w:hAnsi="Funnel sans"/>
+                <w:color w:val="404040" w:themeColor="text1" w:themeTint="BF"/>
+              </w:rPr>
+            </w:pPr>
+            <w:hyperlink r:id="rId22" w:history="1">
+              <w:r>
+                <w:rPr>
+                  <w:rStyle w:val="Hyperlink"/>
+                  <w:rFonts w:ascii="Funnel sans" w:hAnsi="Funnel sans"/>
+                  <w:color w:val="404040" w:themeColor="text1" w:themeTint="BF"/>
+                  <w:u w:val="none"/>
+                </w:rPr>
+                <w:t>More on GitHub Repository and its README</w:t>
+              </w:r>
+            </w:hyperlink>
           </w:p>
           <w:p>
             <w:pPr>
               <w:pStyle w:val="ListParagraph"/>
               <w:numPr>
                 <w:ilvl w:val="0"/>
-                <w:numId w:val="2"/>
+                <w:numId w:val="5"/>
               </w:numPr>
-            </w:pPr>
-            <w:r>
-              <w:t xml:space="preserve">Analyzed </w:t>
-            </w:r>
-            <w:proofErr w:type="spellStart"/>
-            <w:r>
-              <w:t>IranKetaab</w:t>
-            </w:r>
-            <w:proofErr w:type="spellEnd"/>
-            <w:r>
-              <w:t xml:space="preserve"> to reverse-engineer and design a normalized and scalable database schema, defining relationships.</w:t>
+              <w:rPr>
+                <w:rFonts w:ascii="Funnel sans" w:hAnsi="Funnel sans"/>
+              </w:rPr>
+            </w:pPr>
+            <w:r>
+              <w:rPr>
+                <w:rFonts w:ascii="Funnel sans" w:hAnsi="Funnel sans"/>
+              </w:rPr>
+              <w:t>Designed a normalized database schema to support books, authors, publishers,</w:t>
+            </w:r>
+            <w:r>
+              <w:rPr>
+                <w:rFonts w:ascii="Funnel sans" w:hAnsi="Funnel sans"/>
+              </w:rPr>
+              <w:t xml:space="preserve"> </w:t>
+            </w:r>
+            <w:r>
+              <w:rPr>
+                <w:rFonts w:ascii="Funnel sans" w:hAnsi="Funnel sans"/>
+              </w:rPr>
+              <w:t>reviews</w:t>
+            </w:r>
+            <w:r>
+              <w:rPr>
+                <w:rFonts w:ascii="Funnel sans" w:hAnsi="Funnel sans"/>
+              </w:rPr>
+              <w:t>, tags, collections and …</w:t>
             </w:r>
           </w:p>
           <w:p>
@@ -1915,11 +2299,29 @@
               <w:pStyle w:val="ListParagraph"/>
               <w:numPr>
                 <w:ilvl w:val="0"/>
-                <w:numId w:val="2"/>
+                <w:numId w:val="5"/>
               </w:numPr>
-            </w:pPr>
-            <w:r>
-              <w:t>Built an RBAC system with access and refresh token-based authentication using JWT to ensure secure and controlled user access.</w:t>
+              <w:rPr>
+                <w:rFonts w:ascii="Funnel sans" w:hAnsi="Funnel sans"/>
+              </w:rPr>
+            </w:pPr>
+            <w:r>
+              <w:rPr>
+                <w:rFonts w:ascii="Funnel sans" w:hAnsi="Funnel sans"/>
+              </w:rPr>
+              <w:t>Implemented complete filtering and sorting capabilities for all core entities (books, authors, publishers, reviews) with dynamic query building</w:t>
+            </w:r>
+            <w:r>
+              <w:rPr>
+                <w:rFonts w:ascii="Funnel sans" w:hAnsi="Funnel sans"/>
+              </w:rPr>
+              <w:t>.</w:t>
+            </w:r>
+            <w:r>
+              <w:rPr>
+                <w:rFonts w:ascii="Funnel sans" w:hAnsi="Funnel sans"/>
+              </w:rPr>
+              <w:t xml:space="preserve">  </w:t>
             </w:r>
           </w:p>
           <w:p>
@@ -1927,84 +2329,622 @@
               <w:pStyle w:val="ListParagraph"/>
               <w:numPr>
                 <w:ilvl w:val="0"/>
-                <w:numId w:val="2"/>
+                <w:numId w:val="5"/>
               </w:numPr>
-            </w:pPr>
-            <w:r>
-              <w:t xml:space="preserve">(Soon) </w:t>
-            </w:r>
-            <w:r>
-              <w:t xml:space="preserve">Implemented search functionality using </w:t>
-            </w:r>
-            <w:proofErr w:type="spellStart"/>
-            <w:r>
-              <w:t>ElasticSearch</w:t>
-            </w:r>
-            <w:proofErr w:type="spellEnd"/>
-            <w:r>
-              <w:t xml:space="preserve"> to handle large-scale queries.</w:t>
-            </w:r>
-          </w:p>
-          <w:p>
-            <w:pPr>
-              <w:ind w:left="360"/>
-            </w:pPr>
+              <w:rPr>
+                <w:rFonts w:ascii="Funnel sans" w:hAnsi="Funnel sans"/>
+              </w:rPr>
+            </w:pPr>
+            <w:r>
+              <w:rPr>
+                <w:rFonts w:ascii="Funnel sans" w:hAnsi="Funnel sans"/>
+              </w:rPr>
+              <w:t>Integrated Redis for caching, cart management, and real-time view tracking.</w:t>
+            </w:r>
+          </w:p>
+          <w:p>
+            <w:pPr>
+              <w:pStyle w:val="ListParagraph"/>
+              <w:numPr>
+                <w:ilvl w:val="0"/>
+                <w:numId w:val="5"/>
+              </w:numPr>
+              <w:rPr>
+                <w:rFonts w:ascii="Funnel sans" w:hAnsi="Funnel sans"/>
+              </w:rPr>
+            </w:pPr>
+            <w:r>
+              <w:rPr>
+                <w:rFonts w:ascii="Funnel sans" w:hAnsi="Funnel sans"/>
+              </w:rPr>
+              <w:t>V</w:t>
+            </w:r>
+            <w:r>
+              <w:rPr>
+                <w:rFonts w:ascii="Funnel sans" w:hAnsi="Funnel sans"/>
+              </w:rPr>
+              <w:t>iew tracking</w:t>
+            </w:r>
+            <w:r>
+              <w:rPr>
+                <w:rFonts w:ascii="Funnel sans" w:hAnsi="Funnel sans"/>
+              </w:rPr>
+              <w:t xml:space="preserve">, </w:t>
+            </w:r>
+            <w:r>
+              <w:rPr>
+                <w:rFonts w:ascii="Funnel sans" w:hAnsi="Funnel sans"/>
+              </w:rPr>
+              <w:t>trending</w:t>
+            </w:r>
+            <w:r>
+              <w:rPr>
+                <w:rFonts w:ascii="Funnel sans" w:hAnsi="Funnel sans"/>
+              </w:rPr>
+              <w:t xml:space="preserve"> and</w:t>
+            </w:r>
+            <w:r>
+              <w:rPr>
+                <w:rFonts w:ascii="Funnel sans" w:hAnsi="Funnel sans"/>
+              </w:rPr>
+              <w:t xml:space="preserve"> unique visitor deduplication, and performance caching</w:t>
+            </w:r>
+            <w:r>
+              <w:rPr>
+                <w:rFonts w:ascii="Funnel sans" w:hAnsi="Funnel sans"/>
+              </w:rPr>
+              <w:t>.</w:t>
+            </w:r>
+          </w:p>
+          <w:p>
+            <w:pPr>
+              <w:pStyle w:val="ListParagraph"/>
+              <w:numPr>
+                <w:ilvl w:val="0"/>
+                <w:numId w:val="5"/>
+              </w:numPr>
+              <w:rPr>
+                <w:rFonts w:ascii="Funnel sans" w:hAnsi="Funnel sans"/>
+              </w:rPr>
+            </w:pPr>
+            <w:r>
+              <w:rPr>
+                <w:rFonts w:ascii="Funnel sans" w:hAnsi="Funnel sans"/>
+              </w:rPr>
+              <w:t>Developed a review system with reactions</w:t>
+            </w:r>
+            <w:r>
+              <w:rPr>
+                <w:rFonts w:ascii="Funnel sans" w:hAnsi="Funnel sans"/>
+              </w:rPr>
+              <w:t xml:space="preserve"> </w:t>
+            </w:r>
+            <w:r>
+              <w:rPr>
+                <w:rFonts w:ascii="Funnel sans" w:hAnsi="Funnel sans"/>
+              </w:rPr>
+              <w:t xml:space="preserve">and replies.  </w:t>
+            </w:r>
+          </w:p>
+          <w:p>
+            <w:pPr>
+              <w:pStyle w:val="ListParagraph"/>
+              <w:numPr>
+                <w:ilvl w:val="0"/>
+                <w:numId w:val="5"/>
+              </w:numPr>
+            </w:pPr>
+            <w:r>
+              <w:rPr>
+                <w:rFonts w:ascii="Funnel sans" w:hAnsi="Funnel sans"/>
+              </w:rPr>
+              <w:t>Created order lifecycle system with cart management</w:t>
+            </w:r>
+            <w:r>
+              <w:rPr>
+                <w:rFonts w:ascii="Funnel sans" w:hAnsi="Funnel sans"/>
+              </w:rPr>
+              <w:t xml:space="preserve"> and</w:t>
+            </w:r>
+            <w:r>
+              <w:rPr>
+                <w:rFonts w:ascii="Funnel sans" w:hAnsi="Funnel sans"/>
+              </w:rPr>
+              <w:t xml:space="preserve"> discount codes</w:t>
+            </w:r>
+            <w:r>
+              <w:rPr>
+                <w:rFonts w:ascii="Funnel sans" w:hAnsi="Funnel sans"/>
+              </w:rPr>
+              <w:t>.</w:t>
+            </w:r>
           </w:p>
         </w:tc>
       </w:tr>
       <w:tr>
-        <w:tc>
-          <w:tcPr>
-            <w:tcW w:w="1980" w:type="dxa"/>
-            <w:gridSpan w:val="3"/>
+        <w:trPr>
+          <w:gridAfter w:val="5"/>
+          <w:wAfter w:w="2792" w:type="dxa"/>
+        </w:trPr>
+        <w:tc>
+          <w:tcPr>
+            <w:tcW w:w="1529" w:type="dxa"/>
           </w:tcPr>
           <w:p/>
         </w:tc>
         <w:tc>
           <w:tcPr>
-            <w:tcW w:w="90" w:type="dxa"/>
+            <w:tcW w:w="20" w:type="dxa"/>
           </w:tcPr>
           <w:p/>
         </w:tc>
         <w:tc>
           <w:tcPr>
-            <w:tcW w:w="8100" w:type="dxa"/>
-            <w:gridSpan w:val="2"/>
+            <w:tcW w:w="8710" w:type="dxa"/>
+            <w:gridSpan w:val="14"/>
           </w:tcPr>
           <w:p>
             <w:pPr>
               <w:pStyle w:val="Heading2"/>
-              <w:rPr>
+            </w:pPr>
+          </w:p>
+          <w:p/>
+          <w:p/>
+        </w:tc>
+      </w:tr>
+      <w:tr>
+        <w:trPr>
+          <w:gridAfter w:val="5"/>
+          <w:wAfter w:w="2792" w:type="dxa"/>
+        </w:trPr>
+        <w:tc>
+          <w:tcPr>
+            <w:tcW w:w="1529" w:type="dxa"/>
+          </w:tcPr>
+          <w:p/>
+        </w:tc>
+        <w:tc>
+          <w:tcPr>
+            <w:tcW w:w="20" w:type="dxa"/>
+          </w:tcPr>
+          <w:p/>
+        </w:tc>
+        <w:tc>
+          <w:tcPr>
+            <w:tcW w:w="8710" w:type="dxa"/>
+            <w:gridSpan w:val="14"/>
+          </w:tcPr>
+          <w:p>
+            <w:pPr>
+              <w:pStyle w:val="Heading2"/>
+              <w:rPr>
+                <w:rFonts w:ascii="Roboto" w:hAnsi="Roboto"/>
+                <w:color w:val="000000" w:themeColor="text1"/>
+                <w:rtl/>
+              </w:rPr>
+            </w:pPr>
+            <w:hyperlink r:id="rId23" w:history="1">
+              <w:proofErr w:type="spellStart"/>
+              <w:r>
+                <w:rPr>
+                  <w:rStyle w:val="Hyperlink"/>
+                  <w:rFonts w:ascii="Roboto" w:hAnsi="Roboto"/>
+                  <w:color w:val="000000" w:themeColor="text1"/>
+                  <w:u w:val="none"/>
+                </w:rPr>
+                <w:t>MenuChi</w:t>
+              </w:r>
+              <w:proofErr w:type="spellEnd"/>
+              <w:r>
+                <w:rPr>
+                  <w:rStyle w:val="Hyperlink"/>
+                  <w:rFonts w:ascii="Roboto" w:hAnsi="Roboto"/>
+                  <w:color w:val="000000" w:themeColor="text1"/>
+                  <w:u w:val="none"/>
+                </w:rPr>
+                <w:t xml:space="preserve"> - No-Code Menu Builder </w:t>
+              </w:r>
+              <w:r>
+                <w:rPr>
+                  <w:rStyle w:val="Hyperlink"/>
+                  <w:rFonts w:ascii="Roboto" w:hAnsi="Roboto"/>
+                  <w:noProof/>
+                  <w:color w:val="000000" w:themeColor="text1"/>
+                  <w:u w:val="none"/>
+                </w:rPr>
+                <w:drawing>
+                  <wp:inline distT="0" distB="0" distL="0" distR="0" wp14:anchorId="4B4B1B34" wp14:editId="7F338016">
+                    <wp:extent cx="117230" cy="117230"/>
+                    <wp:effectExtent l="0" t="0" r="0" b="0"/>
+                    <wp:docPr id="430629716" name="Picture 6">
+                      <a:hlinkClick xmlns:a="http://schemas.openxmlformats.org/drawingml/2006/main" r:id="rId23"/>
+                    </wp:docPr>
+                    <wp:cNvGraphicFramePr>
+                      <a:graphicFrameLocks xmlns:a="http://schemas.openxmlformats.org/drawingml/2006/main" noChangeAspect="1"/>
+                    </wp:cNvGraphicFramePr>
+                    <a:graphic xmlns:a="http://schemas.openxmlformats.org/drawingml/2006/main">
+                      <a:graphicData uri="http://schemas.openxmlformats.org/drawingml/2006/picture">
+                        <pic:pic xmlns:pic="http://schemas.openxmlformats.org/drawingml/2006/picture">
+                          <pic:nvPicPr>
+                            <pic:cNvPr id="430629716" name="Picture 6">
+                              <a:hlinkClick r:id="rId23"/>
+                            </pic:cNvPr>
+                            <pic:cNvPicPr>
+                              <a:picLocks noChangeAspect="1" noChangeArrowheads="1"/>
+                            </pic:cNvPicPr>
+                          </pic:nvPicPr>
+                          <pic:blipFill>
+                            <a:blip r:embed="rId20" cstate="print">
+                              <a:extLst>
+                                <a:ext uri="{28A0092B-C50C-407E-A947-70E740481C1C}">
+                                  <a14:useLocalDpi xmlns:a14="http://schemas.microsoft.com/office/drawing/2010/main" val="0"/>
+                                </a:ext>
+                              </a:extLst>
+                            </a:blip>
+                            <a:srcRect/>
+                            <a:stretch>
+                              <a:fillRect/>
+                            </a:stretch>
+                          </pic:blipFill>
+                          <pic:spPr bwMode="auto">
+                            <a:xfrm>
+                              <a:off x="0" y="0"/>
+                              <a:ext cx="122621" cy="122621"/>
+                            </a:xfrm>
+                            <a:prstGeom prst="rect">
+                              <a:avLst/>
+                            </a:prstGeom>
+                            <a:noFill/>
+                            <a:ln>
+                              <a:noFill/>
+                            </a:ln>
+                          </pic:spPr>
+                        </pic:pic>
+                      </a:graphicData>
+                    </a:graphic>
+                  </wp:inline>
+                </w:drawing>
+              </w:r>
+            </w:hyperlink>
+          </w:p>
+          <w:p>
+            <w:pPr>
+              <w:rPr>
+                <w:rFonts w:ascii="Funnel Sans Light" w:hAnsi="Funnel Sans Light"/>
                 <w:i/>
-                <w:iCs w:val="0"/>
-              </w:rPr>
-            </w:pPr>
+                <w:iCs/>
+              </w:rPr>
+            </w:pPr>
+            <w:r>
+              <w:rPr>
+                <w:rFonts w:ascii="Funnel Sans Light" w:hAnsi="Funnel Sans Light"/>
+                <w:i/>
+                <w:iCs/>
+              </w:rPr>
+              <w:t>TypeScript, Express.js, Prism</w:t>
+            </w:r>
+            <w:r>
+              <w:rPr>
+                <w:rFonts w:ascii="Funnel Sans Light" w:hAnsi="Funnel Sans Light"/>
+                <w:i/>
+                <w:iCs/>
+              </w:rPr>
+              <w:t xml:space="preserve">a, </w:t>
+            </w:r>
+            <w:r>
+              <w:rPr>
+                <w:rFonts w:ascii="Funnel Sans Light" w:hAnsi="Funnel Sans Light"/>
+                <w:i/>
+                <w:iCs/>
+              </w:rPr>
+              <w:t xml:space="preserve">PostgreSQL, Redis, AWS S3, TSOA, Docker, </w:t>
+            </w:r>
             <w:proofErr w:type="spellStart"/>
             <w:r>
-              <w:t>Divar</w:t>
+              <w:rPr>
+                <w:rFonts w:ascii="Funnel Sans Light" w:hAnsi="Funnel Sans Light"/>
+                <w:i/>
+                <w:iCs/>
+              </w:rPr>
+              <w:t>Vitest</w:t>
             </w:r>
             <w:proofErr w:type="spellEnd"/>
             <w:r>
-              <w:t xml:space="preserve"> Clone</w:t>
-            </w:r>
-            <w:r>
-              <w:rPr>
-                <w:rFonts w:hint="cs"/>
+              <w:rPr>
+                <w:rFonts w:ascii="Funnel Sans Light" w:hAnsi="Funnel Sans Light"/>
                 <w:i/>
-                <w:iCs w:val="0"/>
-                <w:rtl/>
+                <w:iCs/>
               </w:rPr>
               <w:t xml:space="preserve"> </w:t>
             </w:r>
-            <w:r>
-              <w:rPr>
+          </w:p>
+          <w:p>
+            <w:pPr>
+              <w:rPr>
+                <w:rFonts w:ascii="Funnel sans" w:hAnsi="Funnel sans"/>
+                <w:color w:val="404040" w:themeColor="text1" w:themeTint="BF"/>
+              </w:rPr>
+            </w:pPr>
+            <w:hyperlink r:id="rId24" w:history="1">
+              <w:r>
+                <w:rPr>
+                  <w:rStyle w:val="Hyperlink"/>
+                  <w:rFonts w:ascii="Funnel sans" w:hAnsi="Funnel sans"/>
+                  <w:color w:val="404040" w:themeColor="text1" w:themeTint="BF"/>
+                  <w:u w:val="none"/>
+                </w:rPr>
+                <w:t>More on GitHub Repository and its README</w:t>
+              </w:r>
+            </w:hyperlink>
+          </w:p>
+          <w:p>
+            <w:pPr>
+              <w:pStyle w:val="ListParagraph"/>
+              <w:numPr>
+                <w:ilvl w:val="0"/>
+                <w:numId w:val="5"/>
+              </w:numPr>
+              <w:rPr>
+                <w:rFonts w:ascii="Funnel sans" w:hAnsi="Funnel sans"/>
+              </w:rPr>
+            </w:pPr>
+            <w:r>
+              <w:rPr>
+                <w:rFonts w:ascii="Funnel sans" w:hAnsi="Funnel sans"/>
+              </w:rPr>
+              <w:t>Built a no-code platform for restaurant owners to create and manage digital menus.</w:t>
+            </w:r>
+          </w:p>
+          <w:p>
+            <w:pPr>
+              <w:pStyle w:val="ListParagraph"/>
+              <w:numPr>
+                <w:ilvl w:val="0"/>
+                <w:numId w:val="5"/>
+              </w:numPr>
+              <w:rPr>
+                <w:rFonts w:ascii="Funnel sans" w:hAnsi="Funnel sans"/>
+              </w:rPr>
+            </w:pPr>
+            <w:r>
+              <w:rPr>
+                <w:rFonts w:ascii="Funnel sans" w:hAnsi="Funnel sans"/>
+              </w:rPr>
+              <w:t xml:space="preserve">Implemented hierarchical structure with restaurant </w:t>
+            </w:r>
+            <w:r>
+              <w:rPr>
+                <w:rFonts w:ascii="Times New Roman" w:hAnsi="Times New Roman"/>
+              </w:rPr>
+              <w:t>→</w:t>
+            </w:r>
+            <w:r>
+              <w:rPr>
+                <w:rFonts w:ascii="Funnel sans" w:hAnsi="Funnel sans"/>
+              </w:rPr>
+              <w:t xml:space="preserve"> branch </w:t>
+            </w:r>
+            <w:r>
+              <w:rPr>
+                <w:rFonts w:ascii="Times New Roman" w:hAnsi="Times New Roman"/>
+              </w:rPr>
+              <w:t>→</w:t>
+            </w:r>
+            <w:r>
+              <w:rPr>
+                <w:rFonts w:ascii="Funnel sans" w:hAnsi="Funnel sans"/>
+              </w:rPr>
+              <w:t xml:space="preserve"> menu </w:t>
+            </w:r>
+            <w:r>
+              <w:rPr>
+                <w:rFonts w:ascii="Times New Roman" w:hAnsi="Times New Roman"/>
+              </w:rPr>
+              <w:t>→</w:t>
+            </w:r>
+            <w:r>
+              <w:rPr>
+                <w:rFonts w:ascii="Funnel sans" w:hAnsi="Funnel sans"/>
+              </w:rPr>
+              <w:t xml:space="preserve"> cylinders for advanced scheduling and categorization</w:t>
+            </w:r>
+            <w:r>
+              <w:rPr>
+                <w:rFonts w:ascii="Funnel sans" w:hAnsi="Funnel sans"/>
+              </w:rPr>
+              <w:t>.</w:t>
+            </w:r>
+          </w:p>
+          <w:p>
+            <w:pPr>
+              <w:pStyle w:val="ListParagraph"/>
+              <w:numPr>
+                <w:ilvl w:val="0"/>
+                <w:numId w:val="5"/>
+              </w:numPr>
+              <w:rPr>
+                <w:rFonts w:ascii="Funnel sans" w:hAnsi="Funnel sans"/>
+              </w:rPr>
+            </w:pPr>
+            <w:r>
+              <w:rPr>
+                <w:rFonts w:ascii="Funnel sans" w:hAnsi="Funnel sans"/>
+              </w:rPr>
+              <w:t xml:space="preserve">Designed scalable PostgreSQL schemas with Prisma for flexible menu workflows.  </w:t>
+            </w:r>
+          </w:p>
+          <w:p>
+            <w:pPr>
+              <w:pStyle w:val="ListParagraph"/>
+              <w:numPr>
+                <w:ilvl w:val="0"/>
+                <w:numId w:val="5"/>
+              </w:numPr>
+              <w:rPr>
+                <w:rFonts w:ascii="Funnel sans" w:hAnsi="Funnel sans"/>
+              </w:rPr>
+            </w:pPr>
+            <w:r>
+              <w:rPr>
+                <w:rFonts w:ascii="Funnel sans" w:hAnsi="Funnel sans"/>
+              </w:rPr>
+              <w:t xml:space="preserve">Implemented RBAC with session handling using cookies and Redis.  </w:t>
+            </w:r>
+          </w:p>
+          <w:p>
+            <w:pPr>
+              <w:pStyle w:val="ListParagraph"/>
+              <w:numPr>
+                <w:ilvl w:val="0"/>
+                <w:numId w:val="5"/>
+              </w:numPr>
+            </w:pPr>
+            <w:r>
+              <w:rPr>
+                <w:rFonts w:ascii="Funnel sans" w:hAnsi="Funnel sans"/>
+              </w:rPr>
+              <w:t>Used Redis Streams for event-driven communication between services.</w:t>
+            </w:r>
+            <w:r>
+              <w:t xml:space="preserve">  </w:t>
+            </w:r>
+          </w:p>
+        </w:tc>
+      </w:tr>
+      <w:tr>
+        <w:trPr>
+          <w:gridAfter w:val="5"/>
+          <w:wAfter w:w="2792" w:type="dxa"/>
+        </w:trPr>
+        <w:tc>
+          <w:tcPr>
+            <w:tcW w:w="1529" w:type="dxa"/>
+          </w:tcPr>
+          <w:p/>
+        </w:tc>
+        <w:tc>
+          <w:tcPr>
+            <w:tcW w:w="20" w:type="dxa"/>
+          </w:tcPr>
+          <w:p/>
+        </w:tc>
+        <w:tc>
+          <w:tcPr>
+            <w:tcW w:w="8710" w:type="dxa"/>
+            <w:gridSpan w:val="14"/>
+          </w:tcPr>
+          <w:p>
+            <w:pPr>
+              <w:rPr>
+                <w:rFonts w:asciiTheme="majorHAnsi" w:hAnsiTheme="majorHAnsi" w:cs="Arial"/>
+                <w:iCs/>
+                <w:szCs w:val="28"/>
+              </w:rPr>
+            </w:pPr>
+          </w:p>
+        </w:tc>
+      </w:tr>
+      <w:tr>
+        <w:trPr>
+          <w:gridAfter w:val="5"/>
+          <w:wAfter w:w="2792" w:type="dxa"/>
+        </w:trPr>
+        <w:tc>
+          <w:tcPr>
+            <w:tcW w:w="1529" w:type="dxa"/>
+          </w:tcPr>
+          <w:p/>
+        </w:tc>
+        <w:tc>
+          <w:tcPr>
+            <w:tcW w:w="20" w:type="dxa"/>
+          </w:tcPr>
+          <w:p/>
+        </w:tc>
+        <w:tc>
+          <w:tcPr>
+            <w:tcW w:w="8710" w:type="dxa"/>
+            <w:gridSpan w:val="14"/>
+          </w:tcPr>
+          <w:p>
+            <w:pPr>
+              <w:pStyle w:val="Heading2"/>
+              <w:rPr>
+                <w:rFonts w:ascii="Roboto" w:hAnsi="Roboto"/>
+                <w:color w:val="000000" w:themeColor="text1"/>
+              </w:rPr>
+            </w:pPr>
+            <w:hyperlink r:id="rId25" w:history="1">
+              <w:r>
+                <w:rPr>
+                  <w:rStyle w:val="Hyperlink"/>
+                  <w:rFonts w:ascii="Roboto" w:hAnsi="Roboto"/>
+                  <w:color w:val="000000" w:themeColor="text1"/>
+                  <w:u w:val="none"/>
+                </w:rPr>
+                <w:t>Agent-Central Monitoring System</w:t>
+              </w:r>
+              <w:r>
+                <w:rPr>
+                  <w:rStyle w:val="Hyperlink"/>
+                  <w:rFonts w:ascii="Roboto" w:hAnsi="Roboto"/>
+                  <w:color w:val="000000" w:themeColor="text1"/>
+                  <w:u w:val="none"/>
+                </w:rPr>
+                <w:t xml:space="preserve"> </w:t>
+              </w:r>
+              <w:r>
+                <w:rPr>
+                  <w:rStyle w:val="Hyperlink"/>
+                  <w:rFonts w:ascii="Roboto" w:hAnsi="Roboto"/>
+                  <w:color w:val="000000" w:themeColor="text1"/>
+                  <w:sz w:val="16"/>
+                  <w:szCs w:val="24"/>
+                  <w:u w:val="none"/>
+                </w:rPr>
+                <w:t>(M</w:t>
+              </w:r>
+              <w:r>
+                <w:rPr>
+                  <w:rStyle w:val="Hyperlink"/>
+                  <w:rFonts w:ascii="Roboto" w:hAnsi="Roboto"/>
+                  <w:color w:val="000000" w:themeColor="text1"/>
+                  <w:sz w:val="16"/>
+                  <w:szCs w:val="24"/>
+                  <w:u w:val="none"/>
+                </w:rPr>
+                <w:t>ini Projec</w:t>
+              </w:r>
+              <w:r>
+                <w:rPr>
+                  <w:rStyle w:val="Hyperlink"/>
+                  <w:rFonts w:ascii="Roboto" w:hAnsi="Roboto"/>
+                  <w:color w:val="000000" w:themeColor="text1"/>
+                  <w:sz w:val="16"/>
+                  <w:szCs w:val="24"/>
+                  <w:u w:val="none"/>
+                </w:rPr>
+                <w:t>t)</w:t>
+              </w:r>
+            </w:hyperlink>
+            <w:r>
+              <w:rPr>
+                <w:rFonts w:ascii="Roboto" w:hAnsi="Roboto"/>
+                <w:color w:val="000000" w:themeColor="text1"/>
+              </w:rPr>
+              <w:t xml:space="preserve"> </w:t>
+            </w:r>
+            <w:r>
+              <w:rPr>
+                <w:rFonts w:ascii="Roboto" w:hAnsi="Roboto"/>
                 <w:noProof/>
+                <w:color w:val="000000" w:themeColor="text1"/>
               </w:rPr>
               <w:drawing>
-                <wp:inline distT="0" distB="0" distL="0" distR="0" wp14:anchorId="1D54C1E8" wp14:editId="212D5CFE">
+                <wp:inline distT="0" distB="0" distL="0" distR="0" wp14:anchorId="615C5980" wp14:editId="3400E3BB">
                   <wp:extent cx="117230" cy="117230"/>
                   <wp:effectExtent l="0" t="0" r="0" b="0"/>
-                  <wp:docPr id="1717095025" name="Picture 6"/>
+                  <wp:docPr id="460279386" name="Picture 6"/>
                   <wp:cNvGraphicFramePr>
                     <a:graphicFrameLocks xmlns:a="http://schemas.openxmlformats.org/drawingml/2006/main" noChangeAspect="1"/>
                   </wp:cNvGraphicFramePr>
@@ -2018,7 +2958,7 @@
                           </pic:cNvPicPr>
                         </pic:nvPicPr>
                         <pic:blipFill>
-                          <a:blip r:embed="rId22" cstate="print">
+                          <a:blip r:embed="rId20" cstate="print">
                             <a:extLst>
                               <a:ext uri="{28A0092B-C50C-407E-A947-70E740481C1C}">
                                 <a14:useLocalDpi xmlns:a14="http://schemas.microsoft.com/office/drawing/2010/main" val="0"/>
@@ -2051,9 +2991,8 @@
             </w:r>
             <w:r>
               <w:rPr>
-                <w:rFonts w:hint="cs"/>
-                <w:i/>
-                <w:iCs w:val="0"/>
+                <w:rFonts w:ascii="Roboto" w:hAnsi="Roboto"/>
+                <w:color w:val="000000" w:themeColor="text1"/>
                 <w:rtl/>
               </w:rPr>
               <w:t xml:space="preserve"> </w:t>
@@ -2063,6 +3002,7 @@
             <w:pPr>
               <w:pStyle w:val="Heading2"/>
               <w:rPr>
+                <w:rFonts w:ascii="Funnel Sans Light" w:hAnsi="Funnel Sans Light"/>
                 <w:b w:val="0"/>
                 <w:bCs w:val="0"/>
                 <w:i/>
@@ -2070,76 +3010,273 @@
             </w:pPr>
             <w:r>
               <w:rPr>
+                <w:rFonts w:ascii="Funnel Sans Light" w:hAnsi="Funnel Sans Light"/>
                 <w:b w:val="0"/>
                 <w:bCs w:val="0"/>
                 <w:i/>
               </w:rPr>
-              <w:t>Node.js, Express.js, MongoDB, EJS, Swagger</w:t>
-            </w:r>
-            <w:r>
-              <w:rPr>
+              <w:t xml:space="preserve">Node.js, </w:t>
+            </w:r>
+            <w:r>
+              <w:rPr>
+                <w:rFonts w:ascii="Funnel Sans Light" w:hAnsi="Funnel Sans Light"/>
                 <w:b w:val="0"/>
                 <w:bCs w:val="0"/>
-              </w:rPr>
-              <w:t xml:space="preserve"> </w:t>
-            </w:r>
-          </w:p>
-          <w:p>
-            <w:pPr>
-              <w:rPr>
-                <w:rFonts w:asciiTheme="majorHAnsi" w:hAnsiTheme="majorHAnsi" w:cs="Arial"/>
-                <w:iCs/>
-                <w:szCs w:val="28"/>
-              </w:rPr>
-            </w:pPr>
+                <w:i/>
+              </w:rPr>
+              <w:t>Express.js, Socket.io</w:t>
+            </w:r>
+          </w:p>
+          <w:p>
+            <w:pPr>
+              <w:rPr>
+                <w:rFonts w:ascii="Funnel sans" w:hAnsi="Funnel sans"/>
+              </w:rPr>
+            </w:pPr>
+            <w:r>
+              <w:rPr>
+                <w:rFonts w:ascii="Funnel sans" w:hAnsi="Funnel sans"/>
+              </w:rPr>
+              <w:t>Built system to monitor multiple computers from one dashboard.</w:t>
+            </w:r>
+          </w:p>
+          <w:p>
+            <w:pPr>
+              <w:rPr>
+                <w:rFonts w:ascii="Funnel sans" w:hAnsi="Funnel sans"/>
+              </w:rPr>
+            </w:pPr>
+            <w:r>
+              <w:rPr>
+                <w:rFonts w:ascii="Funnel sans" w:hAnsi="Funnel sans"/>
+              </w:rPr>
+              <w:t>3 Implementation Methods:</w:t>
+            </w:r>
+          </w:p>
+          <w:p>
+            <w:pPr>
+              <w:pStyle w:val="ListParagraph"/>
+              <w:numPr>
+                <w:ilvl w:val="0"/>
+                <w:numId w:val="7"/>
+              </w:numPr>
+              <w:rPr>
+                <w:rFonts w:ascii="Funnel sans" w:hAnsi="Funnel sans"/>
+              </w:rPr>
+            </w:pPr>
+            <w:r>
+              <w:rPr>
+                <w:rFonts w:ascii="Funnel sans" w:hAnsi="Funnel sans"/>
+              </w:rPr>
+              <w:t>TCP Socket version for direct agent connection</w:t>
+            </w:r>
+          </w:p>
+          <w:p>
+            <w:pPr>
+              <w:pStyle w:val="ListParagraph"/>
+              <w:numPr>
+                <w:ilvl w:val="0"/>
+                <w:numId w:val="7"/>
+              </w:numPr>
+              <w:rPr>
+                <w:rFonts w:ascii="Funnel sans" w:hAnsi="Funnel sans"/>
+              </w:rPr>
+            </w:pPr>
+            <w:r>
+              <w:rPr>
+                <w:rFonts w:ascii="Funnel sans" w:hAnsi="Funnel sans"/>
+              </w:rPr>
+              <w:t>Socket.IO version with real-time web interface</w:t>
+            </w:r>
+          </w:p>
+          <w:p>
+            <w:pPr>
+              <w:pStyle w:val="ListParagraph"/>
+              <w:numPr>
+                <w:ilvl w:val="0"/>
+                <w:numId w:val="7"/>
+              </w:numPr>
+              <w:rPr>
+                <w:rFonts w:ascii="Funnel sans" w:hAnsi="Funnel sans"/>
+              </w:rPr>
+            </w:pPr>
+            <w:r>
+              <w:rPr>
+                <w:rFonts w:ascii="Funnel sans" w:hAnsi="Funnel sans"/>
+              </w:rPr>
+              <w:t>REST API version for HTTP-based monitoring</w:t>
+            </w:r>
+          </w:p>
+          <w:p>
+            <w:pPr>
+              <w:pStyle w:val="ListParagraph"/>
+              <w:numPr>
+                <w:ilvl w:val="0"/>
+                <w:numId w:val="7"/>
+              </w:numPr>
+              <w:rPr>
+                <w:rFonts w:ascii="Funnel sans" w:hAnsi="Funnel sans"/>
+              </w:rPr>
+            </w:pPr>
+            <w:r>
+              <w:rPr>
+                <w:rFonts w:ascii="Funnel sans" w:hAnsi="Funnel sans"/>
+              </w:rPr>
+              <w:t>All versions support system metrics and alerts</w:t>
+            </w:r>
+          </w:p>
+          <w:p>
+            <w:pPr>
+              <w:pStyle w:val="ListParagraph"/>
+              <w:numPr>
+                <w:ilvl w:val="0"/>
+                <w:numId w:val="7"/>
+              </w:numPr>
+            </w:pPr>
+            <w:r>
+              <w:rPr>
+                <w:rFonts w:ascii="Funnel sans" w:hAnsi="Funnel sans"/>
+              </w:rPr>
+              <w:t>Multi-room organization for different groups</w:t>
+            </w:r>
           </w:p>
         </w:tc>
       </w:tr>
       <w:tr>
-        <w:tc>
-          <w:tcPr>
-            <w:tcW w:w="1980" w:type="dxa"/>
-            <w:gridSpan w:val="3"/>
+        <w:trPr>
+          <w:gridAfter w:val="5"/>
+          <w:wAfter w:w="2792" w:type="dxa"/>
+        </w:trPr>
+        <w:tc>
+          <w:tcPr>
+            <w:tcW w:w="1529" w:type="dxa"/>
           </w:tcPr>
           <w:p/>
         </w:tc>
         <w:tc>
           <w:tcPr>
-            <w:tcW w:w="90" w:type="dxa"/>
+            <w:tcW w:w="20" w:type="dxa"/>
           </w:tcPr>
           <w:p/>
         </w:tc>
         <w:tc>
           <w:tcPr>
-            <w:tcW w:w="8100" w:type="dxa"/>
-            <w:gridSpan w:val="2"/>
+            <w:tcW w:w="8710" w:type="dxa"/>
+            <w:gridSpan w:val="14"/>
           </w:tcPr>
           <w:p>
             <w:pPr>
               <w:pStyle w:val="Heading2"/>
             </w:pPr>
-            <w:hyperlink r:id="rId23" w:history="1">
-              <w:r>
-                <w:rPr>
-                  <w:rStyle w:val="Hyperlink"/>
-                  <w:color w:val="auto"/>
-                  <w:u w:val="none"/>
-                </w:rPr>
-                <w:t>Network Monitoring Mini Project</w:t>
-              </w:r>
-            </w:hyperlink>
-            <w:r>
+          </w:p>
+        </w:tc>
+      </w:tr>
+      <w:tr>
+        <w:trPr>
+          <w:gridAfter w:val="5"/>
+          <w:wAfter w:w="2792" w:type="dxa"/>
+        </w:trPr>
+        <w:tc>
+          <w:tcPr>
+            <w:tcW w:w="1529" w:type="dxa"/>
+          </w:tcPr>
+          <w:p/>
+        </w:tc>
+        <w:tc>
+          <w:tcPr>
+            <w:tcW w:w="20" w:type="dxa"/>
+          </w:tcPr>
+          <w:p/>
+        </w:tc>
+        <w:tc>
+          <w:tcPr>
+            <w:tcW w:w="8710" w:type="dxa"/>
+            <w:gridSpan w:val="14"/>
+          </w:tcPr>
+          <w:p>
+            <w:pPr>
+              <w:pStyle w:val="Heading2"/>
+              <w:rPr>
+                <w:rStyle w:val="Hyperlink"/>
+                <w:rFonts w:ascii="Roboto" w:hAnsi="Roboto"/>
+                <w:i/>
+                <w:iCs w:val="0"/>
+                <w:color w:val="000000" w:themeColor="text1"/>
+                <w:u w:val="none"/>
+              </w:rPr>
+            </w:pPr>
+            <w:r>
+              <w:rPr>
+                <w:rFonts w:ascii="Roboto" w:hAnsi="Roboto"/>
+                <w:color w:val="000000" w:themeColor="text1"/>
+              </w:rPr>
+              <w:fldChar w:fldCharType="begin"/>
+            </w:r>
+            <w:r>
+              <w:rPr>
+                <w:rFonts w:ascii="Roboto" w:hAnsi="Roboto"/>
+                <w:color w:val="000000" w:themeColor="text1"/>
+              </w:rPr>
+              <w:instrText>HYPERLINK "https://github.com/1mimhe/divar-project"</w:instrText>
+            </w:r>
+            <w:r>
+              <w:rPr>
+                <w:rFonts w:ascii="Roboto" w:hAnsi="Roboto"/>
+                <w:color w:val="000000" w:themeColor="text1"/>
+              </w:rPr>
+            </w:r>
+            <w:r>
+              <w:rPr>
+                <w:rFonts w:ascii="Roboto" w:hAnsi="Roboto"/>
+                <w:color w:val="000000" w:themeColor="text1"/>
+              </w:rPr>
+              <w:fldChar w:fldCharType="separate"/>
+            </w:r>
+            <w:proofErr w:type="spellStart"/>
+            <w:r>
+              <w:rPr>
+                <w:rStyle w:val="Hyperlink"/>
+                <w:rFonts w:ascii="Roboto" w:hAnsi="Roboto"/>
+                <w:color w:val="000000" w:themeColor="text1"/>
+                <w:u w:val="none"/>
+              </w:rPr>
+              <w:t>Divar</w:t>
+            </w:r>
+            <w:proofErr w:type="spellEnd"/>
+            <w:r>
+              <w:rPr>
+                <w:rStyle w:val="Hyperlink"/>
+                <w:rFonts w:ascii="Roboto" w:hAnsi="Roboto"/>
+                <w:color w:val="000000" w:themeColor="text1"/>
+                <w:u w:val="none"/>
+              </w:rPr>
+              <w:t xml:space="preserve"> Clone</w:t>
+            </w:r>
+            <w:r>
+              <w:rPr>
+                <w:rStyle w:val="Hyperlink"/>
+                <w:rFonts w:ascii="Roboto" w:hAnsi="Roboto" w:hint="cs"/>
+                <w:i/>
+                <w:iCs w:val="0"/>
+                <w:color w:val="000000" w:themeColor="text1"/>
+                <w:u w:val="none"/>
+                <w:rtl/>
+              </w:rPr>
               <w:t xml:space="preserve"> </w:t>
             </w:r>
             <w:r>
               <w:rPr>
+                <w:rStyle w:val="Hyperlink"/>
+                <w:rFonts w:ascii="Roboto" w:hAnsi="Roboto"/>
                 <w:noProof/>
+                <w:color w:val="000000" w:themeColor="text1"/>
+                <w:u w:val="none"/>
               </w:rPr>
               <w:drawing>
-                <wp:inline distT="0" distB="0" distL="0" distR="0" wp14:anchorId="615C5980" wp14:editId="3400E3BB">
+                <wp:inline distT="0" distB="0" distL="0" distR="0" wp14:anchorId="610F5825" wp14:editId="24B56BE5">
                   <wp:extent cx="117230" cy="117230"/>
                   <wp:effectExtent l="0" t="0" r="0" b="0"/>
-                  <wp:docPr id="460279386" name="Picture 6"/>
+                  <wp:docPr id="1717095025" name="Picture 6"/>
                   <wp:cNvGraphicFramePr>
                     <a:graphicFrameLocks xmlns:a="http://schemas.openxmlformats.org/drawingml/2006/main" noChangeAspect="1"/>
                   </wp:cNvGraphicFramePr>
@@ -2153,7 +3290,7 @@
                           </pic:cNvPicPr>
                         </pic:nvPicPr>
                         <pic:blipFill>
-                          <a:blip r:embed="rId22" cstate="print">
+                          <a:blip r:embed="rId20" cstate="print">
                             <a:extLst>
                               <a:ext uri="{28A0092B-C50C-407E-A947-70E740481C1C}">
                                 <a14:useLocalDpi xmlns:a14="http://schemas.microsoft.com/office/drawing/2010/main" val="0"/>
@@ -2186,7 +3323,12 @@
             </w:r>
             <w:r>
               <w:rPr>
-                <w:rFonts w:hint="cs"/>
+                <w:rStyle w:val="Hyperlink"/>
+                <w:rFonts w:ascii="Roboto" w:hAnsi="Roboto" w:hint="cs"/>
+                <w:i/>
+                <w:iCs w:val="0"/>
+                <w:color w:val="000000" w:themeColor="text1"/>
+                <w:u w:val="none"/>
                 <w:rtl/>
               </w:rPr>
               <w:t xml:space="preserve"> </w:t>
@@ -2196,45 +3338,248 @@
             <w:pPr>
               <w:pStyle w:val="Heading2"/>
               <w:rPr>
+                <w:rFonts w:ascii="Funnel Sans Light" w:hAnsi="Funnel Sans Light"/>
                 <w:b w:val="0"/>
                 <w:bCs w:val="0"/>
               </w:rPr>
             </w:pPr>
             <w:r>
               <w:rPr>
+                <w:rFonts w:ascii="Roboto" w:hAnsi="Roboto"/>
+                <w:color w:val="000000" w:themeColor="text1"/>
+              </w:rPr>
+              <w:fldChar w:fldCharType="end"/>
+            </w:r>
+            <w:r>
+              <w:rPr>
+                <w:rFonts w:ascii="Funnel Sans Light" w:hAnsi="Funnel Sans Light"/>
                 <w:b w:val="0"/>
                 <w:bCs w:val="0"/>
                 <w:i/>
               </w:rPr>
-              <w:t xml:space="preserve">Node.js, net, </w:t>
-            </w:r>
-            <w:proofErr w:type="spellStart"/>
-            <w:r>
-              <w:rPr>
+              <w:t>Node.js, Express.js, MongoDB, EJS, Swagger</w:t>
+            </w:r>
+            <w:r>
+              <w:rPr>
+                <w:rFonts w:ascii="Funnel Sans Light" w:hAnsi="Funnel Sans Light"/>
                 <w:b w:val="0"/>
                 <w:bCs w:val="0"/>
-                <w:i/>
-              </w:rPr>
-              <w:t>dgram</w:t>
-            </w:r>
-            <w:proofErr w:type="spellEnd"/>
-            <w:r>
-              <w:rPr>
+              </w:rPr>
+              <w:t xml:space="preserve"> </w:t>
+            </w:r>
+          </w:p>
+          <w:p>
+            <w:pPr>
+              <w:pStyle w:val="Heading2"/>
+              <w:rPr>
+                <w:rFonts w:ascii="Funnel sans" w:hAnsi="Funnel sans"/>
                 <w:b w:val="0"/>
                 <w:bCs w:val="0"/>
+              </w:rPr>
+            </w:pPr>
+            <w:r>
+              <w:rPr>
+                <w:rFonts w:ascii="Funnel sans" w:hAnsi="Funnel sans"/>
+                <w:b w:val="0"/>
+                <w:bCs w:val="0"/>
+              </w:rPr>
+              <w:t xml:space="preserve">- Designed a MongoDB schema for categories, ads, and user interactions.  </w:t>
+            </w:r>
+          </w:p>
+          <w:p>
+            <w:pPr>
+              <w:pStyle w:val="Heading2"/>
+              <w:rPr>
+                <w:rFonts w:ascii="Funnel sans" w:hAnsi="Funnel sans"/>
+                <w:b w:val="0"/>
+                <w:bCs w:val="0"/>
+              </w:rPr>
+            </w:pPr>
+            <w:r>
+              <w:rPr>
+                <w:rFonts w:ascii="Funnel sans" w:hAnsi="Funnel sans"/>
+                <w:b w:val="0"/>
+                <w:bCs w:val="0"/>
+              </w:rPr>
+              <w:t xml:space="preserve">- Implemented search and filtering by city, category, and keywords. </w:t>
+            </w:r>
+          </w:p>
+          <w:p>
+            <w:pPr>
+              <w:rPr>
+                <w:rFonts w:ascii="Funnel sans" w:hAnsi="Funnel sans"/>
+              </w:rPr>
+            </w:pPr>
+            <w:r>
+              <w:rPr>
+                <w:rFonts w:ascii="Funnel sans" w:hAnsi="Funnel sans"/>
+              </w:rPr>
+              <w:t>- Fronted implemented with template engine (EJS)</w:t>
+            </w:r>
+          </w:p>
+          <w:p/>
+        </w:tc>
+      </w:tr>
+      <w:tr>
+        <w:trPr>
+          <w:gridAfter w:val="5"/>
+          <w:wAfter w:w="2792" w:type="dxa"/>
+        </w:trPr>
+        <w:tc>
+          <w:tcPr>
+            <w:tcW w:w="1529" w:type="dxa"/>
+          </w:tcPr>
+          <w:p/>
+        </w:tc>
+        <w:tc>
+          <w:tcPr>
+            <w:tcW w:w="20" w:type="dxa"/>
+          </w:tcPr>
+          <w:p/>
+        </w:tc>
+        <w:tc>
+          <w:tcPr>
+            <w:tcW w:w="8710" w:type="dxa"/>
+            <w:gridSpan w:val="14"/>
+          </w:tcPr>
+          <w:p>
+            <w:pPr>
+              <w:pStyle w:val="Heading2"/>
+              <w:rPr>
+                <w:rFonts w:ascii="Roboto" w:hAnsi="Roboto"/>
+                <w:rtl/>
+              </w:rPr>
+            </w:pPr>
+            <w:hyperlink r:id="rId26" w:history="1">
+              <w:r>
+                <w:rPr>
+                  <w:rStyle w:val="Hyperlink"/>
+                  <w:rFonts w:ascii="Roboto" w:hAnsi="Roboto"/>
+                  <w:color w:val="auto"/>
+                  <w:u w:val="none"/>
+                </w:rPr>
+                <w:t>Bookstore API</w:t>
+              </w:r>
+            </w:hyperlink>
+            <w:r>
+              <w:rPr>
+                <w:rFonts w:ascii="Roboto" w:hAnsi="Roboto"/>
+              </w:rPr>
+              <w:t xml:space="preserve"> (Archived) </w:t>
+            </w:r>
+            <w:r>
+              <w:rPr>
+                <w:rFonts w:ascii="Roboto" w:hAnsi="Roboto"/>
+                <w:noProof/>
+              </w:rPr>
+              <w:drawing>
+                <wp:inline distT="0" distB="0" distL="0" distR="0" wp14:anchorId="118C253F" wp14:editId="487DA03A">
+                  <wp:extent cx="117230" cy="117230"/>
+                  <wp:effectExtent l="0" t="0" r="0" b="0"/>
+                  <wp:docPr id="1879667670" name="Picture 6"/>
+                  <wp:cNvGraphicFramePr>
+                    <a:graphicFrameLocks xmlns:a="http://schemas.openxmlformats.org/drawingml/2006/main" noChangeAspect="1"/>
+                  </wp:cNvGraphicFramePr>
+                  <a:graphic xmlns:a="http://schemas.openxmlformats.org/drawingml/2006/main">
+                    <a:graphicData uri="http://schemas.openxmlformats.org/drawingml/2006/picture">
+                      <pic:pic xmlns:pic="http://schemas.openxmlformats.org/drawingml/2006/picture">
+                        <pic:nvPicPr>
+                          <pic:cNvPr id="0" name="Picture 11"/>
+                          <pic:cNvPicPr>
+                            <a:picLocks noChangeAspect="1" noChangeArrowheads="1"/>
+                          </pic:cNvPicPr>
+                        </pic:nvPicPr>
+                        <pic:blipFill>
+                          <a:blip r:embed="rId20" cstate="print">
+                            <a:extLst>
+                              <a:ext uri="{28A0092B-C50C-407E-A947-70E740481C1C}">
+                                <a14:useLocalDpi xmlns:a14="http://schemas.microsoft.com/office/drawing/2010/main" val="0"/>
+                              </a:ext>
+                            </a:extLst>
+                          </a:blip>
+                          <a:srcRect/>
+                          <a:stretch>
+                            <a:fillRect/>
+                          </a:stretch>
+                        </pic:blipFill>
+                        <pic:spPr bwMode="auto">
+                          <a:xfrm>
+                            <a:off x="0" y="0"/>
+                            <a:ext cx="122621" cy="122621"/>
+                          </a:xfrm>
+                          <a:prstGeom prst="rect">
+                            <a:avLst/>
+                          </a:prstGeom>
+                          <a:noFill/>
+                          <a:ln>
+                            <a:noFill/>
+                          </a:ln>
+                        </pic:spPr>
+                      </pic:pic>
+                    </a:graphicData>
+                  </a:graphic>
+                </wp:inline>
+              </w:drawing>
+            </w:r>
+          </w:p>
+          <w:p>
+            <w:pPr>
+              <w:rPr>
+                <w:rFonts w:ascii="Funnel Sans Light" w:hAnsi="Funnel Sans Light"/>
                 <w:i/>
-              </w:rPr>
-              <w:t xml:space="preserve"> (sockets)</w:t>
+                <w:iCs/>
+              </w:rPr>
+            </w:pPr>
+            <w:r>
+              <w:rPr>
+                <w:rFonts w:ascii="Funnel Sans Light" w:hAnsi="Funnel Sans Light"/>
+                <w:i/>
+                <w:iCs/>
+              </w:rPr>
+              <w:t xml:space="preserve">JavaScript, Express.js, </w:t>
+            </w:r>
+            <w:proofErr w:type="spellStart"/>
+            <w:r>
+              <w:rPr>
+                <w:rFonts w:ascii="Funnel Sans Light" w:hAnsi="Funnel Sans Light"/>
+                <w:i/>
+                <w:iCs/>
+              </w:rPr>
+              <w:t>Sequelize</w:t>
+            </w:r>
+            <w:proofErr w:type="spellEnd"/>
+            <w:r>
+              <w:rPr>
+                <w:rFonts w:ascii="Funnel Sans Light" w:hAnsi="Funnel Sans Light"/>
+                <w:i/>
+                <w:iCs/>
+              </w:rPr>
+              <w:t xml:space="preserve"> (MySQL), Redis, AJV</w:t>
+            </w:r>
+          </w:p>
+          <w:p>
+            <w:pPr>
+              <w:rPr>
+                <w:rFonts w:ascii="Funnel sans" w:hAnsi="Funnel sans"/>
+              </w:rPr>
+            </w:pPr>
+            <w:r>
+              <w:rPr>
+                <w:rFonts w:ascii="Funnel sans" w:hAnsi="Funnel sans"/>
+              </w:rPr>
+              <w:t>A closed project that re-implemented and completed with TS and Nest.</w:t>
             </w:r>
           </w:p>
         </w:tc>
       </w:tr>
     </w:tbl>
     <w:p/>
+    <w:p/>
     <w:tbl>
       <w:tblPr>
-        <w:tblW w:w="10080" w:type="dxa"/>
+        <w:tblW w:w="10190" w:type="dxa"/>
         <w:tblInd w:w="-450" w:type="dxa"/>
+        <w:tblLayout w:type="fixed"/>
         <w:tblCellMar>
           <w:left w:w="0" w:type="dxa"/>
           <w:right w:w="0" w:type="dxa"/>
@@ -2242,10 +3587,10 @@
         <w:tblLook w:val="0600" w:firstRow="0" w:lastRow="0" w:firstColumn="0" w:lastColumn="0" w:noHBand="1" w:noVBand="1"/>
       </w:tblPr>
       <w:tblGrid>
-        <w:gridCol w:w="1885"/>
+        <w:gridCol w:w="1763"/>
+        <w:gridCol w:w="26"/>
+        <w:gridCol w:w="8381"/>
         <w:gridCol w:w="20"/>
-        <w:gridCol w:w="1695"/>
-        <w:gridCol w:w="6480"/>
       </w:tblGrid>
       <w:tr>
         <w:trPr>
@@ -2253,30 +3598,236 @@
         </w:trPr>
         <w:tc>
           <w:tcPr>
-            <w:tcW w:w="1885" w:type="dxa"/>
-          </w:tcPr>
+            <w:tcW w:w="10170" w:type="dxa"/>
+            <w:gridSpan w:val="3"/>
+            <w:tcBorders>
+              <w:top w:val="single" w:sz="4" w:space="0" w:color="000000" w:themeColor="text1"/>
+            </w:tcBorders>
+          </w:tcPr>
+          <w:tbl>
+            <w:tblPr>
+              <w:tblW w:w="9806" w:type="dxa"/>
+              <w:tblLayout w:type="fixed"/>
+              <w:tblCellMar>
+                <w:left w:w="0" w:type="dxa"/>
+                <w:right w:w="0" w:type="dxa"/>
+              </w:tblCellMar>
+              <w:tblLook w:val="0600" w:firstRow="0" w:lastRow="0" w:firstColumn="0" w:lastColumn="0" w:noHBand="1" w:noVBand="1"/>
+            </w:tblPr>
+            <w:tblGrid>
+              <w:gridCol w:w="1779"/>
+              <w:gridCol w:w="25"/>
+              <w:gridCol w:w="2164"/>
+              <w:gridCol w:w="3773"/>
+              <w:gridCol w:w="2065"/>
+            </w:tblGrid>
+            <w:tr>
+              <w:trPr>
+                <w:gridBefore w:val="1"/>
+                <w:wBefore w:w="1780" w:type="dxa"/>
+                <w:trHeight w:val="260"/>
+              </w:trPr>
+              <w:tc>
+                <w:tcPr>
+                  <w:tcW w:w="20" w:type="dxa"/>
+                  <w:tcBorders>
+                    <w:top w:val="single" w:sz="4" w:space="0" w:color="FFFFFF" w:themeColor="background1"/>
+                    <w:left w:val="single" w:sz="4" w:space="0" w:color="FFFFFF" w:themeColor="background1"/>
+                  </w:tcBorders>
+                </w:tcPr>
+                <w:p/>
+              </w:tc>
+              <w:tc>
+                <w:tcPr>
+                  <w:tcW w:w="2165" w:type="dxa"/>
+                  <w:tcBorders>
+                    <w:top w:val="single" w:sz="4" w:space="0" w:color="FFFFFF" w:themeColor="background1"/>
+                    <w:left w:val="nil"/>
+                    <w:bottom w:val="nil"/>
+                    <w:right w:val="single" w:sz="4" w:space="0" w:color="FFFFFF" w:themeColor="background1"/>
+                  </w:tcBorders>
+                </w:tcPr>
+                <w:p/>
+              </w:tc>
+              <w:tc>
+                <w:tcPr>
+                  <w:tcW w:w="3775" w:type="dxa"/>
+                  <w:tcBorders>
+                    <w:top w:val="single" w:sz="4" w:space="0" w:color="FFFFFF" w:themeColor="background1"/>
+                    <w:left w:val="single" w:sz="4" w:space="0" w:color="FFFFFF" w:themeColor="background1"/>
+                    <w:bottom w:val="nil"/>
+                    <w:right w:val="nil"/>
+                  </w:tcBorders>
+                </w:tcPr>
+                <w:p/>
+              </w:tc>
+              <w:tc>
+                <w:tcPr>
+                  <w:tcW w:w="2066" w:type="dxa"/>
+                  <w:tcBorders>
+                    <w:top w:val="single" w:sz="4" w:space="0" w:color="FFFFFF" w:themeColor="background1"/>
+                    <w:left w:val="nil"/>
+                    <w:bottom w:val="nil"/>
+                    <w:right w:val="nil"/>
+                  </w:tcBorders>
+                </w:tcPr>
+                <w:p/>
+              </w:tc>
+            </w:tr>
+            <w:tr>
+              <w:tc>
+                <w:tcPr>
+                  <w:tcW w:w="1780" w:type="dxa"/>
+                  <w:hideMark/>
+                </w:tcPr>
+                <w:p>
+                  <w:pPr>
+                    <w:pStyle w:val="Heading1"/>
+                  </w:pPr>
+                  <w:r>
+                    <w:rPr>
+                      <w:color w:val="002060"/>
+                    </w:rPr>
+                    <w:t>Experiences</w:t>
+                  </w:r>
+                </w:p>
+              </w:tc>
+              <w:tc>
+                <w:tcPr>
+                  <w:tcW w:w="20" w:type="dxa"/>
+                </w:tcPr>
+                <w:p/>
+              </w:tc>
+              <w:tc>
+                <w:tcPr>
+                  <w:tcW w:w="5940" w:type="dxa"/>
+                  <w:gridSpan w:val="2"/>
+                </w:tcPr>
+                <w:p>
+                  <w:pPr>
+                    <w:rPr>
+                      <w:rFonts w:ascii="Roboto" w:hAnsi="Roboto"/>
+                      <w:b/>
+                      <w:bCs/>
+                      <w:iCs/>
+                    </w:rPr>
+                  </w:pPr>
+                  <w:r>
+                    <w:rPr>
+                      <w:rFonts w:ascii="Roboto" w:hAnsi="Roboto"/>
+                      <w:b/>
+                      <w:bCs/>
+                      <w:iCs/>
+                    </w:rPr>
+                    <w:t xml:space="preserve">Node.js Intern — </w:t>
+                  </w:r>
+                  <w:hyperlink r:id="rId27" w:history="1">
+                    <w:proofErr w:type="spellStart"/>
+                    <w:r>
+                      <w:rPr>
+                        <w:rStyle w:val="Hyperlink"/>
+                        <w:rFonts w:ascii="Roboto" w:hAnsi="Roboto"/>
+                        <w:b/>
+                        <w:bCs/>
+                        <w:iCs/>
+                        <w:color w:val="000000" w:themeColor="text1"/>
+                        <w:u w:val="none"/>
+                      </w:rPr>
+                      <w:t>Robintel</w:t>
+                    </w:r>
+                    <w:proofErr w:type="spellEnd"/>
+                  </w:hyperlink>
+                </w:p>
+                <w:p>
+                  <w:pPr>
+                    <w:numPr>
+                      <w:ilvl w:val="0"/>
+                      <w:numId w:val="6"/>
+                    </w:numPr>
+                    <w:rPr>
+                      <w:rFonts w:ascii="Funnel Sans Light" w:hAnsi="Funnel Sans Light"/>
+                    </w:rPr>
+                  </w:pPr>
+                  <w:r>
+                    <w:rPr>
+                      <w:rFonts w:ascii="Funnel Sans Light" w:hAnsi="Funnel Sans Light"/>
+                    </w:rPr>
+                    <w:t>Worked with Git workflows like feature branching.</w:t>
+                  </w:r>
+                </w:p>
+                <w:p>
+                  <w:pPr>
+                    <w:numPr>
+                      <w:ilvl w:val="0"/>
+                      <w:numId w:val="6"/>
+                    </w:numPr>
+                    <w:rPr>
+                      <w:rFonts w:ascii="Funnel Sans Light" w:hAnsi="Funnel Sans Light"/>
+                    </w:rPr>
+                  </w:pPr>
+                  <w:r>
+                    <w:rPr>
+                      <w:rFonts w:ascii="Funnel Sans Light" w:hAnsi="Funnel Sans Light"/>
+                    </w:rPr>
+                    <w:t>Built a backend project with Express.js using routing, middleware, and RESTful APIs.</w:t>
+                  </w:r>
+                </w:p>
+                <w:p>
+                  <w:pPr>
+                    <w:numPr>
+                      <w:ilvl w:val="0"/>
+                      <w:numId w:val="6"/>
+                    </w:numPr>
+                    <w:rPr>
+                      <w:rFonts w:ascii="Funnel Sans Light" w:hAnsi="Funnel Sans Light"/>
+                    </w:rPr>
+                  </w:pPr>
+                  <w:r>
+                    <w:rPr>
+                      <w:rFonts w:ascii="Funnel Sans Light" w:hAnsi="Funnel Sans Light"/>
+                    </w:rPr>
+                    <w:t>Helped to create app flows and database schemas for new features.</w:t>
+                  </w:r>
+                </w:p>
+                <w:p>
+                  <w:pPr>
+                    <w:rPr>
+                      <w:rFonts w:ascii="Funnel Sans Light" w:hAnsi="Funnel Sans Light"/>
+                    </w:rPr>
+                  </w:pPr>
+                </w:p>
+              </w:tc>
+              <w:tc>
+                <w:tcPr>
+                  <w:tcW w:w="2066" w:type="dxa"/>
+                </w:tcPr>
+                <w:p/>
+                <w:p/>
+                <w:p/>
+                <w:p>
+                  <w:pPr>
+                    <w:rPr>
+                      <w:rFonts w:ascii="Funnel Sans Light" w:hAnsi="Funnel Sans Light"/>
+                    </w:rPr>
+                  </w:pPr>
+                  <w:r>
+                    <w:rPr>
+                      <w:rFonts w:ascii="Funnel Sans Light" w:hAnsi="Funnel Sans Light"/>
+                    </w:rPr>
+                    <w:t>June – September 2024</w:t>
+                  </w:r>
+                </w:p>
+                <w:p/>
+              </w:tc>
+            </w:tr>
+          </w:tbl>
           <w:p/>
         </w:tc>
         <w:tc>
           <w:tcPr>
             <w:tcW w:w="20" w:type="dxa"/>
-          </w:tcPr>
-          <w:p/>
-        </w:tc>
-        <w:tc>
-          <w:tcPr>
-            <w:tcW w:w="1695" w:type="dxa"/>
             <w:tcBorders>
-              <w:bottom w:val="single" w:sz="4" w:space="0" w:color="auto"/>
-            </w:tcBorders>
-          </w:tcPr>
-          <w:p/>
-        </w:tc>
-        <w:tc>
-          <w:tcPr>
-            <w:tcW w:w="6480" w:type="dxa"/>
-            <w:tcBorders>
-              <w:bottom w:val="single" w:sz="4" w:space="0" w:color="auto"/>
+              <w:top w:val="single" w:sz="4" w:space="0" w:color="FFFFFF" w:themeColor="background1"/>
             </w:tcBorders>
           </w:tcPr>
           <w:p/>
@@ -2288,31 +3839,27 @@
         </w:trPr>
         <w:tc>
           <w:tcPr>
-            <w:tcW w:w="1885" w:type="dxa"/>
+            <w:tcW w:w="1789" w:type="dxa"/>
+            <w:gridSpan w:val="2"/>
+            <w:tcBorders>
+              <w:right w:val="single" w:sz="4" w:space="0" w:color="FFFFFF" w:themeColor="background1"/>
+            </w:tcBorders>
           </w:tcPr>
           <w:p/>
         </w:tc>
         <w:tc>
           <w:tcPr>
+            <w:tcW w:w="8381" w:type="dxa"/>
+            <w:tcBorders>
+              <w:top w:val="single" w:sz="4" w:space="0" w:color="000000"/>
+              <w:left w:val="single" w:sz="4" w:space="0" w:color="FFFFFF" w:themeColor="background1"/>
+            </w:tcBorders>
+          </w:tcPr>
+          <w:p/>
+        </w:tc>
+        <w:tc>
+          <w:tcPr>
             <w:tcW w:w="20" w:type="dxa"/>
-          </w:tcPr>
-          <w:p/>
-        </w:tc>
-        <w:tc>
-          <w:tcPr>
-            <w:tcW w:w="1695" w:type="dxa"/>
-            <w:tcBorders>
-              <w:top w:val="single" w:sz="4" w:space="0" w:color="auto"/>
-            </w:tcBorders>
-          </w:tcPr>
-          <w:p/>
-        </w:tc>
-        <w:tc>
-          <w:tcPr>
-            <w:tcW w:w="6480" w:type="dxa"/>
-            <w:tcBorders>
-              <w:top w:val="single" w:sz="4" w:space="0" w:color="auto"/>
-            </w:tcBorders>
           </w:tcPr>
           <w:p/>
         </w:tc>
@@ -2320,17 +3867,23 @@
       <w:tr>
         <w:tc>
           <w:tcPr>
-            <w:tcW w:w="1885" w:type="dxa"/>
+            <w:tcW w:w="1763" w:type="dxa"/>
+            <w:tcBorders>
+              <w:right w:val="single" w:sz="4" w:space="0" w:color="FFFFFF" w:themeColor="background1"/>
+            </w:tcBorders>
           </w:tcPr>
           <w:p>
             <w:pPr>
               <w:pStyle w:val="Heading1"/>
+              <w:tabs>
+                <w:tab w:val="left" w:pos="2450"/>
+              </w:tabs>
             </w:pPr>
             <w:sdt>
               <w:sdtPr>
                 <w:id w:val="1619413989"/>
                 <w:placeholder>
-                  <w:docPart w:val="D5E496B05BA7407E845DDB891C5DB430"/>
+                  <w:docPart w:val="03AEC8950795464388E420D16E5865DD"/>
                 </w:placeholder>
                 <w:temporary/>
                 <w:showingPlcHdr/>
@@ -2346,93 +3899,141 @@
               </w:sdtContent>
             </w:sdt>
           </w:p>
+          <w:p>
+            <w:pPr>
+              <w:pStyle w:val="Heading1"/>
+              <w:tabs>
+                <w:tab w:val="left" w:pos="2450"/>
+              </w:tabs>
+            </w:pPr>
+            <w:r>
+              <w:rPr>
+                <w:rFonts w:asciiTheme="minorHAnsi" w:hAnsiTheme="minorHAnsi"/>
+                <w:b w:val="0"/>
+                <w:bCs w:val="0"/>
+                <w:sz w:val="18"/>
+                <w:szCs w:val="22"/>
+              </w:rPr>
+              <w:tab/>
+            </w:r>
+          </w:p>
+        </w:tc>
+        <w:tc>
+          <w:tcPr>
+            <w:tcW w:w="8407" w:type="dxa"/>
+            <w:gridSpan w:val="2"/>
+            <w:tcBorders>
+              <w:left w:val="single" w:sz="4" w:space="0" w:color="FFFFFF" w:themeColor="background1"/>
+            </w:tcBorders>
+          </w:tcPr>
+          <w:p>
+            <w:pPr>
+              <w:pStyle w:val="Heading1"/>
+              <w:tabs>
+                <w:tab w:val="left" w:pos="2450"/>
+              </w:tabs>
+              <w:rPr>
+                <w:rFonts w:ascii="Funnel Sans Light" w:hAnsi="Funnel Sans Light"/>
+                <w:b w:val="0"/>
+                <w:bCs w:val="0"/>
+                <w:sz w:val="18"/>
+                <w:szCs w:val="22"/>
+              </w:rPr>
+            </w:pPr>
+            <w:r>
+              <w:rPr>
+                <w:rFonts w:ascii="Roboto" w:hAnsi="Roboto"/>
+                <w:sz w:val="18"/>
+                <w:szCs w:val="22"/>
+              </w:rPr>
+              <w:t>English</w:t>
+            </w:r>
+            <w:r>
+              <w:rPr>
+                <w:rFonts w:ascii="Funnel Sans Light" w:hAnsi="Funnel Sans Light"/>
+                <w:b w:val="0"/>
+                <w:bCs w:val="0"/>
+                <w:sz w:val="18"/>
+                <w:szCs w:val="22"/>
+              </w:rPr>
+              <w:t xml:space="preserve">    </w:t>
+            </w:r>
+            <w:r>
+              <w:rPr>
+                <w:rFonts w:ascii="Funnel Sans Light" w:hAnsi="Funnel Sans Light"/>
+                <w:b w:val="0"/>
+                <w:bCs w:val="0"/>
+                <w:sz w:val="18"/>
+                <w:szCs w:val="22"/>
+              </w:rPr>
+              <w:t xml:space="preserve">  </w:t>
+            </w:r>
+            <w:r>
+              <w:rPr>
+                <w:rFonts w:ascii="Funnel Sans Light" w:hAnsi="Funnel Sans Light"/>
+                <w:b w:val="0"/>
+                <w:bCs w:val="0"/>
+                <w:sz w:val="18"/>
+                <w:szCs w:val="22"/>
+              </w:rPr>
+              <w:t>Intermediate</w:t>
+            </w:r>
+          </w:p>
+          <w:p>
+            <w:pPr>
+              <w:pStyle w:val="Heading1"/>
+              <w:tabs>
+                <w:tab w:val="left" w:pos="2450"/>
+              </w:tabs>
+            </w:pPr>
+            <w:r>
+              <w:rPr>
+                <w:rFonts w:ascii="Roboto" w:hAnsi="Roboto"/>
+                <w:sz w:val="18"/>
+                <w:szCs w:val="22"/>
+              </w:rPr>
+              <w:t>Persian</w:t>
+            </w:r>
+            <w:r>
+              <w:rPr>
+                <w:rFonts w:ascii="Funnel Sans Light" w:hAnsi="Funnel Sans Light"/>
+                <w:b w:val="0"/>
+                <w:bCs w:val="0"/>
+                <w:sz w:val="18"/>
+                <w:szCs w:val="22"/>
+              </w:rPr>
+              <w:t xml:space="preserve">   </w:t>
+            </w:r>
+            <w:r>
+              <w:rPr>
+                <w:rFonts w:ascii="Funnel Sans Light" w:hAnsi="Funnel Sans Light"/>
+                <w:b w:val="0"/>
+                <w:bCs w:val="0"/>
+                <w:sz w:val="18"/>
+                <w:szCs w:val="22"/>
+              </w:rPr>
+              <w:t xml:space="preserve">  </w:t>
+            </w:r>
+            <w:r>
+              <w:rPr>
+                <w:rFonts w:ascii="Funnel Sans Light" w:hAnsi="Funnel Sans Light"/>
+                <w:b w:val="0"/>
+                <w:bCs w:val="0"/>
+                <w:sz w:val="18"/>
+                <w:szCs w:val="22"/>
+              </w:rPr>
+              <w:t>Native Language</w:t>
+            </w:r>
+          </w:p>
         </w:tc>
         <w:tc>
           <w:tcPr>
             <w:tcW w:w="20" w:type="dxa"/>
           </w:tcPr>
-          <w:p/>
-        </w:tc>
-        <w:tc>
-          <w:tcPr>
-            <w:tcW w:w="1695" w:type="dxa"/>
-          </w:tcPr>
-          <w:p>
-            <w:sdt>
-              <w:sdtPr>
-                <w:id w:val="-612594266"/>
-                <w:placeholder>
-                  <w:docPart w:val="4FD666B8A55C464390343FCB69DD0560"/>
-                </w:placeholder>
-                <w:temporary/>
-                <w:showingPlcHdr/>
-                <w15:appearance w15:val="hidden"/>
-              </w:sdtPr>
-              <w:sdtContent>
-                <w:r>
-                  <w:rPr>
-                    <w:b/>
-                    <w:bCs/>
-                  </w:rPr>
-                  <w:t>English</w:t>
-                </w:r>
-              </w:sdtContent>
-            </w:sdt>
-          </w:p>
-        </w:tc>
-        <w:tc>
-          <w:tcPr>
-            <w:tcW w:w="6480" w:type="dxa"/>
-          </w:tcPr>
-          <w:p>
-            <w:r>
-              <w:t>Intermediate</w:t>
-            </w:r>
-          </w:p>
-          <w:p/>
-        </w:tc>
-      </w:tr>
-      <w:tr>
-        <w:tc>
-          <w:tcPr>
-            <w:tcW w:w="1885" w:type="dxa"/>
-          </w:tcPr>
-          <w:p/>
-        </w:tc>
-        <w:tc>
-          <w:tcPr>
-            <w:tcW w:w="20" w:type="dxa"/>
-          </w:tcPr>
-          <w:p/>
-        </w:tc>
-        <w:tc>
-          <w:tcPr>
-            <w:tcW w:w="1695" w:type="dxa"/>
-          </w:tcPr>
-          <w:p>
-            <w:pPr>
-              <w:rPr>
-                <w:b/>
-                <w:bCs/>
-              </w:rPr>
-            </w:pPr>
-            <w:r>
-              <w:rPr>
-                <w:b/>
-                <w:bCs/>
-              </w:rPr>
-              <w:t>Persian</w:t>
-            </w:r>
-          </w:p>
-        </w:tc>
-        <w:tc>
-          <w:tcPr>
-            <w:tcW w:w="6480" w:type="dxa"/>
-          </w:tcPr>
-          <w:p>
-            <w:r>
-              <w:t>Native Language</w:t>
-            </w:r>
+          <w:p>
+            <w:pPr>
+              <w:pStyle w:val="Heading1"/>
+            </w:pPr>
           </w:p>
         </w:tc>
       </w:tr>
@@ -2440,8 +4041,8 @@
     <w:p/>
     <w:tbl>
       <w:tblPr>
-        <w:tblW w:w="10080" w:type="dxa"/>
-        <w:tblInd w:w="-450" w:type="dxa"/>
+        <w:tblW w:w="10174" w:type="dxa"/>
+        <w:tblInd w:w="-455" w:type="dxa"/>
         <w:tblCellMar>
           <w:left w:w="0" w:type="dxa"/>
           <w:right w:w="0" w:type="dxa"/>
@@ -2449,21 +4050,48 @@
         <w:tblLook w:val="0600" w:firstRow="0" w:lastRow="0" w:firstColumn="0" w:lastColumn="0" w:noHBand="1" w:noVBand="1"/>
       </w:tblPr>
       <w:tblGrid>
-        <w:gridCol w:w="1885"/>
+        <w:gridCol w:w="1800"/>
         <w:gridCol w:w="20"/>
         <w:gridCol w:w="1710"/>
-        <w:gridCol w:w="6465"/>
+        <w:gridCol w:w="6644"/>
       </w:tblGrid>
       <w:tr>
         <w:trPr>
-          <w:trHeight w:val="57"/>
+          <w:gridBefore w:val="1"/>
+          <w:wBefore w:w="1800" w:type="dxa"/>
+          <w:trHeight w:val="269"/>
         </w:trPr>
         <w:tc>
           <w:tcPr>
-            <w:tcW w:w="1885" w:type="dxa"/>
+            <w:tcW w:w="8374" w:type="dxa"/>
+            <w:gridSpan w:val="3"/>
+            <w:tcBorders>
+              <w:top w:val="single" w:sz="4" w:space="0" w:color="000000" w:themeColor="text1"/>
+            </w:tcBorders>
           </w:tcPr>
           <w:p/>
         </w:tc>
+      </w:tr>
+      <w:tr>
+        <w:tc>
+          <w:tcPr>
+            <w:tcW w:w="1800" w:type="dxa"/>
+          </w:tcPr>
+          <w:p>
+            <w:pPr>
+              <w:pStyle w:val="Heading1"/>
+              <w:rPr>
+                <w:color w:val="002060"/>
+              </w:rPr>
+            </w:pPr>
+            <w:r>
+              <w:rPr>
+                <w:color w:val="002060"/>
+              </w:rPr>
+              <w:t>Soft skills</w:t>
+            </w:r>
+          </w:p>
+        </w:tc>
         <w:tc>
           <w:tcPr>
             <w:tcW w:w="20" w:type="dxa"/>
@@ -2473,29 +4101,54 @@
         <w:tc>
           <w:tcPr>
             <w:tcW w:w="1710" w:type="dxa"/>
-            <w:tcBorders>
-              <w:bottom w:val="single" w:sz="4" w:space="0" w:color="auto"/>
-            </w:tcBorders>
-          </w:tcPr>
-          <w:p/>
-        </w:tc>
-        <w:tc>
-          <w:tcPr>
-            <w:tcW w:w="6465" w:type="dxa"/>
-            <w:tcBorders>
-              <w:bottom w:val="single" w:sz="4" w:space="0" w:color="auto"/>
-            </w:tcBorders>
-          </w:tcPr>
-          <w:p/>
+          </w:tcPr>
+          <w:p>
+            <w:pPr>
+              <w:rPr>
+                <w:rFonts w:ascii="Funnel Sans Light" w:hAnsi="Funnel Sans Light"/>
+              </w:rPr>
+            </w:pPr>
+            <w:r>
+              <w:rPr>
+                <w:rFonts w:ascii="Funnel Sans Light" w:hAnsi="Funnel Sans Light"/>
+              </w:rPr>
+              <w:t>Teamwork</w:t>
+            </w:r>
+          </w:p>
+        </w:tc>
+        <w:tc>
+          <w:tcPr>
+            <w:tcW w:w="6644" w:type="dxa"/>
+          </w:tcPr>
+          <w:p>
+            <w:pPr>
+              <w:rPr>
+                <w:rFonts w:ascii="Funnel Sans Light" w:hAnsi="Funnel Sans Light"/>
+              </w:rPr>
+            </w:pPr>
+            <w:r>
+              <w:rPr>
+                <w:rFonts w:ascii="Funnel Sans Light" w:hAnsi="Funnel Sans Light"/>
+              </w:rPr>
+              <w:t>Report writing</w:t>
+            </w:r>
+          </w:p>
+          <w:p>
+            <w:pPr>
+              <w:rPr>
+                <w:rFonts w:ascii="Funnel Sans Light" w:hAnsi="Funnel Sans Light"/>
+              </w:rPr>
+            </w:pPr>
+          </w:p>
         </w:tc>
       </w:tr>
       <w:tr>
         <w:trPr>
-          <w:trHeight w:val="305"/>
+          <w:trHeight w:val="279"/>
         </w:trPr>
         <w:tc>
           <w:tcPr>
-            <w:tcW w:w="1885" w:type="dxa"/>
+            <w:tcW w:w="1800" w:type="dxa"/>
           </w:tcPr>
           <w:p/>
         </w:tc>
@@ -2508,135 +4161,48 @@
         <w:tc>
           <w:tcPr>
             <w:tcW w:w="1710" w:type="dxa"/>
-            <w:tcBorders>
-              <w:top w:val="single" w:sz="4" w:space="0" w:color="auto"/>
-            </w:tcBorders>
-          </w:tcPr>
-          <w:p/>
-        </w:tc>
-        <w:tc>
-          <w:tcPr>
-            <w:tcW w:w="6465" w:type="dxa"/>
-            <w:tcBorders>
-              <w:top w:val="single" w:sz="4" w:space="0" w:color="auto"/>
-            </w:tcBorders>
-          </w:tcPr>
-          <w:p/>
-        </w:tc>
-      </w:tr>
-      <w:tr>
-        <w:tc>
-          <w:tcPr>
-            <w:tcW w:w="1885" w:type="dxa"/>
-          </w:tcPr>
-          <w:p>
-            <w:pPr>
-              <w:pStyle w:val="Heading1"/>
-              <w:rPr>
-                <w:color w:val="002060"/>
-              </w:rPr>
-            </w:pPr>
-            <w:r>
-              <w:rPr>
-                <w:color w:val="002060"/>
-              </w:rPr>
-              <w:t>Soft skills</w:t>
-            </w:r>
-          </w:p>
-        </w:tc>
-        <w:tc>
-          <w:tcPr>
-            <w:tcW w:w="20" w:type="dxa"/>
-          </w:tcPr>
-          <w:p/>
-        </w:tc>
-        <w:tc>
-          <w:tcPr>
-            <w:tcW w:w="1710" w:type="dxa"/>
-          </w:tcPr>
-          <w:p>
-            <w:r>
-              <w:t>Teamwork</w:t>
-            </w:r>
-          </w:p>
-        </w:tc>
-        <w:tc>
-          <w:tcPr>
-            <w:tcW w:w="6465" w:type="dxa"/>
-          </w:tcPr>
-          <w:p>
-            <w:r>
-              <w:t>Report writing</w:t>
-            </w:r>
-          </w:p>
-          <w:p/>
-        </w:tc>
-      </w:tr>
-      <w:tr>
-        <w:tc>
-          <w:tcPr>
-            <w:tcW w:w="1885" w:type="dxa"/>
-          </w:tcPr>
-          <w:p/>
-        </w:tc>
-        <w:tc>
-          <w:tcPr>
-            <w:tcW w:w="20" w:type="dxa"/>
-          </w:tcPr>
-          <w:p/>
-        </w:tc>
-        <w:tc>
-          <w:tcPr>
-            <w:tcW w:w="1710" w:type="dxa"/>
-          </w:tcPr>
-          <w:p>
-            <w:r>
+          </w:tcPr>
+          <w:p>
+            <w:pPr>
+              <w:rPr>
+                <w:rFonts w:ascii="Funnel Sans Light" w:hAnsi="Funnel Sans Light"/>
+              </w:rPr>
+            </w:pPr>
+            <w:r>
+              <w:rPr>
+                <w:rFonts w:ascii="Funnel Sans Light" w:hAnsi="Funnel Sans Light"/>
+              </w:rPr>
               <w:t>Responsibility</w:t>
             </w:r>
           </w:p>
         </w:tc>
         <w:tc>
           <w:tcPr>
-            <w:tcW w:w="6465" w:type="dxa"/>
-          </w:tcPr>
-          <w:p/>
-          <w:p>
-            <w:r>
-              <w:t xml:space="preserve"> </w:t>
-            </w:r>
-          </w:p>
-        </w:tc>
-      </w:tr>
-      <w:tr>
-        <w:tc>
-          <w:tcPr>
-            <w:tcW w:w="1885" w:type="dxa"/>
-          </w:tcPr>
-          <w:p/>
-        </w:tc>
-        <w:tc>
-          <w:tcPr>
-            <w:tcW w:w="20" w:type="dxa"/>
-          </w:tcPr>
-          <w:p/>
-        </w:tc>
-        <w:tc>
-          <w:tcPr>
-            <w:tcW w:w="1710" w:type="dxa"/>
-          </w:tcPr>
-          <w:p>
-            <w:r>
+            <w:tcW w:w="6644" w:type="dxa"/>
+          </w:tcPr>
+          <w:p>
+            <w:pPr>
+              <w:rPr>
+                <w:rFonts w:ascii="Funnel Sans Light" w:hAnsi="Funnel Sans Light"/>
+              </w:rPr>
+            </w:pPr>
+            <w:r>
+              <w:rPr>
+                <w:rFonts w:ascii="Funnel Sans Light" w:hAnsi="Funnel Sans Light"/>
+              </w:rPr>
               <w:t>Problem solving</w:t>
             </w:r>
           </w:p>
-        </w:tc>
-        <w:tc>
-          <w:tcPr>
-            <w:tcW w:w="6465" w:type="dxa"/>
-          </w:tcPr>
-          <w:p/>
-          <w:p>
-            <w:r>
+          <w:p>
+            <w:pPr>
+              <w:rPr>
+                <w:rFonts w:ascii="Funnel Sans Light" w:hAnsi="Funnel Sans Light"/>
+              </w:rPr>
+            </w:pPr>
+            <w:r>
+              <w:rPr>
+                <w:rFonts w:ascii="Funnel Sans Light" w:hAnsi="Funnel Sans Light"/>
+              </w:rPr>
               <w:t xml:space="preserve"> </w:t>
             </w:r>
           </w:p>
@@ -2677,11 +4243,14 @@
         <w:jc w:val="right"/>
       </w:pPr>
       <w:r>
-        <w:t>Spring 2025</w:t>
+        <w:t>Fall</w:t>
+      </w:r>
+      <w:r>
+        <w:t xml:space="preserve"> 2025</w:t>
       </w:r>
     </w:p>
     <w:sectPr>
-      <w:footerReference w:type="default" r:id="rId24"/>
+      <w:footerReference w:type="default" r:id="rId28"/>
       <w:pgSz w:w="12240" w:h="15840"/>
       <w:pgMar w:top="450" w:right="1170" w:bottom="990" w:left="1440" w:header="720" w:footer="720" w:gutter="0"/>
       <w:cols w:space="720"/>
@@ -2783,6 +4352,346 @@
 <file path=word/numbering.xml><?xml version="1.0" encoding="utf-8"?>
 <w:numbering xmlns:wpc="http://schemas.microsoft.com/office/word/2010/wordprocessingCanvas" xmlns:cx="http://schemas.microsoft.com/office/drawing/2014/chartex" xmlns:cx1="http://schemas.microsoft.com/office/drawing/2015/9/8/chartex" xmlns:cx2="http://schemas.microsoft.com/office/drawing/2015/10/21/chartex" xmlns:cx3="http://schemas.microsoft.com/office/drawing/2016/5/9/chartex" xmlns:cx4="http://schemas.microsoft.com/office/drawing/2016/5/10/chartex" xmlns:cx5="http://schemas.microsoft.com/office/drawing/2016/5/11/chartex" xmlns:cx6="http://schemas.microsoft.com/office/drawing/2016/5/12/chartex" xmlns:cx7="http://schemas.microsoft.com/office/drawing/2016/5/13/chartex" xmlns:cx8="http://schemas.microsoft.com/office/drawing/2016/5/14/chartex" xmlns:mc="http://schemas.openxmlformats.org/markup-compatibility/2006" xmlns:aink="http://schemas.microsoft.com/office/drawing/2016/ink" xmlns:am3d="http://schemas.microsoft.com/office/drawing/2017/model3d" xmlns:o="urn:schemas-microsoft-com:office:office" xmlns:oel="http://schemas.microsoft.com/office/2019/extlst" xmlns:r="http://schemas.openxmlformats.org/officeDocument/2006/relationships" xmlns:m="http://schemas.openxmlformats.org/officeDocument/2006/math" xmlns:v="urn:schemas-microsoft-com:vml" xmlns:wp14="http://schemas.microsoft.com/office/word/2010/wordprocessingDrawing" xmlns:wp="http://schemas.openxmlformats.org/drawingml/2006/wordprocessingDrawing" xmlns:w10="urn:schemas-microsoft-com:office:word" xmlns:w="http://schemas.openxmlformats.org/wordprocessingml/2006/main" xmlns:w14="http://schemas.microsoft.com/office/word/2010/wordml" xmlns:w15="http://schemas.microsoft.com/office/word/2012/wordml" xmlns:w16cex="http://schemas.microsoft.com/office/word/2018/wordml/cex" xmlns:w16cid="http://schemas.microsoft.com/office/word/2016/wordml/cid" xmlns:w16="http://schemas.microsoft.com/office/word/2018/wordml" xmlns:w16du="http://schemas.microsoft.com/office/word/2023/wordml/word16du" xmlns:w16sdtdh="http://schemas.microsoft.com/office/word/2020/wordml/sdtdatahash" xmlns:w16sdtfl="http://schemas.microsoft.com/office/word/2024/wordml/sdtformatlock" xmlns:w16se="http://schemas.microsoft.com/office/word/2015/wordml/symex" xmlns:wpg="http://schemas.microsoft.com/office/word/2010/wordprocessingGroup" xmlns:wpi="http://schemas.microsoft.com/office/word/2010/wordprocessingInk" xmlns:wne="http://schemas.microsoft.com/office/word/2006/wordml" xmlns:wps="http://schemas.microsoft.com/office/word/2010/wordprocessingShape" mc:Ignorable="w14 w15 w16se w16cid w16 w16cex w16sdtdh w16sdtfl w16du wp14">
   <w:abstractNum w:abstractNumId="0" w15:restartNumberingAfterBreak="0">
+    <w:nsid w:val="045560E9"/>
+    <w:multiLevelType w:val="hybridMultilevel"/>
+    <w:tmpl w:val="0220E0B6"/>
+    <w:lvl w:ilvl="0" w:tplc="34DAED6E">
+      <w:start w:val="1400"/>
+      <w:numFmt w:val="bullet"/>
+      <w:lvlText w:val="-"/>
+      <w:lvlJc w:val="left"/>
+      <w:pPr>
+        <w:ind w:left="720" w:hanging="360"/>
+      </w:pPr>
+      <w:rPr>
+        <w:rFonts w:ascii="Times New Roman" w:eastAsia="Times New Roman" w:hAnsi="Times New Roman" w:cs="Times New Roman" w:hint="default"/>
+        <w:sz w:val="24"/>
+      </w:rPr>
+    </w:lvl>
+    <w:lvl w:ilvl="1" w:tplc="04090003" w:tentative="1">
+      <w:start w:val="1"/>
+      <w:numFmt w:val="bullet"/>
+      <w:lvlText w:val="o"/>
+      <w:lvlJc w:val="left"/>
+      <w:pPr>
+        <w:ind w:left="1440" w:hanging="360"/>
+      </w:pPr>
+      <w:rPr>
+        <w:rFonts w:ascii="Courier New" w:hAnsi="Courier New" w:cs="Courier New" w:hint="default"/>
+      </w:rPr>
+    </w:lvl>
+    <w:lvl w:ilvl="2" w:tplc="04090005" w:tentative="1">
+      <w:start w:val="1"/>
+      <w:numFmt w:val="bullet"/>
+      <w:lvlText w:val=""/>
+      <w:lvlJc w:val="left"/>
+      <w:pPr>
+        <w:ind w:left="2160" w:hanging="360"/>
+      </w:pPr>
+      <w:rPr>
+        <w:rFonts w:ascii="Wingdings" w:hAnsi="Wingdings" w:hint="default"/>
+      </w:rPr>
+    </w:lvl>
+    <w:lvl w:ilvl="3" w:tplc="04090001" w:tentative="1">
+      <w:start w:val="1"/>
+      <w:numFmt w:val="bullet"/>
+      <w:lvlText w:val=""/>
+      <w:lvlJc w:val="left"/>
+      <w:pPr>
+        <w:ind w:left="2880" w:hanging="360"/>
+      </w:pPr>
+      <w:rPr>
+        <w:rFonts w:ascii="Symbol" w:hAnsi="Symbol" w:hint="default"/>
+      </w:rPr>
+    </w:lvl>
+    <w:lvl w:ilvl="4" w:tplc="04090003" w:tentative="1">
+      <w:start w:val="1"/>
+      <w:numFmt w:val="bullet"/>
+      <w:lvlText w:val="o"/>
+      <w:lvlJc w:val="left"/>
+      <w:pPr>
+        <w:ind w:left="3600" w:hanging="360"/>
+      </w:pPr>
+      <w:rPr>
+        <w:rFonts w:ascii="Courier New" w:hAnsi="Courier New" w:cs="Courier New" w:hint="default"/>
+      </w:rPr>
+    </w:lvl>
+    <w:lvl w:ilvl="5" w:tplc="04090005" w:tentative="1">
+      <w:start w:val="1"/>
+      <w:numFmt w:val="bullet"/>
+      <w:lvlText w:val=""/>
+      <w:lvlJc w:val="left"/>
+      <w:pPr>
+        <w:ind w:left="4320" w:hanging="360"/>
+      </w:pPr>
+      <w:rPr>
+        <w:rFonts w:ascii="Wingdings" w:hAnsi="Wingdings" w:hint="default"/>
+      </w:rPr>
+    </w:lvl>
+    <w:lvl w:ilvl="6" w:tplc="04090001" w:tentative="1">
+      <w:start w:val="1"/>
+      <w:numFmt w:val="bullet"/>
+      <w:lvlText w:val=""/>
+      <w:lvlJc w:val="left"/>
+      <w:pPr>
+        <w:ind w:left="5040" w:hanging="360"/>
+      </w:pPr>
+      <w:rPr>
+        <w:rFonts w:ascii="Symbol" w:hAnsi="Symbol" w:hint="default"/>
+      </w:rPr>
+    </w:lvl>
+    <w:lvl w:ilvl="7" w:tplc="04090003" w:tentative="1">
+      <w:start w:val="1"/>
+      <w:numFmt w:val="bullet"/>
+      <w:lvlText w:val="o"/>
+      <w:lvlJc w:val="left"/>
+      <w:pPr>
+        <w:ind w:left="5760" w:hanging="360"/>
+      </w:pPr>
+      <w:rPr>
+        <w:rFonts w:ascii="Courier New" w:hAnsi="Courier New" w:cs="Courier New" w:hint="default"/>
+      </w:rPr>
+    </w:lvl>
+    <w:lvl w:ilvl="8" w:tplc="04090005" w:tentative="1">
+      <w:start w:val="1"/>
+      <w:numFmt w:val="bullet"/>
+      <w:lvlText w:val=""/>
+      <w:lvlJc w:val="left"/>
+      <w:pPr>
+        <w:ind w:left="6480" w:hanging="360"/>
+      </w:pPr>
+      <w:rPr>
+        <w:rFonts w:ascii="Wingdings" w:hAnsi="Wingdings" w:hint="default"/>
+      </w:rPr>
+    </w:lvl>
+  </w:abstractNum>
+  <w:abstractNum w:abstractNumId="1" w15:restartNumberingAfterBreak="0">
+    <w:nsid w:val="0AD424E9"/>
+    <w:multiLevelType w:val="hybridMultilevel"/>
+    <w:tmpl w:val="61A21594"/>
+    <w:lvl w:ilvl="0" w:tplc="34DAED6E">
+      <w:start w:val="1400"/>
+      <w:numFmt w:val="bullet"/>
+      <w:lvlText w:val="-"/>
+      <w:lvlJc w:val="left"/>
+      <w:pPr>
+        <w:ind w:left="720" w:hanging="360"/>
+      </w:pPr>
+      <w:rPr>
+        <w:rFonts w:ascii="Times New Roman" w:eastAsia="Times New Roman" w:hAnsi="Times New Roman" w:cs="Times New Roman" w:hint="default"/>
+        <w:sz w:val="24"/>
+      </w:rPr>
+    </w:lvl>
+    <w:lvl w:ilvl="1" w:tplc="04090003" w:tentative="1">
+      <w:start w:val="1"/>
+      <w:numFmt w:val="bullet"/>
+      <w:lvlText w:val="o"/>
+      <w:lvlJc w:val="left"/>
+      <w:pPr>
+        <w:ind w:left="1440" w:hanging="360"/>
+      </w:pPr>
+      <w:rPr>
+        <w:rFonts w:ascii="Courier New" w:hAnsi="Courier New" w:cs="Courier New" w:hint="default"/>
+      </w:rPr>
+    </w:lvl>
+    <w:lvl w:ilvl="2" w:tplc="04090005" w:tentative="1">
+      <w:start w:val="1"/>
+      <w:numFmt w:val="bullet"/>
+      <w:lvlText w:val=""/>
+      <w:lvlJc w:val="left"/>
+      <w:pPr>
+        <w:ind w:left="2160" w:hanging="360"/>
+      </w:pPr>
+      <w:rPr>
+        <w:rFonts w:ascii="Wingdings" w:hAnsi="Wingdings" w:hint="default"/>
+      </w:rPr>
+    </w:lvl>
+    <w:lvl w:ilvl="3" w:tplc="04090001" w:tentative="1">
+      <w:start w:val="1"/>
+      <w:numFmt w:val="bullet"/>
+      <w:lvlText w:val=""/>
+      <w:lvlJc w:val="left"/>
+      <w:pPr>
+        <w:ind w:left="2880" w:hanging="360"/>
+      </w:pPr>
+      <w:rPr>
+        <w:rFonts w:ascii="Symbol" w:hAnsi="Symbol" w:hint="default"/>
+      </w:rPr>
+    </w:lvl>
+    <w:lvl w:ilvl="4" w:tplc="04090003" w:tentative="1">
+      <w:start w:val="1"/>
+      <w:numFmt w:val="bullet"/>
+      <w:lvlText w:val="o"/>
+      <w:lvlJc w:val="left"/>
+      <w:pPr>
+        <w:ind w:left="3600" w:hanging="360"/>
+      </w:pPr>
+      <w:rPr>
+        <w:rFonts w:ascii="Courier New" w:hAnsi="Courier New" w:cs="Courier New" w:hint="default"/>
+      </w:rPr>
+    </w:lvl>
+    <w:lvl w:ilvl="5" w:tplc="04090005" w:tentative="1">
+      <w:start w:val="1"/>
+      <w:numFmt w:val="bullet"/>
+      <w:lvlText w:val=""/>
+      <w:lvlJc w:val="left"/>
+      <w:pPr>
+        <w:ind w:left="4320" w:hanging="360"/>
+      </w:pPr>
+      <w:rPr>
+        <w:rFonts w:ascii="Wingdings" w:hAnsi="Wingdings" w:hint="default"/>
+      </w:rPr>
+    </w:lvl>
+    <w:lvl w:ilvl="6" w:tplc="04090001" w:tentative="1">
+      <w:start w:val="1"/>
+      <w:numFmt w:val="bullet"/>
+      <w:lvlText w:val=""/>
+      <w:lvlJc w:val="left"/>
+      <w:pPr>
+        <w:ind w:left="5040" w:hanging="360"/>
+      </w:pPr>
+      <w:rPr>
+        <w:rFonts w:ascii="Symbol" w:hAnsi="Symbol" w:hint="default"/>
+      </w:rPr>
+    </w:lvl>
+    <w:lvl w:ilvl="7" w:tplc="04090003" w:tentative="1">
+      <w:start w:val="1"/>
+      <w:numFmt w:val="bullet"/>
+      <w:lvlText w:val="o"/>
+      <w:lvlJc w:val="left"/>
+      <w:pPr>
+        <w:ind w:left="5760" w:hanging="360"/>
+      </w:pPr>
+      <w:rPr>
+        <w:rFonts w:ascii="Courier New" w:hAnsi="Courier New" w:cs="Courier New" w:hint="default"/>
+      </w:rPr>
+    </w:lvl>
+    <w:lvl w:ilvl="8" w:tplc="04090005" w:tentative="1">
+      <w:start w:val="1"/>
+      <w:numFmt w:val="bullet"/>
+      <w:lvlText w:val=""/>
+      <w:lvlJc w:val="left"/>
+      <w:pPr>
+        <w:ind w:left="6480" w:hanging="360"/>
+      </w:pPr>
+      <w:rPr>
+        <w:rFonts w:ascii="Wingdings" w:hAnsi="Wingdings" w:hint="default"/>
+      </w:rPr>
+    </w:lvl>
+  </w:abstractNum>
+  <w:abstractNum w:abstractNumId="2" w15:restartNumberingAfterBreak="0">
+    <w:nsid w:val="0DFD60E0"/>
+    <w:multiLevelType w:val="hybridMultilevel"/>
+    <w:tmpl w:val="9DFAEA16"/>
+    <w:lvl w:ilvl="0" w:tplc="199A9556">
+      <w:numFmt w:val="bullet"/>
+      <w:lvlText w:val=""/>
+      <w:lvlJc w:val="left"/>
+      <w:pPr>
+        <w:ind w:left="408" w:hanging="360"/>
+      </w:pPr>
+      <w:rPr>
+        <w:rFonts w:ascii="Symbol" w:eastAsia="Times New Roman" w:hAnsi="Symbol" w:cs="Times New Roman" w:hint="default"/>
+      </w:rPr>
+    </w:lvl>
+    <w:lvl w:ilvl="1" w:tplc="04090003" w:tentative="1">
+      <w:start w:val="1"/>
+      <w:numFmt w:val="bullet"/>
+      <w:lvlText w:val="o"/>
+      <w:lvlJc w:val="left"/>
+      <w:pPr>
+        <w:ind w:left="1128" w:hanging="360"/>
+      </w:pPr>
+      <w:rPr>
+        <w:rFonts w:ascii="Courier New" w:hAnsi="Courier New" w:cs="Courier New" w:hint="default"/>
+      </w:rPr>
+    </w:lvl>
+    <w:lvl w:ilvl="2" w:tplc="04090005" w:tentative="1">
+      <w:start w:val="1"/>
+      <w:numFmt w:val="bullet"/>
+      <w:lvlText w:val=""/>
+      <w:lvlJc w:val="left"/>
+      <w:pPr>
+        <w:ind w:left="1848" w:hanging="360"/>
+      </w:pPr>
+      <w:rPr>
+        <w:rFonts w:ascii="Wingdings" w:hAnsi="Wingdings" w:hint="default"/>
+      </w:rPr>
+    </w:lvl>
+    <w:lvl w:ilvl="3" w:tplc="04090001" w:tentative="1">
+      <w:start w:val="1"/>
+      <w:numFmt w:val="bullet"/>
+      <w:lvlText w:val=""/>
+      <w:lvlJc w:val="left"/>
+      <w:pPr>
+        <w:ind w:left="2568" w:hanging="360"/>
+      </w:pPr>
+      <w:rPr>
+        <w:rFonts w:ascii="Symbol" w:hAnsi="Symbol" w:hint="default"/>
+      </w:rPr>
+    </w:lvl>
+    <w:lvl w:ilvl="4" w:tplc="04090003" w:tentative="1">
+      <w:start w:val="1"/>
+      <w:numFmt w:val="bullet"/>
+      <w:lvlText w:val="o"/>
+      <w:lvlJc w:val="left"/>
+      <w:pPr>
+        <w:ind w:left="3288" w:hanging="360"/>
+      </w:pPr>
+      <w:rPr>
+        <w:rFonts w:ascii="Courier New" w:hAnsi="Courier New" w:cs="Courier New" w:hint="default"/>
+      </w:rPr>
+    </w:lvl>
+    <w:lvl w:ilvl="5" w:tplc="04090005" w:tentative="1">
+      <w:start w:val="1"/>
+      <w:numFmt w:val="bullet"/>
+      <w:lvlText w:val=""/>
+      <w:lvlJc w:val="left"/>
+      <w:pPr>
+        <w:ind w:left="4008" w:hanging="360"/>
+      </w:pPr>
+      <w:rPr>
+        <w:rFonts w:ascii="Wingdings" w:hAnsi="Wingdings" w:hint="default"/>
+      </w:rPr>
+    </w:lvl>
+    <w:lvl w:ilvl="6" w:tplc="04090001" w:tentative="1">
+      <w:start w:val="1"/>
+      <w:numFmt w:val="bullet"/>
+      <w:lvlText w:val=""/>
+      <w:lvlJc w:val="left"/>
+      <w:pPr>
+        <w:ind w:left="4728" w:hanging="360"/>
+      </w:pPr>
+      <w:rPr>
+        <w:rFonts w:ascii="Symbol" w:hAnsi="Symbol" w:hint="default"/>
+      </w:rPr>
+    </w:lvl>
+    <w:lvl w:ilvl="7" w:tplc="04090003" w:tentative="1">
+      <w:start w:val="1"/>
+      <w:numFmt w:val="bullet"/>
+      <w:lvlText w:val="o"/>
+      <w:lvlJc w:val="left"/>
+      <w:pPr>
+        <w:ind w:left="5448" w:hanging="360"/>
+      </w:pPr>
+      <w:rPr>
+        <w:rFonts w:ascii="Courier New" w:hAnsi="Courier New" w:cs="Courier New" w:hint="default"/>
+      </w:rPr>
+    </w:lvl>
+    <w:lvl w:ilvl="8" w:tplc="04090005" w:tentative="1">
+      <w:start w:val="1"/>
+      <w:numFmt w:val="bullet"/>
+      <w:lvlText w:val=""/>
+      <w:lvlJc w:val="left"/>
+      <w:pPr>
+        <w:ind w:left="6168" w:hanging="360"/>
+      </w:pPr>
+      <w:rPr>
+        <w:rFonts w:ascii="Wingdings" w:hAnsi="Wingdings" w:hint="default"/>
+      </w:rPr>
+    </w:lvl>
+  </w:abstractNum>
+  <w:abstractNum w:abstractNumId="3" w15:restartNumberingAfterBreak="0">
     <w:nsid w:val="4F844FA3"/>
     <w:multiLevelType w:val="hybridMultilevel"/>
     <w:tmpl w:val="12D85CB8"/>
@@ -2896,7 +4805,7 @@
       </w:rPr>
     </w:lvl>
   </w:abstractNum>
-  <w:abstractNum w:abstractNumId="1" w15:restartNumberingAfterBreak="0">
+  <w:abstractNum w:abstractNumId="4" w15:restartNumberingAfterBreak="0">
     <w:nsid w:val="77850840"/>
     <w:multiLevelType w:val="hybridMultilevel"/>
     <w:tmpl w:val="43B4D732"/>
@@ -3011,12 +4920,33 @@
     </w:lvl>
   </w:abstractNum>
   <w:num w:numId="1" w16cid:durableId="1171725026">
+    <w:abstractNumId w:val="4"/>
+  </w:num>
+  <w:num w:numId="2" w16cid:durableId="1001659774">
+    <w:abstractNumId w:val="3"/>
+  </w:num>
+  <w:num w:numId="3" w16cid:durableId="492448987">
+    <w:abstractNumId w:val="3"/>
+  </w:num>
+  <w:num w:numId="4" w16cid:durableId="837231234">
+    <w:abstractNumId w:val="2"/>
+  </w:num>
+  <w:num w:numId="5" w16cid:durableId="872381618">
     <w:abstractNumId w:val="1"/>
   </w:num>
-  <w:num w:numId="2" w16cid:durableId="1001659774">
-    <w:abstractNumId w:val="0"/>
+  <w:num w:numId="6" w16cid:durableId="1050572060">
+    <w:abstractNumId w:val="3"/>
+    <w:lvlOverride w:ilvl="0"/>
+    <w:lvlOverride w:ilvl="1"/>
+    <w:lvlOverride w:ilvl="2"/>
+    <w:lvlOverride w:ilvl="3"/>
+    <w:lvlOverride w:ilvl="4"/>
+    <w:lvlOverride w:ilvl="5"/>
+    <w:lvlOverride w:ilvl="6"/>
+    <w:lvlOverride w:ilvl="7"/>
+    <w:lvlOverride w:ilvl="8"/>
   </w:num>
-  <w:num w:numId="3" w16cid:durableId="492448987">
+  <w:num w:numId="7" w16cid:durableId="305668214">
     <w:abstractNumId w:val="0"/>
   </w:num>
   <w:numIdMacAtCleanup w:val="3"/>
@@ -3416,7 +5346,7 @@
     <w:name w:val="Normal"/>
     <w:uiPriority w:val="9"/>
     <w:qFormat/>
-    <w:rsid w:val="00F9456D"/>
+    <w:rsid w:val="00BA5451"/>
     <w:rPr>
       <w:rFonts w:asciiTheme="minorHAnsi" w:hAnsiTheme="minorHAnsi"/>
       <w:sz w:val="18"/>
@@ -3427,6 +5357,7 @@
     <w:name w:val="heading 1"/>
     <w:basedOn w:val="Normal"/>
     <w:next w:val="Normal"/>
+    <w:link w:val="Heading1Char"/>
     <w:uiPriority w:val="9"/>
     <w:qFormat/>
     <w:rsid w:val="00EA2C19"/>
@@ -3487,7 +5418,6 @@
   <w:style w:type="character" w:default="1" w:styleId="DefaultParagraphFont">
     <w:name w:val="Default Paragraph Font"/>
     <w:uiPriority w:val="1"/>
-    <w:semiHidden/>
     <w:unhideWhenUsed/>
   </w:style>
   <w:style w:type="table" w:default="1" w:styleId="TableNormal">
@@ -3691,58 +5621,26 @@
       <w:szCs w:val="28"/>
     </w:rPr>
   </w:style>
+  <w:style w:type="character" w:customStyle="1" w:styleId="Heading1Char">
+    <w:name w:val="Heading 1 Char"/>
+    <w:basedOn w:val="DefaultParagraphFont"/>
+    <w:link w:val="Heading1"/>
+    <w:uiPriority w:val="9"/>
+    <w:rsid w:val="00617B88"/>
+    <w:rPr>
+      <w:rFonts w:asciiTheme="majorHAnsi" w:hAnsiTheme="majorHAnsi" w:cs="Arial"/>
+      <w:b/>
+      <w:bCs/>
+      <w:sz w:val="24"/>
+      <w:szCs w:val="32"/>
+    </w:rPr>
+  </w:style>
 </w:styles>
 </file>
 
 <file path=word/glossary/document.xml><?xml version="1.0" encoding="utf-8"?>
 <w:glossaryDocument xmlns:wpc="http://schemas.microsoft.com/office/word/2010/wordprocessingCanvas" xmlns:cx="http://schemas.microsoft.com/office/drawing/2014/chartex" xmlns:cx1="http://schemas.microsoft.com/office/drawing/2015/9/8/chartex" xmlns:cx2="http://schemas.microsoft.com/office/drawing/2015/10/21/chartex" xmlns:cx3="http://schemas.microsoft.com/office/drawing/2016/5/9/chartex" xmlns:cx4="http://schemas.microsoft.com/office/drawing/2016/5/10/chartex" xmlns:cx5="http://schemas.microsoft.com/office/drawing/2016/5/11/chartex" xmlns:cx6="http://schemas.microsoft.com/office/drawing/2016/5/12/chartex" xmlns:cx7="http://schemas.microsoft.com/office/drawing/2016/5/13/chartex" xmlns:cx8="http://schemas.microsoft.com/office/drawing/2016/5/14/chartex" xmlns:mc="http://schemas.openxmlformats.org/markup-compatibility/2006" xmlns:aink="http://schemas.microsoft.com/office/drawing/2016/ink" xmlns:am3d="http://schemas.microsoft.com/office/drawing/2017/model3d" xmlns:o="urn:schemas-microsoft-com:office:office" xmlns:oel="http://schemas.microsoft.com/office/2019/extlst" xmlns:r="http://schemas.openxmlformats.org/officeDocument/2006/relationships" xmlns:m="http://schemas.openxmlformats.org/officeDocument/2006/math" xmlns:v="urn:schemas-microsoft-com:vml" xmlns:wp14="http://schemas.microsoft.com/office/word/2010/wordprocessingDrawing" xmlns:wp="http://schemas.openxmlformats.org/drawingml/2006/wordprocessingDrawing" xmlns:w10="urn:schemas-microsoft-com:office:word" xmlns:w="http://schemas.openxmlformats.org/wordprocessingml/2006/main" xmlns:w14="http://schemas.microsoft.com/office/word/2010/wordml" xmlns:w15="http://schemas.microsoft.com/office/word/2012/wordml" xmlns:w16cex="http://schemas.microsoft.com/office/word/2018/wordml/cex" xmlns:w16cid="http://schemas.microsoft.com/office/word/2016/wordml/cid" xmlns:w16="http://schemas.microsoft.com/office/word/2018/wordml" xmlns:w16du="http://schemas.microsoft.com/office/word/2023/wordml/word16du" xmlns:w16sdtdh="http://schemas.microsoft.com/office/word/2020/wordml/sdtdatahash" xmlns:w16sdtfl="http://schemas.microsoft.com/office/word/2024/wordml/sdtformatlock" xmlns:w16se="http://schemas.microsoft.com/office/word/2015/wordml/symex" xmlns:wpg="http://schemas.microsoft.com/office/word/2010/wordprocessingGroup" xmlns:wpi="http://schemas.microsoft.com/office/word/2010/wordprocessingInk" xmlns:wne="http://schemas.microsoft.com/office/word/2006/wordml" xmlns:wps="http://schemas.microsoft.com/office/word/2010/wordprocessingShape" mc:Ignorable="w14 w15 w16se w16cid w16 w16cex w16sdtdh w16sdtfl w16du wp14">
   <w:docParts>
-    <w:docPart>
-      <w:docPartPr>
-        <w:name w:val="D5E496B05BA7407E845DDB891C5DB430"/>
-        <w:category>
-          <w:name w:val="General"/>
-          <w:gallery w:val="placeholder"/>
-        </w:category>
-        <w:types>
-          <w:type w:val="bbPlcHdr"/>
-        </w:types>
-        <w:behaviors>
-          <w:behavior w:val="content"/>
-        </w:behaviors>
-        <w:guid w:val="{217A7B98-24B5-46CF-9C9E-AB93F7ADB8A5}"/>
-      </w:docPartPr>
-      <w:docPartBody>
-        <w:p>
-          <w:r>
-            <w:t>Languages</w:t>
-          </w:r>
-        </w:p>
-      </w:docPartBody>
-    </w:docPart>
-    <w:docPart>
-      <w:docPartPr>
-        <w:name w:val="4FD666B8A55C464390343FCB69DD0560"/>
-        <w:category>
-          <w:name w:val="General"/>
-          <w:gallery w:val="placeholder"/>
-        </w:category>
-        <w:types>
-          <w:type w:val="bbPlcHdr"/>
-        </w:types>
-        <w:behaviors>
-          <w:behavior w:val="content"/>
-        </w:behaviors>
-        <w:guid w:val="{5674A81A-DF2A-4FC4-BC8E-0C5E1257A3FA}"/>
-      </w:docPartPr>
-      <w:docPartBody>
-        <w:p>
-          <w:r>
-            <w:t>English</w:t>
-          </w:r>
-        </w:p>
-      </w:docPartBody>
-    </w:docPart>
     <w:docPart>
       <w:docPartPr>
         <w:name w:val="307E081ABE094F3DAAB01586D67025CF"/>
@@ -3765,6 +5663,32 @@
           </w:pPr>
           <w:r>
             <w:t>Education</w:t>
+          </w:r>
+        </w:p>
+      </w:docPartBody>
+    </w:docPart>
+    <w:docPart>
+      <w:docPartPr>
+        <w:name w:val="03AEC8950795464388E420D16E5865DD"/>
+        <w:category>
+          <w:name w:val="General"/>
+          <w:gallery w:val="placeholder"/>
+        </w:category>
+        <w:types>
+          <w:type w:val="bbPlcHdr"/>
+        </w:types>
+        <w:behaviors>
+          <w:behavior w:val="content"/>
+        </w:behaviors>
+        <w:guid w:val="{1E067909-8D24-4C99-86C1-EB941F456E73}"/>
+      </w:docPartPr>
+      <w:docPartBody>
+        <w:p>
+          <w:pPr>
+            <w:pStyle w:val="03AEC8950795464388E420D16E5865DD"/>
+          </w:pPr>
+          <w:r>
+            <w:t>Languages</w:t>
           </w:r>
         </w:p>
       </w:docPartBody>
@@ -3817,6 +5741,26 @@
     <w:pitch w:val="variable"/>
     <w:sig w:usb0="E0002EFF" w:usb1="C000785B" w:usb2="00000009" w:usb3="00000000" w:csb0="000001FF" w:csb1="00000000"/>
   </w:font>
+  <w:font w:name="Funnel Sans Light">
+    <w:charset w:val="00"/>
+    <w:family w:val="auto"/>
+    <w:pitch w:val="variable"/>
+    <w:sig w:usb0="A00000EF" w:usb1="4000004A" w:usb2="00000000" w:usb3="00000000" w:csb0="00000093" w:csb1="00000000"/>
+  </w:font>
+  <w:font w:name="Roboto">
+    <w:charset w:val="00"/>
+    <w:family w:val="auto"/>
+    <w:pitch w:val="variable"/>
+    <w:sig w:usb0="E0000AFF" w:usb1="5000217F" w:usb2="00000021" w:usb3="00000000" w:csb0="0000019F" w:csb1="00000000"/>
+  </w:font>
+  <w:font w:name="Funnel sans">
+    <w:altName w:val="Cambria"/>
+    <w:panose1 w:val="00000000000000000000"/>
+    <w:charset w:val="00"/>
+    <w:family w:val="roman"/>
+    <w:notTrueType/>
+    <w:pitch w:val="default"/>
+  </w:font>
   <w:font w:name="Calibri">
     <w:panose1 w:val="020F0502020204030204"/>
     <w:charset w:val="00"/>
@@ -3850,6 +5794,7 @@
   </w:compat>
   <w:rsids>
     <w:rsidRoot w:val="005D2481"/>
+    <w:rsid w:val="001B60B5"/>
     <w:rsid w:val="001D591B"/>
     <w:rsid w:val="00215F96"/>
     <w:rsid w:val="002400EE"/>
@@ -3859,10 +5804,14 @@
     <w:rsid w:val="003D29C4"/>
     <w:rsid w:val="00585F3B"/>
     <w:rsid w:val="005D2481"/>
+    <w:rsid w:val="00664380"/>
     <w:rsid w:val="00721625"/>
     <w:rsid w:val="008B3838"/>
     <w:rsid w:val="00950BA5"/>
+    <w:rsid w:val="00A97A7F"/>
+    <w:rsid w:val="00B554E1"/>
     <w:rsid w:val="00C37D61"/>
+    <w:rsid w:val="00CF595F"/>
     <w:rsid w:val="00E633D0"/>
     <w:rsid w:val="00F8783B"/>
   </w:rsids>
@@ -4336,6 +6285,216 @@
   <w:style w:type="paragraph" w:customStyle="1" w:styleId="307E081ABE094F3DAAB01586D67025CF">
     <w:name w:val="307E081ABE094F3DAAB01586D67025CF"/>
     <w:rsid w:val="0024513C"/>
+    <w:pPr>
+      <w:spacing w:line="278" w:lineRule="auto"/>
+    </w:pPr>
+    <w:rPr>
+      <w:kern w:val="2"/>
+      <w:sz w:val="24"/>
+      <w:szCs w:val="24"/>
+      <w:lang w:val="en-US" w:eastAsia="en-US"/>
+      <w14:ligatures w14:val="standardContextual"/>
+    </w:rPr>
+  </w:style>
+  <w:style w:type="paragraph" w:customStyle="1" w:styleId="1CF452D8F0674AD28C0629BE587D0B30">
+    <w:name w:val="1CF452D8F0674AD28C0629BE587D0B30"/>
+    <w:rsid w:val="00CF595F"/>
+    <w:pPr>
+      <w:spacing w:line="278" w:lineRule="auto"/>
+    </w:pPr>
+    <w:rPr>
+      <w:kern w:val="2"/>
+      <w:sz w:val="24"/>
+      <w:szCs w:val="24"/>
+      <w:lang w:val="en-US" w:eastAsia="en-US"/>
+      <w14:ligatures w14:val="standardContextual"/>
+    </w:rPr>
+  </w:style>
+  <w:style w:type="paragraph" w:customStyle="1" w:styleId="8F21A61FF64746E8AEF3453B5AB6E758">
+    <w:name w:val="8F21A61FF64746E8AEF3453B5AB6E758"/>
+    <w:rsid w:val="00CF595F"/>
+    <w:pPr>
+      <w:spacing w:line="278" w:lineRule="auto"/>
+    </w:pPr>
+    <w:rPr>
+      <w:kern w:val="2"/>
+      <w:sz w:val="24"/>
+      <w:szCs w:val="24"/>
+      <w:lang w:val="en-US" w:eastAsia="en-US"/>
+      <w14:ligatures w14:val="standardContextual"/>
+    </w:rPr>
+  </w:style>
+  <w:style w:type="paragraph" w:customStyle="1" w:styleId="6A9443FB82F94296A479F2623EC45D9F">
+    <w:name w:val="6A9443FB82F94296A479F2623EC45D9F"/>
+    <w:rsid w:val="00CF595F"/>
+    <w:pPr>
+      <w:spacing w:line="278" w:lineRule="auto"/>
+    </w:pPr>
+    <w:rPr>
+      <w:kern w:val="2"/>
+      <w:sz w:val="24"/>
+      <w:szCs w:val="24"/>
+      <w:lang w:val="en-US" w:eastAsia="en-US"/>
+      <w14:ligatures w14:val="standardContextual"/>
+    </w:rPr>
+  </w:style>
+  <w:style w:type="paragraph" w:customStyle="1" w:styleId="4B2912A70EE74AF48A8867BED58DBFD2">
+    <w:name w:val="4B2912A70EE74AF48A8867BED58DBFD2"/>
+    <w:rsid w:val="00CF595F"/>
+    <w:pPr>
+      <w:spacing w:line="278" w:lineRule="auto"/>
+    </w:pPr>
+    <w:rPr>
+      <w:kern w:val="2"/>
+      <w:sz w:val="24"/>
+      <w:szCs w:val="24"/>
+      <w:lang w:val="en-US" w:eastAsia="en-US"/>
+      <w14:ligatures w14:val="standardContextual"/>
+    </w:rPr>
+  </w:style>
+  <w:style w:type="paragraph" w:customStyle="1" w:styleId="B8DF75F61A0C4A789CF223FD9D969F4A">
+    <w:name w:val="B8DF75F61A0C4A789CF223FD9D969F4A"/>
+    <w:rsid w:val="00CF595F"/>
+    <w:pPr>
+      <w:spacing w:line="278" w:lineRule="auto"/>
+    </w:pPr>
+    <w:rPr>
+      <w:kern w:val="2"/>
+      <w:sz w:val="24"/>
+      <w:szCs w:val="24"/>
+      <w:lang w:val="en-US" w:eastAsia="en-US"/>
+      <w14:ligatures w14:val="standardContextual"/>
+    </w:rPr>
+  </w:style>
+  <w:style w:type="paragraph" w:customStyle="1" w:styleId="7E50C630C6234C52901B04BCB6ACA00C">
+    <w:name w:val="7E50C630C6234C52901B04BCB6ACA00C"/>
+    <w:rsid w:val="00CF595F"/>
+    <w:pPr>
+      <w:spacing w:line="278" w:lineRule="auto"/>
+    </w:pPr>
+    <w:rPr>
+      <w:kern w:val="2"/>
+      <w:sz w:val="24"/>
+      <w:szCs w:val="24"/>
+      <w:lang w:val="en-US" w:eastAsia="en-US"/>
+      <w14:ligatures w14:val="standardContextual"/>
+    </w:rPr>
+  </w:style>
+  <w:style w:type="paragraph" w:customStyle="1" w:styleId="6F24EE0C273842ABBBDF0CC87D4CF64E">
+    <w:name w:val="6F24EE0C273842ABBBDF0CC87D4CF64E"/>
+    <w:rsid w:val="00CF595F"/>
+    <w:pPr>
+      <w:spacing w:line="278" w:lineRule="auto"/>
+    </w:pPr>
+    <w:rPr>
+      <w:kern w:val="2"/>
+      <w:sz w:val="24"/>
+      <w:szCs w:val="24"/>
+      <w:lang w:val="en-US" w:eastAsia="en-US"/>
+      <w14:ligatures w14:val="standardContextual"/>
+    </w:rPr>
+  </w:style>
+  <w:style w:type="paragraph" w:customStyle="1" w:styleId="CD8AF04790D549B6854BE99B2AE9AAF1">
+    <w:name w:val="CD8AF04790D549B6854BE99B2AE9AAF1"/>
+    <w:rsid w:val="00CF595F"/>
+    <w:pPr>
+      <w:spacing w:line="278" w:lineRule="auto"/>
+    </w:pPr>
+    <w:rPr>
+      <w:kern w:val="2"/>
+      <w:sz w:val="24"/>
+      <w:szCs w:val="24"/>
+      <w:lang w:val="en-US" w:eastAsia="en-US"/>
+      <w14:ligatures w14:val="standardContextual"/>
+    </w:rPr>
+  </w:style>
+  <w:style w:type="paragraph" w:customStyle="1" w:styleId="3F5247A43AA54CAABD26DB56487EAF34">
+    <w:name w:val="3F5247A43AA54CAABD26DB56487EAF34"/>
+    <w:rsid w:val="00CF595F"/>
+    <w:pPr>
+      <w:spacing w:line="278" w:lineRule="auto"/>
+    </w:pPr>
+    <w:rPr>
+      <w:kern w:val="2"/>
+      <w:sz w:val="24"/>
+      <w:szCs w:val="24"/>
+      <w:lang w:val="en-US" w:eastAsia="en-US"/>
+      <w14:ligatures w14:val="standardContextual"/>
+    </w:rPr>
+  </w:style>
+  <w:style w:type="paragraph" w:customStyle="1" w:styleId="91E8AA4B4AFF408CBDB92C56BB304876">
+    <w:name w:val="91E8AA4B4AFF408CBDB92C56BB304876"/>
+    <w:rsid w:val="00CF595F"/>
+    <w:pPr>
+      <w:spacing w:line="278" w:lineRule="auto"/>
+    </w:pPr>
+    <w:rPr>
+      <w:kern w:val="2"/>
+      <w:sz w:val="24"/>
+      <w:szCs w:val="24"/>
+      <w:lang w:val="en-US" w:eastAsia="en-US"/>
+      <w14:ligatures w14:val="standardContextual"/>
+    </w:rPr>
+  </w:style>
+  <w:style w:type="paragraph" w:customStyle="1" w:styleId="B953A0A893A64F18A64698704E5B8516">
+    <w:name w:val="B953A0A893A64F18A64698704E5B8516"/>
+    <w:rsid w:val="00CF595F"/>
+    <w:pPr>
+      <w:spacing w:line="278" w:lineRule="auto"/>
+    </w:pPr>
+    <w:rPr>
+      <w:kern w:val="2"/>
+      <w:sz w:val="24"/>
+      <w:szCs w:val="24"/>
+      <w:lang w:val="en-US" w:eastAsia="en-US"/>
+      <w14:ligatures w14:val="standardContextual"/>
+    </w:rPr>
+  </w:style>
+  <w:style w:type="paragraph" w:customStyle="1" w:styleId="BBC0A36EF1CF4CCAA36B1878788BDCB2">
+    <w:name w:val="BBC0A36EF1CF4CCAA36B1878788BDCB2"/>
+    <w:rsid w:val="00CF595F"/>
+    <w:pPr>
+      <w:spacing w:line="278" w:lineRule="auto"/>
+    </w:pPr>
+    <w:rPr>
+      <w:kern w:val="2"/>
+      <w:sz w:val="24"/>
+      <w:szCs w:val="24"/>
+      <w:lang w:val="en-US" w:eastAsia="en-US"/>
+      <w14:ligatures w14:val="standardContextual"/>
+    </w:rPr>
+  </w:style>
+  <w:style w:type="paragraph" w:customStyle="1" w:styleId="BF8D682B85F140DAB083B32CD997241A">
+    <w:name w:val="BF8D682B85F140DAB083B32CD997241A"/>
+    <w:rsid w:val="00CF595F"/>
+    <w:pPr>
+      <w:spacing w:line="278" w:lineRule="auto"/>
+    </w:pPr>
+    <w:rPr>
+      <w:kern w:val="2"/>
+      <w:sz w:val="24"/>
+      <w:szCs w:val="24"/>
+      <w:lang w:val="en-US" w:eastAsia="en-US"/>
+      <w14:ligatures w14:val="standardContextual"/>
+    </w:rPr>
+  </w:style>
+  <w:style w:type="paragraph" w:customStyle="1" w:styleId="A093DD9DB02F486EA504F0FC09B7D8E7">
+    <w:name w:val="A093DD9DB02F486EA504F0FC09B7D8E7"/>
+    <w:rsid w:val="00CF595F"/>
+    <w:pPr>
+      <w:spacing w:line="278" w:lineRule="auto"/>
+    </w:pPr>
+    <w:rPr>
+      <w:kern w:val="2"/>
+      <w:sz w:val="24"/>
+      <w:szCs w:val="24"/>
+      <w:lang w:val="en-US" w:eastAsia="en-US"/>
+      <w14:ligatures w14:val="standardContextual"/>
+    </w:rPr>
+  </w:style>
+  <w:style w:type="paragraph" w:customStyle="1" w:styleId="03AEC8950795464388E420D16E5865DD">
+    <w:name w:val="03AEC8950795464388E420D16E5865DD"/>
+    <w:rsid w:val="00CF595F"/>
     <w:pPr>
       <w:spacing w:line="278" w:lineRule="auto"/>
     </w:pPr>

--- a/Resume_Mohammad-Hosseini.docx
+++ b/Resume_Mohammad-Hosseini.docx
@@ -5,8 +5,8 @@
     <w:p/>
     <w:tbl>
       <w:tblPr>
-        <w:tblW w:w="13051" w:type="dxa"/>
-        <w:tblInd w:w="-540" w:type="dxa"/>
+        <w:tblW w:w="12999" w:type="dxa"/>
+        <w:tblInd w:w="-810" w:type="dxa"/>
         <w:tblLayout w:type="fixed"/>
         <w:tblCellMar>
           <w:left w:w="0" w:type="dxa"/>
@@ -15,55 +15,39 @@
         <w:tblLook w:val="0600" w:firstRow="0" w:lastRow="0" w:firstColumn="0" w:lastColumn="0" w:noHBand="1" w:noVBand="1"/>
       </w:tblPr>
       <w:tblGrid>
-        <w:gridCol w:w="1529"/>
+        <w:gridCol w:w="2123"/>
+        <w:gridCol w:w="14"/>
+        <w:gridCol w:w="1515"/>
+        <w:gridCol w:w="30"/>
+        <w:gridCol w:w="30"/>
+        <w:gridCol w:w="1508"/>
+        <w:gridCol w:w="171"/>
+        <w:gridCol w:w="207"/>
+        <w:gridCol w:w="1242"/>
         <w:gridCol w:w="20"/>
-        <w:gridCol w:w="509"/>
+        <w:gridCol w:w="1420"/>
+        <w:gridCol w:w="389"/>
+        <w:gridCol w:w="329"/>
+        <w:gridCol w:w="1169"/>
+        <w:gridCol w:w="35"/>
+        <w:gridCol w:w="299"/>
+        <w:gridCol w:w="29"/>
         <w:gridCol w:w="20"/>
-        <w:gridCol w:w="1505"/>
-        <w:gridCol w:w="180"/>
-        <w:gridCol w:w="90"/>
-        <w:gridCol w:w="1720"/>
-        <w:gridCol w:w="78"/>
-        <w:gridCol w:w="524"/>
-        <w:gridCol w:w="837"/>
-        <w:gridCol w:w="414"/>
-        <w:gridCol w:w="20"/>
-        <w:gridCol w:w="379"/>
-        <w:gridCol w:w="1262"/>
-        <w:gridCol w:w="1172"/>
-        <w:gridCol w:w="299"/>
-        <w:gridCol w:w="1556"/>
-        <w:gridCol w:w="336"/>
-        <w:gridCol w:w="251"/>
-        <w:gridCol w:w="350"/>
+        <w:gridCol w:w="1471"/>
+        <w:gridCol w:w="365"/>
+        <w:gridCol w:w="222"/>
+        <w:gridCol w:w="391"/>
       </w:tblGrid>
       <w:tr>
         <w:trPr>
-          <w:gridAfter w:val="5"/>
-          <w:wAfter w:w="2792" w:type="dxa"/>
-          <w:trHeight w:val="107"/>
+          <w:gridAfter w:val="8"/>
+          <w:wAfter w:w="2832" w:type="dxa"/>
+          <w:trHeight w:val="1494"/>
         </w:trPr>
         <w:tc>
           <w:tcPr>
-            <w:tcW w:w="10259" w:type="dxa"/>
-            <w:gridSpan w:val="16"/>
-            <w:tcBorders>
-              <w:top w:val="single" w:sz="4" w:space="0" w:color="auto"/>
-            </w:tcBorders>
-          </w:tcPr>
-          <w:p/>
-        </w:tc>
-      </w:tr>
-      <w:tr>
-        <w:trPr>
-          <w:gridAfter w:val="5"/>
-          <w:wAfter w:w="2792" w:type="dxa"/>
-          <w:trHeight w:val="1755"/>
-        </w:trPr>
-        <w:tc>
-          <w:tcPr>
-            <w:tcW w:w="6175" w:type="dxa"/>
-            <w:gridSpan w:val="10"/>
+            <w:tcW w:w="5598" w:type="dxa"/>
+            <w:gridSpan w:val="8"/>
             <w:tcBorders>
               <w:right w:val="single" w:sz="4" w:space="0" w:color="FFFFFF" w:themeColor="background1"/>
             </w:tcBorders>
@@ -74,14 +58,14 @@
             <w:pPr>
               <w:pStyle w:val="Name"/>
               <w:rPr>
-                <w:sz w:val="44"/>
-                <w:szCs w:val="16"/>
-              </w:rPr>
-            </w:pPr>
-            <w:r>
-              <w:rPr>
-                <w:sz w:val="44"/>
-                <w:szCs w:val="16"/>
+                <w:sz w:val="40"/>
+                <w:szCs w:val="14"/>
+              </w:rPr>
+            </w:pPr>
+            <w:r>
+              <w:rPr>
+                <w:sz w:val="40"/>
+                <w:szCs w:val="14"/>
               </w:rPr>
               <w:t>Mohammad Hosseini</w:t>
             </w:r>
@@ -91,13 +75,17 @@
               <w:pStyle w:val="Professionaltitle"/>
             </w:pPr>
             <w:r>
+              <w:rPr>
+                <w:sz w:val="24"/>
+                <w:szCs w:val="20"/>
+              </w:rPr>
               <w:t>Node.js backend developer</w:t>
             </w:r>
           </w:p>
         </w:tc>
         <w:tc>
           <w:tcPr>
-            <w:tcW w:w="4084" w:type="dxa"/>
+            <w:tcW w:w="4569" w:type="dxa"/>
             <w:gridSpan w:val="6"/>
             <w:tcBorders>
               <w:left w:val="single" w:sz="4" w:space="0" w:color="FFFFFF" w:themeColor="background1"/>
@@ -109,13 +97,38 @@
             <w:pPr>
               <w:rPr>
                 <w:color w:val="244061" w:themeColor="accent1" w:themeShade="80"/>
-                <w:sz w:val="22"/>
+                <w:sz w:val="20"/>
+                <w:szCs w:val="28"/>
+              </w:rPr>
+            </w:pPr>
+          </w:p>
+          <w:p>
+            <w:pPr>
+              <w:rPr>
+                <w:color w:val="244061" w:themeColor="accent1" w:themeShade="80"/>
+                <w:sz w:val="20"/>
+                <w:szCs w:val="28"/>
+              </w:rPr>
+            </w:pPr>
+          </w:p>
+          <w:p>
+            <w:pPr>
+              <w:rPr>
+                <w:b/>
+                <w:bCs/>
+                <w:color w:val="002060"/>
+                <w:sz w:val="20"/>
+                <w:szCs w:val="20"/>
+              </w:rPr>
+            </w:pPr>
+            <w:r>
+              <w:rPr>
+                <w:b/>
+                <w:bCs/>
+                <w:noProof/>
+                <w:color w:val="002060"/>
+                <w:sz w:val="16"/>
                 <w:szCs w:val="22"/>
-              </w:rPr>
-            </w:pPr>
-            <w:r>
-              <w:rPr>
-                <w:noProof/>
               </w:rPr>
               <w:drawing>
                 <wp:inline distT="0" distB="0" distL="0" distR="0" wp14:anchorId="0B118AA6" wp14:editId="1A2181C7">
@@ -168,17 +181,21 @@
             </w:r>
             <w:r>
               <w:rPr>
-                <w:color w:val="244061" w:themeColor="accent1" w:themeShade="80"/>
-                <w:sz w:val="22"/>
-                <w:szCs w:val="32"/>
+                <w:b/>
+                <w:bCs/>
+                <w:color w:val="002060"/>
+                <w:sz w:val="20"/>
+                <w:szCs w:val="28"/>
               </w:rPr>
               <w:t xml:space="preserve"> </w:t>
             </w:r>
             <w:r>
               <w:rPr>
-                <w:color w:val="244061" w:themeColor="accent1" w:themeShade="80"/>
-                <w:sz w:val="22"/>
-                <w:szCs w:val="32"/>
+                <w:b/>
+                <w:bCs/>
+                <w:color w:val="002060"/>
+                <w:sz w:val="20"/>
+                <w:szCs w:val="28"/>
               </w:rPr>
               <w:t>Isfahan</w:t>
             </w:r>
@@ -186,14 +203,21 @@
           <w:p>
             <w:pPr>
               <w:rPr>
-                <w:color w:val="244061" w:themeColor="accent1" w:themeShade="80"/>
-                <w:sz w:val="22"/>
+                <w:b/>
+                <w:bCs/>
+                <w:color w:val="002060"/>
+                <w:sz w:val="20"/>
+                <w:szCs w:val="20"/>
+              </w:rPr>
+            </w:pPr>
+            <w:r>
+              <w:rPr>
+                <w:b/>
+                <w:bCs/>
+                <w:noProof/>
+                <w:color w:val="002060"/>
+                <w:sz w:val="16"/>
                 <w:szCs w:val="22"/>
-              </w:rPr>
-            </w:pPr>
-            <w:r>
-              <w:rPr>
-                <w:noProof/>
               </w:rPr>
               <w:drawing>
                 <wp:inline distT="0" distB="0" distL="0" distR="0" wp14:anchorId="48A6BD78" wp14:editId="25D2916B">
@@ -246,33 +270,64 @@
             </w:r>
             <w:r>
               <w:rPr>
-                <w:color w:val="244061" w:themeColor="accent1" w:themeShade="80"/>
-                <w:sz w:val="22"/>
+                <w:b/>
+                <w:bCs/>
+                <w:color w:val="002060"/>
+                <w:sz w:val="20"/>
+                <w:szCs w:val="20"/>
+              </w:rPr>
+              <w:t xml:space="preserve"> </w:t>
+            </w:r>
+            <w:r>
+              <w:rPr>
+                <w:b/>
+                <w:bCs/>
+                <w:color w:val="002060"/>
+                <w:sz w:val="20"/>
+                <w:szCs w:val="20"/>
+              </w:rPr>
+              <w:t>09115219213</w:t>
+            </w:r>
+            <w:r>
+              <w:rPr>
+                <w:b/>
+                <w:bCs/>
+                <w:color w:val="002060"/>
+                <w:sz w:val="20"/>
+                <w:szCs w:val="20"/>
+              </w:rPr>
+              <w:t xml:space="preserve"> </w:t>
+            </w:r>
+            <w:r>
+              <w:rPr>
+                <w:rFonts w:hint="cs"/>
+                <w:b/>
+                <w:bCs/>
+                <w:color w:val="002060"/>
+                <w:sz w:val="20"/>
+                <w:szCs w:val="20"/>
+                <w:rtl/>
+              </w:rPr>
+              <w:t xml:space="preserve">  </w:t>
+            </w:r>
+            <w:r>
+              <w:rPr>
+                <w:b/>
+                <w:bCs/>
+                <w:color w:val="002060"/>
+                <w:sz w:val="20"/>
+                <w:szCs w:val="20"/>
+              </w:rPr>
+              <w:t xml:space="preserve"> </w:t>
+            </w:r>
+            <w:r>
+              <w:rPr>
+                <w:b/>
+                <w:bCs/>
+                <w:noProof/>
+                <w:color w:val="002060"/>
+                <w:sz w:val="16"/>
                 <w:szCs w:val="22"/>
-              </w:rPr>
-              <w:t xml:space="preserve"> </w:t>
-            </w:r>
-            <w:r>
-              <w:rPr>
-                <w:color w:val="244061" w:themeColor="accent1" w:themeShade="80"/>
-                <w:sz w:val="22"/>
-                <w:szCs w:val="22"/>
-              </w:rPr>
-              <w:t>09115219213</w:t>
-            </w:r>
-          </w:p>
-          <w:p>
-            <w:pPr>
-              <w:rPr>
-                <w:color w:val="244061" w:themeColor="accent1" w:themeShade="80"/>
-                <w:sz w:val="22"/>
-                <w:szCs w:val="22"/>
-              </w:rPr>
-            </w:pPr>
-            <w:r>
-              <w:rPr>
-                <w:noProof/>
-                <w:color w:val="244061" w:themeColor="accent1" w:themeShade="80"/>
               </w:rPr>
               <w:drawing>
                 <wp:inline distT="0" distB="0" distL="0" distR="0" wp14:anchorId="0F2C583F" wp14:editId="33422AF9">
@@ -325,9 +380,11 @@
             </w:r>
             <w:r>
               <w:rPr>
-                <w:color w:val="244061" w:themeColor="accent1" w:themeShade="80"/>
-                <w:sz w:val="22"/>
-                <w:szCs w:val="22"/>
+                <w:b/>
+                <w:bCs/>
+                <w:color w:val="002060"/>
+                <w:sz w:val="20"/>
+                <w:szCs w:val="20"/>
               </w:rPr>
               <w:t xml:space="preserve"> </w:t>
             </w:r>
@@ -335,65 +392,45 @@
               <w:r>
                 <w:rPr>
                   <w:rStyle w:val="Hyperlink"/>
-                  <w:color w:val="244061" w:themeColor="accent1" w:themeShade="80"/>
-                  <w:sz w:val="22"/>
-                  <w:szCs w:val="22"/>
+                  <w:b/>
+                  <w:bCs/>
+                  <w:color w:val="002060"/>
+                  <w:sz w:val="20"/>
+                  <w:szCs w:val="20"/>
                   <w:u w:val="none"/>
                 </w:rPr>
-                <w:t>mimhe1</w:t>
-              </w:r>
-              <w:r>
-                <w:rPr>
-                  <w:rStyle w:val="Hyperlink"/>
-                  <w:color w:val="244061" w:themeColor="accent1" w:themeShade="80"/>
-                  <w:sz w:val="22"/>
-                  <w:szCs w:val="22"/>
-                  <w:u w:val="none"/>
-                </w:rPr>
-                <w:t>3</w:t>
-              </w:r>
-              <w:r>
-                <w:rPr>
-                  <w:rStyle w:val="Hyperlink"/>
-                  <w:color w:val="244061" w:themeColor="accent1" w:themeShade="80"/>
-                  <w:sz w:val="22"/>
-                  <w:szCs w:val="22"/>
-                  <w:u w:val="none"/>
-                </w:rPr>
-                <w:t>8</w:t>
-              </w:r>
-              <w:r>
-                <w:rPr>
-                  <w:rStyle w:val="Hyperlink"/>
-                  <w:color w:val="244061" w:themeColor="accent1" w:themeShade="80"/>
-                  <w:sz w:val="22"/>
-                  <w:szCs w:val="22"/>
-                  <w:u w:val="none"/>
-                </w:rPr>
-                <w:t>1@gmail.com</w:t>
+                <w:t>mimhe1381@gmail.com</w:t>
               </w:r>
             </w:hyperlink>
             <w:r>
               <w:rPr>
-                <w:color w:val="244061" w:themeColor="accent1" w:themeShade="80"/>
-                <w:sz w:val="22"/>
+                <w:b/>
+                <w:bCs/>
+                <w:color w:val="002060"/>
+                <w:sz w:val="20"/>
+                <w:szCs w:val="20"/>
+              </w:rPr>
+              <w:t xml:space="preserve"> </w:t>
+            </w:r>
+          </w:p>
+          <w:p>
+            <w:pPr>
+              <w:rPr>
+                <w:b/>
+                <w:bCs/>
+                <w:color w:val="002060"/>
+                <w:sz w:val="20"/>
+                <w:szCs w:val="20"/>
+              </w:rPr>
+            </w:pPr>
+            <w:r>
+              <w:rPr>
+                <w:b/>
+                <w:bCs/>
+                <w:noProof/>
+                <w:color w:val="002060"/>
+                <w:sz w:val="16"/>
                 <w:szCs w:val="22"/>
-              </w:rPr>
-              <w:t xml:space="preserve"> </w:t>
-            </w:r>
-          </w:p>
-          <w:p>
-            <w:pPr>
-              <w:rPr>
-                <w:color w:val="244061" w:themeColor="accent1" w:themeShade="80"/>
-                <w:sz w:val="22"/>
-                <w:szCs w:val="22"/>
-              </w:rPr>
-            </w:pPr>
-            <w:r>
-              <w:rPr>
-                <w:noProof/>
-                <w:color w:val="244061" w:themeColor="accent1" w:themeShade="80"/>
               </w:rPr>
               <w:drawing>
                 <wp:inline distT="0" distB="0" distL="0" distR="0" wp14:anchorId="0C77743E" wp14:editId="5DB32392">
@@ -449,9 +486,11 @@
             </w:r>
             <w:r>
               <w:rPr>
-                <w:color w:val="244061" w:themeColor="accent1" w:themeShade="80"/>
-                <w:sz w:val="22"/>
-                <w:szCs w:val="22"/>
+                <w:b/>
+                <w:bCs/>
+                <w:color w:val="002060"/>
+                <w:sz w:val="20"/>
+                <w:szCs w:val="20"/>
               </w:rPr>
               <w:t xml:space="preserve"> </w:t>
             </w:r>
@@ -459,59 +498,34 @@
               <w:r>
                 <w:rPr>
                   <w:rStyle w:val="Hyperlink"/>
-                  <w:color w:val="244061" w:themeColor="accent1" w:themeShade="80"/>
-                  <w:sz w:val="22"/>
-                  <w:szCs w:val="22"/>
+                  <w:b/>
+                  <w:bCs/>
+                  <w:color w:val="002060"/>
+                  <w:sz w:val="20"/>
+                  <w:szCs w:val="20"/>
                   <w:u w:val="none"/>
                 </w:rPr>
-                <w:t>Git</w:t>
-              </w:r>
-              <w:r>
-                <w:rPr>
-                  <w:rStyle w:val="Hyperlink"/>
-                  <w:color w:val="244061" w:themeColor="accent1" w:themeShade="80"/>
-                  <w:sz w:val="22"/>
-                  <w:szCs w:val="22"/>
-                  <w:u w:val="none"/>
-                </w:rPr>
-                <w:t>H</w:t>
-              </w:r>
-              <w:r>
-                <w:rPr>
-                  <w:rStyle w:val="Hyperlink"/>
-                  <w:color w:val="244061" w:themeColor="accent1" w:themeShade="80"/>
-                  <w:sz w:val="22"/>
-                  <w:szCs w:val="22"/>
-                  <w:u w:val="none"/>
-                </w:rPr>
-                <w:t>u</w:t>
-              </w:r>
-              <w:r>
-                <w:rPr>
-                  <w:rStyle w:val="Hyperlink"/>
-                  <w:color w:val="244061" w:themeColor="accent1" w:themeShade="80"/>
-                  <w:sz w:val="22"/>
-                  <w:szCs w:val="22"/>
-                  <w:u w:val="none"/>
-                </w:rPr>
-                <w:t>b</w:t>
+                <w:t>GitHub</w:t>
               </w:r>
             </w:hyperlink>
-          </w:p>
-          <w:p>
-            <w:pPr>
-              <w:rPr>
-                <w:rFonts w:asciiTheme="majorHAnsi" w:hAnsiTheme="majorHAnsi"/>
-                <w:caps/>
-                <w:color w:val="244061" w:themeColor="accent1" w:themeShade="80"/>
-                <w:spacing w:val="20"/>
-                <w:sz w:val="32"/>
-              </w:rPr>
-            </w:pPr>
-            <w:r>
-              <w:rPr>
+            <w:r>
+              <w:rPr>
+                <w:b/>
+                <w:bCs/>
+                <w:color w:val="002060"/>
+                <w:sz w:val="16"/>
+                <w:szCs w:val="22"/>
+              </w:rPr>
+              <w:t xml:space="preserve">                 </w:t>
+            </w:r>
+            <w:r>
+              <w:rPr>
+                <w:b/>
+                <w:bCs/>
                 <w:noProof/>
-                <w:color w:val="244061" w:themeColor="accent1" w:themeShade="80"/>
+                <w:color w:val="002060"/>
+                <w:sz w:val="16"/>
+                <w:szCs w:val="22"/>
               </w:rPr>
               <w:drawing>
                 <wp:inline distT="0" distB="0" distL="0" distR="0" wp14:anchorId="3C6888F5" wp14:editId="115AEE95">
@@ -567,55 +581,27 @@
             </w:r>
             <w:r>
               <w:rPr>
-                <w:color w:val="244061" w:themeColor="accent1" w:themeShade="80"/>
-                <w:sz w:val="22"/>
-                <w:szCs w:val="22"/>
+                <w:b/>
+                <w:bCs/>
+                <w:color w:val="002060"/>
+                <w:sz w:val="20"/>
+                <w:szCs w:val="20"/>
               </w:rPr>
               <w:t xml:space="preserve"> </w:t>
             </w:r>
             <w:hyperlink r:id="rId18" w:history="1">
-              <w:proofErr w:type="spellStart"/>
               <w:r>
                 <w:rPr>
                   <w:rStyle w:val="Hyperlink"/>
-                  <w:color w:val="244061" w:themeColor="accent1" w:themeShade="80"/>
-                  <w:sz w:val="22"/>
-                  <w:szCs w:val="22"/>
+                  <w:b/>
+                  <w:bCs/>
+                  <w:color w:val="002060"/>
+                  <w:sz w:val="20"/>
+                  <w:szCs w:val="20"/>
                   <w:u w:val="none"/>
                 </w:rPr>
-                <w:t>Lin</w:t>
+                <w:t>Linkedin</w:t>
               </w:r>
-              <w:r>
-                <w:rPr>
-                  <w:rStyle w:val="Hyperlink"/>
-                  <w:color w:val="244061" w:themeColor="accent1" w:themeShade="80"/>
-                  <w:sz w:val="22"/>
-                  <w:szCs w:val="22"/>
-                  <w:u w:val="none"/>
-                </w:rPr>
-                <w:t>k</w:t>
-              </w:r>
-              <w:r>
-                <w:rPr>
-                  <w:rStyle w:val="Hyperlink"/>
-                  <w:color w:val="244061" w:themeColor="accent1" w:themeShade="80"/>
-                  <w:sz w:val="22"/>
-                  <w:szCs w:val="22"/>
-                  <w:u w:val="none"/>
-                </w:rPr>
-                <w:t>e</w:t>
-              </w:r>
-              <w:r>
-                <w:rPr>
-                  <w:rStyle w:val="Hyperlink"/>
-                  <w:color w:val="244061" w:themeColor="accent1" w:themeShade="80"/>
-                  <w:sz w:val="22"/>
-                  <w:szCs w:val="22"/>
-                  <w:u w:val="none"/>
-                </w:rPr>
-                <w:t>din</w:t>
-              </w:r>
-              <w:proofErr w:type="spellEnd"/>
             </w:hyperlink>
           </w:p>
           <w:p>
@@ -627,183 +613,96 @@
       </w:tr>
       <w:tr>
         <w:trPr>
-          <w:gridAfter w:val="5"/>
-          <w:wAfter w:w="2792" w:type="dxa"/>
-          <w:trHeight w:val="68"/>
+          <w:gridAfter w:val="8"/>
+          <w:wAfter w:w="2832" w:type="dxa"/>
+          <w:trHeight w:val="1035"/>
         </w:trPr>
         <w:tc>
           <w:tcPr>
-            <w:tcW w:w="10259" w:type="dxa"/>
-            <w:gridSpan w:val="16"/>
-            <w:tcBorders>
-              <w:bottom w:val="single" w:sz="4" w:space="0" w:color="auto"/>
-            </w:tcBorders>
+            <w:tcW w:w="2137" w:type="dxa"/>
+            <w:gridSpan w:val="2"/>
           </w:tcPr>
-          <w:p/>
+          <w:p>
+            <w:pPr>
+              <w:pStyle w:val="Heading1"/>
+            </w:pPr>
+            <w:r>
+              <w:rPr>
+                <w:color w:val="002060"/>
+              </w:rPr>
+              <w:t>About</w:t>
+            </w:r>
+          </w:p>
+        </w:tc>
+        <w:tc>
+          <w:tcPr>
+            <w:tcW w:w="8030" w:type="dxa"/>
+            <w:gridSpan w:val="12"/>
+          </w:tcPr>
+          <w:p>
+            <w:pPr>
+              <w:ind w:firstLine="23"/>
+              <w:rPr>
+                <w:rFonts w:ascii="Funnel Sans Light" w:hAnsi="Funnel Sans Light"/>
+                <w:rtl/>
+                <w:lang w:bidi="fa-IR"/>
+              </w:rPr>
+            </w:pPr>
+            <w:r>
+              <w:rPr>
+                <w:rFonts w:ascii="Funnel Sans Light" w:hAnsi="Funnel Sans Light"/>
+                <w:lang w:bidi="fa-IR"/>
+              </w:rPr>
+              <w:t>I'm a 22-year-old coder from the wild, lush north of Iran, now hustling far from my roots, chasing dreams in a whole new scene.</w:t>
+            </w:r>
+            <w:r>
+              <w:rPr>
+                <w:rFonts w:ascii="Funnel Sans Light" w:hAnsi="Funnel Sans Light"/>
+                <w:lang w:bidi="fa-IR"/>
+              </w:rPr>
+              <w:t xml:space="preserve"> </w:t>
+            </w:r>
+            <w:r>
+              <w:rPr>
+                <w:rFonts w:ascii="Funnel Sans Light" w:hAnsi="Funnel Sans Light"/>
+                <w:lang w:bidi="fa-IR"/>
+              </w:rPr>
+              <w:t>I'm all about diving headfirst into new tech, continuously learning and spinning it into dope projects without missing a beat.</w:t>
+            </w:r>
+            <w:r>
+              <w:rPr>
+                <w:rFonts w:ascii="Funnel Sans Light" w:hAnsi="Funnel Sans Light"/>
+                <w:lang w:bidi="fa-IR"/>
+              </w:rPr>
+              <w:t xml:space="preserve"> </w:t>
+            </w:r>
+            <w:r>
+              <w:rPr>
+                <w:rFonts w:ascii="Funnel Sans Light" w:hAnsi="Funnel Sans Light"/>
+                <w:lang w:bidi="fa-IR"/>
+              </w:rPr>
+              <w:t>That’s me in a nutshell—coding hard, learning harder, and always rolling with a beat and a tale</w:t>
+            </w:r>
+            <w:r>
+              <w:rPr>
+                <w:rFonts w:ascii="Funnel Sans Light" w:hAnsi="Funnel Sans Light"/>
+                <w:lang w:bidi="fa-IR"/>
+              </w:rPr>
+              <w:t>.</w:t>
+            </w:r>
+          </w:p>
         </w:tc>
       </w:tr>
       <w:tr>
         <w:trPr>
-          <w:gridAfter w:val="5"/>
-          <w:wAfter w:w="2792" w:type="dxa"/>
-          <w:trHeight w:val="305"/>
-        </w:trPr>
-        <w:tc>
-          <w:tcPr>
-            <w:tcW w:w="10259" w:type="dxa"/>
-            <w:gridSpan w:val="16"/>
-            <w:tcBorders>
-              <w:top w:val="single" w:sz="4" w:space="0" w:color="auto"/>
-            </w:tcBorders>
-          </w:tcPr>
-          <w:p/>
-        </w:tc>
-      </w:tr>
-      <w:tr>
-        <w:trPr>
-          <w:gridAfter w:val="5"/>
-          <w:wAfter w:w="2792" w:type="dxa"/>
+          <w:gridAfter w:val="8"/>
+          <w:wAfter w:w="2832" w:type="dxa"/>
           <w:trHeight w:val="810"/>
         </w:trPr>
         <w:tc>
           <w:tcPr>
-            <w:tcW w:w="2058" w:type="dxa"/>
-            <w:gridSpan w:val="3"/>
-          </w:tcPr>
-          <w:p>
-            <w:pPr>
-              <w:pStyle w:val="Heading1"/>
-            </w:pPr>
-            <w:r>
-              <w:rPr>
-                <w:color w:val="002060"/>
-              </w:rPr>
-              <w:t>Profile</w:t>
-            </w:r>
-          </w:p>
-        </w:tc>
-        <w:tc>
-          <w:tcPr>
-            <w:tcW w:w="20" w:type="dxa"/>
-          </w:tcPr>
-          <w:p/>
-        </w:tc>
-        <w:tc>
-          <w:tcPr>
-            <w:tcW w:w="8181" w:type="dxa"/>
-            <w:gridSpan w:val="12"/>
-          </w:tcPr>
-          <w:p>
-            <w:pPr>
-              <w:rPr>
-                <w:rFonts w:ascii="Funnel Sans Light" w:hAnsi="Funnel Sans Light"/>
-                <w:rtl/>
-                <w:lang w:bidi="fa-IR"/>
-              </w:rPr>
-            </w:pPr>
-            <w:r>
-              <w:rPr>
-                <w:rFonts w:ascii="Funnel Sans Light" w:hAnsi="Funnel Sans Light"/>
-                <w:lang w:bidi="fa-IR"/>
-              </w:rPr>
-              <w:t xml:space="preserve">Computer Engineering student at University of Isfahan, passionate about backend development. Experienced with Node.js, Express, </w:t>
-            </w:r>
-            <w:proofErr w:type="spellStart"/>
-            <w:r>
-              <w:rPr>
-                <w:rFonts w:ascii="Funnel Sans Light" w:hAnsi="Funnel Sans Light"/>
-                <w:lang w:bidi="fa-IR"/>
-              </w:rPr>
-              <w:t>NestJS</w:t>
-            </w:r>
-            <w:proofErr w:type="spellEnd"/>
-            <w:r>
-              <w:rPr>
-                <w:rFonts w:ascii="Funnel Sans Light" w:hAnsi="Funnel Sans Light"/>
-                <w:lang w:bidi="fa-IR"/>
-              </w:rPr>
-              <w:t xml:space="preserve"> </w:t>
-            </w:r>
-            <w:r>
-              <w:rPr>
-                <w:rFonts w:ascii="Funnel Sans Light" w:hAnsi="Funnel Sans Light"/>
-                <w:lang w:bidi="fa-IR"/>
-              </w:rPr>
-              <w:t>and both SQL and NoSQL. Currently learning microservices. Eager to work in a professional environment, take on challenges, and keep learning new things.</w:t>
-            </w:r>
-          </w:p>
-        </w:tc>
-      </w:tr>
-      <w:tr>
-        <w:trPr>
-          <w:gridAfter w:val="5"/>
-          <w:wAfter w:w="2792" w:type="dxa"/>
-          <w:trHeight w:val="288"/>
-        </w:trPr>
-        <w:tc>
-          <w:tcPr>
-            <w:tcW w:w="2058" w:type="dxa"/>
-            <w:gridSpan w:val="3"/>
-          </w:tcPr>
-          <w:p/>
-        </w:tc>
-        <w:tc>
-          <w:tcPr>
-            <w:tcW w:w="20" w:type="dxa"/>
-          </w:tcPr>
-          <w:p/>
-        </w:tc>
-        <w:tc>
-          <w:tcPr>
-            <w:tcW w:w="8181" w:type="dxa"/>
-            <w:gridSpan w:val="12"/>
-            <w:tcBorders>
-              <w:bottom w:val="single" w:sz="4" w:space="0" w:color="auto"/>
-            </w:tcBorders>
-          </w:tcPr>
-          <w:p/>
-        </w:tc>
-      </w:tr>
-      <w:tr>
-        <w:trPr>
-          <w:gridAfter w:val="5"/>
-          <w:wAfter w:w="2792" w:type="dxa"/>
-          <w:trHeight w:val="377"/>
-        </w:trPr>
-        <w:tc>
-          <w:tcPr>
-            <w:tcW w:w="2058" w:type="dxa"/>
-            <w:gridSpan w:val="3"/>
-          </w:tcPr>
-          <w:p/>
-        </w:tc>
-        <w:tc>
-          <w:tcPr>
-            <w:tcW w:w="20" w:type="dxa"/>
-          </w:tcPr>
-          <w:p/>
-        </w:tc>
-        <w:tc>
-          <w:tcPr>
-            <w:tcW w:w="8181" w:type="dxa"/>
-            <w:gridSpan w:val="12"/>
-            <w:tcBorders>
-              <w:top w:val="single" w:sz="4" w:space="0" w:color="auto"/>
-            </w:tcBorders>
-          </w:tcPr>
-          <w:p/>
-        </w:tc>
-      </w:tr>
-      <w:tr>
-        <w:trPr>
-          <w:gridAfter w:val="5"/>
-          <w:wAfter w:w="2792" w:type="dxa"/>
-          <w:trHeight w:val="1017"/>
-        </w:trPr>
-        <w:tc>
-          <w:tcPr>
-            <w:tcW w:w="2058" w:type="dxa"/>
-            <w:gridSpan w:val="3"/>
+            <w:tcW w:w="2137" w:type="dxa"/>
+            <w:gridSpan w:val="2"/>
           </w:tcPr>
           <w:p>
             <w:pPr>
@@ -813,7 +712,7 @@
               <w:sdtPr>
                 <w:id w:val="-632100731"/>
                 <w:placeholder>
-                  <w:docPart w:val="307E081ABE094F3DAAB01586D67025CF"/>
+                  <w:docPart w:val="D1921F4697EC4A66ABF306CF5EF763B7"/>
                 </w:placeholder>
                 <w:temporary/>
                 <w:showingPlcHdr/>
@@ -832,207 +731,97 @@
         </w:tc>
         <w:tc>
           <w:tcPr>
-            <w:tcW w:w="20" w:type="dxa"/>
+            <w:tcW w:w="4703" w:type="dxa"/>
+            <w:gridSpan w:val="7"/>
           </w:tcPr>
-          <w:p/>
+          <w:p>
+            <w:pPr>
+              <w:pStyle w:val="Heading2"/>
+              <w:rPr>
+                <w:rFonts w:ascii="Funnel Sans Light" w:hAnsi="Funnel Sans Light"/>
+              </w:rPr>
+            </w:pPr>
+            <w:r>
+              <w:rPr>
+                <w:rFonts w:ascii="Funnel Sans Light" w:hAnsi="Funnel Sans Light"/>
+              </w:rPr>
+              <w:t>University of Isfahan</w:t>
+            </w:r>
+          </w:p>
+          <w:p>
+            <w:pPr>
+              <w:pStyle w:val="Heading2"/>
+              <w:rPr>
+                <w:rFonts w:ascii="Funnel Sans Light" w:hAnsi="Funnel Sans Light"/>
+              </w:rPr>
+            </w:pPr>
+            <w:r>
+              <w:rPr>
+                <w:rFonts w:ascii="Funnel Sans Light" w:hAnsi="Funnel Sans Light"/>
+              </w:rPr>
+              <w:t>Bachelor’s Degree in Computer Engineering</w:t>
+            </w:r>
+          </w:p>
+          <w:p>
+            <w:pPr>
+              <w:rPr>
+                <w:rFonts w:ascii="Funnel Sans Light" w:hAnsi="Funnel Sans Light"/>
+              </w:rPr>
+            </w:pPr>
+            <w:r>
+              <w:rPr>
+                <w:rFonts w:ascii="Funnel Sans Light" w:hAnsi="Funnel Sans Light"/>
+              </w:rPr>
+              <w:t>Isfahan Province, Isfahan</w:t>
+            </w:r>
+          </w:p>
         </w:tc>
         <w:tc>
           <w:tcPr>
-            <w:tcW w:w="4934" w:type="dxa"/>
-            <w:gridSpan w:val="7"/>
+            <w:tcW w:w="2158" w:type="dxa"/>
+            <w:gridSpan w:val="4"/>
           </w:tcPr>
           <w:p>
             <w:pPr>
-              <w:pStyle w:val="Heading2"/>
-              <w:rPr>
-                <w:rFonts w:ascii="Funnel Sans Light" w:hAnsi="Funnel Sans Light"/>
-              </w:rPr>
-            </w:pPr>
-            <w:r>
-              <w:rPr>
-                <w:rFonts w:ascii="Funnel Sans Light" w:hAnsi="Funnel Sans Light"/>
-              </w:rPr>
-              <w:t>University of Isfahan</w:t>
-            </w:r>
-          </w:p>
-          <w:p>
-            <w:pPr>
-              <w:pStyle w:val="Heading2"/>
-              <w:rPr>
-                <w:rFonts w:ascii="Funnel Sans Light" w:hAnsi="Funnel Sans Light"/>
-              </w:rPr>
-            </w:pPr>
-            <w:r>
-              <w:rPr>
-                <w:rFonts w:ascii="Funnel Sans Light" w:hAnsi="Funnel Sans Light"/>
-              </w:rPr>
-              <w:t>Bachelor’s Degree in Computer Engineering</w:t>
-            </w:r>
-          </w:p>
-          <w:p>
-            <w:pPr>
-              <w:rPr>
-                <w:rFonts w:ascii="Funnel Sans Light" w:hAnsi="Funnel Sans Light"/>
-              </w:rPr>
-            </w:pPr>
-            <w:r>
-              <w:rPr>
-                <w:rFonts w:ascii="Funnel Sans Light" w:hAnsi="Funnel Sans Light"/>
-              </w:rPr>
-              <w:t>Isfahan Province, Isfahan</w:t>
+              <w:jc w:val="center"/>
+              <w:rPr>
+                <w:rFonts w:ascii="Funnel Sans Light" w:hAnsi="Funnel Sans Light"/>
+              </w:rPr>
+            </w:pPr>
+          </w:p>
+          <w:p>
+            <w:pPr>
+              <w:rPr>
+                <w:rFonts w:ascii="Funnel Sans Light" w:hAnsi="Funnel Sans Light"/>
+              </w:rPr>
+            </w:pPr>
+            <w:r>
+              <w:rPr>
+                <w:rFonts w:ascii="Funnel Sans Light" w:hAnsi="Funnel Sans Light"/>
+              </w:rPr>
+              <w:t>2021-2025</w:t>
             </w:r>
           </w:p>
         </w:tc>
         <w:tc>
           <w:tcPr>
-            <w:tcW w:w="414" w:type="dxa"/>
-          </w:tcPr>
-          <w:p>
-            <w:pPr>
-              <w:jc w:val="center"/>
-            </w:pPr>
-          </w:p>
-        </w:tc>
-        <w:tc>
-          <w:tcPr>
-            <w:tcW w:w="1661" w:type="dxa"/>
-            <w:gridSpan w:val="3"/>
-            <w:tcBorders>
-              <w:left w:val="nil"/>
-            </w:tcBorders>
-          </w:tcPr>
-          <w:p>
-            <w:pPr>
-              <w:jc w:val="center"/>
-              <w:rPr>
-                <w:rFonts w:ascii="Funnel Sans Light" w:hAnsi="Funnel Sans Light"/>
-              </w:rPr>
-            </w:pPr>
-            <w:r>
-              <w:rPr>
-                <w:rFonts w:ascii="Funnel Sans Light" w:hAnsi="Funnel Sans Light"/>
-              </w:rPr>
-              <w:t>2021-2025</w:t>
-            </w:r>
-          </w:p>
-        </w:tc>
-        <w:tc>
-          <w:tcPr>
-            <w:tcW w:w="1172" w:type="dxa"/>
+            <w:tcW w:w="1169" w:type="dxa"/>
             <w:tcBorders>
               <w:left w:val="nil"/>
               <w:right w:val="single" w:sz="4" w:space="0" w:color="FFFFFF" w:themeColor="background1"/>
             </w:tcBorders>
           </w:tcPr>
-          <w:p>
-            <w:pPr>
-              <w:jc w:val="center"/>
-            </w:pPr>
-          </w:p>
+          <w:p/>
         </w:tc>
       </w:tr>
       <w:tr>
         <w:trPr>
+          <w:gridBefore w:val="19"/>
           <w:gridAfter w:val="1"/>
-          <w:wAfter w:w="350" w:type="dxa"/>
-          <w:trHeight w:val="260"/>
+          <w:wBefore w:w="12021" w:type="dxa"/>
+          <w:wAfter w:w="391" w:type="dxa"/>
+          <w:trHeight w:val="58"/>
         </w:trPr>
-        <w:tc>
-          <w:tcPr>
-            <w:tcW w:w="2058" w:type="dxa"/>
-            <w:gridSpan w:val="3"/>
-          </w:tcPr>
-          <w:p/>
-        </w:tc>
-        <w:tc>
-          <w:tcPr>
-            <w:tcW w:w="20" w:type="dxa"/>
-          </w:tcPr>
-          <w:p/>
-        </w:tc>
-        <w:tc>
-          <w:tcPr>
-            <w:tcW w:w="1505" w:type="dxa"/>
-            <w:tcBorders>
-              <w:top w:val="single" w:sz="4" w:space="0" w:color="auto"/>
-              <w:right w:val="single" w:sz="4" w:space="0" w:color="FFFFFF" w:themeColor="background1"/>
-            </w:tcBorders>
-          </w:tcPr>
-          <w:p/>
-        </w:tc>
-        <w:tc>
-          <w:tcPr>
-            <w:tcW w:w="180" w:type="dxa"/>
-            <w:tcBorders>
-              <w:top w:val="single" w:sz="4" w:space="0" w:color="auto"/>
-              <w:right w:val="single" w:sz="4" w:space="0" w:color="FFFFFF" w:themeColor="background1"/>
-            </w:tcBorders>
-          </w:tcPr>
-          <w:p/>
-        </w:tc>
-        <w:tc>
-          <w:tcPr>
-            <w:tcW w:w="90" w:type="dxa"/>
-            <w:tcBorders>
-              <w:top w:val="single" w:sz="4" w:space="0" w:color="auto"/>
-              <w:right w:val="single" w:sz="4" w:space="0" w:color="FFFFFF" w:themeColor="background1"/>
-            </w:tcBorders>
-          </w:tcPr>
-          <w:p/>
-        </w:tc>
-        <w:tc>
-          <w:tcPr>
-            <w:tcW w:w="1720" w:type="dxa"/>
-            <w:tcBorders>
-              <w:top w:val="single" w:sz="4" w:space="0" w:color="auto"/>
-              <w:left w:val="single" w:sz="4" w:space="0" w:color="FFFFFF" w:themeColor="background1"/>
-            </w:tcBorders>
-          </w:tcPr>
-          <w:p/>
-        </w:tc>
-        <w:tc>
-          <w:tcPr>
-            <w:tcW w:w="1439" w:type="dxa"/>
-            <w:gridSpan w:val="3"/>
-            <w:tcBorders>
-              <w:top w:val="single" w:sz="4" w:space="0" w:color="auto"/>
-              <w:left w:val="single" w:sz="4" w:space="0" w:color="FFFFFF" w:themeColor="background1"/>
-            </w:tcBorders>
-          </w:tcPr>
-          <w:p/>
-        </w:tc>
-        <w:tc>
-          <w:tcPr>
-            <w:tcW w:w="414" w:type="dxa"/>
-            <w:tcBorders>
-              <w:top w:val="single" w:sz="4" w:space="0" w:color="auto"/>
-              <w:right w:val="single" w:sz="4" w:space="0" w:color="FFFFFF" w:themeColor="background1"/>
-            </w:tcBorders>
-          </w:tcPr>
-          <w:p/>
-        </w:tc>
-        <w:tc>
-          <w:tcPr>
-            <w:tcW w:w="2833" w:type="dxa"/>
-            <w:gridSpan w:val="4"/>
-            <w:tcBorders>
-              <w:top w:val="single" w:sz="4" w:space="0" w:color="auto"/>
-              <w:left w:val="single" w:sz="4" w:space="0" w:color="FFFFFF" w:themeColor="background1"/>
-              <w:right w:val="single" w:sz="4" w:space="0" w:color="FFFFFF" w:themeColor="background1"/>
-            </w:tcBorders>
-          </w:tcPr>
-          <w:p/>
-        </w:tc>
-        <w:tc>
-          <w:tcPr>
-            <w:tcW w:w="1855" w:type="dxa"/>
-            <w:gridSpan w:val="2"/>
-            <w:tcBorders>
-              <w:left w:val="single" w:sz="4" w:space="0" w:color="FFFFFF" w:themeColor="background1"/>
-            </w:tcBorders>
-          </w:tcPr>
-          <w:p/>
-        </w:tc>
         <w:tc>
           <w:tcPr>
             <w:tcW w:w="587" w:type="dxa"/>
@@ -1043,12 +832,12 @@
       </w:tr>
       <w:tr>
         <w:trPr>
-          <w:trHeight w:val="260"/>
+          <w:trHeight w:val="1215"/>
         </w:trPr>
         <w:tc>
           <w:tcPr>
-            <w:tcW w:w="2058" w:type="dxa"/>
-            <w:gridSpan w:val="3"/>
+            <w:tcW w:w="2137" w:type="dxa"/>
+            <w:gridSpan w:val="2"/>
           </w:tcPr>
           <w:p>
             <w:pPr>
@@ -1071,13 +860,103 @@
         </w:tc>
         <w:tc>
           <w:tcPr>
-            <w:tcW w:w="20" w:type="dxa"/>
+            <w:tcW w:w="1515" w:type="dxa"/>
+            <w:tcBorders>
+              <w:left w:val="nil"/>
+              <w:right w:val="single" w:sz="4" w:space="0" w:color="FFFFFF" w:themeColor="background1"/>
+            </w:tcBorders>
           </w:tcPr>
-          <w:p/>
+          <w:p>
+            <w:pPr>
+              <w:rPr>
+                <w:rFonts w:ascii="Funnel Sans Light" w:hAnsi="Funnel Sans Light"/>
+              </w:rPr>
+            </w:pPr>
+            <w:r>
+              <w:rPr>
+                <w:rFonts w:ascii="Funnel Sans Light" w:hAnsi="Funnel Sans Light"/>
+              </w:rPr>
+              <w:t>Javascript</w:t>
+            </w:r>
+          </w:p>
+          <w:p>
+            <w:pPr>
+              <w:rPr>
+                <w:rFonts w:ascii="Funnel Sans Light" w:hAnsi="Funnel Sans Light"/>
+              </w:rPr>
+            </w:pPr>
+            <w:r>
+              <w:rPr>
+                <w:rFonts w:ascii="Funnel Sans Light" w:hAnsi="Funnel Sans Light"/>
+              </w:rPr>
+              <w:t>Typescript</w:t>
+            </w:r>
+          </w:p>
+          <w:p>
+            <w:pPr>
+              <w:rPr>
+                <w:rFonts w:ascii="Funnel Sans Light" w:hAnsi="Funnel Sans Light"/>
+              </w:rPr>
+            </w:pPr>
+            <w:r>
+              <w:rPr>
+                <w:rFonts w:ascii="Funnel Sans Light" w:hAnsi="Funnel Sans Light"/>
+              </w:rPr>
+              <w:t>Node.js</w:t>
+            </w:r>
+          </w:p>
+          <w:p>
+            <w:pPr>
+              <w:rPr>
+                <w:rFonts w:ascii="Funnel Sans Light" w:hAnsi="Funnel Sans Light"/>
+              </w:rPr>
+            </w:pPr>
+            <w:r>
+              <w:rPr>
+                <w:rFonts w:ascii="Funnel Sans Light" w:hAnsi="Funnel Sans Light"/>
+              </w:rPr>
+              <w:t>Express.js</w:t>
+            </w:r>
+          </w:p>
+          <w:p>
+            <w:pPr>
+              <w:rPr>
+                <w:rFonts w:ascii="Funnel Sans Light" w:hAnsi="Funnel Sans Light"/>
+                <w:rtl/>
+              </w:rPr>
+            </w:pPr>
+            <w:r>
+              <w:rPr>
+                <w:rFonts w:ascii="Funnel Sans Light" w:hAnsi="Funnel Sans Light"/>
+              </w:rPr>
+              <w:t>NestJS</w:t>
+            </w:r>
+          </w:p>
+          <w:p>
+            <w:pPr>
+              <w:rPr>
+                <w:rFonts w:ascii="Funnel Sans Light" w:hAnsi="Funnel Sans Light"/>
+              </w:rPr>
+            </w:pPr>
+            <w:r>
+              <w:rPr>
+                <w:rFonts w:ascii="Funnel Sans Light" w:hAnsi="Funnel Sans Light"/>
+              </w:rPr>
+              <w:t xml:space="preserve">Microservices </w:t>
+            </w:r>
+            <w:r>
+              <w:rPr>
+                <w:rFonts w:ascii="Funnel Sans Light" w:hAnsi="Funnel Sans Light"/>
+                <w:sz w:val="16"/>
+                <w:szCs w:val="22"/>
+              </w:rPr>
+              <w:t>(Basics)</w:t>
+            </w:r>
+          </w:p>
         </w:tc>
         <w:tc>
           <w:tcPr>
-            <w:tcW w:w="1505" w:type="dxa"/>
+            <w:tcW w:w="30" w:type="dxa"/>
             <w:tcBorders>
               <w:right w:val="single" w:sz="4" w:space="0" w:color="FFFFFF" w:themeColor="background1"/>
             </w:tcBorders>
@@ -1088,73 +967,18 @@
                 <w:rFonts w:ascii="Funnel Sans Light" w:hAnsi="Funnel Sans Light"/>
               </w:rPr>
             </w:pPr>
-            <w:proofErr w:type="spellStart"/>
-            <w:r>
-              <w:rPr>
-                <w:rFonts w:ascii="Funnel Sans Light" w:hAnsi="Funnel Sans Light"/>
-              </w:rPr>
-              <w:t>Javascript</w:t>
-            </w:r>
-            <w:proofErr w:type="spellEnd"/>
-          </w:p>
-          <w:p>
-            <w:pPr>
-              <w:rPr>
-                <w:rFonts w:ascii="Funnel Sans Light" w:hAnsi="Funnel Sans Light"/>
-              </w:rPr>
-            </w:pPr>
-            <w:r>
-              <w:rPr>
-                <w:rFonts w:ascii="Funnel Sans Light" w:hAnsi="Funnel Sans Light"/>
-              </w:rPr>
-              <w:t>Typescript</w:t>
-            </w:r>
-          </w:p>
-          <w:p>
-            <w:pPr>
-              <w:rPr>
-                <w:rFonts w:ascii="Funnel Sans Light" w:hAnsi="Funnel Sans Light"/>
-              </w:rPr>
-            </w:pPr>
-            <w:r>
-              <w:rPr>
-                <w:rFonts w:ascii="Funnel Sans Light" w:hAnsi="Funnel Sans Light"/>
-              </w:rPr>
-              <w:t>Node.js</w:t>
-            </w:r>
-          </w:p>
-          <w:p>
-            <w:pPr>
-              <w:rPr>
-                <w:rFonts w:ascii="Funnel Sans Light" w:hAnsi="Funnel Sans Light"/>
-              </w:rPr>
-            </w:pPr>
-            <w:r>
-              <w:rPr>
-                <w:rFonts w:ascii="Funnel Sans Light" w:hAnsi="Funnel Sans Light"/>
-              </w:rPr>
-              <w:t>Express.js</w:t>
-            </w:r>
-          </w:p>
-          <w:p>
-            <w:pPr>
-              <w:rPr>
-                <w:rFonts w:ascii="Funnel Sans Light" w:hAnsi="Funnel Sans Light"/>
-              </w:rPr>
-            </w:pPr>
-            <w:proofErr w:type="spellStart"/>
-            <w:r>
-              <w:rPr>
-                <w:rFonts w:ascii="Funnel Sans Light" w:hAnsi="Funnel Sans Light"/>
-              </w:rPr>
-              <w:t>NestJS</w:t>
-            </w:r>
-            <w:proofErr w:type="spellEnd"/>
+          </w:p>
+          <w:p>
+            <w:pPr>
+              <w:rPr>
+                <w:rFonts w:ascii="Funnel Sans Light" w:hAnsi="Funnel Sans Light"/>
+              </w:rPr>
+            </w:pPr>
           </w:p>
         </w:tc>
         <w:tc>
           <w:tcPr>
-            <w:tcW w:w="180" w:type="dxa"/>
+            <w:tcW w:w="30" w:type="dxa"/>
             <w:tcBorders>
               <w:right w:val="single" w:sz="4" w:space="0" w:color="FFFFFF" w:themeColor="background1"/>
             </w:tcBorders>
@@ -1176,9 +1000,10 @@
         </w:tc>
         <w:tc>
           <w:tcPr>
-            <w:tcW w:w="90" w:type="dxa"/>
+            <w:tcW w:w="1679" w:type="dxa"/>
+            <w:gridSpan w:val="2"/>
             <w:tcBorders>
-              <w:right w:val="single" w:sz="4" w:space="0" w:color="FFFFFF" w:themeColor="background1"/>
+              <w:left w:val="single" w:sz="4" w:space="0" w:color="FFFFFF" w:themeColor="background1"/>
             </w:tcBorders>
           </w:tcPr>
           <w:p>
@@ -1187,158 +1012,56 @@
                 <w:rFonts w:ascii="Funnel Sans Light" w:hAnsi="Funnel Sans Light"/>
               </w:rPr>
             </w:pPr>
-          </w:p>
-          <w:p>
-            <w:pPr>
-              <w:rPr>
-                <w:rFonts w:ascii="Funnel Sans Light" w:hAnsi="Funnel Sans Light"/>
-              </w:rPr>
-            </w:pPr>
+            <w:r>
+              <w:rPr>
+                <w:rFonts w:ascii="Funnel Sans Light" w:hAnsi="Funnel Sans Light"/>
+              </w:rPr>
+              <w:t>PostgreSQL</w:t>
+            </w:r>
+          </w:p>
+          <w:p>
+            <w:pPr>
+              <w:rPr>
+                <w:rFonts w:ascii="Funnel Sans Light" w:hAnsi="Funnel Sans Light"/>
+              </w:rPr>
+            </w:pPr>
+            <w:r>
+              <w:rPr>
+                <w:rFonts w:ascii="Funnel Sans Light" w:hAnsi="Funnel Sans Light"/>
+              </w:rPr>
+              <w:t>Redis</w:t>
+            </w:r>
+          </w:p>
+          <w:p>
+            <w:pPr>
+              <w:rPr>
+                <w:rFonts w:ascii="Funnel Sans Light" w:hAnsi="Funnel Sans Light"/>
+              </w:rPr>
+            </w:pPr>
+            <w:r>
+              <w:rPr>
+                <w:rFonts w:ascii="Funnel Sans Light" w:hAnsi="Funnel Sans Light"/>
+              </w:rPr>
+              <w:t>MongoDB</w:t>
+            </w:r>
+          </w:p>
+          <w:p>
+            <w:pPr>
+              <w:rPr>
+                <w:rFonts w:ascii="Funnel Sans Light" w:hAnsi="Funnel Sans Light"/>
+              </w:rPr>
+            </w:pPr>
+            <w:r>
+              <w:rPr>
+                <w:rFonts w:ascii="Funnel Sans Light" w:hAnsi="Funnel Sans Light"/>
+              </w:rPr>
+              <w:t>Elasticsearch</w:t>
+            </w:r>
           </w:p>
         </w:tc>
         <w:tc>
           <w:tcPr>
-            <w:tcW w:w="1720" w:type="dxa"/>
-            <w:tcBorders>
-              <w:left w:val="single" w:sz="4" w:space="0" w:color="FFFFFF" w:themeColor="background1"/>
-              <w:right w:val="nil"/>
-            </w:tcBorders>
-          </w:tcPr>
-          <w:p>
-            <w:pPr>
-              <w:rPr>
-                <w:rFonts w:ascii="Funnel Sans Light" w:hAnsi="Funnel Sans Light"/>
-              </w:rPr>
-            </w:pPr>
-            <w:r>
-              <w:rPr>
-                <w:rFonts w:ascii="Funnel Sans Light" w:hAnsi="Funnel Sans Light"/>
-              </w:rPr>
-              <w:t>PostgreSQL</w:t>
-            </w:r>
-          </w:p>
-          <w:p>
-            <w:pPr>
-              <w:rPr>
-                <w:rFonts w:ascii="Funnel Sans Light" w:hAnsi="Funnel Sans Light"/>
-              </w:rPr>
-            </w:pPr>
-            <w:r>
-              <w:rPr>
-                <w:rFonts w:ascii="Funnel Sans Light" w:hAnsi="Funnel Sans Light"/>
-              </w:rPr>
-              <w:t>Redis</w:t>
-            </w:r>
-          </w:p>
-          <w:p>
-            <w:pPr>
-              <w:rPr>
-                <w:rFonts w:ascii="Funnel Sans Light" w:hAnsi="Funnel Sans Light"/>
-              </w:rPr>
-            </w:pPr>
-            <w:r>
-              <w:rPr>
-                <w:rFonts w:ascii="Funnel Sans Light" w:hAnsi="Funnel Sans Light"/>
-              </w:rPr>
-              <w:t>MongoDB</w:t>
-            </w:r>
-          </w:p>
-          <w:p>
-            <w:pPr>
-              <w:rPr>
-                <w:rFonts w:ascii="Funnel Sans Light" w:hAnsi="Funnel Sans Light"/>
-              </w:rPr>
-            </w:pPr>
-            <w:r>
-              <w:rPr>
-                <w:rFonts w:ascii="Funnel Sans Light" w:hAnsi="Funnel Sans Light"/>
-              </w:rPr>
-              <w:t>Prisma</w:t>
-            </w:r>
-          </w:p>
-          <w:p>
-            <w:pPr>
-              <w:rPr>
-                <w:rFonts w:ascii="Funnel Sans Light" w:hAnsi="Funnel Sans Light"/>
-              </w:rPr>
-            </w:pPr>
-            <w:proofErr w:type="spellStart"/>
-            <w:r>
-              <w:rPr>
-                <w:rFonts w:ascii="Funnel Sans Light" w:hAnsi="Funnel Sans Light"/>
-              </w:rPr>
-              <w:t>TypeORM</w:t>
-            </w:r>
-            <w:proofErr w:type="spellEnd"/>
-          </w:p>
-          <w:p>
-            <w:pPr>
-              <w:rPr>
-                <w:rFonts w:ascii="Funnel Sans Light" w:hAnsi="Funnel Sans Light"/>
-              </w:rPr>
-            </w:pPr>
-            <w:proofErr w:type="spellStart"/>
-            <w:r>
-              <w:rPr>
-                <w:rFonts w:ascii="Funnel Sans Light" w:hAnsi="Funnel Sans Light"/>
-              </w:rPr>
-              <w:t>Sequelize</w:t>
-            </w:r>
-            <w:proofErr w:type="spellEnd"/>
-          </w:p>
-          <w:p>
-            <w:pPr>
-              <w:rPr>
-                <w:rFonts w:ascii="Funnel Sans Light" w:hAnsi="Funnel Sans Light"/>
-              </w:rPr>
-            </w:pPr>
-            <w:r>
-              <w:rPr>
-                <w:rFonts w:ascii="Funnel Sans Light" w:hAnsi="Funnel Sans Light"/>
-              </w:rPr>
-              <w:t>Mongoose</w:t>
-            </w:r>
-          </w:p>
-          <w:p>
-            <w:pPr>
-              <w:rPr>
-                <w:rFonts w:ascii="Funnel Sans Light" w:hAnsi="Funnel Sans Light"/>
-              </w:rPr>
-            </w:pPr>
-            <w:r>
-              <w:rPr>
-                <w:rFonts w:ascii="Funnel Sans Light" w:hAnsi="Funnel Sans Light"/>
-              </w:rPr>
-              <w:t>Elasticsearch</w:t>
-            </w:r>
-          </w:p>
-        </w:tc>
-        <w:tc>
-          <w:tcPr>
-            <w:tcW w:w="78" w:type="dxa"/>
-            <w:tcBorders>
-              <w:left w:val="single" w:sz="4" w:space="0" w:color="FFFFFF" w:themeColor="background1"/>
-              <w:right w:val="nil"/>
-            </w:tcBorders>
-          </w:tcPr>
-          <w:p>
-            <w:pPr>
-              <w:rPr>
-                <w:rFonts w:ascii="Funnel Sans Light" w:hAnsi="Funnel Sans Light"/>
-              </w:rPr>
-            </w:pPr>
-          </w:p>
-          <w:p>
-            <w:pPr>
-              <w:rPr>
-                <w:rFonts w:ascii="Funnel Sans Light" w:hAnsi="Funnel Sans Light"/>
-              </w:rPr>
-            </w:pPr>
-          </w:p>
-        </w:tc>
-        <w:tc>
-          <w:tcPr>
-            <w:tcW w:w="1361" w:type="dxa"/>
+            <w:tcW w:w="1449" w:type="dxa"/>
             <w:gridSpan w:val="2"/>
             <w:tcBorders>
               <w:left w:val="nil"/>
@@ -1354,68 +1077,48 @@
               <w:rPr>
                 <w:rFonts w:ascii="Funnel Sans Light" w:hAnsi="Funnel Sans Light"/>
               </w:rPr>
-              <w:t>Git</w:t>
-            </w:r>
-          </w:p>
-          <w:p>
-            <w:pPr>
-              <w:rPr>
-                <w:rFonts w:ascii="Funnel Sans Light" w:hAnsi="Funnel Sans Light"/>
-              </w:rPr>
-            </w:pPr>
-            <w:r>
-              <w:rPr>
-                <w:rFonts w:ascii="Funnel Sans Light" w:hAnsi="Funnel Sans Light"/>
-              </w:rPr>
-              <w:t>GitHub Actions</w:t>
-            </w:r>
-          </w:p>
-          <w:p>
-            <w:pPr>
-              <w:rPr>
-                <w:rFonts w:ascii="Funnel Sans Light" w:hAnsi="Funnel Sans Light"/>
-              </w:rPr>
-            </w:pPr>
-            <w:r>
-              <w:rPr>
-                <w:rFonts w:ascii="Funnel Sans Light" w:hAnsi="Funnel Sans Light"/>
-              </w:rPr>
-              <w:t>Docker</w:t>
-            </w:r>
-          </w:p>
-          <w:p>
-            <w:pPr>
-              <w:rPr>
-                <w:rFonts w:ascii="Funnel Sans Light" w:hAnsi="Funnel Sans Light"/>
-              </w:rPr>
-            </w:pPr>
-            <w:r>
-              <w:rPr>
-                <w:rFonts w:ascii="Funnel Sans Light" w:hAnsi="Funnel Sans Light"/>
-              </w:rPr>
-              <w:t xml:space="preserve">Unit/ </w:t>
-            </w:r>
-            <w:r>
-              <w:rPr>
-                <w:rFonts w:ascii="Funnel Sans Light" w:hAnsi="Funnel Sans Light"/>
-              </w:rPr>
-              <w:t>Integration</w:t>
-            </w:r>
-            <w:r>
-              <w:rPr>
-                <w:rFonts w:ascii="Funnel Sans Light" w:hAnsi="Funnel Sans Light"/>
-              </w:rPr>
-              <w:t xml:space="preserve"> Testing</w:t>
-            </w:r>
-          </w:p>
-        </w:tc>
-        <w:tc>
-          <w:tcPr>
-            <w:tcW w:w="414" w:type="dxa"/>
-            <w:tcBorders>
-              <w:right w:val="nil"/>
-            </w:tcBorders>
-          </w:tcPr>
+              <w:t>Prisma</w:t>
+            </w:r>
+          </w:p>
+          <w:p>
+            <w:pPr>
+              <w:rPr>
+                <w:rFonts w:ascii="Funnel Sans Light" w:hAnsi="Funnel Sans Light"/>
+              </w:rPr>
+            </w:pPr>
+            <w:r>
+              <w:rPr>
+                <w:rFonts w:ascii="Funnel Sans Light" w:hAnsi="Funnel Sans Light"/>
+              </w:rPr>
+              <w:t>TypeORM</w:t>
+            </w:r>
+          </w:p>
+          <w:p>
+            <w:pPr>
+              <w:rPr>
+                <w:rFonts w:ascii="Funnel Sans Light" w:hAnsi="Funnel Sans Light"/>
+              </w:rPr>
+            </w:pPr>
+            <w:r>
+              <w:rPr>
+                <w:rFonts w:ascii="Funnel Sans Light" w:hAnsi="Funnel Sans Light"/>
+              </w:rPr>
+              <w:t>Sequelize</w:t>
+            </w:r>
+          </w:p>
+          <w:p>
+            <w:pPr>
+              <w:rPr>
+                <w:rFonts w:ascii="Funnel Sans Light" w:hAnsi="Funnel Sans Light"/>
+              </w:rPr>
+            </w:pPr>
+            <w:r>
+              <w:rPr>
+                <w:rFonts w:ascii="Funnel Sans Light" w:hAnsi="Funnel Sans Light"/>
+              </w:rPr>
+              <w:t>Mongoose</w:t>
+            </w:r>
+          </w:p>
           <w:p>
             <w:pPr>
               <w:rPr>
@@ -1442,7 +1145,8 @@
         </w:tc>
         <w:tc>
           <w:tcPr>
-            <w:tcW w:w="379" w:type="dxa"/>
+            <w:tcW w:w="1809" w:type="dxa"/>
+            <w:gridSpan w:val="2"/>
             <w:tcBorders>
               <w:left w:val="nil"/>
               <w:right w:val="single" w:sz="4" w:space="0" w:color="FFFFFF" w:themeColor="background1"/>
@@ -1454,19 +1158,70 @@
                 <w:rFonts w:ascii="Funnel Sans Light" w:hAnsi="Funnel Sans Light"/>
               </w:rPr>
             </w:pPr>
-          </w:p>
-          <w:p>
-            <w:pPr>
-              <w:rPr>
-                <w:rFonts w:ascii="Funnel Sans Light" w:hAnsi="Funnel Sans Light"/>
-              </w:rPr>
-            </w:pPr>
+            <w:r>
+              <w:rPr>
+                <w:rFonts w:ascii="Funnel Sans Light" w:hAnsi="Funnel Sans Light"/>
+              </w:rPr>
+              <w:t>Git</w:t>
+            </w:r>
+          </w:p>
+          <w:p>
+            <w:pPr>
+              <w:rPr>
+                <w:rFonts w:ascii="Funnel Sans Light" w:hAnsi="Funnel Sans Light"/>
+              </w:rPr>
+            </w:pPr>
+            <w:r>
+              <w:rPr>
+                <w:rFonts w:ascii="Funnel Sans Light" w:hAnsi="Funnel Sans Light"/>
+              </w:rPr>
+              <w:t>GitHub Actions</w:t>
+            </w:r>
+          </w:p>
+          <w:p>
+            <w:pPr>
+              <w:rPr>
+                <w:rFonts w:ascii="Funnel Sans Light" w:hAnsi="Funnel Sans Light"/>
+              </w:rPr>
+            </w:pPr>
+            <w:r>
+              <w:rPr>
+                <w:rFonts w:ascii="Funnel Sans Light" w:hAnsi="Funnel Sans Light"/>
+              </w:rPr>
+              <w:t>Docker</w:t>
+            </w:r>
+          </w:p>
+          <w:p>
+            <w:pPr>
+              <w:rPr>
+                <w:rFonts w:ascii="Funnel Sans Light" w:hAnsi="Funnel Sans Light"/>
+              </w:rPr>
+            </w:pPr>
+            <w:r>
+              <w:rPr>
+                <w:rFonts w:ascii="Funnel Sans Light" w:hAnsi="Funnel Sans Light"/>
+              </w:rPr>
+              <w:t>Unit Testing</w:t>
+            </w:r>
+          </w:p>
+          <w:p>
+            <w:pPr>
+              <w:rPr>
+                <w:rFonts w:ascii="Funnel Sans Light" w:hAnsi="Funnel Sans Light"/>
+              </w:rPr>
+            </w:pPr>
+            <w:r>
+              <w:rPr>
+                <w:rFonts w:ascii="Funnel Sans Light" w:hAnsi="Funnel Sans Light"/>
+              </w:rPr>
+              <w:t>Integration Test</w:t>
+            </w:r>
           </w:p>
         </w:tc>
         <w:tc>
           <w:tcPr>
-            <w:tcW w:w="2434" w:type="dxa"/>
-            <w:gridSpan w:val="2"/>
+            <w:tcW w:w="1533" w:type="dxa"/>
+            <w:gridSpan w:val="3"/>
             <w:tcBorders>
               <w:left w:val="single" w:sz="4" w:space="0" w:color="FFFFFF" w:themeColor="background1"/>
             </w:tcBorders>
@@ -1529,14 +1284,12 @@
                 <w:rFonts w:ascii="Funnel Sans Light" w:hAnsi="Funnel Sans Light"/>
               </w:rPr>
             </w:pPr>
-            <w:proofErr w:type="spellStart"/>
             <w:r>
               <w:rPr>
                 <w:rFonts w:ascii="Funnel Sans Light" w:hAnsi="Funnel Sans Light"/>
               </w:rPr>
               <w:t>GraphQL</w:t>
             </w:r>
-            <w:proofErr w:type="spellEnd"/>
           </w:p>
           <w:p>
             <w:pPr>
@@ -1558,8 +1311,8 @@
         </w:tc>
         <w:tc>
           <w:tcPr>
-            <w:tcW w:w="1892" w:type="dxa"/>
-            <w:gridSpan w:val="2"/>
+            <w:tcW w:w="1885" w:type="dxa"/>
+            <w:gridSpan w:val="4"/>
           </w:tcPr>
           <w:p>
             <w:pPr>
@@ -1569,7 +1322,7 @@
         </w:tc>
         <w:tc>
           <w:tcPr>
-            <w:tcW w:w="601" w:type="dxa"/>
+            <w:tcW w:w="613" w:type="dxa"/>
             <w:gridSpan w:val="2"/>
           </w:tcPr>
           <w:p/>
@@ -1577,82 +1330,59 @@
       </w:tr>
       <w:tr>
         <w:trPr>
-          <w:gridBefore w:val="18"/>
-          <w:gridAfter w:val="1"/>
-          <w:wBefore w:w="12114" w:type="dxa"/>
-          <w:wAfter w:w="350" w:type="dxa"/>
-          <w:trHeight w:val="260"/>
+          <w:gridAfter w:val="8"/>
+          <w:wAfter w:w="2832" w:type="dxa"/>
         </w:trPr>
         <w:tc>
           <w:tcPr>
-            <w:tcW w:w="587" w:type="dxa"/>
-            <w:gridSpan w:val="2"/>
-            <w:tcBorders>
-              <w:right w:val="single" w:sz="4" w:space="0" w:color="FFFFFF" w:themeColor="background1"/>
-            </w:tcBorders>
+            <w:tcW w:w="10167" w:type="dxa"/>
+            <w:gridSpan w:val="14"/>
           </w:tcPr>
-          <w:p/>
+          <w:p>
+            <w:pPr>
+              <w:rPr>
+                <w:b/>
+                <w:bCs/>
+                <w:color w:val="002060"/>
+                <w:sz w:val="24"/>
+                <w:szCs w:val="36"/>
+              </w:rPr>
+            </w:pPr>
+            <w:r>
+              <w:rPr>
+                <w:b/>
+                <w:bCs/>
+                <w:color w:val="002060"/>
+                <w:sz w:val="24"/>
+                <w:szCs w:val="36"/>
+              </w:rPr>
+              <w:t>Projects</w:t>
+            </w:r>
+          </w:p>
+          <w:p>
+            <w:pPr>
+              <w:rPr>
+                <w:b/>
+                <w:bCs/>
+                <w:sz w:val="10"/>
+                <w:szCs w:val="16"/>
+              </w:rPr>
+            </w:pPr>
+          </w:p>
         </w:tc>
       </w:tr>
       <w:tr>
         <w:trPr>
-          <w:gridBefore w:val="1"/>
-          <w:gridAfter w:val="5"/>
-          <w:wBefore w:w="1529" w:type="dxa"/>
-          <w:wAfter w:w="2792" w:type="dxa"/>
+          <w:gridAfter w:val="8"/>
+          <w:wAfter w:w="2832" w:type="dxa"/>
         </w:trPr>
         <w:tc>
           <w:tcPr>
-            <w:tcW w:w="20" w:type="dxa"/>
-          </w:tcPr>
-          <w:p/>
-        </w:tc>
-        <w:tc>
-          <w:tcPr>
-            <w:tcW w:w="8710" w:type="dxa"/>
+            <w:tcW w:w="10167" w:type="dxa"/>
             <w:gridSpan w:val="14"/>
             <w:tcBorders>
-              <w:top w:val="single" w:sz="4" w:space="0" w:color="000000"/>
+              <w:bottom w:val="dashed" w:sz="4" w:space="0" w:color="D9D9D9" w:themeColor="background1" w:themeShade="D9"/>
             </w:tcBorders>
-          </w:tcPr>
-          <w:p>
-            <w:pPr>
-              <w:pStyle w:val="Heading2"/>
-            </w:pPr>
-          </w:p>
-        </w:tc>
-      </w:tr>
-      <w:tr>
-        <w:trPr>
-          <w:gridAfter w:val="5"/>
-          <w:wAfter w:w="2792" w:type="dxa"/>
-        </w:trPr>
-        <w:tc>
-          <w:tcPr>
-            <w:tcW w:w="1529" w:type="dxa"/>
-          </w:tcPr>
-          <w:p>
-            <w:pPr>
-              <w:pStyle w:val="Heading1"/>
-            </w:pPr>
-            <w:r>
-              <w:rPr>
-                <w:color w:val="002060"/>
-              </w:rPr>
-              <w:t>Projects</w:t>
-            </w:r>
-          </w:p>
-        </w:tc>
-        <w:tc>
-          <w:tcPr>
-            <w:tcW w:w="20" w:type="dxa"/>
-          </w:tcPr>
-          <w:p/>
-        </w:tc>
-        <w:tc>
-          <w:tcPr>
-            <w:tcW w:w="8710" w:type="dxa"/>
-            <w:gridSpan w:val="14"/>
           </w:tcPr>
           <w:p>
             <w:pPr>
@@ -1666,7 +1396,6 @@
               </w:rPr>
             </w:pPr>
             <w:hyperlink r:id="rId19" w:history="1">
-              <w:proofErr w:type="spellStart"/>
               <w:r>
                 <w:rPr>
                   <w:rStyle w:val="Hyperlink"/>
@@ -1704,467 +1433,197 @@
                   <w:szCs w:val="28"/>
                   <w:u w:val="none"/>
                 </w:rPr>
-                <w:t>aar</w:t>
+                <w:t xml:space="preserve">aar – Package Delivery Platform  </w:t>
               </w:r>
-              <w:proofErr w:type="spellEnd"/>
+            </w:hyperlink>
+            <w:r>
+              <w:t xml:space="preserve"> </w:t>
+            </w:r>
+            <w:r>
+              <w:rPr>
+                <w:rFonts w:ascii="Funnel Sans Light" w:hAnsi="Funnel Sans Light"/>
+                <w:i/>
+                <w:iCs/>
+              </w:rPr>
+              <w:t>TypeScript, Node.js, NestJS, PostgreSQL, Prisma, Redis, AWS S3, Docker, Jest, Turf.js</w:t>
+            </w:r>
+          </w:p>
+          <w:p>
+            <w:pPr>
+              <w:rPr>
+                <w:rFonts w:ascii="Funnel Sans Light" w:hAnsi="Funnel Sans Light"/>
+                <w:color w:val="17365D" w:themeColor="text2" w:themeShade="BF"/>
+                <w:szCs w:val="18"/>
+              </w:rPr>
+            </w:pPr>
+            <w:r>
+              <w:rPr>
+                <w:rFonts w:ascii="Funnel Sans Light" w:hAnsi="Funnel Sans Light"/>
+                <w:color w:val="17365D" w:themeColor="text2" w:themeShade="BF"/>
+                <w:szCs w:val="18"/>
+              </w:rPr>
+              <w:t xml:space="preserve">More on </w:t>
+            </w:r>
+            <w:hyperlink r:id="rId20" w:history="1">
               <w:r>
                 <w:rPr>
                   <w:rStyle w:val="Hyperlink"/>
-                  <w:rFonts w:ascii="Roboto" w:hAnsi="Roboto" w:cs="Arial"/>
-                  <w:b/>
-                  <w:bCs/>
-                  <w:iCs/>
-                  <w:color w:val="000000" w:themeColor="text1"/>
-                  <w:szCs w:val="28"/>
-                  <w:u w:val="none"/>
+                  <w:rFonts w:ascii="Funnel Sans Light" w:hAnsi="Funnel Sans Light"/>
+                  <w:color w:val="17365D" w:themeColor="text2" w:themeShade="BF"/>
+                  <w:szCs w:val="18"/>
                 </w:rPr>
-                <w:t xml:space="preserve"> – Package Delivery Platform  </w:t>
-              </w:r>
-              <w:r>
-                <w:rPr>
-                  <w:rStyle w:val="Hyperlink"/>
-                  <w:rFonts w:ascii="Roboto" w:hAnsi="Roboto"/>
-                  <w:noProof/>
-                  <w:color w:val="000000" w:themeColor="text1"/>
-                  <w:u w:val="none"/>
-                </w:rPr>
-                <w:drawing>
-                  <wp:inline distT="0" distB="0" distL="0" distR="0" wp14:anchorId="072DCEEC" wp14:editId="0367E424">
-                    <wp:extent cx="117230" cy="117230"/>
-                    <wp:effectExtent l="0" t="0" r="0" b="0"/>
-                    <wp:docPr id="560523644" name="Picture 6"/>
-                    <wp:cNvGraphicFramePr>
-                      <a:graphicFrameLocks xmlns:a="http://schemas.openxmlformats.org/drawingml/2006/main" noChangeAspect="1"/>
-                    </wp:cNvGraphicFramePr>
-                    <a:graphic xmlns:a="http://schemas.openxmlformats.org/drawingml/2006/main">
-                      <a:graphicData uri="http://schemas.openxmlformats.org/drawingml/2006/picture">
-                        <pic:pic xmlns:pic="http://schemas.openxmlformats.org/drawingml/2006/picture">
-                          <pic:nvPicPr>
-                            <pic:cNvPr id="0" name="Picture 11"/>
-                            <pic:cNvPicPr>
-                              <a:picLocks noChangeAspect="1" noChangeArrowheads="1"/>
-                            </pic:cNvPicPr>
-                          </pic:nvPicPr>
-                          <pic:blipFill>
-                            <a:blip r:embed="rId20" cstate="print">
-                              <a:extLst>
-                                <a:ext uri="{28A0092B-C50C-407E-A947-70E740481C1C}">
-                                  <a14:useLocalDpi xmlns:a14="http://schemas.microsoft.com/office/drawing/2010/main" val="0"/>
-                                </a:ext>
-                              </a:extLst>
-                            </a:blip>
-                            <a:srcRect/>
-                            <a:stretch>
-                              <a:fillRect/>
-                            </a:stretch>
-                          </pic:blipFill>
-                          <pic:spPr bwMode="auto">
-                            <a:xfrm>
-                              <a:off x="0" y="0"/>
-                              <a:ext cx="122621" cy="122621"/>
-                            </a:xfrm>
-                            <a:prstGeom prst="rect">
-                              <a:avLst/>
-                            </a:prstGeom>
-                            <a:noFill/>
-                            <a:ln>
-                              <a:noFill/>
-                            </a:ln>
-                          </pic:spPr>
-                        </pic:pic>
-                      </a:graphicData>
-                    </a:graphic>
-                  </wp:inline>
-                </w:drawing>
+                <w:t>https://github.com/1mimhe/hambaar-backend</w:t>
               </w:r>
             </w:hyperlink>
           </w:p>
           <w:p>
             <w:pPr>
               <w:rPr>
-                <w:rFonts w:ascii="Funnel Sans Light" w:hAnsi="Funnel Sans Light"/>
-                <w:i/>
-                <w:iCs/>
-              </w:rPr>
-            </w:pPr>
-            <w:r>
-              <w:rPr>
-                <w:rFonts w:ascii="Funnel Sans Light" w:hAnsi="Funnel Sans Light"/>
-                <w:i/>
-                <w:iCs/>
-              </w:rPr>
-              <w:t xml:space="preserve">TypeScript, Node.js, </w:t>
-            </w:r>
-            <w:proofErr w:type="spellStart"/>
-            <w:r>
-              <w:rPr>
-                <w:rFonts w:ascii="Funnel Sans Light" w:hAnsi="Funnel Sans Light"/>
-                <w:i/>
-                <w:iCs/>
-              </w:rPr>
-              <w:t>NestJS</w:t>
-            </w:r>
-            <w:proofErr w:type="spellEnd"/>
-            <w:r>
-              <w:rPr>
-                <w:rFonts w:ascii="Funnel Sans Light" w:hAnsi="Funnel Sans Light"/>
-                <w:i/>
-                <w:iCs/>
-              </w:rPr>
-              <w:t>, PostgreSQL, Prisma, Redis, AWS S3, Docker, Jest, Turf.js</w:t>
-            </w:r>
-          </w:p>
-          <w:p>
-            <w:pPr>
-              <w:rPr>
-                <w:rFonts w:ascii="Funnel sans" w:hAnsi="Funnel sans"/>
-                <w:color w:val="404040" w:themeColor="text1" w:themeTint="BF"/>
-              </w:rPr>
-            </w:pPr>
-            <w:hyperlink r:id="rId21" w:history="1">
-              <w:r>
-                <w:rPr>
-                  <w:rStyle w:val="Hyperlink"/>
-                  <w:rFonts w:ascii="Funnel sans" w:hAnsi="Funnel sans"/>
-                  <w:color w:val="404040" w:themeColor="text1" w:themeTint="BF"/>
-                  <w:u w:val="none"/>
-                </w:rPr>
-                <w:t>More on GitHub Repository and its README</w:t>
-              </w:r>
-            </w:hyperlink>
-          </w:p>
-          <w:p>
-            <w:pPr>
-              <w:pStyle w:val="ListParagraph"/>
-              <w:numPr>
-                <w:ilvl w:val="0"/>
-                <w:numId w:val="2"/>
-              </w:numPr>
-              <w:rPr>
-                <w:rFonts w:ascii="Funnel sans" w:hAnsi="Funnel sans"/>
-              </w:rPr>
-            </w:pPr>
-            <w:r>
-              <w:rPr>
-                <w:rFonts w:ascii="Funnel sans" w:hAnsi="Funnel sans"/>
-              </w:rPr>
-              <w:t xml:space="preserve">Developed a scalable package delivery platform </w:t>
-            </w:r>
-            <w:r>
-              <w:rPr>
-                <w:rFonts w:ascii="Funnel sans" w:hAnsi="Funnel sans"/>
-              </w:rPr>
-              <w:t>matching</w:t>
-            </w:r>
-            <w:r>
-              <w:rPr>
-                <w:rFonts w:ascii="Funnel sans" w:hAnsi="Funnel sans"/>
-              </w:rPr>
-              <w:t xml:space="preserve"> senders with transporters.</w:t>
-            </w:r>
-          </w:p>
-          <w:p>
-            <w:pPr>
-              <w:pStyle w:val="ListParagraph"/>
-              <w:numPr>
-                <w:ilvl w:val="0"/>
-                <w:numId w:val="2"/>
-              </w:numPr>
-              <w:rPr>
-                <w:rFonts w:ascii="Funnel sans" w:hAnsi="Funnel sans"/>
-              </w:rPr>
-            </w:pPr>
-            <w:r>
-              <w:rPr>
-                <w:rFonts w:ascii="Funnel sans" w:hAnsi="Funnel sans"/>
-              </w:rPr>
-              <w:t>Designed and implemented a PostgreSQL schema with Prisma</w:t>
-            </w:r>
-            <w:r>
-              <w:rPr>
-                <w:rFonts w:ascii="Funnel sans" w:hAnsi="Funnel sans"/>
-              </w:rPr>
-              <w:t>.</w:t>
-            </w:r>
-          </w:p>
-          <w:p>
-            <w:pPr>
-              <w:pStyle w:val="ListParagraph"/>
-              <w:numPr>
-                <w:ilvl w:val="0"/>
-                <w:numId w:val="2"/>
-              </w:numPr>
-              <w:rPr>
-                <w:rFonts w:ascii="Funnel sans" w:hAnsi="Funnel sans"/>
-              </w:rPr>
-            </w:pPr>
-            <w:r>
-              <w:rPr>
-                <w:rFonts w:ascii="Funnel sans" w:hAnsi="Funnel sans"/>
-              </w:rPr>
-              <w:t>Built a multi-stage JWT authentication system with role-based access control (RBAC).</w:t>
-            </w:r>
-          </w:p>
-          <w:p>
-            <w:pPr>
-              <w:pStyle w:val="ListParagraph"/>
-              <w:numPr>
-                <w:ilvl w:val="0"/>
-                <w:numId w:val="2"/>
-              </w:numPr>
-              <w:rPr>
-                <w:rFonts w:ascii="Funnel sans" w:hAnsi="Funnel sans"/>
-              </w:rPr>
-            </w:pPr>
-            <w:r>
-              <w:rPr>
-                <w:rFonts w:ascii="Funnel sans" w:hAnsi="Funnel sans"/>
-              </w:rPr>
-              <w:t>Integrated Redis for session management, OTP storage, and real-time notifications.</w:t>
-            </w:r>
-          </w:p>
-          <w:p>
-            <w:pPr>
-              <w:pStyle w:val="ListParagraph"/>
-              <w:numPr>
-                <w:ilvl w:val="0"/>
-                <w:numId w:val="2"/>
-              </w:numPr>
-              <w:rPr>
-                <w:rFonts w:ascii="Funnel sans" w:hAnsi="Funnel sans"/>
-              </w:rPr>
-            </w:pPr>
-            <w:r>
-              <w:rPr>
-                <w:rFonts w:ascii="Funnel sans" w:hAnsi="Funnel sans"/>
-              </w:rPr>
-              <w:t>Implemented dynamic pricing</w:t>
-            </w:r>
-            <w:r>
-              <w:rPr>
-                <w:rFonts w:ascii="Funnel sans" w:hAnsi="Funnel sans"/>
-              </w:rPr>
-              <w:t xml:space="preserve"> and matching</w:t>
-            </w:r>
-            <w:r>
-              <w:rPr>
-                <w:rFonts w:ascii="Funnel sans" w:hAnsi="Funnel sans"/>
-              </w:rPr>
-              <w:t xml:space="preserve"> logic with geospatial calculations using Turf.js and Neshan Maps API.</w:t>
-            </w:r>
-          </w:p>
-          <w:p>
-            <w:pPr>
-              <w:pStyle w:val="ListParagraph"/>
-              <w:numPr>
-                <w:ilvl w:val="0"/>
-                <w:numId w:val="2"/>
-              </w:numPr>
-              <w:rPr>
-                <w:rStyle w:val="Hyperlink"/>
-                <w:rFonts w:ascii="Funnel sans" w:hAnsi="Funnel sans"/>
-                <w:color w:val="auto"/>
-                <w:u w:val="none"/>
-              </w:rPr>
-            </w:pPr>
-            <w:r>
-              <w:rPr>
-                <w:rFonts w:ascii="Funnel sans" w:hAnsi="Funnel sans"/>
-              </w:rPr>
-              <w:t xml:space="preserve">Utilized AWS S3 with pre-signed URLs for secure document and image uploads.  </w:t>
-            </w:r>
-            <w:r>
-              <w:rPr>
-                <w:rFonts w:ascii="Funnel sans" w:hAnsi="Funnel sans"/>
-              </w:rPr>
-              <w:fldChar w:fldCharType="begin"/>
-            </w:r>
-            <w:r>
-              <w:rPr>
-                <w:rFonts w:ascii="Funnel sans" w:hAnsi="Funnel sans"/>
-              </w:rPr>
-              <w:instrText>HYPERLINK "https://www.linkedin.com/in/mohammad-hosseini-17b953367/overlay/1758405958767/single-media-viewer?type=LINK&amp;profileId=ACoAAFsWRi8BKHRXURczCHXWssoM1TM7bYdH0Xk" \t "_self"</w:instrText>
-            </w:r>
-            <w:r>
-              <w:rPr>
-                <w:rFonts w:ascii="Funnel sans" w:hAnsi="Funnel sans"/>
-              </w:rPr>
-            </w:r>
-            <w:r>
-              <w:rPr>
-                <w:rFonts w:ascii="Funnel sans" w:hAnsi="Funnel sans"/>
-              </w:rPr>
-              <w:fldChar w:fldCharType="separate"/>
-            </w:r>
-          </w:p>
-          <w:p>
-            <w:r>
-              <w:rPr>
-                <w:rFonts w:ascii="Funnel sans" w:hAnsi="Funnel sans"/>
-              </w:rPr>
-              <w:fldChar w:fldCharType="end"/>
-            </w:r>
+                <w:rFonts w:ascii="Funnel Sans" w:hAnsi="Funnel Sans"/>
+                <w:szCs w:val="18"/>
+              </w:rPr>
+            </w:pPr>
+            <w:r>
+              <w:rPr>
+                <w:rFonts w:ascii="Funnel Sans" w:hAnsi="Funnel Sans"/>
+                <w:szCs w:val="18"/>
+              </w:rPr>
+              <w:t xml:space="preserve">Designed </w:t>
+            </w:r>
+            <w:r>
+              <w:rPr>
+                <w:rFonts w:ascii="Funnel Sans" w:hAnsi="Funnel Sans"/>
+                <w:szCs w:val="18"/>
+              </w:rPr>
+              <w:t>a scalable package delivery platform matching senders with compatible transporters using PostgreSQL/Prisma schema. Built JWT authentication with RBAC and integrated Redis for session management, OTP storage, and notifications. Implemented dynamic pricing and geospatial matching logic using Turf.js and Neshan Maps API. Utilized AWS S3 with pre-signed URLs for secure file uploads.</w:t>
+            </w:r>
+          </w:p>
+          <w:p>
+            <w:pPr>
+              <w:rPr>
+                <w:rFonts w:ascii="Funnel Sans" w:hAnsi="Funnel Sans"/>
+                <w:sz w:val="8"/>
+                <w:szCs w:val="8"/>
+              </w:rPr>
+            </w:pPr>
           </w:p>
         </w:tc>
       </w:tr>
       <w:tr>
         <w:trPr>
-          <w:gridAfter w:val="5"/>
-          <w:wAfter w:w="2792" w:type="dxa"/>
+          <w:gridAfter w:val="8"/>
+          <w:wAfter w:w="2832" w:type="dxa"/>
         </w:trPr>
         <w:tc>
           <w:tcPr>
-            <w:tcW w:w="1529" w:type="dxa"/>
+            <w:tcW w:w="10167" w:type="dxa"/>
+            <w:gridSpan w:val="14"/>
+            <w:tcBorders>
+              <w:top w:val="dashed" w:sz="4" w:space="0" w:color="D9D9D9" w:themeColor="background1" w:themeShade="D9"/>
+              <w:bottom w:val="dashed" w:sz="4" w:space="0" w:color="D9D9D9" w:themeColor="background1" w:themeShade="D9"/>
+            </w:tcBorders>
           </w:tcPr>
           <w:p>
             <w:pPr>
-              <w:pStyle w:val="Heading1"/>
-              <w:rPr>
-                <w:color w:val="002060"/>
-              </w:rPr>
-            </w:pPr>
-          </w:p>
-        </w:tc>
-        <w:tc>
-          <w:tcPr>
-            <w:tcW w:w="20" w:type="dxa"/>
-          </w:tcPr>
-          <w:p/>
-        </w:tc>
-        <w:tc>
-          <w:tcPr>
-            <w:tcW w:w="8710" w:type="dxa"/>
-            <w:gridSpan w:val="14"/>
-          </w:tcPr>
-          <w:p>
-            <w:pPr>
-              <w:pStyle w:val="Heading2"/>
+              <w:rPr>
+                <w:rStyle w:val="Hyperlink"/>
+                <w:rFonts w:ascii="Funnel Sans Light" w:hAnsi="Funnel Sans Light"/>
+                <w:i/>
+                <w:iCs/>
+                <w:color w:val="auto"/>
+                <w:u w:val="none"/>
+                <w:rtl/>
+              </w:rPr>
+            </w:pPr>
+            <w:r>
+              <w:rPr>
+                <w:rFonts w:ascii="Roboto" w:hAnsi="Roboto"/>
+                <w:color w:val="000000" w:themeColor="text1"/>
+              </w:rPr>
+              <w:fldChar w:fldCharType="begin"/>
+            </w:r>
+            <w:r>
+              <w:rPr>
+                <w:rFonts w:ascii="Roboto" w:hAnsi="Roboto"/>
+                <w:color w:val="000000" w:themeColor="text1"/>
+              </w:rPr>
+              <w:instrText>HYPERLINK "https://github.com/1mimhe/bookstore-nest"</w:instrText>
+            </w:r>
+            <w:r>
+              <w:rPr>
+                <w:rFonts w:ascii="Roboto" w:hAnsi="Roboto"/>
+                <w:color w:val="000000" w:themeColor="text1"/>
+              </w:rPr>
+            </w:r>
+            <w:r>
+              <w:rPr>
+                <w:rFonts w:ascii="Roboto" w:hAnsi="Roboto"/>
+                <w:color w:val="000000" w:themeColor="text1"/>
+              </w:rPr>
+              <w:fldChar w:fldCharType="separate"/>
+            </w:r>
+            <w:r>
               <w:rPr>
                 <w:rStyle w:val="Hyperlink"/>
                 <w:rFonts w:ascii="Roboto" w:hAnsi="Roboto"/>
+                <w:b/>
+                <w:bCs/>
                 <w:color w:val="000000" w:themeColor="text1"/>
                 <w:u w:val="none"/>
-                <w:rtl/>
-              </w:rPr>
-            </w:pPr>
-            <w:r>
-              <w:rPr>
-                <w:rFonts w:ascii="Roboto" w:hAnsi="Roboto"/>
-                <w:color w:val="000000" w:themeColor="text1"/>
-              </w:rPr>
-              <w:fldChar w:fldCharType="begin"/>
-            </w:r>
-            <w:r>
-              <w:rPr>
-                <w:rFonts w:ascii="Roboto" w:hAnsi="Roboto"/>
-                <w:color w:val="000000" w:themeColor="text1"/>
-              </w:rPr>
-              <w:instrText>HYPERLINK "https://github.com/1mimhe/bookstore-nest"</w:instrText>
-            </w:r>
-            <w:r>
-              <w:rPr>
-                <w:rFonts w:ascii="Roboto" w:hAnsi="Roboto"/>
-                <w:color w:val="000000" w:themeColor="text1"/>
-              </w:rPr>
-            </w:r>
-            <w:r>
-              <w:rPr>
-                <w:rFonts w:ascii="Roboto" w:hAnsi="Roboto"/>
-                <w:color w:val="000000" w:themeColor="text1"/>
-              </w:rPr>
-              <w:fldChar w:fldCharType="separate"/>
+              </w:rPr>
+              <w:t xml:space="preserve">Bookstore NEST API </w:t>
             </w:r>
             <w:r>
               <w:rPr>
                 <w:rStyle w:val="Hyperlink"/>
                 <w:rFonts w:ascii="Roboto" w:hAnsi="Roboto"/>
+                <w:b/>
+                <w:bCs/>
                 <w:color w:val="000000" w:themeColor="text1"/>
                 <w:u w:val="none"/>
               </w:rPr>
-              <w:t>Bookstore</w:t>
-            </w:r>
-            <w:r>
-              <w:rPr>
-                <w:rStyle w:val="Hyperlink"/>
-                <w:rFonts w:ascii="Roboto" w:hAnsi="Roboto"/>
-                <w:color w:val="000000" w:themeColor="text1"/>
-                <w:u w:val="none"/>
-              </w:rPr>
-              <w:t xml:space="preserve"> NEST</w:t>
-            </w:r>
-            <w:r>
-              <w:rPr>
-                <w:rStyle w:val="Hyperlink"/>
-                <w:rFonts w:ascii="Roboto" w:hAnsi="Roboto"/>
-                <w:color w:val="000000" w:themeColor="text1"/>
-                <w:u w:val="none"/>
-              </w:rPr>
-              <w:t xml:space="preserve"> API </w:t>
-            </w:r>
-            <w:r>
-              <w:rPr>
-                <w:rStyle w:val="Hyperlink"/>
-                <w:rFonts w:ascii="Roboto" w:hAnsi="Roboto"/>
-                <w:noProof/>
-                <w:color w:val="000000" w:themeColor="text1"/>
-                <w:u w:val="none"/>
-              </w:rPr>
-              <w:drawing>
-                <wp:inline distT="0" distB="0" distL="0" distR="0" wp14:anchorId="22FA0F66" wp14:editId="6E2D8F99">
-                  <wp:extent cx="117230" cy="117230"/>
-                  <wp:effectExtent l="0" t="0" r="0" b="0"/>
-                  <wp:docPr id="1910323971" name="Picture 6"/>
-                  <wp:cNvGraphicFramePr>
-                    <a:graphicFrameLocks xmlns:a="http://schemas.openxmlformats.org/drawingml/2006/main" noChangeAspect="1"/>
-                  </wp:cNvGraphicFramePr>
-                  <a:graphic xmlns:a="http://schemas.openxmlformats.org/drawingml/2006/main">
-                    <a:graphicData uri="http://schemas.openxmlformats.org/drawingml/2006/picture">
-                      <pic:pic xmlns:pic="http://schemas.openxmlformats.org/drawingml/2006/picture">
-                        <pic:nvPicPr>
-                          <pic:cNvPr id="0" name="Picture 11"/>
-                          <pic:cNvPicPr>
-                            <a:picLocks noChangeAspect="1" noChangeArrowheads="1"/>
-                          </pic:cNvPicPr>
-                        </pic:nvPicPr>
-                        <pic:blipFill>
-                          <a:blip r:embed="rId20" cstate="print">
-                            <a:extLst>
-                              <a:ext uri="{28A0092B-C50C-407E-A947-70E740481C1C}">
-                                <a14:useLocalDpi xmlns:a14="http://schemas.microsoft.com/office/drawing/2010/main" val="0"/>
-                              </a:ext>
-                            </a:extLst>
-                          </a:blip>
-                          <a:srcRect/>
-                          <a:stretch>
-                            <a:fillRect/>
-                          </a:stretch>
-                        </pic:blipFill>
-                        <pic:spPr bwMode="auto">
-                          <a:xfrm>
-                            <a:off x="0" y="0"/>
-                            <a:ext cx="122621" cy="122621"/>
-                          </a:xfrm>
-                          <a:prstGeom prst="rect">
-                            <a:avLst/>
-                          </a:prstGeom>
-                          <a:noFill/>
-                          <a:ln>
-                            <a:noFill/>
-                          </a:ln>
-                        </pic:spPr>
-                      </pic:pic>
-                    </a:graphicData>
-                  </a:graphic>
-                </wp:inline>
-              </w:drawing>
-            </w:r>
-          </w:p>
-          <w:p>
-            <w:pPr>
+              <w:t xml:space="preserve">  </w:t>
+            </w:r>
+            <w:r>
               <w:rPr>
                 <w:rFonts w:ascii="Funnel Sans Light" w:hAnsi="Funnel Sans Light"/>
                 <w:i/>
                 <w:iCs/>
+              </w:rPr>
+              <w:t>TypeScript, NestJS, TypeORM</w:t>
+            </w:r>
+            <w:r>
+              <w:rPr>
+                <w:rFonts w:ascii="Funnel Sans Light" w:hAnsi="Funnel Sans Light"/>
+                <w:i/>
+                <w:iCs/>
+              </w:rPr>
+              <w:t xml:space="preserve">, </w:t>
+            </w:r>
+            <w:r>
+              <w:rPr>
+                <w:rFonts w:ascii="Funnel Sans Light" w:hAnsi="Funnel Sans Light"/>
+                <w:i/>
+                <w:iCs/>
+              </w:rPr>
+              <w:t xml:space="preserve">MySQL, Redis, </w:t>
+            </w:r>
+            <w:r>
+              <w:rPr>
+                <w:rFonts w:ascii="Funnel Sans Light" w:hAnsi="Funnel Sans Light"/>
+                <w:i/>
+                <w:iCs/>
+              </w:rPr>
+              <w:t>Cron</w:t>
+            </w:r>
+          </w:p>
+          <w:p>
+            <w:pPr>
+              <w:rPr>
+                <w:rFonts w:ascii="Funnel Sans Light" w:hAnsi="Funnel Sans Light"/>
+                <w:i/>
+                <w:iCs/>
+                <w:color w:val="17365D" w:themeColor="text2" w:themeShade="BF"/>
               </w:rPr>
             </w:pPr>
             <w:r>
@@ -2178,341 +1637,111 @@
               </w:rPr>
               <w:fldChar w:fldCharType="end"/>
             </w:r>
-            <w:r>
-              <w:rPr>
-                <w:rFonts w:ascii="Funnel Sans Light" w:hAnsi="Funnel Sans Light"/>
-                <w:i/>
-                <w:iCs/>
-              </w:rPr>
-              <w:t xml:space="preserve">TypeScript, </w:t>
-            </w:r>
-            <w:proofErr w:type="spellStart"/>
-            <w:r>
-              <w:rPr>
-                <w:rFonts w:ascii="Funnel Sans Light" w:hAnsi="Funnel Sans Light"/>
-                <w:i/>
-                <w:iCs/>
-              </w:rPr>
-              <w:t>NestJS</w:t>
-            </w:r>
-            <w:proofErr w:type="spellEnd"/>
-            <w:r>
-              <w:rPr>
-                <w:rFonts w:ascii="Funnel Sans Light" w:hAnsi="Funnel Sans Light"/>
-                <w:i/>
-                <w:iCs/>
-              </w:rPr>
-              <w:t xml:space="preserve">, </w:t>
-            </w:r>
-            <w:proofErr w:type="spellStart"/>
-            <w:r>
-              <w:rPr>
-                <w:rFonts w:ascii="Funnel Sans Light" w:hAnsi="Funnel Sans Light"/>
-                <w:i/>
-                <w:iCs/>
-              </w:rPr>
-              <w:t>TypeORM</w:t>
-            </w:r>
-            <w:proofErr w:type="spellEnd"/>
-            <w:r>
-              <w:rPr>
-                <w:rFonts w:ascii="Funnel Sans Light" w:hAnsi="Funnel Sans Light"/>
-                <w:i/>
-                <w:iCs/>
-              </w:rPr>
-              <w:t xml:space="preserve">, </w:t>
-            </w:r>
-            <w:r>
-              <w:rPr>
-                <w:rFonts w:ascii="Funnel Sans Light" w:hAnsi="Funnel Sans Light"/>
-                <w:i/>
-                <w:iCs/>
-              </w:rPr>
-              <w:t xml:space="preserve">MySQL, Redis, </w:t>
-            </w:r>
-            <w:r>
-              <w:rPr>
-                <w:rFonts w:ascii="Funnel Sans Light" w:hAnsi="Funnel Sans Light"/>
-                <w:i/>
-                <w:iCs/>
-              </w:rPr>
-              <w:t>Cron</w:t>
-            </w:r>
-          </w:p>
-          <w:p>
-            <w:pPr>
-              <w:rPr>
-                <w:rFonts w:ascii="Funnel sans" w:hAnsi="Funnel sans"/>
-                <w:color w:val="404040" w:themeColor="text1" w:themeTint="BF"/>
-              </w:rPr>
-            </w:pPr>
-            <w:hyperlink r:id="rId22" w:history="1">
+            <w:hyperlink r:id="rId21" w:history="1">
               <w:r>
                 <w:rPr>
                   <w:rStyle w:val="Hyperlink"/>
-                  <w:rFonts w:ascii="Funnel sans" w:hAnsi="Funnel sans"/>
-                  <w:color w:val="404040" w:themeColor="text1" w:themeTint="BF"/>
+                  <w:rFonts w:ascii="Funnel Sans" w:hAnsi="Funnel Sans"/>
+                  <w:color w:val="17365D" w:themeColor="text2" w:themeShade="BF"/>
                   <w:u w:val="none"/>
                 </w:rPr>
-                <w:t>More on GitHub Repository and its README</w:t>
+                <w:t xml:space="preserve">More on </w:t>
+              </w:r>
+              <w:r>
+                <w:rPr>
+                  <w:rStyle w:val="Hyperlink"/>
+                  <w:rFonts w:ascii="Funnel Sans" w:hAnsi="Funnel Sans"/>
+                  <w:color w:val="17365D" w:themeColor="text2" w:themeShade="BF"/>
+                </w:rPr>
+                <w:t>https://github.com/1mimhe/bookstore-nest</w:t>
               </w:r>
             </w:hyperlink>
           </w:p>
           <w:p>
             <w:pPr>
-              <w:pStyle w:val="ListParagraph"/>
-              <w:numPr>
-                <w:ilvl w:val="0"/>
-                <w:numId w:val="5"/>
-              </w:numPr>
-              <w:rPr>
-                <w:rFonts w:ascii="Funnel sans" w:hAnsi="Funnel sans"/>
-              </w:rPr>
-            </w:pPr>
-            <w:r>
-              <w:rPr>
-                <w:rFonts w:ascii="Funnel sans" w:hAnsi="Funnel sans"/>
-              </w:rPr>
-              <w:t>Designed a normalized database schema to support books, authors, publishers,</w:t>
-            </w:r>
-            <w:r>
-              <w:rPr>
-                <w:rFonts w:ascii="Funnel sans" w:hAnsi="Funnel sans"/>
-              </w:rPr>
-              <w:t xml:space="preserve"> </w:t>
-            </w:r>
-            <w:r>
-              <w:rPr>
-                <w:rFonts w:ascii="Funnel sans" w:hAnsi="Funnel sans"/>
-              </w:rPr>
-              <w:t>reviews</w:t>
-            </w:r>
-            <w:r>
-              <w:rPr>
-                <w:rFonts w:ascii="Funnel sans" w:hAnsi="Funnel sans"/>
-              </w:rPr>
-              <w:t>, tags, collections and …</w:t>
-            </w:r>
-          </w:p>
-          <w:p>
-            <w:pPr>
-              <w:pStyle w:val="ListParagraph"/>
-              <w:numPr>
-                <w:ilvl w:val="0"/>
-                <w:numId w:val="5"/>
-              </w:numPr>
-              <w:rPr>
-                <w:rFonts w:ascii="Funnel sans" w:hAnsi="Funnel sans"/>
-              </w:rPr>
-            </w:pPr>
-            <w:r>
-              <w:rPr>
-                <w:rFonts w:ascii="Funnel sans" w:hAnsi="Funnel sans"/>
-              </w:rPr>
-              <w:t>Implemented complete filtering and sorting capabilities for all core entities (books, authors, publishers, reviews) with dynamic query building</w:t>
-            </w:r>
-            <w:r>
-              <w:rPr>
-                <w:rFonts w:ascii="Funnel sans" w:hAnsi="Funnel sans"/>
-              </w:rPr>
-              <w:t>.</w:t>
-            </w:r>
-            <w:r>
-              <w:rPr>
-                <w:rFonts w:ascii="Funnel sans" w:hAnsi="Funnel sans"/>
-              </w:rPr>
-              <w:t xml:space="preserve">  </w:t>
-            </w:r>
-          </w:p>
-          <w:p>
-            <w:pPr>
-              <w:pStyle w:val="ListParagraph"/>
-              <w:numPr>
-                <w:ilvl w:val="0"/>
-                <w:numId w:val="5"/>
-              </w:numPr>
-              <w:rPr>
-                <w:rFonts w:ascii="Funnel sans" w:hAnsi="Funnel sans"/>
-              </w:rPr>
-            </w:pPr>
-            <w:r>
-              <w:rPr>
-                <w:rFonts w:ascii="Funnel sans" w:hAnsi="Funnel sans"/>
-              </w:rPr>
-              <w:t>Integrated Redis for caching, cart management, and real-time view tracking.</w:t>
-            </w:r>
-          </w:p>
-          <w:p>
-            <w:pPr>
-              <w:pStyle w:val="ListParagraph"/>
-              <w:numPr>
-                <w:ilvl w:val="0"/>
-                <w:numId w:val="5"/>
-              </w:numPr>
-              <w:rPr>
-                <w:rFonts w:ascii="Funnel sans" w:hAnsi="Funnel sans"/>
-              </w:rPr>
-            </w:pPr>
-            <w:r>
-              <w:rPr>
-                <w:rFonts w:ascii="Funnel sans" w:hAnsi="Funnel sans"/>
-              </w:rPr>
-              <w:t>V</w:t>
-            </w:r>
-            <w:r>
-              <w:rPr>
-                <w:rFonts w:ascii="Funnel sans" w:hAnsi="Funnel sans"/>
-              </w:rPr>
-              <w:t>iew tracking</w:t>
-            </w:r>
-            <w:r>
-              <w:rPr>
-                <w:rFonts w:ascii="Funnel sans" w:hAnsi="Funnel sans"/>
-              </w:rPr>
-              <w:t xml:space="preserve">, </w:t>
-            </w:r>
-            <w:r>
-              <w:rPr>
-                <w:rFonts w:ascii="Funnel sans" w:hAnsi="Funnel sans"/>
-              </w:rPr>
-              <w:t>trending</w:t>
-            </w:r>
-            <w:r>
-              <w:rPr>
-                <w:rFonts w:ascii="Funnel sans" w:hAnsi="Funnel sans"/>
-              </w:rPr>
-              <w:t xml:space="preserve"> and</w:t>
-            </w:r>
-            <w:r>
-              <w:rPr>
-                <w:rFonts w:ascii="Funnel sans" w:hAnsi="Funnel sans"/>
-              </w:rPr>
-              <w:t xml:space="preserve"> unique visitor deduplication, and performance caching</w:t>
-            </w:r>
-            <w:r>
-              <w:rPr>
-                <w:rFonts w:ascii="Funnel sans" w:hAnsi="Funnel sans"/>
-              </w:rPr>
-              <w:t>.</w:t>
-            </w:r>
-          </w:p>
-          <w:p>
-            <w:pPr>
-              <w:pStyle w:val="ListParagraph"/>
-              <w:numPr>
-                <w:ilvl w:val="0"/>
-                <w:numId w:val="5"/>
-              </w:numPr>
-              <w:rPr>
-                <w:rFonts w:ascii="Funnel sans" w:hAnsi="Funnel sans"/>
-              </w:rPr>
-            </w:pPr>
-            <w:r>
-              <w:rPr>
-                <w:rFonts w:ascii="Funnel sans" w:hAnsi="Funnel sans"/>
-              </w:rPr>
-              <w:t>Developed a review system with reactions</w:t>
-            </w:r>
-            <w:r>
-              <w:rPr>
-                <w:rFonts w:ascii="Funnel sans" w:hAnsi="Funnel sans"/>
-              </w:rPr>
-              <w:t xml:space="preserve"> </w:t>
-            </w:r>
-            <w:r>
-              <w:rPr>
-                <w:rFonts w:ascii="Funnel sans" w:hAnsi="Funnel sans"/>
-              </w:rPr>
-              <w:t xml:space="preserve">and replies.  </w:t>
-            </w:r>
-          </w:p>
-          <w:p>
-            <w:pPr>
-              <w:pStyle w:val="ListParagraph"/>
-              <w:numPr>
-                <w:ilvl w:val="0"/>
-                <w:numId w:val="5"/>
-              </w:numPr>
-            </w:pPr>
-            <w:r>
-              <w:rPr>
-                <w:rFonts w:ascii="Funnel sans" w:hAnsi="Funnel sans"/>
-              </w:rPr>
-              <w:t>Created order lifecycle system with cart management</w:t>
-            </w:r>
-            <w:r>
-              <w:rPr>
-                <w:rFonts w:ascii="Funnel sans" w:hAnsi="Funnel sans"/>
-              </w:rPr>
-              <w:t xml:space="preserve"> and</w:t>
-            </w:r>
-            <w:r>
-              <w:rPr>
-                <w:rFonts w:ascii="Funnel sans" w:hAnsi="Funnel sans"/>
-              </w:rPr>
-              <w:t xml:space="preserve"> discount codes</w:t>
-            </w:r>
-            <w:r>
-              <w:rPr>
-                <w:rFonts w:ascii="Funnel sans" w:hAnsi="Funnel sans"/>
-              </w:rPr>
-              <w:t>.</w:t>
-            </w:r>
+              <w:rPr>
+                <w:rFonts w:ascii="Funnel Sans" w:hAnsi="Funnel Sans"/>
+              </w:rPr>
+            </w:pPr>
+            <w:r>
+              <w:rPr>
+                <w:rFonts w:ascii="Funnel Sans" w:hAnsi="Funnel Sans"/>
+              </w:rPr>
+              <w:t xml:space="preserve">Designed </w:t>
+            </w:r>
+            <w:r>
+              <w:rPr>
+                <w:rFonts w:ascii="Funnel Sans" w:hAnsi="Funnel Sans"/>
+              </w:rPr>
+              <w:t>a feature-rich</w:t>
+            </w:r>
+            <w:r>
+              <w:rPr>
+                <w:rFonts w:ascii="Funnel Sans" w:hAnsi="Funnel Sans"/>
+              </w:rPr>
+              <w:t xml:space="preserve"> bookstore API with normalized schema supporting books, authors, publishers, reviews, and collections</w:t>
+            </w:r>
+            <w:r>
+              <w:rPr>
+                <w:rFonts w:ascii="Funnel Sans" w:hAnsi="Funnel Sans"/>
+              </w:rPr>
+              <w:t xml:space="preserve"> and etc</w:t>
+            </w:r>
+            <w:r>
+              <w:rPr>
+                <w:rFonts w:ascii="Funnel Sans" w:hAnsi="Funnel Sans"/>
+              </w:rPr>
+              <w:t xml:space="preserve">. Implemented filtering and sorting with dynamic queries, Redis caching, and real-time </w:t>
+            </w:r>
+            <w:r>
+              <w:rPr>
+                <w:rFonts w:ascii="Funnel Sans" w:hAnsi="Funnel Sans"/>
+              </w:rPr>
+              <w:t xml:space="preserve">entities’ </w:t>
+            </w:r>
+            <w:r>
+              <w:rPr>
+                <w:rFonts w:ascii="Funnel Sans" w:hAnsi="Funnel Sans"/>
+              </w:rPr>
+              <w:t>view</w:t>
+            </w:r>
+            <w:r>
+              <w:rPr>
+                <w:rFonts w:ascii="Funnel Sans" w:hAnsi="Funnel Sans"/>
+              </w:rPr>
+              <w:t>s</w:t>
+            </w:r>
+            <w:r>
+              <w:rPr>
+                <w:rFonts w:ascii="Funnel Sans" w:hAnsi="Funnel Sans"/>
+              </w:rPr>
+              <w:t xml:space="preserve"> tracking. Built review system with reactions/replies and order lifecycle with cart management and discount codes.</w:t>
+            </w:r>
+          </w:p>
+          <w:p>
+            <w:pPr>
+              <w:rPr>
+                <w:rFonts w:ascii="Funnel Sans" w:hAnsi="Funnel Sans"/>
+                <w:sz w:val="8"/>
+                <w:szCs w:val="14"/>
+              </w:rPr>
+            </w:pPr>
           </w:p>
         </w:tc>
       </w:tr>
       <w:tr>
         <w:trPr>
-          <w:gridAfter w:val="5"/>
-          <w:wAfter w:w="2792" w:type="dxa"/>
+          <w:gridAfter w:val="8"/>
+          <w:wAfter w:w="2832" w:type="dxa"/>
         </w:trPr>
         <w:tc>
           <w:tcPr>
-            <w:tcW w:w="1529" w:type="dxa"/>
-          </w:tcPr>
-          <w:p/>
-        </w:tc>
-        <w:tc>
-          <w:tcPr>
-            <w:tcW w:w="20" w:type="dxa"/>
-          </w:tcPr>
-          <w:p/>
-        </w:tc>
-        <w:tc>
-          <w:tcPr>
-            <w:tcW w:w="8710" w:type="dxa"/>
+            <w:tcW w:w="10167" w:type="dxa"/>
             <w:gridSpan w:val="14"/>
-          </w:tcPr>
-          <w:p>
-            <w:pPr>
-              <w:pStyle w:val="Heading2"/>
-            </w:pPr>
-          </w:p>
-          <w:p/>
-          <w:p/>
-        </w:tc>
-      </w:tr>
-      <w:tr>
-        <w:trPr>
-          <w:gridAfter w:val="5"/>
-          <w:wAfter w:w="2792" w:type="dxa"/>
-        </w:trPr>
-        <w:tc>
-          <w:tcPr>
-            <w:tcW w:w="1529" w:type="dxa"/>
-          </w:tcPr>
-          <w:p/>
-        </w:tc>
-        <w:tc>
-          <w:tcPr>
-            <w:tcW w:w="20" w:type="dxa"/>
-          </w:tcPr>
-          <w:p/>
-        </w:tc>
-        <w:tc>
-          <w:tcPr>
-            <w:tcW w:w="8710" w:type="dxa"/>
-            <w:gridSpan w:val="14"/>
+            <w:tcBorders>
+              <w:top w:val="dashed" w:sz="4" w:space="0" w:color="D9D9D9" w:themeColor="background1" w:themeShade="D9"/>
+              <w:bottom w:val="dashed" w:sz="4" w:space="0" w:color="D9D9D9" w:themeColor="background1" w:themeShade="D9"/>
+            </w:tcBorders>
           </w:tcPr>
           <w:p>
             <w:pPr>
@@ -2520,11 +1749,9 @@
               <w:rPr>
                 <w:rFonts w:ascii="Roboto" w:hAnsi="Roboto"/>
                 <w:color w:val="000000" w:themeColor="text1"/>
-                <w:rtl/>
-              </w:rPr>
-            </w:pPr>
-            <w:hyperlink r:id="rId23" w:history="1">
-              <w:proofErr w:type="spellStart"/>
+              </w:rPr>
+            </w:pPr>
+            <w:hyperlink r:id="rId22" w:history="1">
               <w:r>
                 <w:rPr>
                   <w:rStyle w:val="Hyperlink"/>
@@ -2532,185 +1759,67 @@
                   <w:color w:val="000000" w:themeColor="text1"/>
                   <w:u w:val="none"/>
                 </w:rPr>
-                <w:t>MenuChi</w:t>
+                <w:t xml:space="preserve">MenuChi - No-Code Menu Builder </w:t>
               </w:r>
-              <w:proofErr w:type="spellEnd"/>
+            </w:hyperlink>
+            <w:r>
+              <w:t xml:space="preserve">   </w:t>
+            </w:r>
+            <w:r>
+              <w:rPr>
+                <w:rFonts w:ascii="Funnel Sans Light" w:hAnsi="Funnel Sans Light"/>
+                <w:b w:val="0"/>
+                <w:bCs w:val="0"/>
+                <w:i/>
+              </w:rPr>
+              <w:t>TypeScript, Express.js, Prisma, PostgreSQL, Redis, AWS S3, TSOA, Docker, Vitest</w:t>
+            </w:r>
+            <w:r>
+              <w:rPr>
+                <w:rFonts w:ascii="Funnel Sans Light" w:hAnsi="Funnel Sans Light"/>
+                <w:i/>
+              </w:rPr>
+              <w:t xml:space="preserve"> </w:t>
+            </w:r>
+          </w:p>
+          <w:p>
+            <w:pPr>
+              <w:rPr>
+                <w:rFonts w:ascii="Funnel Sans" w:hAnsi="Funnel Sans"/>
+                <w:color w:val="404040" w:themeColor="text1" w:themeTint="BF"/>
+              </w:rPr>
+            </w:pPr>
+            <w:hyperlink r:id="rId23" w:history="1">
               <w:r>
                 <w:rPr>
                   <w:rStyle w:val="Hyperlink"/>
-                  <w:rFonts w:ascii="Roboto" w:hAnsi="Roboto"/>
-                  <w:color w:val="000000" w:themeColor="text1"/>
+                  <w:rFonts w:ascii="Funnel Sans" w:hAnsi="Funnel Sans"/>
+                  <w:color w:val="17365D" w:themeColor="text2" w:themeShade="BF"/>
                   <w:u w:val="none"/>
                 </w:rPr>
-                <w:t xml:space="preserve"> - No-Code Menu Builder </w:t>
+                <w:t xml:space="preserve">More on </w:t>
               </w:r>
               <w:r>
                 <w:rPr>
                   <w:rStyle w:val="Hyperlink"/>
-                  <w:rFonts w:ascii="Roboto" w:hAnsi="Roboto"/>
-                  <w:noProof/>
-                  <w:color w:val="000000" w:themeColor="text1"/>
-                  <w:u w:val="none"/>
+                  <w:rFonts w:ascii="Funnel Sans" w:hAnsi="Funnel Sans"/>
+                  <w:color w:val="17365D" w:themeColor="text2" w:themeShade="BF"/>
                 </w:rPr>
-                <w:drawing>
-                  <wp:inline distT="0" distB="0" distL="0" distR="0" wp14:anchorId="4B4B1B34" wp14:editId="7F338016">
-                    <wp:extent cx="117230" cy="117230"/>
-                    <wp:effectExtent l="0" t="0" r="0" b="0"/>
-                    <wp:docPr id="430629716" name="Picture 6">
-                      <a:hlinkClick xmlns:a="http://schemas.openxmlformats.org/drawingml/2006/main" r:id="rId23"/>
-                    </wp:docPr>
-                    <wp:cNvGraphicFramePr>
-                      <a:graphicFrameLocks xmlns:a="http://schemas.openxmlformats.org/drawingml/2006/main" noChangeAspect="1"/>
-                    </wp:cNvGraphicFramePr>
-                    <a:graphic xmlns:a="http://schemas.openxmlformats.org/drawingml/2006/main">
-                      <a:graphicData uri="http://schemas.openxmlformats.org/drawingml/2006/picture">
-                        <pic:pic xmlns:pic="http://schemas.openxmlformats.org/drawingml/2006/picture">
-                          <pic:nvPicPr>
-                            <pic:cNvPr id="430629716" name="Picture 6">
-                              <a:hlinkClick r:id="rId23"/>
-                            </pic:cNvPr>
-                            <pic:cNvPicPr>
-                              <a:picLocks noChangeAspect="1" noChangeArrowheads="1"/>
-                            </pic:cNvPicPr>
-                          </pic:nvPicPr>
-                          <pic:blipFill>
-                            <a:blip r:embed="rId20" cstate="print">
-                              <a:extLst>
-                                <a:ext uri="{28A0092B-C50C-407E-A947-70E740481C1C}">
-                                  <a14:useLocalDpi xmlns:a14="http://schemas.microsoft.com/office/drawing/2010/main" val="0"/>
-                                </a:ext>
-                              </a:extLst>
-                            </a:blip>
-                            <a:srcRect/>
-                            <a:stretch>
-                              <a:fillRect/>
-                            </a:stretch>
-                          </pic:blipFill>
-                          <pic:spPr bwMode="auto">
-                            <a:xfrm>
-                              <a:off x="0" y="0"/>
-                              <a:ext cx="122621" cy="122621"/>
-                            </a:xfrm>
-                            <a:prstGeom prst="rect">
-                              <a:avLst/>
-                            </a:prstGeom>
-                            <a:noFill/>
-                            <a:ln>
-                              <a:noFill/>
-                            </a:ln>
-                          </pic:spPr>
-                        </pic:pic>
-                      </a:graphicData>
-                    </a:graphic>
-                  </wp:inline>
-                </w:drawing>
+                <w:t>https://github.com/1mimhe/menuchi-backend</w:t>
               </w:r>
             </w:hyperlink>
           </w:p>
           <w:p>
             <w:pPr>
               <w:rPr>
-                <w:rFonts w:ascii="Funnel Sans Light" w:hAnsi="Funnel Sans Light"/>
-                <w:i/>
-                <w:iCs/>
-              </w:rPr>
-            </w:pPr>
-            <w:r>
-              <w:rPr>
-                <w:rFonts w:ascii="Funnel Sans Light" w:hAnsi="Funnel Sans Light"/>
-                <w:i/>
-                <w:iCs/>
-              </w:rPr>
-              <w:t>TypeScript, Express.js, Prism</w:t>
-            </w:r>
-            <w:r>
-              <w:rPr>
-                <w:rFonts w:ascii="Funnel Sans Light" w:hAnsi="Funnel Sans Light"/>
-                <w:i/>
-                <w:iCs/>
-              </w:rPr>
-              <w:t xml:space="preserve">a, </w:t>
-            </w:r>
-            <w:r>
-              <w:rPr>
-                <w:rFonts w:ascii="Funnel Sans Light" w:hAnsi="Funnel Sans Light"/>
-                <w:i/>
-                <w:iCs/>
-              </w:rPr>
-              <w:t xml:space="preserve">PostgreSQL, Redis, AWS S3, TSOA, Docker, </w:t>
-            </w:r>
-            <w:proofErr w:type="spellStart"/>
-            <w:r>
-              <w:rPr>
-                <w:rFonts w:ascii="Funnel Sans Light" w:hAnsi="Funnel Sans Light"/>
-                <w:i/>
-                <w:iCs/>
-              </w:rPr>
-              <w:t>Vitest</w:t>
-            </w:r>
-            <w:proofErr w:type="spellEnd"/>
-            <w:r>
-              <w:rPr>
-                <w:rFonts w:ascii="Funnel Sans Light" w:hAnsi="Funnel Sans Light"/>
-                <w:i/>
-                <w:iCs/>
-              </w:rPr>
-              <w:t xml:space="preserve"> </w:t>
-            </w:r>
-          </w:p>
-          <w:p>
-            <w:pPr>
-              <w:rPr>
-                <w:rFonts w:ascii="Funnel sans" w:hAnsi="Funnel sans"/>
-                <w:color w:val="404040" w:themeColor="text1" w:themeTint="BF"/>
-              </w:rPr>
-            </w:pPr>
-            <w:hyperlink r:id="rId24" w:history="1">
-              <w:r>
-                <w:rPr>
-                  <w:rStyle w:val="Hyperlink"/>
-                  <w:rFonts w:ascii="Funnel sans" w:hAnsi="Funnel sans"/>
-                  <w:color w:val="404040" w:themeColor="text1" w:themeTint="BF"/>
-                  <w:u w:val="none"/>
-                </w:rPr>
-                <w:t>More on GitHub Repository and its README</w:t>
-              </w:r>
-            </w:hyperlink>
-          </w:p>
-          <w:p>
-            <w:pPr>
-              <w:pStyle w:val="ListParagraph"/>
-              <w:numPr>
-                <w:ilvl w:val="0"/>
-                <w:numId w:val="5"/>
-              </w:numPr>
-              <w:rPr>
-                <w:rFonts w:ascii="Funnel sans" w:hAnsi="Funnel sans"/>
-              </w:rPr>
-            </w:pPr>
-            <w:r>
-              <w:rPr>
-                <w:rFonts w:ascii="Funnel sans" w:hAnsi="Funnel sans"/>
-              </w:rPr>
-              <w:t>Built a no-code platform for restaurant owners to create and manage digital menus.</w:t>
-            </w:r>
-          </w:p>
-          <w:p>
-            <w:pPr>
-              <w:pStyle w:val="ListParagraph"/>
-              <w:numPr>
-                <w:ilvl w:val="0"/>
-                <w:numId w:val="5"/>
-              </w:numPr>
-              <w:rPr>
-                <w:rFonts w:ascii="Funnel sans" w:hAnsi="Funnel sans"/>
-              </w:rPr>
-            </w:pPr>
-            <w:r>
-              <w:rPr>
-                <w:rFonts w:ascii="Funnel sans" w:hAnsi="Funnel sans"/>
-              </w:rPr>
-              <w:t xml:space="preserve">Implemented hierarchical structure with restaurant </w:t>
+                <w:rFonts w:ascii="Funnel Sans" w:hAnsi="Funnel Sans"/>
+              </w:rPr>
+            </w:pPr>
+            <w:r>
+              <w:rPr>
+                <w:rFonts w:ascii="Funnel Sans" w:hAnsi="Funnel Sans"/>
+              </w:rPr>
+              <w:t xml:space="preserve">Built no-code platform for restaurant digital menu management with hierarchical structure (restaurant </w:t>
             </w:r>
             <w:r>
               <w:rPr>
@@ -2720,7 +1829,7 @@
             </w:r>
             <w:r>
               <w:rPr>
-                <w:rFonts w:ascii="Funnel sans" w:hAnsi="Funnel sans"/>
+                <w:rFonts w:ascii="Funnel Sans" w:hAnsi="Funnel Sans"/>
               </w:rPr>
               <w:t xml:space="preserve"> branch </w:t>
             </w:r>
@@ -2732,7 +1841,7 @@
             </w:r>
             <w:r>
               <w:rPr>
-                <w:rFonts w:ascii="Funnel sans" w:hAnsi="Funnel sans"/>
+                <w:rFonts w:ascii="Funnel Sans" w:hAnsi="Funnel Sans"/>
               </w:rPr>
               <w:t xml:space="preserve"> menu </w:t>
             </w:r>
@@ -2744,127 +1853,35 @@
             </w:r>
             <w:r>
               <w:rPr>
-                <w:rFonts w:ascii="Funnel sans" w:hAnsi="Funnel sans"/>
-              </w:rPr>
-              <w:t xml:space="preserve"> cylinders for advanced scheduling and categorization</w:t>
-            </w:r>
-            <w:r>
-              <w:rPr>
-                <w:rFonts w:ascii="Funnel sans" w:hAnsi="Funnel sans"/>
-              </w:rPr>
-              <w:t>.</w:t>
-            </w:r>
-          </w:p>
-          <w:p>
-            <w:pPr>
-              <w:pStyle w:val="ListParagraph"/>
-              <w:numPr>
-                <w:ilvl w:val="0"/>
-                <w:numId w:val="5"/>
-              </w:numPr>
-              <w:rPr>
-                <w:rFonts w:ascii="Funnel sans" w:hAnsi="Funnel sans"/>
-              </w:rPr>
-            </w:pPr>
-            <w:r>
-              <w:rPr>
-                <w:rFonts w:ascii="Funnel sans" w:hAnsi="Funnel sans"/>
-              </w:rPr>
-              <w:t xml:space="preserve">Designed scalable PostgreSQL schemas with Prisma for flexible menu workflows.  </w:t>
-            </w:r>
-          </w:p>
-          <w:p>
-            <w:pPr>
-              <w:pStyle w:val="ListParagraph"/>
-              <w:numPr>
-                <w:ilvl w:val="0"/>
-                <w:numId w:val="5"/>
-              </w:numPr>
-              <w:rPr>
-                <w:rFonts w:ascii="Funnel sans" w:hAnsi="Funnel sans"/>
-              </w:rPr>
-            </w:pPr>
-            <w:r>
-              <w:rPr>
-                <w:rFonts w:ascii="Funnel sans" w:hAnsi="Funnel sans"/>
-              </w:rPr>
-              <w:t xml:space="preserve">Implemented RBAC with session handling using cookies and Redis.  </w:t>
-            </w:r>
-          </w:p>
-          <w:p>
-            <w:pPr>
-              <w:pStyle w:val="ListParagraph"/>
-              <w:numPr>
-                <w:ilvl w:val="0"/>
-                <w:numId w:val="5"/>
-              </w:numPr>
-            </w:pPr>
-            <w:r>
-              <w:rPr>
-                <w:rFonts w:ascii="Funnel sans" w:hAnsi="Funnel sans"/>
-              </w:rPr>
-              <w:t>Used Redis Streams for event-driven communication between services.</w:t>
-            </w:r>
-            <w:r>
-              <w:t xml:space="preserve">  </w:t>
-            </w:r>
+                <w:rFonts w:ascii="Funnel Sans" w:hAnsi="Funnel Sans"/>
+              </w:rPr>
+              <w:t xml:space="preserve"> cylinders). Designed scalable PostgreSQL schemas with Prisma, implemented RBAC with Redis session handling. Used Redis Streams for event-driven service communication.</w:t>
+            </w:r>
+          </w:p>
+          <w:p>
+            <w:pPr>
+              <w:rPr>
+                <w:rFonts w:ascii="Funnel Sans" w:hAnsi="Funnel Sans"/>
+                <w:sz w:val="8"/>
+                <w:szCs w:val="14"/>
+              </w:rPr>
+            </w:pPr>
           </w:p>
         </w:tc>
       </w:tr>
       <w:tr>
         <w:trPr>
-          <w:gridAfter w:val="5"/>
-          <w:wAfter w:w="2792" w:type="dxa"/>
+          <w:gridAfter w:val="8"/>
+          <w:wAfter w:w="2832" w:type="dxa"/>
         </w:trPr>
         <w:tc>
           <w:tcPr>
-            <w:tcW w:w="1529" w:type="dxa"/>
-          </w:tcPr>
-          <w:p/>
-        </w:tc>
-        <w:tc>
-          <w:tcPr>
-            <w:tcW w:w="20" w:type="dxa"/>
-          </w:tcPr>
-          <w:p/>
-        </w:tc>
-        <w:tc>
-          <w:tcPr>
-            <w:tcW w:w="8710" w:type="dxa"/>
+            <w:tcW w:w="10167" w:type="dxa"/>
             <w:gridSpan w:val="14"/>
-          </w:tcPr>
-          <w:p>
-            <w:pPr>
-              <w:rPr>
-                <w:rFonts w:asciiTheme="majorHAnsi" w:hAnsiTheme="majorHAnsi" w:cs="Arial"/>
-                <w:iCs/>
-                <w:szCs w:val="28"/>
-              </w:rPr>
-            </w:pPr>
-          </w:p>
-        </w:tc>
-      </w:tr>
-      <w:tr>
-        <w:trPr>
-          <w:gridAfter w:val="5"/>
-          <w:wAfter w:w="2792" w:type="dxa"/>
-        </w:trPr>
-        <w:tc>
-          <w:tcPr>
-            <w:tcW w:w="1529" w:type="dxa"/>
-          </w:tcPr>
-          <w:p/>
-        </w:tc>
-        <w:tc>
-          <w:tcPr>
-            <w:tcW w:w="20" w:type="dxa"/>
-          </w:tcPr>
-          <w:p/>
-        </w:tc>
-        <w:tc>
-          <w:tcPr>
-            <w:tcW w:w="8710" w:type="dxa"/>
-            <w:gridSpan w:val="14"/>
+            <w:tcBorders>
+              <w:top w:val="dashed" w:sz="4" w:space="0" w:color="D9D9D9" w:themeColor="background1" w:themeShade="D9"/>
+              <w:bottom w:val="dashed" w:sz="4" w:space="0" w:color="D9D9D9" w:themeColor="background1" w:themeShade="D9"/>
+            </w:tcBorders>
           </w:tcPr>
           <w:p>
             <w:pPr>
@@ -2874,7 +1891,7 @@
                 <w:color w:val="000000" w:themeColor="text1"/>
               </w:rPr>
             </w:pPr>
-            <w:hyperlink r:id="rId25" w:history="1">
+            <w:hyperlink r:id="rId24" w:history="1">
               <w:r>
                 <w:rPr>
                   <w:rStyle w:val="Hyperlink"/>
@@ -2902,552 +1919,376 @@
                   <w:szCs w:val="24"/>
                   <w:u w:val="none"/>
                 </w:rPr>
-                <w:t>(M</w:t>
+                <w:t>(Mini Project)</w:t>
+              </w:r>
+            </w:hyperlink>
+            <w:r>
+              <w:rPr>
+                <w:rFonts w:ascii="Roboto" w:hAnsi="Roboto"/>
+                <w:color w:val="000000" w:themeColor="text1"/>
+              </w:rPr>
+              <w:t xml:space="preserve"> </w:t>
+            </w:r>
+            <w:r>
+              <w:rPr>
+                <w:rFonts w:ascii="Roboto" w:hAnsi="Roboto"/>
+                <w:noProof/>
+                <w:color w:val="000000" w:themeColor="text1"/>
+              </w:rPr>
+              <w:t xml:space="preserve">  </w:t>
+            </w:r>
+            <w:r>
+              <w:rPr>
+                <w:rFonts w:ascii="Funnel Sans Light" w:hAnsi="Funnel Sans Light"/>
+                <w:b w:val="0"/>
+                <w:bCs w:val="0"/>
+                <w:i/>
+              </w:rPr>
+              <w:t>Node.js, Express.js, Socket.io</w:t>
+            </w:r>
+          </w:p>
+          <w:p>
+            <w:pPr>
+              <w:rPr>
+                <w:rFonts w:ascii="Funnel Sans" w:hAnsi="Funnel Sans"/>
+                <w:color w:val="17365D" w:themeColor="text2" w:themeShade="BF"/>
+              </w:rPr>
+            </w:pPr>
+            <w:hyperlink r:id="rId25" w:history="1">
+              <w:r>
+                <w:rPr>
+                  <w:rStyle w:val="Hyperlink"/>
+                  <w:rFonts w:ascii="Funnel Sans" w:hAnsi="Funnel Sans"/>
+                  <w:color w:val="17365D" w:themeColor="text2" w:themeShade="BF"/>
+                  <w:u w:val="none"/>
+                </w:rPr>
+                <w:t xml:space="preserve">More on </w:t>
               </w:r>
               <w:r>
                 <w:rPr>
                   <w:rStyle w:val="Hyperlink"/>
-                  <w:rFonts w:ascii="Roboto" w:hAnsi="Roboto"/>
-                  <w:color w:val="000000" w:themeColor="text1"/>
-                  <w:sz w:val="16"/>
-                  <w:szCs w:val="24"/>
-                  <w:u w:val="none"/>
+                  <w:rFonts w:ascii="Funnel Sans" w:hAnsi="Funnel Sans"/>
+                  <w:color w:val="17365D" w:themeColor="text2" w:themeShade="BF"/>
                 </w:rPr>
-                <w:t>ini Projec</w:t>
-              </w:r>
-              <w:r>
-                <w:rPr>
-                  <w:rStyle w:val="Hyperlink"/>
-                  <w:rFonts w:ascii="Roboto" w:hAnsi="Roboto"/>
-                  <w:color w:val="000000" w:themeColor="text1"/>
-                  <w:sz w:val="16"/>
-                  <w:szCs w:val="24"/>
-                  <w:u w:val="none"/>
-                </w:rPr>
-                <w:t>t)</w:t>
+                <w:t>https://github.com/1mimhe/monitoring-app</w:t>
               </w:r>
             </w:hyperlink>
-            <w:r>
-              <w:rPr>
-                <w:rFonts w:ascii="Roboto" w:hAnsi="Roboto"/>
-                <w:color w:val="000000" w:themeColor="text1"/>
+          </w:p>
+          <w:p>
+            <w:pPr>
+              <w:rPr>
+                <w:rFonts w:ascii="Funnel Sans" w:hAnsi="Funnel Sans"/>
+              </w:rPr>
+            </w:pPr>
+            <w:r>
+              <w:rPr>
+                <w:rFonts w:ascii="Funnel Sans" w:hAnsi="Funnel Sans"/>
+              </w:rPr>
+              <w:t xml:space="preserve">Built centralized monitoring system for multiple computers with three implementations: </w:t>
+            </w:r>
+            <w:r>
+              <w:rPr>
+                <w:rFonts w:ascii="Funnel Sans" w:hAnsi="Funnel Sans"/>
+              </w:rPr>
+              <w:t xml:space="preserve">Node.js </w:t>
+            </w:r>
+            <w:r>
+              <w:rPr>
+                <w:rFonts w:ascii="Funnel Sans" w:hAnsi="Funnel Sans"/>
+              </w:rPr>
+              <w:t>TCP</w:t>
+            </w:r>
+            <w:r>
+              <w:rPr>
+                <w:rFonts w:ascii="Funnel Sans" w:hAnsi="Funnel Sans"/>
+              </w:rPr>
+              <w:t xml:space="preserve"> and</w:t>
+            </w:r>
+            <w:r>
+              <w:rPr>
+                <w:rFonts w:ascii="Funnel Sans" w:hAnsi="Funnel Sans"/>
               </w:rPr>
               <w:t xml:space="preserve"> </w:t>
             </w:r>
             <w:r>
               <w:rPr>
-                <w:rFonts w:ascii="Roboto" w:hAnsi="Roboto"/>
-                <w:noProof/>
-                <w:color w:val="000000" w:themeColor="text1"/>
-              </w:rPr>
-              <w:drawing>
-                <wp:inline distT="0" distB="0" distL="0" distR="0" wp14:anchorId="615C5980" wp14:editId="3400E3BB">
-                  <wp:extent cx="117230" cy="117230"/>
-                  <wp:effectExtent l="0" t="0" r="0" b="0"/>
-                  <wp:docPr id="460279386" name="Picture 6"/>
-                  <wp:cNvGraphicFramePr>
-                    <a:graphicFrameLocks xmlns:a="http://schemas.openxmlformats.org/drawingml/2006/main" noChangeAspect="1"/>
-                  </wp:cNvGraphicFramePr>
-                  <a:graphic xmlns:a="http://schemas.openxmlformats.org/drawingml/2006/main">
-                    <a:graphicData uri="http://schemas.openxmlformats.org/drawingml/2006/picture">
-                      <pic:pic xmlns:pic="http://schemas.openxmlformats.org/drawingml/2006/picture">
-                        <pic:nvPicPr>
-                          <pic:cNvPr id="0" name="Picture 11"/>
-                          <pic:cNvPicPr>
-                            <a:picLocks noChangeAspect="1" noChangeArrowheads="1"/>
-                          </pic:cNvPicPr>
-                        </pic:nvPicPr>
-                        <pic:blipFill>
-                          <a:blip r:embed="rId20" cstate="print">
-                            <a:extLst>
-                              <a:ext uri="{28A0092B-C50C-407E-A947-70E740481C1C}">
-                                <a14:useLocalDpi xmlns:a14="http://schemas.microsoft.com/office/drawing/2010/main" val="0"/>
-                              </a:ext>
-                            </a:extLst>
-                          </a:blip>
-                          <a:srcRect/>
-                          <a:stretch>
-                            <a:fillRect/>
-                          </a:stretch>
-                        </pic:blipFill>
-                        <pic:spPr bwMode="auto">
-                          <a:xfrm>
-                            <a:off x="0" y="0"/>
-                            <a:ext cx="122621" cy="122621"/>
-                          </a:xfrm>
-                          <a:prstGeom prst="rect">
-                            <a:avLst/>
-                          </a:prstGeom>
-                          <a:noFill/>
-                          <a:ln>
-                            <a:noFill/>
-                          </a:ln>
-                        </pic:spPr>
-                      </pic:pic>
-                    </a:graphicData>
-                  </a:graphic>
-                </wp:inline>
-              </w:drawing>
-            </w:r>
-            <w:r>
-              <w:rPr>
-                <w:rFonts w:ascii="Roboto" w:hAnsi="Roboto"/>
-                <w:color w:val="000000" w:themeColor="text1"/>
-                <w:rtl/>
-              </w:rPr>
-              <w:t xml:space="preserve"> </w:t>
-            </w:r>
-          </w:p>
-          <w:p>
-            <w:pPr>
-              <w:pStyle w:val="Heading2"/>
-              <w:rPr>
-                <w:rFonts w:ascii="Funnel Sans Light" w:hAnsi="Funnel Sans Light"/>
-                <w:b w:val="0"/>
-                <w:bCs w:val="0"/>
-                <w:i/>
-              </w:rPr>
-            </w:pPr>
-            <w:r>
-              <w:rPr>
-                <w:rFonts w:ascii="Funnel Sans Light" w:hAnsi="Funnel Sans Light"/>
-                <w:b w:val="0"/>
-                <w:bCs w:val="0"/>
-                <w:i/>
-              </w:rPr>
-              <w:t xml:space="preserve">Node.js, </w:t>
-            </w:r>
-            <w:r>
-              <w:rPr>
-                <w:rFonts w:ascii="Funnel Sans Light" w:hAnsi="Funnel Sans Light"/>
-                <w:b w:val="0"/>
-                <w:bCs w:val="0"/>
-                <w:i/>
-              </w:rPr>
-              <w:t>Express.js, Socket.io</w:t>
-            </w:r>
-          </w:p>
-          <w:p>
-            <w:pPr>
-              <w:rPr>
-                <w:rFonts w:ascii="Funnel sans" w:hAnsi="Funnel sans"/>
-              </w:rPr>
-            </w:pPr>
-            <w:r>
-              <w:rPr>
-                <w:rFonts w:ascii="Funnel sans" w:hAnsi="Funnel sans"/>
-              </w:rPr>
-              <w:t>Built system to monitor multiple computers from one dashboard.</w:t>
-            </w:r>
-          </w:p>
-          <w:p>
-            <w:pPr>
-              <w:rPr>
-                <w:rFonts w:ascii="Funnel sans" w:hAnsi="Funnel sans"/>
-              </w:rPr>
-            </w:pPr>
-            <w:r>
-              <w:rPr>
-                <w:rFonts w:ascii="Funnel sans" w:hAnsi="Funnel sans"/>
-              </w:rPr>
-              <w:t>3 Implementation Methods:</w:t>
-            </w:r>
-          </w:p>
-          <w:p>
-            <w:pPr>
-              <w:pStyle w:val="ListParagraph"/>
-              <w:numPr>
-                <w:ilvl w:val="0"/>
-                <w:numId w:val="7"/>
-              </w:numPr>
-              <w:rPr>
-                <w:rFonts w:ascii="Funnel sans" w:hAnsi="Funnel sans"/>
-              </w:rPr>
-            </w:pPr>
-            <w:r>
-              <w:rPr>
-                <w:rFonts w:ascii="Funnel sans" w:hAnsi="Funnel sans"/>
-              </w:rPr>
-              <w:t>TCP Socket version for direct agent connection</w:t>
-            </w:r>
-          </w:p>
-          <w:p>
-            <w:pPr>
-              <w:pStyle w:val="ListParagraph"/>
-              <w:numPr>
-                <w:ilvl w:val="0"/>
-                <w:numId w:val="7"/>
-              </w:numPr>
-              <w:rPr>
-                <w:rFonts w:ascii="Funnel sans" w:hAnsi="Funnel sans"/>
-              </w:rPr>
-            </w:pPr>
-            <w:r>
-              <w:rPr>
-                <w:rFonts w:ascii="Funnel sans" w:hAnsi="Funnel sans"/>
-              </w:rPr>
-              <w:t>Socket.IO version with real-time web interface</w:t>
-            </w:r>
-          </w:p>
-          <w:p>
-            <w:pPr>
-              <w:pStyle w:val="ListParagraph"/>
-              <w:numPr>
-                <w:ilvl w:val="0"/>
-                <w:numId w:val="7"/>
-              </w:numPr>
-              <w:rPr>
-                <w:rFonts w:ascii="Funnel sans" w:hAnsi="Funnel sans"/>
-              </w:rPr>
-            </w:pPr>
-            <w:r>
-              <w:rPr>
-                <w:rFonts w:ascii="Funnel sans" w:hAnsi="Funnel sans"/>
-              </w:rPr>
-              <w:t>REST API version for HTTP-based monitoring</w:t>
-            </w:r>
-          </w:p>
-          <w:p>
-            <w:pPr>
-              <w:pStyle w:val="ListParagraph"/>
-              <w:numPr>
-                <w:ilvl w:val="0"/>
-                <w:numId w:val="7"/>
-              </w:numPr>
-              <w:rPr>
-                <w:rFonts w:ascii="Funnel sans" w:hAnsi="Funnel sans"/>
-              </w:rPr>
-            </w:pPr>
-            <w:r>
-              <w:rPr>
-                <w:rFonts w:ascii="Funnel sans" w:hAnsi="Funnel sans"/>
-              </w:rPr>
-              <w:t>All versions support system metrics and alerts</w:t>
-            </w:r>
-          </w:p>
-          <w:p>
-            <w:pPr>
-              <w:pStyle w:val="ListParagraph"/>
-              <w:numPr>
-                <w:ilvl w:val="0"/>
-                <w:numId w:val="7"/>
-              </w:numPr>
-            </w:pPr>
-            <w:r>
-              <w:rPr>
-                <w:rFonts w:ascii="Funnel sans" w:hAnsi="Funnel sans"/>
-              </w:rPr>
-              <w:t>Multi-room organization for different groups</w:t>
-            </w:r>
+                <w:rFonts w:ascii="Funnel Sans" w:hAnsi="Funnel Sans"/>
+              </w:rPr>
+              <w:t xml:space="preserve">UDP </w:t>
+            </w:r>
+            <w:r>
+              <w:rPr>
+                <w:rFonts w:ascii="Funnel Sans" w:hAnsi="Funnel Sans"/>
+              </w:rPr>
+              <w:t>Socket</w:t>
+            </w:r>
+            <w:r>
+              <w:rPr>
+                <w:rFonts w:ascii="Funnel Sans" w:hAnsi="Funnel Sans"/>
+              </w:rPr>
+              <w:t>s</w:t>
+            </w:r>
+            <w:r>
+              <w:rPr>
+                <w:rFonts w:ascii="Funnel Sans" w:hAnsi="Funnel Sans"/>
+              </w:rPr>
+              <w:t>, Socket.IO with real-time web interface, and REST API. All versions support system metrics</w:t>
+            </w:r>
+            <w:r>
+              <w:rPr>
+                <w:rFonts w:ascii="Funnel Sans" w:hAnsi="Funnel Sans"/>
+              </w:rPr>
+              <w:t xml:space="preserve"> and </w:t>
+            </w:r>
+            <w:r>
+              <w:rPr>
+                <w:rFonts w:ascii="Funnel Sans" w:hAnsi="Funnel Sans"/>
+              </w:rPr>
+              <w:t>alerts.</w:t>
+            </w:r>
+            <w:r>
+              <w:rPr>
+                <w:rFonts w:ascii="Funnel Sans" w:hAnsi="Funnel Sans"/>
+              </w:rPr>
+              <w:t xml:space="preserve"> Socket.io version also have </w:t>
+            </w:r>
+            <w:r>
+              <w:rPr>
+                <w:rFonts w:ascii="Funnel Sans" w:hAnsi="Funnel Sans"/>
+              </w:rPr>
+              <w:t>multi-room organization</w:t>
+            </w:r>
+            <w:r>
+              <w:rPr>
+                <w:rFonts w:ascii="Funnel Sans" w:hAnsi="Funnel Sans"/>
+              </w:rPr>
+              <w:t>.</w:t>
+            </w:r>
+          </w:p>
+          <w:p>
+            <w:pPr>
+              <w:rPr>
+                <w:rFonts w:ascii="Funnel Sans" w:hAnsi="Funnel Sans"/>
+                <w:sz w:val="8"/>
+                <w:szCs w:val="14"/>
+              </w:rPr>
+            </w:pPr>
           </w:p>
         </w:tc>
       </w:tr>
       <w:tr>
         <w:trPr>
-          <w:gridAfter w:val="5"/>
-          <w:wAfter w:w="2792" w:type="dxa"/>
+          <w:gridAfter w:val="8"/>
+          <w:wAfter w:w="2832" w:type="dxa"/>
         </w:trPr>
         <w:tc>
           <w:tcPr>
-            <w:tcW w:w="1529" w:type="dxa"/>
+            <w:tcW w:w="10167" w:type="dxa"/>
+            <w:gridSpan w:val="14"/>
+            <w:tcBorders>
+              <w:top w:val="dashed" w:sz="4" w:space="0" w:color="D9D9D9" w:themeColor="background1" w:themeShade="D9"/>
+              <w:bottom w:val="dashed" w:sz="4" w:space="0" w:color="D9D9D9" w:themeColor="background1" w:themeShade="D9"/>
+            </w:tcBorders>
           </w:tcPr>
-          <w:p/>
-        </w:tc>
-        <w:tc>
-          <w:tcPr>
-            <w:tcW w:w="20" w:type="dxa"/>
-          </w:tcPr>
-          <w:p/>
-        </w:tc>
-        <w:tc>
-          <w:tcPr>
-            <w:tcW w:w="8710" w:type="dxa"/>
-            <w:gridSpan w:val="14"/>
-          </w:tcPr>
           <w:p>
             <w:pPr>
               <w:pStyle w:val="Heading2"/>
-            </w:pPr>
+              <w:rPr>
+                <w:rStyle w:val="Hyperlink"/>
+                <w:rFonts w:ascii="Funnel Sans Light" w:hAnsi="Funnel Sans Light"/>
+                <w:b w:val="0"/>
+                <w:bCs w:val="0"/>
+                <w:color w:val="auto"/>
+                <w:u w:val="none"/>
+              </w:rPr>
+            </w:pPr>
+            <w:r>
+              <w:rPr>
+                <w:rFonts w:ascii="Roboto" w:hAnsi="Roboto"/>
+                <w:color w:val="000000" w:themeColor="text1"/>
+              </w:rPr>
+              <w:fldChar w:fldCharType="begin"/>
+            </w:r>
+            <w:r>
+              <w:rPr>
+                <w:rFonts w:ascii="Roboto" w:hAnsi="Roboto"/>
+                <w:color w:val="000000" w:themeColor="text1"/>
+              </w:rPr>
+              <w:instrText>HYPERLINK "https://github.com/1mimhe/divar-project"</w:instrText>
+            </w:r>
+            <w:r>
+              <w:rPr>
+                <w:rFonts w:ascii="Roboto" w:hAnsi="Roboto"/>
+                <w:color w:val="000000" w:themeColor="text1"/>
+              </w:rPr>
+            </w:r>
+            <w:r>
+              <w:rPr>
+                <w:rFonts w:ascii="Roboto" w:hAnsi="Roboto"/>
+                <w:color w:val="000000" w:themeColor="text1"/>
+              </w:rPr>
+              <w:fldChar w:fldCharType="separate"/>
+            </w:r>
+            <w:r>
+              <w:rPr>
+                <w:rStyle w:val="Hyperlink"/>
+                <w:rFonts w:ascii="Roboto" w:hAnsi="Roboto"/>
+                <w:color w:val="000000" w:themeColor="text1"/>
+                <w:u w:val="none"/>
+              </w:rPr>
+              <w:t>Divar Clone</w:t>
+            </w:r>
+            <w:r>
+              <w:rPr>
+                <w:rStyle w:val="Hyperlink"/>
+                <w:rFonts w:ascii="Roboto" w:hAnsi="Roboto"/>
+                <w:color w:val="000000" w:themeColor="text1"/>
+                <w:u w:val="none"/>
+              </w:rPr>
+              <w:t xml:space="preserve">   </w:t>
+            </w:r>
+            <w:r>
+              <w:rPr>
+                <w:rFonts w:ascii="Funnel Sans Light" w:hAnsi="Funnel Sans Light"/>
+                <w:b w:val="0"/>
+                <w:bCs w:val="0"/>
+                <w:i/>
+              </w:rPr>
+              <w:t>Node.js, Express.js, MongoDB, EJS, Swagger</w:t>
+            </w:r>
+            <w:r>
+              <w:rPr>
+                <w:rFonts w:ascii="Funnel Sans Light" w:hAnsi="Funnel Sans Light"/>
+                <w:b w:val="0"/>
+                <w:bCs w:val="0"/>
+              </w:rPr>
+              <w:t xml:space="preserve"> </w:t>
+            </w:r>
+          </w:p>
+          <w:p>
+            <w:pPr>
+              <w:pStyle w:val="Heading2"/>
+              <w:rPr>
+                <w:rStyle w:val="Hyperlink"/>
+                <w:rFonts w:ascii="Funnel Sans Light" w:hAnsi="Funnel Sans Light"/>
+                <w:b w:val="0"/>
+                <w:bCs w:val="0"/>
+                <w:color w:val="auto"/>
+                <w:u w:val="none"/>
+              </w:rPr>
+            </w:pPr>
+            <w:r>
+              <w:rPr>
+                <w:rFonts w:ascii="Roboto" w:hAnsi="Roboto"/>
+                <w:color w:val="000000" w:themeColor="text1"/>
+              </w:rPr>
+              <w:fldChar w:fldCharType="end"/>
+            </w:r>
+            <w:r>
+              <w:rPr>
+                <w:rFonts w:ascii="Funnel Sans" w:hAnsi="Funnel Sans"/>
+              </w:rPr>
+              <w:fldChar w:fldCharType="begin"/>
+            </w:r>
+            <w:r>
+              <w:rPr>
+                <w:rFonts w:ascii="Funnel Sans" w:hAnsi="Funnel Sans"/>
+              </w:rPr>
+              <w:instrText>HYPERLINK "https://github.com/1mimhe/divar-project"</w:instrText>
+            </w:r>
+            <w:r>
+              <w:rPr>
+                <w:rFonts w:ascii="Funnel Sans" w:hAnsi="Funnel Sans"/>
+              </w:rPr>
+            </w:r>
+            <w:r>
+              <w:rPr>
+                <w:rFonts w:ascii="Funnel Sans" w:hAnsi="Funnel Sans"/>
+              </w:rPr>
+              <w:fldChar w:fldCharType="separate"/>
+            </w:r>
+            <w:r>
+              <w:rPr>
+                <w:rStyle w:val="Hyperlink"/>
+                <w:rFonts w:ascii="Funnel Sans" w:hAnsi="Funnel Sans"/>
+                <w:b w:val="0"/>
+                <w:bCs w:val="0"/>
+                <w:color w:val="17365D" w:themeColor="text2" w:themeShade="BF"/>
+                <w:u w:val="none"/>
+              </w:rPr>
+              <w:t xml:space="preserve">More on </w:t>
+            </w:r>
+            <w:r>
+              <w:rPr>
+                <w:rStyle w:val="Hyperlink"/>
+                <w:rFonts w:ascii="Funnel Sans" w:hAnsi="Funnel Sans"/>
+                <w:b w:val="0"/>
+                <w:bCs w:val="0"/>
+                <w:color w:val="17365D" w:themeColor="text2" w:themeShade="BF"/>
+              </w:rPr>
+              <w:t>https://github.com/1mimhe/divar-project</w:t>
+            </w:r>
+          </w:p>
+          <w:p>
+            <w:pPr>
+              <w:pStyle w:val="Heading2"/>
+              <w:rPr>
+                <w:rFonts w:ascii="Funnel Sans" w:hAnsi="Funnel Sans"/>
+                <w:b w:val="0"/>
+                <w:bCs w:val="0"/>
+                <w:sz w:val="8"/>
+                <w:szCs w:val="16"/>
+              </w:rPr>
+            </w:pPr>
+            <w:r>
+              <w:rPr>
+                <w:rFonts w:ascii="Funnel Sans" w:hAnsi="Funnel Sans" w:cs="Times New Roman"/>
+                <w:b w:val="0"/>
+                <w:bCs w:val="0"/>
+                <w:iCs w:val="0"/>
+                <w:szCs w:val="24"/>
+              </w:rPr>
+              <w:fldChar w:fldCharType="end"/>
+            </w:r>
+            <w:r>
+              <w:rPr>
+                <w:rFonts w:ascii="Funnel Sans" w:hAnsi="Funnel Sans"/>
+                <w:b w:val="0"/>
+                <w:bCs w:val="0"/>
+              </w:rPr>
+              <w:t>Designed classified ads platform with MongoDB schema for categories, ads, and user interactions. Implemented search and filtering by city, category, and keywords. Frontend built with EJS template engine.</w:t>
+            </w:r>
+            <w:r>
+              <w:rPr>
+                <w:rFonts w:ascii="Funnel Sans" w:hAnsi="Funnel Sans"/>
+                <w:b w:val="0"/>
+                <w:bCs w:val="0"/>
+              </w:rPr>
+              <w:br/>
+            </w:r>
           </w:p>
         </w:tc>
       </w:tr>
       <w:tr>
         <w:trPr>
-          <w:gridAfter w:val="5"/>
-          <w:wAfter w:w="2792" w:type="dxa"/>
+          <w:gridAfter w:val="8"/>
+          <w:wAfter w:w="2832" w:type="dxa"/>
         </w:trPr>
         <w:tc>
           <w:tcPr>
-            <w:tcW w:w="1529" w:type="dxa"/>
+            <w:tcW w:w="10167" w:type="dxa"/>
+            <w:gridSpan w:val="14"/>
+            <w:tcBorders>
+              <w:top w:val="dashed" w:sz="4" w:space="0" w:color="D9D9D9" w:themeColor="background1" w:themeShade="D9"/>
+            </w:tcBorders>
           </w:tcPr>
-          <w:p/>
-        </w:tc>
-        <w:tc>
-          <w:tcPr>
-            <w:tcW w:w="20" w:type="dxa"/>
-          </w:tcPr>
-          <w:p/>
-        </w:tc>
-        <w:tc>
-          <w:tcPr>
-            <w:tcW w:w="8710" w:type="dxa"/>
-            <w:gridSpan w:val="14"/>
-          </w:tcPr>
           <w:p>
             <w:pPr>
               <w:pStyle w:val="Heading2"/>
               <w:rPr>
-                <w:rStyle w:val="Hyperlink"/>
                 <w:rFonts w:ascii="Roboto" w:hAnsi="Roboto"/>
-                <w:i/>
-                <w:iCs w:val="0"/>
-                <w:color w:val="000000" w:themeColor="text1"/>
-                <w:u w:val="none"/>
-              </w:rPr>
-            </w:pPr>
-            <w:r>
-              <w:rPr>
-                <w:rFonts w:ascii="Roboto" w:hAnsi="Roboto"/>
-                <w:color w:val="000000" w:themeColor="text1"/>
-              </w:rPr>
-              <w:fldChar w:fldCharType="begin"/>
-            </w:r>
-            <w:r>
-              <w:rPr>
-                <w:rFonts w:ascii="Roboto" w:hAnsi="Roboto"/>
-                <w:color w:val="000000" w:themeColor="text1"/>
-              </w:rPr>
-              <w:instrText>HYPERLINK "https://github.com/1mimhe/divar-project"</w:instrText>
-            </w:r>
-            <w:r>
-              <w:rPr>
-                <w:rFonts w:ascii="Roboto" w:hAnsi="Roboto"/>
-                <w:color w:val="000000" w:themeColor="text1"/>
-              </w:rPr>
-            </w:r>
-            <w:r>
-              <w:rPr>
-                <w:rFonts w:ascii="Roboto" w:hAnsi="Roboto"/>
-                <w:color w:val="000000" w:themeColor="text1"/>
-              </w:rPr>
-              <w:fldChar w:fldCharType="separate"/>
-            </w:r>
-            <w:proofErr w:type="spellStart"/>
-            <w:r>
-              <w:rPr>
-                <w:rStyle w:val="Hyperlink"/>
-                <w:rFonts w:ascii="Roboto" w:hAnsi="Roboto"/>
-                <w:color w:val="000000" w:themeColor="text1"/>
-                <w:u w:val="none"/>
-              </w:rPr>
-              <w:t>Divar</w:t>
-            </w:r>
-            <w:proofErr w:type="spellEnd"/>
-            <w:r>
-              <w:rPr>
-                <w:rStyle w:val="Hyperlink"/>
-                <w:rFonts w:ascii="Roboto" w:hAnsi="Roboto"/>
-                <w:color w:val="000000" w:themeColor="text1"/>
-                <w:u w:val="none"/>
-              </w:rPr>
-              <w:t xml:space="preserve"> Clone</w:t>
-            </w:r>
-            <w:r>
-              <w:rPr>
-                <w:rStyle w:val="Hyperlink"/>
-                <w:rFonts w:ascii="Roboto" w:hAnsi="Roboto" w:hint="cs"/>
-                <w:i/>
-                <w:iCs w:val="0"/>
-                <w:color w:val="000000" w:themeColor="text1"/>
-                <w:u w:val="none"/>
-                <w:rtl/>
-              </w:rPr>
-              <w:t xml:space="preserve"> </w:t>
-            </w:r>
-            <w:r>
-              <w:rPr>
-                <w:rStyle w:val="Hyperlink"/>
-                <w:rFonts w:ascii="Roboto" w:hAnsi="Roboto"/>
-                <w:noProof/>
-                <w:color w:val="000000" w:themeColor="text1"/>
-                <w:u w:val="none"/>
-              </w:rPr>
-              <w:drawing>
-                <wp:inline distT="0" distB="0" distL="0" distR="0" wp14:anchorId="610F5825" wp14:editId="24B56BE5">
-                  <wp:extent cx="117230" cy="117230"/>
-                  <wp:effectExtent l="0" t="0" r="0" b="0"/>
-                  <wp:docPr id="1717095025" name="Picture 6"/>
-                  <wp:cNvGraphicFramePr>
-                    <a:graphicFrameLocks xmlns:a="http://schemas.openxmlformats.org/drawingml/2006/main" noChangeAspect="1"/>
-                  </wp:cNvGraphicFramePr>
-                  <a:graphic xmlns:a="http://schemas.openxmlformats.org/drawingml/2006/main">
-                    <a:graphicData uri="http://schemas.openxmlformats.org/drawingml/2006/picture">
-                      <pic:pic xmlns:pic="http://schemas.openxmlformats.org/drawingml/2006/picture">
-                        <pic:nvPicPr>
-                          <pic:cNvPr id="0" name="Picture 11"/>
-                          <pic:cNvPicPr>
-                            <a:picLocks noChangeAspect="1" noChangeArrowheads="1"/>
-                          </pic:cNvPicPr>
-                        </pic:nvPicPr>
-                        <pic:blipFill>
-                          <a:blip r:embed="rId20" cstate="print">
-                            <a:extLst>
-                              <a:ext uri="{28A0092B-C50C-407E-A947-70E740481C1C}">
-                                <a14:useLocalDpi xmlns:a14="http://schemas.microsoft.com/office/drawing/2010/main" val="0"/>
-                              </a:ext>
-                            </a:extLst>
-                          </a:blip>
-                          <a:srcRect/>
-                          <a:stretch>
-                            <a:fillRect/>
-                          </a:stretch>
-                        </pic:blipFill>
-                        <pic:spPr bwMode="auto">
-                          <a:xfrm>
-                            <a:off x="0" y="0"/>
-                            <a:ext cx="122621" cy="122621"/>
-                          </a:xfrm>
-                          <a:prstGeom prst="rect">
-                            <a:avLst/>
-                          </a:prstGeom>
-                          <a:noFill/>
-                          <a:ln>
-                            <a:noFill/>
-                          </a:ln>
-                        </pic:spPr>
-                      </pic:pic>
-                    </a:graphicData>
-                  </a:graphic>
-                </wp:inline>
-              </w:drawing>
-            </w:r>
-            <w:r>
-              <w:rPr>
-                <w:rStyle w:val="Hyperlink"/>
-                <w:rFonts w:ascii="Roboto" w:hAnsi="Roboto" w:hint="cs"/>
-                <w:i/>
-                <w:iCs w:val="0"/>
-                <w:color w:val="000000" w:themeColor="text1"/>
-                <w:u w:val="none"/>
-                <w:rtl/>
-              </w:rPr>
-              <w:t xml:space="preserve"> </w:t>
-            </w:r>
-          </w:p>
-          <w:p>
-            <w:pPr>
-              <w:pStyle w:val="Heading2"/>
-              <w:rPr>
-                <w:rFonts w:ascii="Funnel Sans Light" w:hAnsi="Funnel Sans Light"/>
                 <w:b w:val="0"/>
                 <w:bCs w:val="0"/>
-              </w:rPr>
-            </w:pPr>
-            <w:r>
-              <w:rPr>
-                <w:rFonts w:ascii="Roboto" w:hAnsi="Roboto"/>
-                <w:color w:val="000000" w:themeColor="text1"/>
-              </w:rPr>
-              <w:fldChar w:fldCharType="end"/>
-            </w:r>
-            <w:r>
-              <w:rPr>
-                <w:rFonts w:ascii="Funnel Sans Light" w:hAnsi="Funnel Sans Light"/>
-                <w:b w:val="0"/>
-                <w:bCs w:val="0"/>
-                <w:i/>
-              </w:rPr>
-              <w:t>Node.js, Express.js, MongoDB, EJS, Swagger</w:t>
-            </w:r>
-            <w:r>
-              <w:rPr>
-                <w:rFonts w:ascii="Funnel Sans Light" w:hAnsi="Funnel Sans Light"/>
-                <w:b w:val="0"/>
-                <w:bCs w:val="0"/>
-              </w:rPr>
-              <w:t xml:space="preserve"> </w:t>
-            </w:r>
-          </w:p>
-          <w:p>
-            <w:pPr>
-              <w:pStyle w:val="Heading2"/>
-              <w:rPr>
-                <w:rFonts w:ascii="Funnel sans" w:hAnsi="Funnel sans"/>
-                <w:b w:val="0"/>
-                <w:bCs w:val="0"/>
-              </w:rPr>
-            </w:pPr>
-            <w:r>
-              <w:rPr>
-                <w:rFonts w:ascii="Funnel sans" w:hAnsi="Funnel sans"/>
-                <w:b w:val="0"/>
-                <w:bCs w:val="0"/>
-              </w:rPr>
-              <w:t xml:space="preserve">- Designed a MongoDB schema for categories, ads, and user interactions.  </w:t>
-            </w:r>
-          </w:p>
-          <w:p>
-            <w:pPr>
-              <w:pStyle w:val="Heading2"/>
-              <w:rPr>
-                <w:rFonts w:ascii="Funnel sans" w:hAnsi="Funnel sans"/>
-                <w:b w:val="0"/>
-                <w:bCs w:val="0"/>
-              </w:rPr>
-            </w:pPr>
-            <w:r>
-              <w:rPr>
-                <w:rFonts w:ascii="Funnel sans" w:hAnsi="Funnel sans"/>
-                <w:b w:val="0"/>
-                <w:bCs w:val="0"/>
-              </w:rPr>
-              <w:t xml:space="preserve">- Implemented search and filtering by city, category, and keywords. </w:t>
-            </w:r>
-          </w:p>
-          <w:p>
-            <w:pPr>
-              <w:rPr>
-                <w:rFonts w:ascii="Funnel sans" w:hAnsi="Funnel sans"/>
-              </w:rPr>
-            </w:pPr>
-            <w:r>
-              <w:rPr>
-                <w:rFonts w:ascii="Funnel sans" w:hAnsi="Funnel sans"/>
-              </w:rPr>
-              <w:t>- Fronted implemented with template engine (EJS)</w:t>
-            </w:r>
-          </w:p>
-          <w:p/>
-        </w:tc>
-      </w:tr>
-      <w:tr>
-        <w:trPr>
-          <w:gridAfter w:val="5"/>
-          <w:wAfter w:w="2792" w:type="dxa"/>
-        </w:trPr>
-        <w:tc>
-          <w:tcPr>
-            <w:tcW w:w="1529" w:type="dxa"/>
-          </w:tcPr>
-          <w:p/>
-        </w:tc>
-        <w:tc>
-          <w:tcPr>
-            <w:tcW w:w="20" w:type="dxa"/>
-          </w:tcPr>
-          <w:p/>
-        </w:tc>
-        <w:tc>
-          <w:tcPr>
-            <w:tcW w:w="8710" w:type="dxa"/>
-            <w:gridSpan w:val="14"/>
-          </w:tcPr>
-          <w:p>
-            <w:pPr>
-              <w:pStyle w:val="Heading2"/>
-              <w:rPr>
-                <w:rFonts w:ascii="Roboto" w:hAnsi="Roboto"/>
-                <w:rtl/>
               </w:rPr>
             </w:pPr>
             <w:hyperlink r:id="rId26" w:history="1">
@@ -3465,148 +2306,65 @@
               <w:rPr>
                 <w:rFonts w:ascii="Roboto" w:hAnsi="Roboto"/>
               </w:rPr>
-              <w:t xml:space="preserve"> (Archived) </w:t>
+              <w:t xml:space="preserve"> (Archived)</w:t>
             </w:r>
             <w:r>
               <w:rPr>
                 <w:rFonts w:ascii="Roboto" w:hAnsi="Roboto"/>
-                <w:noProof/>
-              </w:rPr>
-              <w:drawing>
-                <wp:inline distT="0" distB="0" distL="0" distR="0" wp14:anchorId="118C253F" wp14:editId="487DA03A">
-                  <wp:extent cx="117230" cy="117230"/>
-                  <wp:effectExtent l="0" t="0" r="0" b="0"/>
-                  <wp:docPr id="1879667670" name="Picture 6"/>
-                  <wp:cNvGraphicFramePr>
-                    <a:graphicFrameLocks xmlns:a="http://schemas.openxmlformats.org/drawingml/2006/main" noChangeAspect="1"/>
-                  </wp:cNvGraphicFramePr>
-                  <a:graphic xmlns:a="http://schemas.openxmlformats.org/drawingml/2006/main">
-                    <a:graphicData uri="http://schemas.openxmlformats.org/drawingml/2006/picture">
-                      <pic:pic xmlns:pic="http://schemas.openxmlformats.org/drawingml/2006/picture">
-                        <pic:nvPicPr>
-                          <pic:cNvPr id="0" name="Picture 11"/>
-                          <pic:cNvPicPr>
-                            <a:picLocks noChangeAspect="1" noChangeArrowheads="1"/>
-                          </pic:cNvPicPr>
-                        </pic:nvPicPr>
-                        <pic:blipFill>
-                          <a:blip r:embed="rId20" cstate="print">
-                            <a:extLst>
-                              <a:ext uri="{28A0092B-C50C-407E-A947-70E740481C1C}">
-                                <a14:useLocalDpi xmlns:a14="http://schemas.microsoft.com/office/drawing/2010/main" val="0"/>
-                              </a:ext>
-                            </a:extLst>
-                          </a:blip>
-                          <a:srcRect/>
-                          <a:stretch>
-                            <a:fillRect/>
-                          </a:stretch>
-                        </pic:blipFill>
-                        <pic:spPr bwMode="auto">
-                          <a:xfrm>
-                            <a:off x="0" y="0"/>
-                            <a:ext cx="122621" cy="122621"/>
-                          </a:xfrm>
-                          <a:prstGeom prst="rect">
-                            <a:avLst/>
-                          </a:prstGeom>
-                          <a:noFill/>
-                          <a:ln>
-                            <a:noFill/>
-                          </a:ln>
-                        </pic:spPr>
-                      </pic:pic>
-                    </a:graphicData>
-                  </a:graphic>
-                </wp:inline>
-              </w:drawing>
-            </w:r>
-          </w:p>
-          <w:p>
-            <w:pPr>
-              <w:rPr>
-                <w:rFonts w:ascii="Funnel Sans Light" w:hAnsi="Funnel Sans Light"/>
+              </w:rPr>
+              <w:t xml:space="preserve">   </w:t>
+            </w:r>
+            <w:r>
+              <w:rPr>
+                <w:rFonts w:ascii="Funnel Sans Light" w:hAnsi="Funnel Sans Light"/>
+                <w:b w:val="0"/>
+                <w:bCs w:val="0"/>
                 <w:i/>
-                <w:iCs/>
-              </w:rPr>
-            </w:pPr>
-            <w:r>
-              <w:rPr>
-                <w:rFonts w:ascii="Funnel Sans Light" w:hAnsi="Funnel Sans Light"/>
-                <w:i/>
-                <w:iCs/>
-              </w:rPr>
-              <w:t xml:space="preserve">JavaScript, Express.js, </w:t>
-            </w:r>
-            <w:proofErr w:type="spellStart"/>
-            <w:r>
-              <w:rPr>
-                <w:rFonts w:ascii="Funnel Sans Light" w:hAnsi="Funnel Sans Light"/>
-                <w:i/>
-                <w:iCs/>
-              </w:rPr>
-              <w:t>Sequelize</w:t>
-            </w:r>
-            <w:proofErr w:type="spellEnd"/>
-            <w:r>
-              <w:rPr>
-                <w:rFonts w:ascii="Funnel Sans Light" w:hAnsi="Funnel Sans Light"/>
-                <w:i/>
-                <w:iCs/>
-              </w:rPr>
-              <w:t xml:space="preserve"> (MySQL), Redis, AJV</w:t>
-            </w:r>
-          </w:p>
-          <w:p>
-            <w:pPr>
-              <w:rPr>
-                <w:rFonts w:ascii="Funnel sans" w:hAnsi="Funnel sans"/>
-              </w:rPr>
-            </w:pPr>
-            <w:r>
-              <w:rPr>
-                <w:rFonts w:ascii="Funnel sans" w:hAnsi="Funnel sans"/>
+              </w:rPr>
+              <w:t>JavaScript, Express.js, Sequelize (MySQL), Redis, AJV</w:t>
+            </w:r>
+          </w:p>
+          <w:p>
+            <w:pPr>
+              <w:rPr>
+                <w:rFonts w:ascii="Funnel Sans" w:hAnsi="Funnel Sans"/>
+              </w:rPr>
+            </w:pPr>
+            <w:r>
+              <w:rPr>
+                <w:rFonts w:ascii="Funnel Sans" w:hAnsi="Funnel Sans"/>
               </w:rPr>
               <w:t>A closed project that re-implemented and completed with TS and Nest.</w:t>
             </w:r>
+          </w:p>
+          <w:p>
+            <w:pPr>
+              <w:rPr>
+                <w:rFonts w:ascii="Funnel Sans" w:hAnsi="Funnel Sans"/>
+              </w:rPr>
+            </w:pPr>
           </w:p>
         </w:tc>
       </w:tr>
-    </w:tbl>
-    <w:p/>
-    <w:p/>
-    <w:tbl>
-      <w:tblPr>
-        <w:tblW w:w="10190" w:type="dxa"/>
-        <w:tblInd w:w="-450" w:type="dxa"/>
-        <w:tblLayout w:type="fixed"/>
-        <w:tblCellMar>
-          <w:left w:w="0" w:type="dxa"/>
-          <w:right w:w="0" w:type="dxa"/>
-        </w:tblCellMar>
-        <w:tblLook w:val="0600" w:firstRow="0" w:lastRow="0" w:firstColumn="0" w:lastColumn="0" w:noHBand="1" w:noVBand="1"/>
-      </w:tblPr>
-      <w:tblGrid>
-        <w:gridCol w:w="1763"/>
-        <w:gridCol w:w="26"/>
-        <w:gridCol w:w="8381"/>
-        <w:gridCol w:w="20"/>
-      </w:tblGrid>
       <w:tr>
         <w:trPr>
+          <w:gridAfter w:val="4"/>
+          <w:wAfter w:w="2449" w:type="dxa"/>
           <w:trHeight w:val="342"/>
         </w:trPr>
         <w:tc>
           <w:tcPr>
-            <w:tcW w:w="10170" w:type="dxa"/>
-            <w:gridSpan w:val="3"/>
+            <w:tcW w:w="8280" w:type="dxa"/>
+            <w:gridSpan w:val="11"/>
             <w:tcBorders>
-              <w:top w:val="single" w:sz="4" w:space="0" w:color="000000" w:themeColor="text1"/>
+              <w:top w:val="single" w:sz="4" w:space="0" w:color="FFFFFF" w:themeColor="background1"/>
+              <w:right w:val="single" w:sz="4" w:space="0" w:color="FFFFFF" w:themeColor="background1"/>
             </w:tcBorders>
           </w:tcPr>
           <w:tbl>
             <w:tblPr>
-              <w:tblW w:w="9806" w:type="dxa"/>
+              <w:tblW w:w="7825" w:type="dxa"/>
+              <w:tblInd w:w="2" w:type="dxa"/>
               <w:tblLayout w:type="fixed"/>
               <w:tblCellMar>
                 <w:left w:w="0" w:type="dxa"/>
@@ -3615,78 +2373,29 @@
               <w:tblLook w:val="0600" w:firstRow="0" w:lastRow="0" w:firstColumn="0" w:lastColumn="0" w:noHBand="1" w:noVBand="1"/>
             </w:tblPr>
             <w:tblGrid>
-              <w:gridCol w:w="1779"/>
-              <w:gridCol w:w="25"/>
-              <w:gridCol w:w="2164"/>
-              <w:gridCol w:w="3773"/>
-              <w:gridCol w:w="2065"/>
+              <w:gridCol w:w="2160"/>
+              <w:gridCol w:w="5665"/>
             </w:tblGrid>
-            <w:tr>
-              <w:trPr>
-                <w:gridBefore w:val="1"/>
-                <w:wBefore w:w="1780" w:type="dxa"/>
-                <w:trHeight w:val="260"/>
-              </w:trPr>
-              <w:tc>
-                <w:tcPr>
-                  <w:tcW w:w="20" w:type="dxa"/>
-                  <w:tcBorders>
-                    <w:top w:val="single" w:sz="4" w:space="0" w:color="FFFFFF" w:themeColor="background1"/>
-                    <w:left w:val="single" w:sz="4" w:space="0" w:color="FFFFFF" w:themeColor="background1"/>
-                  </w:tcBorders>
-                </w:tcPr>
-                <w:p/>
-              </w:tc>
-              <w:tc>
-                <w:tcPr>
-                  <w:tcW w:w="2165" w:type="dxa"/>
-                  <w:tcBorders>
-                    <w:top w:val="single" w:sz="4" w:space="0" w:color="FFFFFF" w:themeColor="background1"/>
-                    <w:left w:val="nil"/>
-                    <w:bottom w:val="nil"/>
-                    <w:right w:val="single" w:sz="4" w:space="0" w:color="FFFFFF" w:themeColor="background1"/>
-                  </w:tcBorders>
-                </w:tcPr>
-                <w:p/>
-              </w:tc>
-              <w:tc>
-                <w:tcPr>
-                  <w:tcW w:w="3775" w:type="dxa"/>
-                  <w:tcBorders>
-                    <w:top w:val="single" w:sz="4" w:space="0" w:color="FFFFFF" w:themeColor="background1"/>
-                    <w:left w:val="single" w:sz="4" w:space="0" w:color="FFFFFF" w:themeColor="background1"/>
-                    <w:bottom w:val="nil"/>
-                    <w:right w:val="nil"/>
-                  </w:tcBorders>
-                </w:tcPr>
-                <w:p/>
-              </w:tc>
-              <w:tc>
-                <w:tcPr>
-                  <w:tcW w:w="2066" w:type="dxa"/>
-                  <w:tcBorders>
-                    <w:top w:val="single" w:sz="4" w:space="0" w:color="FFFFFF" w:themeColor="background1"/>
-                    <w:left w:val="nil"/>
-                    <w:bottom w:val="nil"/>
-                    <w:right w:val="nil"/>
-                  </w:tcBorders>
-                </w:tcPr>
-                <w:p/>
-              </w:tc>
-            </w:tr>
             <w:tr>
               <w:tc>
                 <w:tcPr>
-                  <w:tcW w:w="1780" w:type="dxa"/>
+                  <w:tcW w:w="2160" w:type="dxa"/>
                   <w:hideMark/>
                 </w:tcPr>
                 <w:p>
                   <w:pPr>
-                    <w:pStyle w:val="Heading1"/>
+                    <w:rPr>
+                      <w:b/>
+                      <w:bCs/>
+                    </w:rPr>
                   </w:pPr>
                   <w:r>
                     <w:rPr>
+                      <w:b/>
+                      <w:bCs/>
                       <w:color w:val="002060"/>
+                      <w:sz w:val="24"/>
+                      <w:szCs w:val="36"/>
                     </w:rPr>
                     <w:t>Experiences</w:t>
                   </w:r>
@@ -3694,24 +2403,9 @@
               </w:tc>
               <w:tc>
                 <w:tcPr>
-                  <w:tcW w:w="20" w:type="dxa"/>
-                </w:tcPr>
-                <w:p/>
-              </w:tc>
-              <w:tc>
-                <w:tcPr>
-                  <w:tcW w:w="5940" w:type="dxa"/>
-                  <w:gridSpan w:val="2"/>
+                  <w:tcW w:w="5665" w:type="dxa"/>
                 </w:tcPr>
                 <w:p>
-                  <w:pPr>
-                    <w:rPr>
-                      <w:rFonts w:ascii="Roboto" w:hAnsi="Roboto"/>
-                      <w:b/>
-                      <w:bCs/>
-                      <w:iCs/>
-                    </w:rPr>
-                  </w:pPr>
                   <w:r>
                     <w:rPr>
                       <w:rFonts w:ascii="Roboto" w:hAnsi="Roboto"/>
@@ -3722,7 +2416,6 @@
                     <w:t xml:space="preserve">Node.js Intern — </w:t>
                   </w:r>
                   <w:hyperlink r:id="rId27" w:history="1">
-                    <w:proofErr w:type="spellStart"/>
                     <w:r>
                       <w:rPr>
                         <w:rStyle w:val="Hyperlink"/>
@@ -3735,17 +2428,15 @@
                       </w:rPr>
                       <w:t>Robintel</w:t>
                     </w:r>
-                    <w:proofErr w:type="spellEnd"/>
                   </w:hyperlink>
                 </w:p>
                 <w:p>
                   <w:pPr>
-                    <w:numPr>
-                      <w:ilvl w:val="0"/>
-                      <w:numId w:val="6"/>
-                    </w:numPr>
                     <w:rPr>
-                      <w:rFonts w:ascii="Funnel Sans Light" w:hAnsi="Funnel Sans Light"/>
+                      <w:rFonts w:ascii="Roboto" w:hAnsi="Roboto"/>
+                      <w:b/>
+                      <w:bCs/>
+                      <w:iCs/>
                     </w:rPr>
                   </w:pPr>
                   <w:r>
@@ -3754,34 +2445,24 @@
                     </w:rPr>
                     <w:t>Worked with Git workflows like feature branching.</w:t>
                   </w:r>
-                </w:p>
-                <w:p>
-                  <w:pPr>
-                    <w:numPr>
-                      <w:ilvl w:val="0"/>
-                      <w:numId w:val="6"/>
-                    </w:numPr>
+                  <w:r>
                     <w:rPr>
                       <w:rFonts w:ascii="Funnel Sans Light" w:hAnsi="Funnel Sans Light"/>
                     </w:rPr>
-                  </w:pPr>
+                    <w:t xml:space="preserve"> </w:t>
+                  </w:r>
                   <w:r>
                     <w:rPr>
                       <w:rFonts w:ascii="Funnel Sans Light" w:hAnsi="Funnel Sans Light"/>
                     </w:rPr>
                     <w:t>Built a backend project with Express.js using routing, middleware, and RESTful APIs.</w:t>
                   </w:r>
-                </w:p>
-                <w:p>
-                  <w:pPr>
-                    <w:numPr>
-                      <w:ilvl w:val="0"/>
-                      <w:numId w:val="6"/>
-                    </w:numPr>
+                  <w:r>
                     <w:rPr>
                       <w:rFonts w:ascii="Funnel Sans Light" w:hAnsi="Funnel Sans Light"/>
                     </w:rPr>
-                  </w:pPr>
+                    <w:t xml:space="preserve"> </w:t>
+                  </w:r>
                   <w:r>
                     <w:rPr>
                       <w:rFonts w:ascii="Funnel Sans Light" w:hAnsi="Funnel Sans Light"/>
@@ -3797,30 +2478,25 @@
                   </w:pPr>
                 </w:p>
               </w:tc>
-              <w:tc>
-                <w:tcPr>
-                  <w:tcW w:w="2066" w:type="dxa"/>
-                </w:tcPr>
-                <w:p/>
-                <w:p/>
-                <w:p/>
-                <w:p>
-                  <w:pPr>
-                    <w:rPr>
-                      <w:rFonts w:ascii="Funnel Sans Light" w:hAnsi="Funnel Sans Light"/>
-                    </w:rPr>
-                  </w:pPr>
-                  <w:r>
-                    <w:rPr>
-                      <w:rFonts w:ascii="Funnel Sans Light" w:hAnsi="Funnel Sans Light"/>
-                    </w:rPr>
-                    <w:t>June – September 2024</w:t>
-                  </w:r>
-                </w:p>
-                <w:p/>
-              </w:tc>
             </w:tr>
           </w:tbl>
+          <w:p/>
+        </w:tc>
+        <w:tc>
+          <w:tcPr>
+            <w:tcW w:w="2250" w:type="dxa"/>
+            <w:gridSpan w:val="6"/>
+            <w:tcBorders>
+              <w:top w:val="single" w:sz="4" w:space="0" w:color="FFFFFF" w:themeColor="background1"/>
+              <w:left w:val="single" w:sz="4" w:space="0" w:color="FFFFFF" w:themeColor="background1"/>
+            </w:tcBorders>
+          </w:tcPr>
+          <w:p/>
+          <w:p>
+            <w:r>
+              <w:t>June – September 2024</w:t>
+            </w:r>
+          </w:p>
           <w:p/>
         </w:tc>
         <w:tc>
@@ -3835,40 +2511,15 @@
       </w:tr>
       <w:tr>
         <w:trPr>
-          <w:trHeight w:val="287"/>
+          <w:gridAfter w:val="4"/>
+          <w:wAfter w:w="2449" w:type="dxa"/>
+          <w:trHeight w:val="661"/>
         </w:trPr>
         <w:tc>
           <w:tcPr>
-            <w:tcW w:w="1789" w:type="dxa"/>
-            <w:gridSpan w:val="2"/>
+            <w:tcW w:w="2123" w:type="dxa"/>
             <w:tcBorders>
-              <w:right w:val="single" w:sz="4" w:space="0" w:color="FFFFFF" w:themeColor="background1"/>
-            </w:tcBorders>
-          </w:tcPr>
-          <w:p/>
-        </w:tc>
-        <w:tc>
-          <w:tcPr>
-            <w:tcW w:w="8381" w:type="dxa"/>
-            <w:tcBorders>
-              <w:top w:val="single" w:sz="4" w:space="0" w:color="000000"/>
-              <w:left w:val="single" w:sz="4" w:space="0" w:color="FFFFFF" w:themeColor="background1"/>
-            </w:tcBorders>
-          </w:tcPr>
-          <w:p/>
-        </w:tc>
-        <w:tc>
-          <w:tcPr>
-            <w:tcW w:w="20" w:type="dxa"/>
-          </w:tcPr>
-          <w:p/>
-        </w:tc>
-      </w:tr>
-      <w:tr>
-        <w:tc>
-          <w:tcPr>
-            <w:tcW w:w="1763" w:type="dxa"/>
-            <w:tcBorders>
+              <w:bottom w:val="nil"/>
               <w:right w:val="single" w:sz="4" w:space="0" w:color="FFFFFF" w:themeColor="background1"/>
             </w:tcBorders>
           </w:tcPr>
@@ -3883,7 +2534,7 @@
               <w:sdtPr>
                 <w:id w:val="1619413989"/>
                 <w:placeholder>
-                  <w:docPart w:val="03AEC8950795464388E420D16E5865DD"/>
+                  <w:docPart w:val="163A6974728047ABAF1BE4088C9390A0"/>
                 </w:placeholder>
                 <w:temporary/>
                 <w:showingPlcHdr/>
@@ -3905,8 +2556,6 @@
               <w:tabs>
                 <w:tab w:val="left" w:pos="2450"/>
               </w:tabs>
-            </w:pPr>
-            <w:r>
               <w:rPr>
                 <w:rFonts w:asciiTheme="minorHAnsi" w:hAnsiTheme="minorHAnsi"/>
                 <w:b w:val="0"/>
@@ -3914,115 +2563,254 @@
                 <w:sz w:val="18"/>
                 <w:szCs w:val="22"/>
               </w:rPr>
+            </w:pPr>
+          </w:p>
+          <w:p>
+            <w:pPr>
+              <w:pStyle w:val="Heading1"/>
+              <w:tabs>
+                <w:tab w:val="left" w:pos="2450"/>
+              </w:tabs>
+            </w:pPr>
+            <w:r>
+              <w:rPr>
+                <w:rFonts w:asciiTheme="minorHAnsi" w:hAnsiTheme="minorHAnsi"/>
+                <w:b w:val="0"/>
+                <w:bCs w:val="0"/>
+                <w:sz w:val="18"/>
+                <w:szCs w:val="22"/>
+              </w:rPr>
               <w:tab/>
             </w:r>
           </w:p>
         </w:tc>
         <w:tc>
           <w:tcPr>
-            <w:tcW w:w="8407" w:type="dxa"/>
+            <w:tcW w:w="3097" w:type="dxa"/>
+            <w:gridSpan w:val="5"/>
+            <w:tcBorders>
+              <w:left w:val="single" w:sz="4" w:space="0" w:color="FFFFFF" w:themeColor="background1"/>
+              <w:right w:val="single" w:sz="4" w:space="0" w:color="FFFFFF" w:themeColor="background1"/>
+            </w:tcBorders>
+          </w:tcPr>
+          <w:p>
+            <w:pPr>
+              <w:pStyle w:val="Heading1"/>
+              <w:tabs>
+                <w:tab w:val="left" w:pos="2450"/>
+              </w:tabs>
+              <w:rPr>
+                <w:rFonts w:ascii="Funnel Sans Light" w:hAnsi="Funnel Sans Light"/>
+                <w:b w:val="0"/>
+                <w:bCs w:val="0"/>
+                <w:sz w:val="18"/>
+                <w:szCs w:val="22"/>
+              </w:rPr>
+            </w:pPr>
+            <w:r>
+              <w:rPr>
+                <w:rFonts w:ascii="Roboto" w:hAnsi="Roboto"/>
+                <w:sz w:val="18"/>
+                <w:szCs w:val="22"/>
+              </w:rPr>
+              <w:t>English</w:t>
+            </w:r>
+            <w:r>
+              <w:rPr>
+                <w:rFonts w:ascii="Funnel Sans Light" w:hAnsi="Funnel Sans Light"/>
+                <w:b w:val="0"/>
+                <w:bCs w:val="0"/>
+                <w:sz w:val="18"/>
+                <w:szCs w:val="22"/>
+              </w:rPr>
+              <w:t xml:space="preserve">    </w:t>
+            </w:r>
+            <w:r>
+              <w:rPr>
+                <w:rFonts w:ascii="Funnel Sans Light" w:hAnsi="Funnel Sans Light"/>
+                <w:b w:val="0"/>
+                <w:bCs w:val="0"/>
+                <w:sz w:val="18"/>
+                <w:szCs w:val="22"/>
+              </w:rPr>
+              <w:t xml:space="preserve">  </w:t>
+            </w:r>
+            <w:r>
+              <w:rPr>
+                <w:rFonts w:ascii="Funnel Sans Light" w:hAnsi="Funnel Sans Light"/>
+                <w:b w:val="0"/>
+                <w:bCs w:val="0"/>
+                <w:sz w:val="18"/>
+                <w:szCs w:val="22"/>
+              </w:rPr>
+              <w:t>Intermediate</w:t>
+            </w:r>
+          </w:p>
+          <w:p>
+            <w:pPr>
+              <w:pStyle w:val="Heading1"/>
+              <w:tabs>
+                <w:tab w:val="left" w:pos="2450"/>
+              </w:tabs>
+            </w:pPr>
+            <w:r>
+              <w:rPr>
+                <w:rFonts w:ascii="Roboto" w:hAnsi="Roboto"/>
+                <w:sz w:val="18"/>
+                <w:szCs w:val="22"/>
+              </w:rPr>
+              <w:t>Persian</w:t>
+            </w:r>
+            <w:r>
+              <w:rPr>
+                <w:rFonts w:ascii="Funnel Sans Light" w:hAnsi="Funnel Sans Light"/>
+                <w:b w:val="0"/>
+                <w:bCs w:val="0"/>
+                <w:sz w:val="18"/>
+                <w:szCs w:val="22"/>
+              </w:rPr>
+              <w:t xml:space="preserve">   </w:t>
+            </w:r>
+            <w:r>
+              <w:rPr>
+                <w:rFonts w:ascii="Funnel Sans Light" w:hAnsi="Funnel Sans Light"/>
+                <w:b w:val="0"/>
+                <w:bCs w:val="0"/>
+                <w:sz w:val="18"/>
+                <w:szCs w:val="22"/>
+              </w:rPr>
+              <w:t xml:space="preserve">  </w:t>
+            </w:r>
+            <w:r>
+              <w:rPr>
+                <w:rFonts w:ascii="Funnel Sans Light" w:hAnsi="Funnel Sans Light"/>
+                <w:b w:val="0"/>
+                <w:bCs w:val="0"/>
+                <w:sz w:val="18"/>
+                <w:szCs w:val="22"/>
+              </w:rPr>
+              <w:t>Native Language</w:t>
+            </w:r>
+          </w:p>
+        </w:tc>
+        <w:tc>
+          <w:tcPr>
+            <w:tcW w:w="1620" w:type="dxa"/>
+            <w:gridSpan w:val="3"/>
+            <w:tcBorders>
+              <w:left w:val="single" w:sz="4" w:space="0" w:color="FFFFFF" w:themeColor="background1"/>
+              <w:right w:val="single" w:sz="4" w:space="0" w:color="FFFFFF" w:themeColor="background1"/>
+            </w:tcBorders>
+          </w:tcPr>
+          <w:p>
+            <w:pPr>
+              <w:pStyle w:val="Heading1"/>
+              <w:tabs>
+                <w:tab w:val="left" w:pos="2450"/>
+              </w:tabs>
+            </w:pPr>
+            <w:r>
+              <w:rPr>
+                <w:color w:val="002060"/>
+              </w:rPr>
+              <w:t>Soft skills</w:t>
+            </w:r>
+          </w:p>
+        </w:tc>
+        <w:tc>
+          <w:tcPr>
+            <w:tcW w:w="1440" w:type="dxa"/>
             <w:gridSpan w:val="2"/>
+            <w:tcBorders>
+              <w:left w:val="single" w:sz="4" w:space="0" w:color="FFFFFF" w:themeColor="background1"/>
+              <w:right w:val="single" w:sz="4" w:space="0" w:color="FFFFFF" w:themeColor="background1"/>
+            </w:tcBorders>
+          </w:tcPr>
+          <w:p>
+            <w:pPr>
+              <w:pStyle w:val="Heading1"/>
+              <w:tabs>
+                <w:tab w:val="left" w:pos="2450"/>
+              </w:tabs>
+              <w:rPr>
+                <w:b w:val="0"/>
+                <w:bCs w:val="0"/>
+                <w:sz w:val="18"/>
+                <w:szCs w:val="18"/>
+              </w:rPr>
+            </w:pPr>
+            <w:r>
+              <w:rPr>
+                <w:rFonts w:ascii="Funnel Sans Light" w:hAnsi="Funnel Sans Light"/>
+                <w:b w:val="0"/>
+                <w:bCs w:val="0"/>
+                <w:sz w:val="18"/>
+                <w:szCs w:val="18"/>
+              </w:rPr>
+              <w:t>Teamwork Responsibility</w:t>
+            </w:r>
+          </w:p>
+        </w:tc>
+        <w:tc>
+          <w:tcPr>
+            <w:tcW w:w="2250" w:type="dxa"/>
+            <w:gridSpan w:val="6"/>
             <w:tcBorders>
               <w:left w:val="single" w:sz="4" w:space="0" w:color="FFFFFF" w:themeColor="background1"/>
             </w:tcBorders>
           </w:tcPr>
           <w:p>
             <w:pPr>
+              <w:rPr>
+                <w:rFonts w:ascii="Funnel Sans Light" w:hAnsi="Funnel Sans Light"/>
+                <w:szCs w:val="18"/>
+              </w:rPr>
+            </w:pPr>
+            <w:r>
+              <w:rPr>
+                <w:rFonts w:ascii="Funnel Sans Light" w:hAnsi="Funnel Sans Light"/>
+                <w:szCs w:val="18"/>
+              </w:rPr>
+              <w:t>Report writing</w:t>
+            </w:r>
+          </w:p>
+          <w:p>
+            <w:pPr>
+              <w:rPr>
+                <w:rFonts w:ascii="Funnel Sans Light" w:hAnsi="Funnel Sans Light"/>
+                <w:szCs w:val="18"/>
+              </w:rPr>
+            </w:pPr>
+            <w:r>
+              <w:rPr>
+                <w:rFonts w:ascii="Funnel Sans Light" w:hAnsi="Funnel Sans Light"/>
+                <w:szCs w:val="18"/>
+              </w:rPr>
+              <w:t>Problem solving</w:t>
+            </w:r>
+          </w:p>
+          <w:p>
+            <w:pPr>
               <w:pStyle w:val="Heading1"/>
               <w:tabs>
                 <w:tab w:val="left" w:pos="2450"/>
               </w:tabs>
               <w:rPr>
-                <w:rFonts w:ascii="Funnel Sans Light" w:hAnsi="Funnel Sans Light"/>
                 <w:b w:val="0"/>
                 <w:bCs w:val="0"/>
                 <w:sz w:val="18"/>
-                <w:szCs w:val="22"/>
-              </w:rPr>
-            </w:pPr>
-            <w:r>
-              <w:rPr>
-                <w:rFonts w:ascii="Roboto" w:hAnsi="Roboto"/>
-                <w:sz w:val="18"/>
-                <w:szCs w:val="22"/>
-              </w:rPr>
-              <w:t>English</w:t>
-            </w:r>
+                <w:szCs w:val="18"/>
+              </w:rPr>
+            </w:pPr>
             <w:r>
               <w:rPr>
                 <w:rFonts w:ascii="Funnel Sans Light" w:hAnsi="Funnel Sans Light"/>
                 <w:b w:val="0"/>
                 <w:bCs w:val="0"/>
                 <w:sz w:val="18"/>
-                <w:szCs w:val="22"/>
-              </w:rPr>
-              <w:t xml:space="preserve">    </w:t>
-            </w:r>
-            <w:r>
-              <w:rPr>
-                <w:rFonts w:ascii="Funnel Sans Light" w:hAnsi="Funnel Sans Light"/>
-                <w:b w:val="0"/>
-                <w:bCs w:val="0"/>
-                <w:sz w:val="18"/>
-                <w:szCs w:val="22"/>
-              </w:rPr>
-              <w:t xml:space="preserve">  </w:t>
-            </w:r>
-            <w:r>
-              <w:rPr>
-                <w:rFonts w:ascii="Funnel Sans Light" w:hAnsi="Funnel Sans Light"/>
-                <w:b w:val="0"/>
-                <w:bCs w:val="0"/>
-                <w:sz w:val="18"/>
-                <w:szCs w:val="22"/>
-              </w:rPr>
-              <w:t>Intermediate</w:t>
-            </w:r>
-          </w:p>
-          <w:p>
-            <w:pPr>
-              <w:pStyle w:val="Heading1"/>
-              <w:tabs>
-                <w:tab w:val="left" w:pos="2450"/>
-              </w:tabs>
-            </w:pPr>
-            <w:r>
-              <w:rPr>
-                <w:rFonts w:ascii="Roboto" w:hAnsi="Roboto"/>
-                <w:sz w:val="18"/>
-                <w:szCs w:val="22"/>
-              </w:rPr>
-              <w:t>Persian</w:t>
-            </w:r>
-            <w:r>
-              <w:rPr>
-                <w:rFonts w:ascii="Funnel Sans Light" w:hAnsi="Funnel Sans Light"/>
-                <w:b w:val="0"/>
-                <w:bCs w:val="0"/>
-                <w:sz w:val="18"/>
-                <w:szCs w:val="22"/>
-              </w:rPr>
-              <w:t xml:space="preserve">   </w:t>
-            </w:r>
-            <w:r>
-              <w:rPr>
-                <w:rFonts w:ascii="Funnel Sans Light" w:hAnsi="Funnel Sans Light"/>
-                <w:b w:val="0"/>
-                <w:bCs w:val="0"/>
-                <w:sz w:val="18"/>
-                <w:szCs w:val="22"/>
-              </w:rPr>
-              <w:t xml:space="preserve">  </w:t>
-            </w:r>
-            <w:r>
-              <w:rPr>
-                <w:rFonts w:ascii="Funnel Sans Light" w:hAnsi="Funnel Sans Light"/>
-                <w:b w:val="0"/>
-                <w:bCs w:val="0"/>
-                <w:sz w:val="18"/>
-                <w:szCs w:val="22"/>
-              </w:rPr>
-              <w:t>Native Language</w:t>
+                <w:szCs w:val="18"/>
+              </w:rPr>
+              <w:t xml:space="preserve"> </w:t>
             </w:r>
           </w:p>
         </w:tc>
@@ -4038,221 +2826,116 @@
         </w:tc>
       </w:tr>
     </w:tbl>
-    <w:p/>
-    <w:tbl>
-      <w:tblPr>
-        <w:tblW w:w="10174" w:type="dxa"/>
-        <w:tblInd w:w="-455" w:type="dxa"/>
-        <w:tblCellMar>
-          <w:left w:w="0" w:type="dxa"/>
-          <w:right w:w="0" w:type="dxa"/>
-        </w:tblCellMar>
-        <w:tblLook w:val="0600" w:firstRow="0" w:lastRow="0" w:firstColumn="0" w:lastColumn="0" w:noHBand="1" w:noVBand="1"/>
-      </w:tblPr>
-      <w:tblGrid>
-        <w:gridCol w:w="1800"/>
-        <w:gridCol w:w="20"/>
-        <w:gridCol w:w="1710"/>
-        <w:gridCol w:w="6644"/>
-      </w:tblGrid>
-      <w:tr>
-        <w:trPr>
-          <w:gridBefore w:val="1"/>
-          <w:wBefore w:w="1800" w:type="dxa"/>
-          <w:trHeight w:val="269"/>
-        </w:trPr>
-        <w:tc>
-          <w:tcPr>
-            <w:tcW w:w="8374" w:type="dxa"/>
-            <w:gridSpan w:val="3"/>
-            <w:tcBorders>
-              <w:top w:val="single" w:sz="4" w:space="0" w:color="000000" w:themeColor="text1"/>
-            </w:tcBorders>
-          </w:tcPr>
-          <w:p/>
-        </w:tc>
-      </w:tr>
-      <w:tr>
-        <w:tc>
-          <w:tcPr>
-            <w:tcW w:w="1800" w:type="dxa"/>
-          </w:tcPr>
-          <w:p>
-            <w:pPr>
-              <w:pStyle w:val="Heading1"/>
-              <w:rPr>
-                <w:color w:val="002060"/>
-              </w:rPr>
-            </w:pPr>
-            <w:r>
-              <w:rPr>
-                <w:color w:val="002060"/>
-              </w:rPr>
-              <w:t>Soft skills</w:t>
-            </w:r>
-          </w:p>
-        </w:tc>
-        <w:tc>
-          <w:tcPr>
-            <w:tcW w:w="20" w:type="dxa"/>
-          </w:tcPr>
-          <w:p/>
-        </w:tc>
-        <w:tc>
-          <w:tcPr>
-            <w:tcW w:w="1710" w:type="dxa"/>
-          </w:tcPr>
-          <w:p>
-            <w:pPr>
-              <w:rPr>
-                <w:rFonts w:ascii="Funnel Sans Light" w:hAnsi="Funnel Sans Light"/>
-              </w:rPr>
-            </w:pPr>
-            <w:r>
-              <w:rPr>
-                <w:rFonts w:ascii="Funnel Sans Light" w:hAnsi="Funnel Sans Light"/>
-              </w:rPr>
-              <w:t>Teamwork</w:t>
-            </w:r>
-          </w:p>
-        </w:tc>
-        <w:tc>
-          <w:tcPr>
-            <w:tcW w:w="6644" w:type="dxa"/>
-          </w:tcPr>
-          <w:p>
-            <w:pPr>
-              <w:rPr>
-                <w:rFonts w:ascii="Funnel Sans Light" w:hAnsi="Funnel Sans Light"/>
-              </w:rPr>
-            </w:pPr>
-            <w:r>
-              <w:rPr>
-                <w:rFonts w:ascii="Funnel Sans Light" w:hAnsi="Funnel Sans Light"/>
-              </w:rPr>
-              <w:t>Report writing</w:t>
-            </w:r>
-          </w:p>
-          <w:p>
-            <w:pPr>
-              <w:rPr>
-                <w:rFonts w:ascii="Funnel Sans Light" w:hAnsi="Funnel Sans Light"/>
-              </w:rPr>
-            </w:pPr>
-          </w:p>
-        </w:tc>
-      </w:tr>
-      <w:tr>
-        <w:trPr>
-          <w:trHeight w:val="279"/>
-        </w:trPr>
-        <w:tc>
-          <w:tcPr>
-            <w:tcW w:w="1800" w:type="dxa"/>
-          </w:tcPr>
-          <w:p/>
-        </w:tc>
-        <w:tc>
-          <w:tcPr>
-            <w:tcW w:w="20" w:type="dxa"/>
-          </w:tcPr>
-          <w:p/>
-        </w:tc>
-        <w:tc>
-          <w:tcPr>
-            <w:tcW w:w="1710" w:type="dxa"/>
-          </w:tcPr>
-          <w:p>
-            <w:pPr>
-              <w:rPr>
-                <w:rFonts w:ascii="Funnel Sans Light" w:hAnsi="Funnel Sans Light"/>
-              </w:rPr>
-            </w:pPr>
-            <w:r>
-              <w:rPr>
-                <w:rFonts w:ascii="Funnel Sans Light" w:hAnsi="Funnel Sans Light"/>
-              </w:rPr>
-              <w:t>Responsibility</w:t>
-            </w:r>
-          </w:p>
-        </w:tc>
-        <w:tc>
-          <w:tcPr>
-            <w:tcW w:w="6644" w:type="dxa"/>
-          </w:tcPr>
-          <w:p>
-            <w:pPr>
-              <w:rPr>
-                <w:rFonts w:ascii="Funnel Sans Light" w:hAnsi="Funnel Sans Light"/>
-              </w:rPr>
-            </w:pPr>
-            <w:r>
-              <w:rPr>
-                <w:rFonts w:ascii="Funnel Sans Light" w:hAnsi="Funnel Sans Light"/>
-              </w:rPr>
-              <w:t>Problem solving</w:t>
-            </w:r>
-          </w:p>
-          <w:p>
-            <w:pPr>
-              <w:rPr>
-                <w:rFonts w:ascii="Funnel Sans Light" w:hAnsi="Funnel Sans Light"/>
-              </w:rPr>
-            </w:pPr>
-            <w:r>
-              <w:rPr>
-                <w:rFonts w:ascii="Funnel Sans Light" w:hAnsi="Funnel Sans Light"/>
-              </w:rPr>
-              <w:t xml:space="preserve"> </w:t>
-            </w:r>
-          </w:p>
-        </w:tc>
-      </w:tr>
-    </w:tbl>
-    <w:p/>
-    <w:tbl>
-      <w:tblPr>
-        <w:tblW w:w="10170" w:type="dxa"/>
-        <w:tblInd w:w="-450" w:type="dxa"/>
-        <w:tblCellMar>
-          <w:left w:w="0" w:type="dxa"/>
-          <w:right w:w="0" w:type="dxa"/>
-        </w:tblCellMar>
-        <w:tblLook w:val="0600" w:firstRow="0" w:lastRow="0" w:firstColumn="0" w:lastColumn="0" w:noHBand="1" w:noVBand="1"/>
-      </w:tblPr>
-      <w:tblGrid>
-        <w:gridCol w:w="10170"/>
-      </w:tblGrid>
-      <w:tr>
-        <w:trPr>
-          <w:trHeight w:val="287"/>
-        </w:trPr>
-        <w:tc>
-          <w:tcPr>
-            <w:tcW w:w="10170" w:type="dxa"/>
-            <w:tcBorders>
-              <w:top w:val="single" w:sz="4" w:space="0" w:color="000000"/>
-            </w:tcBorders>
-          </w:tcPr>
-          <w:p/>
-        </w:tc>
-      </w:tr>
-    </w:tbl>
     <w:p>
-      <w:pPr>
-        <w:jc w:val="right"/>
-      </w:pPr>
       <w:r>
-        <w:t>Fall</w:t>
-      </w:r>
-      <w:r>
-        <w:t xml:space="preserve"> 2025</w:t>
+        <w:rPr>
+          <w:noProof/>
+        </w:rPr>
+        <mc:AlternateContent>
+          <mc:Choice Requires="wps">
+            <w:drawing>
+              <wp:anchor distT="45720" distB="45720" distL="114300" distR="114300" simplePos="0" relativeHeight="251659264" behindDoc="1" locked="0" layoutInCell="1" allowOverlap="1" wp14:anchorId="7A6564C8" wp14:editId="309165A0">
+                <wp:simplePos x="0" y="0"/>
+                <wp:positionH relativeFrom="margin">
+                  <wp:align>right</wp:align>
+                </wp:positionH>
+                <wp:positionV relativeFrom="margin">
+                  <wp:posOffset>9454303</wp:posOffset>
+                </wp:positionV>
+                <wp:extent cx="709295" cy="252095"/>
+                <wp:effectExtent l="0" t="0" r="0" b="0"/>
+                <wp:wrapTight wrapText="bothSides">
+                  <wp:wrapPolygon edited="0">
+                    <wp:start x="1740" y="0"/>
+                    <wp:lineTo x="1740" y="19587"/>
+                    <wp:lineTo x="19724" y="19587"/>
+                    <wp:lineTo x="19724" y="0"/>
+                    <wp:lineTo x="1740" y="0"/>
+                  </wp:wrapPolygon>
+                </wp:wrapTight>
+                <wp:docPr id="217" name="Text Box 2"/>
+                <wp:cNvGraphicFramePr>
+                  <a:graphicFrameLocks xmlns:a="http://schemas.openxmlformats.org/drawingml/2006/main"/>
+                </wp:cNvGraphicFramePr>
+                <a:graphic xmlns:a="http://schemas.openxmlformats.org/drawingml/2006/main">
+                  <a:graphicData uri="http://schemas.microsoft.com/office/word/2010/wordprocessingShape">
+                    <wps:wsp>
+                      <wps:cNvSpPr txBox="1">
+                        <a:spLocks noChangeArrowheads="1"/>
+                      </wps:cNvSpPr>
+                      <wps:spPr bwMode="auto">
+                        <a:xfrm>
+                          <a:off x="0" y="0"/>
+                          <a:ext cx="709295" cy="252095"/>
+                        </a:xfrm>
+                        <a:prstGeom prst="rect">
+                          <a:avLst/>
+                        </a:prstGeom>
+                        <a:noFill/>
+                        <a:ln w="9525">
+                          <a:noFill/>
+                          <a:miter lim="800000"/>
+                          <a:headEnd/>
+                          <a:tailEnd/>
+                        </a:ln>
+                      </wps:spPr>
+                      <wps:txbx>
+                        <w:txbxContent>
+                          <w:p>
+                            <w:pPr>
+                              <w:jc w:val="right"/>
+                            </w:pPr>
+                            <w:r>
+                              <w:t>Fall 2025</w:t>
+                            </w:r>
+                          </w:p>
+                        </w:txbxContent>
+                      </wps:txbx>
+                      <wps:bodyPr rot="0" vert="horz" wrap="square" lIns="91440" tIns="45720" rIns="91440" bIns="45720" anchor="t" anchorCtr="0">
+                        <a:noAutofit/>
+                      </wps:bodyPr>
+                    </wps:wsp>
+                  </a:graphicData>
+                </a:graphic>
+                <wp14:sizeRelH relativeFrom="margin">
+                  <wp14:pctWidth>0</wp14:pctWidth>
+                </wp14:sizeRelH>
+                <wp14:sizeRelV relativeFrom="margin">
+                  <wp14:pctHeight>0</wp14:pctHeight>
+                </wp14:sizeRelV>
+              </wp:anchor>
+            </w:drawing>
+          </mc:Choice>
+          <mc:Fallback>
+            <w:pict>
+              <v:shapetype w14:anchorId="7A6564C8" id="_x0000_t202" coordsize="21600,21600" o:spt="202" path="m,l,21600r21600,l21600,xe">
+                <v:stroke joinstyle="miter"/>
+                <v:path gradientshapeok="t" o:connecttype="rect"/>
+              </v:shapetype>
+              <v:shape id="Text Box 2" o:spid="_x0000_s1026" type="#_x0000_t202" style="position:absolute;margin-left:4.65pt;margin-top:744.45pt;width:55.85pt;height:19.85pt;z-index:-251657216;visibility:visible;mso-wrap-style:square;mso-width-percent:0;mso-height-percent:0;mso-wrap-distance-left:9pt;mso-wrap-distance-top:3.6pt;mso-wrap-distance-right:9pt;mso-wrap-distance-bottom:3.6pt;mso-position-horizontal:right;mso-position-horizontal-relative:margin;mso-position-vertical:absolute;mso-position-vertical-relative:margin;mso-width-percent:0;mso-height-percent:0;mso-width-relative:margin;mso-height-relative:margin;v-text-anchor:top" o:gfxdata="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" filled="f" stroked="f">
+                <v:textbox>
+                  <w:txbxContent>
+                    <w:p>
+                      <w:pPr>
+                        <w:jc w:val="right"/>
+                      </w:pPr>
+                      <w:r>
+                        <w:t>Fall 2025</w:t>
+                      </w:r>
+                    </w:p>
+                  </w:txbxContent>
+                </v:textbox>
+                <w10:wrap type="tight" anchorx="margin" anchory="margin"/>
+              </v:shape>
+            </w:pict>
+          </mc:Fallback>
+        </mc:AlternateContent>
       </w:r>
     </w:p>
     <w:sectPr>
       <w:footerReference w:type="default" r:id="rId28"/>
       <w:pgSz w:w="12240" w:h="15840"/>
-      <w:pgMar w:top="450" w:right="1170" w:bottom="990" w:left="1440" w:header="720" w:footer="720" w:gutter="0"/>
+      <w:pgMar w:top="0" w:right="1170" w:bottom="0" w:left="1440" w:header="720" w:footer="720" w:gutter="0"/>
       <w:cols w:space="720"/>
       <w:docGrid w:linePitch="360"/>
     </w:sectPr>
@@ -4295,31 +2978,6 @@
         <w:tab w:val="right" w:pos="9360"/>
       </w:tabs>
     </w:pPr>
-    <w:r>
-      <w:tab/>
-    </w:r>
-    <w:r>
-      <w:tab/>
-      <w:t xml:space="preserve"> </w:t>
-    </w:r>
-    <w:r>
-      <w:fldChar w:fldCharType="begin"/>
-    </w:r>
-    <w:r>
-      <w:instrText xml:space="preserve"> PAGE </w:instrText>
-    </w:r>
-    <w:r>
-      <w:fldChar w:fldCharType="separate"/>
-    </w:r>
-    <w:r>
-      <w:rPr>
-        <w:noProof/>
-      </w:rPr>
-      <w:t>3</w:t>
-    </w:r>
-    <w:r>
-      <w:fldChar w:fldCharType="end"/>
-    </w:r>
   </w:p>
 </w:ftr>
 </file>
@@ -4936,15 +3594,6 @@
   </w:num>
   <w:num w:numId="6" w16cid:durableId="1050572060">
     <w:abstractNumId w:val="3"/>
-    <w:lvlOverride w:ilvl="0"/>
-    <w:lvlOverride w:ilvl="1"/>
-    <w:lvlOverride w:ilvl="2"/>
-    <w:lvlOverride w:ilvl="3"/>
-    <w:lvlOverride w:ilvl="4"/>
-    <w:lvlOverride w:ilvl="5"/>
-    <w:lvlOverride w:ilvl="6"/>
-    <w:lvlOverride w:ilvl="7"/>
-    <w:lvlOverride w:ilvl="8"/>
   </w:num>
   <w:num w:numId="7" w16cid:durableId="305668214">
     <w:abstractNumId w:val="0"/>
@@ -5346,7 +3995,7 @@
     <w:name w:val="Normal"/>
     <w:uiPriority w:val="9"/>
     <w:qFormat/>
-    <w:rsid w:val="00BA5451"/>
+    <w:rsid w:val="003B0024"/>
     <w:rPr>
       <w:rFonts w:asciiTheme="minorHAnsi" w:hAnsiTheme="minorHAnsi"/>
       <w:sz w:val="18"/>
@@ -5643,7 +4292,7 @@
   <w:docParts>
     <w:docPart>
       <w:docPartPr>
-        <w:name w:val="307E081ABE094F3DAAB01586D67025CF"/>
+        <w:name w:val="D1921F4697EC4A66ABF306CF5EF763B7"/>
         <w:category>
           <w:name w:val="General"/>
           <w:gallery w:val="placeholder"/>
@@ -5654,12 +4303,12 @@
         <w:behaviors>
           <w:behavior w:val="content"/>
         </w:behaviors>
-        <w:guid w:val="{126F14FF-F3F4-40A8-8A8F-F4CB29F0BD81}"/>
+        <w:guid w:val="{65C41E38-7BF0-485A-8D5C-F4181B08C3F5}"/>
       </w:docPartPr>
       <w:docPartBody>
         <w:p>
           <w:pPr>
-            <w:pStyle w:val="307E081ABE094F3DAAB01586D67025CF"/>
+            <w:pStyle w:val="D1921F4697EC4A66ABF306CF5EF763B7"/>
           </w:pPr>
           <w:r>
             <w:t>Education</w:t>
@@ -5669,7 +4318,7 @@
     </w:docPart>
     <w:docPart>
       <w:docPartPr>
-        <w:name w:val="03AEC8950795464388E420D16E5865DD"/>
+        <w:name w:val="163A6974728047ABAF1BE4088C9390A0"/>
         <w:category>
           <w:name w:val="General"/>
           <w:gallery w:val="placeholder"/>
@@ -5680,12 +4329,12 @@
         <w:behaviors>
           <w:behavior w:val="content"/>
         </w:behaviors>
-        <w:guid w:val="{1E067909-8D24-4C99-86C1-EB941F456E73}"/>
+        <w:guid w:val="{E24484EC-69CF-4035-B244-CC8C6BB5FC24}"/>
       </w:docPartPr>
       <w:docPartBody>
         <w:p>
           <w:pPr>
-            <w:pStyle w:val="03AEC8950795464388E420D16E5865DD"/>
+            <w:pStyle w:val="163A6974728047ABAF1BE4088C9390A0"/>
           </w:pPr>
           <w:r>
             <w:t>Languages</w:t>
@@ -5742,6 +4391,7 @@
     <w:sig w:usb0="E0002EFF" w:usb1="C000785B" w:usb2="00000009" w:usb3="00000000" w:csb0="000001FF" w:csb1="00000000"/>
   </w:font>
   <w:font w:name="Funnel Sans Light">
+    <w:panose1 w:val="00000000000000000000"/>
     <w:charset w:val="00"/>
     <w:family w:val="auto"/>
     <w:pitch w:val="variable"/>
@@ -5753,13 +4403,13 @@
     <w:pitch w:val="variable"/>
     <w:sig w:usb0="E0000AFF" w:usb1="5000217F" w:usb2="00000021" w:usb3="00000000" w:csb0="0000019F" w:csb1="00000000"/>
   </w:font>
-  <w:font w:name="Funnel sans">
+  <w:font w:name="Funnel Sans">
     <w:altName w:val="Cambria"/>
     <w:panose1 w:val="00000000000000000000"/>
     <w:charset w:val="00"/>
-    <w:family w:val="roman"/>
-    <w:notTrueType/>
-    <w:pitch w:val="default"/>
+    <w:family w:val="auto"/>
+    <w:pitch w:val="variable"/>
+    <w:sig w:usb0="A00000EF" w:usb1="4000004A" w:usb2="00000000" w:usb3="00000000" w:csb0="00000093" w:csb1="00000000"/>
   </w:font>
   <w:font w:name="Calibri">
     <w:panose1 w:val="020F0502020204030204"/>
@@ -5794,6 +4444,7 @@
   </w:compat>
   <w:rsids>
     <w:rsidRoot w:val="005D2481"/>
+    <w:rsid w:val="0001510A"/>
     <w:rsid w:val="001B60B5"/>
     <w:rsid w:val="001D591B"/>
     <w:rsid w:val="00215F96"/>
@@ -5801,18 +4452,25 @@
     <w:rsid w:val="0024513C"/>
     <w:rsid w:val="002A39C1"/>
     <w:rsid w:val="002D1D19"/>
+    <w:rsid w:val="00370304"/>
     <w:rsid w:val="003D29C4"/>
     <w:rsid w:val="00585F3B"/>
     <w:rsid w:val="005D2481"/>
     <w:rsid w:val="00664380"/>
     <w:rsid w:val="00721625"/>
+    <w:rsid w:val="007815E9"/>
     <w:rsid w:val="008B3838"/>
+    <w:rsid w:val="008D2480"/>
+    <w:rsid w:val="008F599E"/>
     <w:rsid w:val="00950BA5"/>
     <w:rsid w:val="00A97A7F"/>
     <w:rsid w:val="00B554E1"/>
+    <w:rsid w:val="00C22C01"/>
     <w:rsid w:val="00C37D61"/>
     <w:rsid w:val="00CF595F"/>
     <w:rsid w:val="00E633D0"/>
+    <w:rsid w:val="00ED03B7"/>
+    <w:rsid w:val="00EF5A74"/>
     <w:rsid w:val="00F8783B"/>
   </w:rsids>
   <m:mathPr>
@@ -6296,8 +4954,8 @@
       <w14:ligatures w14:val="standardContextual"/>
     </w:rPr>
   </w:style>
-  <w:style w:type="paragraph" w:customStyle="1" w:styleId="1CF452D8F0674AD28C0629BE587D0B30">
-    <w:name w:val="1CF452D8F0674AD28C0629BE587D0B30"/>
+  <w:style w:type="paragraph" w:customStyle="1" w:styleId="03AEC8950795464388E420D16E5865DD">
+    <w:name w:val="03AEC8950795464388E420D16E5865DD"/>
     <w:rsid w:val="00CF595F"/>
     <w:pPr>
       <w:spacing w:line="278" w:lineRule="auto"/>
@@ -6310,9 +4968,9 @@
       <w14:ligatures w14:val="standardContextual"/>
     </w:rPr>
   </w:style>
-  <w:style w:type="paragraph" w:customStyle="1" w:styleId="8F21A61FF64746E8AEF3453B5AB6E758">
-    <w:name w:val="8F21A61FF64746E8AEF3453B5AB6E758"/>
-    <w:rsid w:val="00CF595F"/>
+  <w:style w:type="paragraph" w:customStyle="1" w:styleId="6B4322CF476748E487E5200C88215A71">
+    <w:name w:val="6B4322CF476748E487E5200C88215A71"/>
+    <w:rsid w:val="00ED03B7"/>
     <w:pPr>
       <w:spacing w:line="278" w:lineRule="auto"/>
     </w:pPr>
@@ -6324,9 +4982,9 @@
       <w14:ligatures w14:val="standardContextual"/>
     </w:rPr>
   </w:style>
-  <w:style w:type="paragraph" w:customStyle="1" w:styleId="6A9443FB82F94296A479F2623EC45D9F">
-    <w:name w:val="6A9443FB82F94296A479F2623EC45D9F"/>
-    <w:rsid w:val="00CF595F"/>
+  <w:style w:type="paragraph" w:customStyle="1" w:styleId="45EF0F5707F84DFD8900AB1845F5B853">
+    <w:name w:val="45EF0F5707F84DFD8900AB1845F5B853"/>
+    <w:rsid w:val="00ED03B7"/>
     <w:pPr>
       <w:spacing w:line="278" w:lineRule="auto"/>
     </w:pPr>
@@ -6338,9 +4996,9 @@
       <w14:ligatures w14:val="standardContextual"/>
     </w:rPr>
   </w:style>
-  <w:style w:type="paragraph" w:customStyle="1" w:styleId="4B2912A70EE74AF48A8867BED58DBFD2">
-    <w:name w:val="4B2912A70EE74AF48A8867BED58DBFD2"/>
-    <w:rsid w:val="00CF595F"/>
+  <w:style w:type="paragraph" w:customStyle="1" w:styleId="64FB9E4226AD457295B79CB4AC37ACF3">
+    <w:name w:val="64FB9E4226AD457295B79CB4AC37ACF3"/>
+    <w:rsid w:val="00ED03B7"/>
     <w:pPr>
       <w:spacing w:line="278" w:lineRule="auto"/>
     </w:pPr>
@@ -6352,9 +5010,9 @@
       <w14:ligatures w14:val="standardContextual"/>
     </w:rPr>
   </w:style>
-  <w:style w:type="paragraph" w:customStyle="1" w:styleId="B8DF75F61A0C4A789CF223FD9D969F4A">
-    <w:name w:val="B8DF75F61A0C4A789CF223FD9D969F4A"/>
-    <w:rsid w:val="00CF595F"/>
+  <w:style w:type="paragraph" w:customStyle="1" w:styleId="D1921F4697EC4A66ABF306CF5EF763B7">
+    <w:name w:val="D1921F4697EC4A66ABF306CF5EF763B7"/>
+    <w:rsid w:val="00ED03B7"/>
     <w:pPr>
       <w:spacing w:line="278" w:lineRule="auto"/>
     </w:pPr>
@@ -6366,9 +5024,9 @@
       <w14:ligatures w14:val="standardContextual"/>
     </w:rPr>
   </w:style>
-  <w:style w:type="paragraph" w:customStyle="1" w:styleId="7E50C630C6234C52901B04BCB6ACA00C">
-    <w:name w:val="7E50C630C6234C52901B04BCB6ACA00C"/>
-    <w:rsid w:val="00CF595F"/>
+  <w:style w:type="paragraph" w:customStyle="1" w:styleId="DA04288C17354BF0B726F09BD9E10DFB">
+    <w:name w:val="DA04288C17354BF0B726F09BD9E10DFB"/>
+    <w:rsid w:val="00ED03B7"/>
     <w:pPr>
       <w:spacing w:line="278" w:lineRule="auto"/>
     </w:pPr>
@@ -6380,9 +5038,9 @@
       <w14:ligatures w14:val="standardContextual"/>
     </w:rPr>
   </w:style>
-  <w:style w:type="paragraph" w:customStyle="1" w:styleId="6F24EE0C273842ABBBDF0CC87D4CF64E">
-    <w:name w:val="6F24EE0C273842ABBBDF0CC87D4CF64E"/>
-    <w:rsid w:val="00CF595F"/>
+  <w:style w:type="paragraph" w:customStyle="1" w:styleId="81C657FC0F5B48579EACDE97A003977A">
+    <w:name w:val="81C657FC0F5B48579EACDE97A003977A"/>
+    <w:rsid w:val="00ED03B7"/>
     <w:pPr>
       <w:spacing w:line="278" w:lineRule="auto"/>
     </w:pPr>
@@ -6394,9 +5052,9 @@
       <w14:ligatures w14:val="standardContextual"/>
     </w:rPr>
   </w:style>
-  <w:style w:type="paragraph" w:customStyle="1" w:styleId="CD8AF04790D549B6854BE99B2AE9AAF1">
-    <w:name w:val="CD8AF04790D549B6854BE99B2AE9AAF1"/>
-    <w:rsid w:val="00CF595F"/>
+  <w:style w:type="paragraph" w:customStyle="1" w:styleId="37BEF5A9E81C4A45882CCC86EB0732CD">
+    <w:name w:val="37BEF5A9E81C4A45882CCC86EB0732CD"/>
+    <w:rsid w:val="00ED03B7"/>
     <w:pPr>
       <w:spacing w:line="278" w:lineRule="auto"/>
     </w:pPr>
@@ -6408,9 +5066,9 @@
       <w14:ligatures w14:val="standardContextual"/>
     </w:rPr>
   </w:style>
-  <w:style w:type="paragraph" w:customStyle="1" w:styleId="3F5247A43AA54CAABD26DB56487EAF34">
-    <w:name w:val="3F5247A43AA54CAABD26DB56487EAF34"/>
-    <w:rsid w:val="00CF595F"/>
+  <w:style w:type="paragraph" w:customStyle="1" w:styleId="B3A885E12C114AD7B2067AE82EAACEA6">
+    <w:name w:val="B3A885E12C114AD7B2067AE82EAACEA6"/>
+    <w:rsid w:val="00ED03B7"/>
     <w:pPr>
       <w:spacing w:line="278" w:lineRule="auto"/>
     </w:pPr>
@@ -6422,9 +5080,9 @@
       <w14:ligatures w14:val="standardContextual"/>
     </w:rPr>
   </w:style>
-  <w:style w:type="paragraph" w:customStyle="1" w:styleId="91E8AA4B4AFF408CBDB92C56BB304876">
-    <w:name w:val="91E8AA4B4AFF408CBDB92C56BB304876"/>
-    <w:rsid w:val="00CF595F"/>
+  <w:style w:type="paragraph" w:customStyle="1" w:styleId="044E758EBC26496290C231D93D4B294A">
+    <w:name w:val="044E758EBC26496290C231D93D4B294A"/>
+    <w:rsid w:val="00ED03B7"/>
     <w:pPr>
       <w:spacing w:line="278" w:lineRule="auto"/>
     </w:pPr>
@@ -6436,9 +5094,9 @@
       <w14:ligatures w14:val="standardContextual"/>
     </w:rPr>
   </w:style>
-  <w:style w:type="paragraph" w:customStyle="1" w:styleId="B953A0A893A64F18A64698704E5B8516">
-    <w:name w:val="B953A0A893A64F18A64698704E5B8516"/>
-    <w:rsid w:val="00CF595F"/>
+  <w:style w:type="paragraph" w:customStyle="1" w:styleId="45BE57F70D3C4C7C84B390ACFC741A44">
+    <w:name w:val="45BE57F70D3C4C7C84B390ACFC741A44"/>
+    <w:rsid w:val="00ED03B7"/>
     <w:pPr>
       <w:spacing w:line="278" w:lineRule="auto"/>
     </w:pPr>
@@ -6450,9 +5108,9 @@
       <w14:ligatures w14:val="standardContextual"/>
     </w:rPr>
   </w:style>
-  <w:style w:type="paragraph" w:customStyle="1" w:styleId="BBC0A36EF1CF4CCAA36B1878788BDCB2">
-    <w:name w:val="BBC0A36EF1CF4CCAA36B1878788BDCB2"/>
-    <w:rsid w:val="00CF595F"/>
+  <w:style w:type="paragraph" w:customStyle="1" w:styleId="B0A87537800A442883CE0421B40DE1B3">
+    <w:name w:val="B0A87537800A442883CE0421B40DE1B3"/>
+    <w:rsid w:val="00ED03B7"/>
     <w:pPr>
       <w:spacing w:line="278" w:lineRule="auto"/>
     </w:pPr>
@@ -6464,9 +5122,9 @@
       <w14:ligatures w14:val="standardContextual"/>
     </w:rPr>
   </w:style>
-  <w:style w:type="paragraph" w:customStyle="1" w:styleId="BF8D682B85F140DAB083B32CD997241A">
-    <w:name w:val="BF8D682B85F140DAB083B32CD997241A"/>
-    <w:rsid w:val="00CF595F"/>
+  <w:style w:type="paragraph" w:customStyle="1" w:styleId="E78217079DD24C6BA0C95EF5A8CEE5DB">
+    <w:name w:val="E78217079DD24C6BA0C95EF5A8CEE5DB"/>
+    <w:rsid w:val="00ED03B7"/>
     <w:pPr>
       <w:spacing w:line="278" w:lineRule="auto"/>
     </w:pPr>
@@ -6478,9 +5136,9 @@
       <w14:ligatures w14:val="standardContextual"/>
     </w:rPr>
   </w:style>
-  <w:style w:type="paragraph" w:customStyle="1" w:styleId="A093DD9DB02F486EA504F0FC09B7D8E7">
-    <w:name w:val="A093DD9DB02F486EA504F0FC09B7D8E7"/>
-    <w:rsid w:val="00CF595F"/>
+  <w:style w:type="paragraph" w:customStyle="1" w:styleId="3F95D1320BCF4C6FAC07D1849C9464E8">
+    <w:name w:val="3F95D1320BCF4C6FAC07D1849C9464E8"/>
+    <w:rsid w:val="00ED03B7"/>
     <w:pPr>
       <w:spacing w:line="278" w:lineRule="auto"/>
     </w:pPr>
@@ -6492,9 +5150,219 @@
       <w14:ligatures w14:val="standardContextual"/>
     </w:rPr>
   </w:style>
-  <w:style w:type="paragraph" w:customStyle="1" w:styleId="03AEC8950795464388E420D16E5865DD">
-    <w:name w:val="03AEC8950795464388E420D16E5865DD"/>
-    <w:rsid w:val="00CF595F"/>
+  <w:style w:type="paragraph" w:customStyle="1" w:styleId="630E4FF7F1324DD3974C30CE33CEBE8A">
+    <w:name w:val="630E4FF7F1324DD3974C30CE33CEBE8A"/>
+    <w:rsid w:val="00ED03B7"/>
+    <w:pPr>
+      <w:spacing w:line="278" w:lineRule="auto"/>
+    </w:pPr>
+    <w:rPr>
+      <w:kern w:val="2"/>
+      <w:sz w:val="24"/>
+      <w:szCs w:val="24"/>
+      <w:lang w:val="en-US" w:eastAsia="en-US"/>
+      <w14:ligatures w14:val="standardContextual"/>
+    </w:rPr>
+  </w:style>
+  <w:style w:type="paragraph" w:customStyle="1" w:styleId="AB201269643A4D25A049BD68321002CC">
+    <w:name w:val="AB201269643A4D25A049BD68321002CC"/>
+    <w:rsid w:val="00ED03B7"/>
+    <w:pPr>
+      <w:spacing w:line="278" w:lineRule="auto"/>
+    </w:pPr>
+    <w:rPr>
+      <w:kern w:val="2"/>
+      <w:sz w:val="24"/>
+      <w:szCs w:val="24"/>
+      <w:lang w:val="en-US" w:eastAsia="en-US"/>
+      <w14:ligatures w14:val="standardContextual"/>
+    </w:rPr>
+  </w:style>
+  <w:style w:type="paragraph" w:customStyle="1" w:styleId="2F82A2D6EEEF44AA966BC521D6C2D902">
+    <w:name w:val="2F82A2D6EEEF44AA966BC521D6C2D902"/>
+    <w:rsid w:val="00ED03B7"/>
+    <w:pPr>
+      <w:spacing w:line="278" w:lineRule="auto"/>
+    </w:pPr>
+    <w:rPr>
+      <w:kern w:val="2"/>
+      <w:sz w:val="24"/>
+      <w:szCs w:val="24"/>
+      <w:lang w:val="en-US" w:eastAsia="en-US"/>
+      <w14:ligatures w14:val="standardContextual"/>
+    </w:rPr>
+  </w:style>
+  <w:style w:type="paragraph" w:customStyle="1" w:styleId="B96496A4ED154884A740AF74D3328D8D">
+    <w:name w:val="B96496A4ED154884A740AF74D3328D8D"/>
+    <w:rsid w:val="00ED03B7"/>
+    <w:pPr>
+      <w:spacing w:line="278" w:lineRule="auto"/>
+    </w:pPr>
+    <w:rPr>
+      <w:kern w:val="2"/>
+      <w:sz w:val="24"/>
+      <w:szCs w:val="24"/>
+      <w:lang w:val="en-US" w:eastAsia="en-US"/>
+      <w14:ligatures w14:val="standardContextual"/>
+    </w:rPr>
+  </w:style>
+  <w:style w:type="paragraph" w:customStyle="1" w:styleId="78E060DBCBF14E91A5E2F4CA25CB9274">
+    <w:name w:val="78E060DBCBF14E91A5E2F4CA25CB9274"/>
+    <w:rsid w:val="00ED03B7"/>
+    <w:pPr>
+      <w:spacing w:line="278" w:lineRule="auto"/>
+    </w:pPr>
+    <w:rPr>
+      <w:kern w:val="2"/>
+      <w:sz w:val="24"/>
+      <w:szCs w:val="24"/>
+      <w:lang w:val="en-US" w:eastAsia="en-US"/>
+      <w14:ligatures w14:val="standardContextual"/>
+    </w:rPr>
+  </w:style>
+  <w:style w:type="paragraph" w:customStyle="1" w:styleId="719BD257BC71468AB85A3068DBECBD90">
+    <w:name w:val="719BD257BC71468AB85A3068DBECBD90"/>
+    <w:rsid w:val="00ED03B7"/>
+    <w:pPr>
+      <w:spacing w:line="278" w:lineRule="auto"/>
+    </w:pPr>
+    <w:rPr>
+      <w:kern w:val="2"/>
+      <w:sz w:val="24"/>
+      <w:szCs w:val="24"/>
+      <w:lang w:val="en-US" w:eastAsia="en-US"/>
+      <w14:ligatures w14:val="standardContextual"/>
+    </w:rPr>
+  </w:style>
+  <w:style w:type="paragraph" w:customStyle="1" w:styleId="262B600608C04C43A9DE24A6471D7372">
+    <w:name w:val="262B600608C04C43A9DE24A6471D7372"/>
+    <w:rsid w:val="00ED03B7"/>
+    <w:pPr>
+      <w:spacing w:line="278" w:lineRule="auto"/>
+    </w:pPr>
+    <w:rPr>
+      <w:kern w:val="2"/>
+      <w:sz w:val="24"/>
+      <w:szCs w:val="24"/>
+      <w:lang w:val="en-US" w:eastAsia="en-US"/>
+      <w14:ligatures w14:val="standardContextual"/>
+    </w:rPr>
+  </w:style>
+  <w:style w:type="paragraph" w:customStyle="1" w:styleId="9DEBB57B960B40A18E793AE863D2540D">
+    <w:name w:val="9DEBB57B960B40A18E793AE863D2540D"/>
+    <w:rsid w:val="00ED03B7"/>
+    <w:pPr>
+      <w:spacing w:line="278" w:lineRule="auto"/>
+    </w:pPr>
+    <w:rPr>
+      <w:kern w:val="2"/>
+      <w:sz w:val="24"/>
+      <w:szCs w:val="24"/>
+      <w:lang w:val="en-US" w:eastAsia="en-US"/>
+      <w14:ligatures w14:val="standardContextual"/>
+    </w:rPr>
+  </w:style>
+  <w:style w:type="paragraph" w:customStyle="1" w:styleId="157E543F4AB14821B6ECF26F787698F3">
+    <w:name w:val="157E543F4AB14821B6ECF26F787698F3"/>
+    <w:rsid w:val="00ED03B7"/>
+    <w:pPr>
+      <w:spacing w:line="278" w:lineRule="auto"/>
+    </w:pPr>
+    <w:rPr>
+      <w:kern w:val="2"/>
+      <w:sz w:val="24"/>
+      <w:szCs w:val="24"/>
+      <w:lang w:val="en-US" w:eastAsia="en-US"/>
+      <w14:ligatures w14:val="standardContextual"/>
+    </w:rPr>
+  </w:style>
+  <w:style w:type="paragraph" w:customStyle="1" w:styleId="C90BCCA6443B413B859DDCFECAFEAF2B">
+    <w:name w:val="C90BCCA6443B413B859DDCFECAFEAF2B"/>
+    <w:rsid w:val="00ED03B7"/>
+    <w:pPr>
+      <w:spacing w:line="278" w:lineRule="auto"/>
+    </w:pPr>
+    <w:rPr>
+      <w:kern w:val="2"/>
+      <w:sz w:val="24"/>
+      <w:szCs w:val="24"/>
+      <w:lang w:val="en-US" w:eastAsia="en-US"/>
+      <w14:ligatures w14:val="standardContextual"/>
+    </w:rPr>
+  </w:style>
+  <w:style w:type="paragraph" w:customStyle="1" w:styleId="2F449AA3EF2B490D9D34612771FEFC50">
+    <w:name w:val="2F449AA3EF2B490D9D34612771FEFC50"/>
+    <w:rsid w:val="00ED03B7"/>
+    <w:pPr>
+      <w:spacing w:line="278" w:lineRule="auto"/>
+    </w:pPr>
+    <w:rPr>
+      <w:kern w:val="2"/>
+      <w:sz w:val="24"/>
+      <w:szCs w:val="24"/>
+      <w:lang w:val="en-US" w:eastAsia="en-US"/>
+      <w14:ligatures w14:val="standardContextual"/>
+    </w:rPr>
+  </w:style>
+  <w:style w:type="paragraph" w:customStyle="1" w:styleId="BA9A1D0D6ADD4E04970D90BEBCB3F1A3">
+    <w:name w:val="BA9A1D0D6ADD4E04970D90BEBCB3F1A3"/>
+    <w:rsid w:val="00ED03B7"/>
+    <w:pPr>
+      <w:spacing w:line="278" w:lineRule="auto"/>
+    </w:pPr>
+    <w:rPr>
+      <w:kern w:val="2"/>
+      <w:sz w:val="24"/>
+      <w:szCs w:val="24"/>
+      <w:lang w:val="en-US" w:eastAsia="en-US"/>
+      <w14:ligatures w14:val="standardContextual"/>
+    </w:rPr>
+  </w:style>
+  <w:style w:type="paragraph" w:customStyle="1" w:styleId="012B402A0C9741FEA905E7539E8462E1">
+    <w:name w:val="012B402A0C9741FEA905E7539E8462E1"/>
+    <w:rsid w:val="00ED03B7"/>
+    <w:pPr>
+      <w:spacing w:line="278" w:lineRule="auto"/>
+    </w:pPr>
+    <w:rPr>
+      <w:kern w:val="2"/>
+      <w:sz w:val="24"/>
+      <w:szCs w:val="24"/>
+      <w:lang w:val="en-US" w:eastAsia="en-US"/>
+      <w14:ligatures w14:val="standardContextual"/>
+    </w:rPr>
+  </w:style>
+  <w:style w:type="paragraph" w:customStyle="1" w:styleId="45A9F77254124F01B41DE8F221F5A889">
+    <w:name w:val="45A9F77254124F01B41DE8F221F5A889"/>
+    <w:rsid w:val="00ED03B7"/>
+    <w:pPr>
+      <w:spacing w:line="278" w:lineRule="auto"/>
+    </w:pPr>
+    <w:rPr>
+      <w:kern w:val="2"/>
+      <w:sz w:val="24"/>
+      <w:szCs w:val="24"/>
+      <w:lang w:val="en-US" w:eastAsia="en-US"/>
+      <w14:ligatures w14:val="standardContextual"/>
+    </w:rPr>
+  </w:style>
+  <w:style w:type="paragraph" w:customStyle="1" w:styleId="1BF9C218C033490896843E8D5A9AED7F">
+    <w:name w:val="1BF9C218C033490896843E8D5A9AED7F"/>
+    <w:rsid w:val="00ED03B7"/>
+    <w:pPr>
+      <w:spacing w:line="278" w:lineRule="auto"/>
+    </w:pPr>
+    <w:rPr>
+      <w:kern w:val="2"/>
+      <w:sz w:val="24"/>
+      <w:szCs w:val="24"/>
+      <w:lang w:val="en-US" w:eastAsia="en-US"/>
+      <w14:ligatures w14:val="standardContextual"/>
+    </w:rPr>
+  </w:style>
+  <w:style w:type="paragraph" w:customStyle="1" w:styleId="163A6974728047ABAF1BE4088C9390A0">
+    <w:name w:val="163A6974728047ABAF1BE4088C9390A0"/>
+    <w:rsid w:val="00ED03B7"/>
     <w:pPr>
       <w:spacing w:line="278" w:lineRule="auto"/>
     </w:pPr>
@@ -6802,10 +5670,6 @@
 </file>
 
 <file path=customXml/item1.xml><?xml version="1.0" encoding="utf-8"?>
-<b:Sources xmlns:b="http://schemas.openxmlformats.org/officeDocument/2006/bibliography" xmlns="http://schemas.openxmlformats.org/officeDocument/2006/bibliography" SelectedStyle="\APASixthEditionOfficeOnline.xsl" StyleName="APA" Version="6"/>
-</file>
-
-<file path=customXml/item2.xml><?xml version="1.0" encoding="utf-8"?>
 <p:properties xmlns:p="http://schemas.microsoft.com/office/2006/metadata/properties" xmlns:xsi="http://www.w3.org/2001/XMLSchema-instance" xmlns:pc="http://schemas.microsoft.com/office/infopath/2007/PartnerControls">
   <documentManagement>
     <_ip_UnifiedCompliancePolicyUIAction xmlns="http://schemas.microsoft.com/sharepoint/v3" xsi:nil="true"/>
@@ -6825,16 +5689,11 @@
 </p:properties>
 </file>
 
-<file path=customXml/item3.xml><?xml version="1.0" encoding="utf-8"?>
-<?mso-contentType ?>
-<FormTemplates xmlns="http://schemas.microsoft.com/sharepoint/v3/contenttype/forms">
-  <Display>DocumentLibraryForm</Display>
-  <Edit>DocumentLibraryForm</Edit>
-  <New>DocumentLibraryForm</New>
-</FormTemplates>
+<file path=customXml/item2.xml><?xml version="1.0" encoding="utf-8"?>
+<b:Sources xmlns:b="http://schemas.openxmlformats.org/officeDocument/2006/bibliography" xmlns="http://schemas.openxmlformats.org/officeDocument/2006/bibliography" SelectedStyle="\APASixthEditionOfficeOnline.xsl" StyleName="APA" Version="6"/>
 </file>
 
-<file path=customXml/item4.xml><?xml version="1.0" encoding="utf-8"?>
+<file path=customXml/item3.xml><?xml version="1.0" encoding="utf-8"?>
 <ct:contentTypeSchema xmlns:ct="http://schemas.microsoft.com/office/2006/metadata/contentType" xmlns:ma="http://schemas.microsoft.com/office/2006/metadata/properties/metaAttributes" ct:_="" ma:_="" ma:contentTypeName="Document" ma:contentTypeID="0x01010079F111ED35F8CC479449609E8A0923A6" ma:contentTypeVersion="26" ma:contentTypeDescription="Create a new document." ma:contentTypeScope="" ma:versionID="ac37c1753acd5e330d2062ccec26ea66">
   <xsd:schema xmlns:xsd="http://www.w3.org/2001/XMLSchema" xmlns:xs="http://www.w3.org/2001/XMLSchema" xmlns:p="http://schemas.microsoft.com/office/2006/metadata/properties" xmlns:ns1="http://schemas.microsoft.com/sharepoint/v3" xmlns:ns2="71af3243-3dd4-4a8d-8c0d-dd76da1f02a5" xmlns:ns3="16c05727-aa75-4e4a-9b5f-8a80a1165891" xmlns:ns4="230e9df3-be65-4c73-a93b-d1236ebd677e" targetNamespace="http://schemas.microsoft.com/office/2006/metadata/properties" ma:root="true" ma:fieldsID="3b340c7101c92c5120abd06486f94548" ns1:_="" ns2:_="" ns3:_="" ns4:_="">
     <xsd:import namespace="http://schemas.microsoft.com/sharepoint/v3"/>
@@ -7134,15 +5993,16 @@
 </ct:contentTypeSchema>
 </file>
 
-<file path=customXml/itemProps1.xml><?xml version="1.0" encoding="utf-8"?>
-<ds:datastoreItem xmlns:ds="http://schemas.openxmlformats.org/officeDocument/2006/customXml" ds:itemID="{7763E819-18A2-4AB3-A0D9-DE78ABB159D9}">
-  <ds:schemaRefs>
-    <ds:schemaRef ds:uri="http://schemas.openxmlformats.org/officeDocument/2006/bibliography"/>
-  </ds:schemaRefs>
-</ds:datastoreItem>
+<file path=customXml/item4.xml><?xml version="1.0" encoding="utf-8"?>
+<?mso-contentType ?>
+<FormTemplates xmlns="http://schemas.microsoft.com/sharepoint/v3/contenttype/forms">
+  <Display>DocumentLibraryForm</Display>
+  <Edit>DocumentLibraryForm</Edit>
+  <New>DocumentLibraryForm</New>
+</FormTemplates>
 </file>
 
-<file path=customXml/itemProps2.xml><?xml version="1.0" encoding="utf-8"?>
+<file path=customXml/itemProps1.xml><?xml version="1.0" encoding="utf-8"?>
 <ds:datastoreItem xmlns:ds="http://schemas.openxmlformats.org/officeDocument/2006/customXml" ds:itemID="{B3B70AA7-04AF-4193-97E8-58E71660E840}">
   <ds:schemaRefs>
     <ds:schemaRef ds:uri="http://schemas.microsoft.com/office/2006/metadata/properties"/>
@@ -7154,15 +6014,15 @@
 </ds:datastoreItem>
 </file>
 
-<file path=customXml/itemProps3.xml><?xml version="1.0" encoding="utf-8"?>
-<ds:datastoreItem xmlns:ds="http://schemas.openxmlformats.org/officeDocument/2006/customXml" ds:itemID="{CBDEA652-1CE8-4AE5-8FAA-D829E8335E12}">
+<file path=customXml/itemProps2.xml><?xml version="1.0" encoding="utf-8"?>
+<ds:datastoreItem xmlns:ds="http://schemas.openxmlformats.org/officeDocument/2006/customXml" ds:itemID="{7763E819-18A2-4AB3-A0D9-DE78ABB159D9}">
   <ds:schemaRefs>
-    <ds:schemaRef ds:uri="http://schemas.microsoft.com/sharepoint/v3/contenttype/forms"/>
+    <ds:schemaRef ds:uri="http://schemas.openxmlformats.org/officeDocument/2006/bibliography"/>
   </ds:schemaRefs>
 </ds:datastoreItem>
 </file>
 
-<file path=customXml/itemProps4.xml><?xml version="1.0" encoding="utf-8"?>
+<file path=customXml/itemProps3.xml><?xml version="1.0" encoding="utf-8"?>
 <ds:datastoreItem xmlns:ds="http://schemas.openxmlformats.org/officeDocument/2006/customXml" ds:itemID="{1253B391-5DE1-4601-AEBB-E95D5B374E65}">
   <ds:schemaRefs>
     <ds:schemaRef ds:uri="http://schemas.microsoft.com/office/2006/metadata/contentType"/>
@@ -7183,6 +6043,14 @@
 </ds:datastoreItem>
 </file>
 
+<file path=customXml/itemProps4.xml><?xml version="1.0" encoding="utf-8"?>
+<ds:datastoreItem xmlns:ds="http://schemas.openxmlformats.org/officeDocument/2006/customXml" ds:itemID="{CBDEA652-1CE8-4AE5-8FAA-D829E8335E12}">
+  <ds:schemaRefs>
+    <ds:schemaRef ds:uri="http://schemas.microsoft.com/sharepoint/v3/contenttype/forms"/>
+  </ds:schemaRefs>
+</ds:datastoreItem>
+</file>
+
 <file path=docMetadata/LabelInfo.xml><?xml version="1.0" encoding="utf-8"?>
 <clbl:labelList xmlns:clbl="http://schemas.microsoft.com/office/2020/mipLabelMetadata"/>
 </file>
--- a/Resume_Mohammad-Hosseini.docx
+++ b/Resume_Mohammad-Hosseini.docx
@@ -4445,6 +4445,7 @@
   <w:rsids>
     <w:rsidRoot w:val="005D2481"/>
     <w:rsid w:val="0001510A"/>
+    <w:rsid w:val="000D2D02"/>
     <w:rsid w:val="001B60B5"/>
     <w:rsid w:val="001D591B"/>
     <w:rsid w:val="00215F96"/>
@@ -4458,7 +4459,6 @@
     <w:rsid w:val="005D2481"/>
     <w:rsid w:val="00664380"/>
     <w:rsid w:val="00721625"/>
-    <w:rsid w:val="007815E9"/>
     <w:rsid w:val="008B3838"/>
     <w:rsid w:val="008D2480"/>
     <w:rsid w:val="008F599E"/>

--- a/Resume_Mohammad-Hosseini.docx
+++ b/Resume_Mohammad-Hosseini.docx
@@ -503,7 +503,6 @@
                   <w:color w:val="002060"/>
                   <w:sz w:val="20"/>
                   <w:szCs w:val="20"/>
-                  <w:u w:val="none"/>
                 </w:rPr>
                 <w:t>GitHub</w:t>
               </w:r>
@@ -590,6 +589,7 @@
               <w:t xml:space="preserve"> </w:t>
             </w:r>
             <w:hyperlink r:id="rId18" w:history="1">
+              <w:proofErr w:type="spellStart"/>
               <w:r>
                 <w:rPr>
                   <w:rStyle w:val="Hyperlink"/>
@@ -598,10 +598,10 @@
                   <w:color w:val="002060"/>
                   <w:sz w:val="20"/>
                   <w:szCs w:val="20"/>
-                  <w:u w:val="none"/>
                 </w:rPr>
                 <w:t>Linkedin</w:t>
               </w:r>
+              <w:proofErr w:type="spellEnd"/>
             </w:hyperlink>
           </w:p>
           <w:p>
@@ -653,42 +653,7 @@
                 <w:rFonts w:ascii="Funnel Sans Light" w:hAnsi="Funnel Sans Light"/>
                 <w:lang w:bidi="fa-IR"/>
               </w:rPr>
-              <w:t>I'm a 22-year-old coder from the wild, lush north of Iran, now hustling far from my roots, chasing dreams in a whole new scene.</w:t>
-            </w:r>
-            <w:r>
-              <w:rPr>
-                <w:rFonts w:ascii="Funnel Sans Light" w:hAnsi="Funnel Sans Light"/>
-                <w:lang w:bidi="fa-IR"/>
-              </w:rPr>
-              <w:t xml:space="preserve"> </w:t>
-            </w:r>
-            <w:r>
-              <w:rPr>
-                <w:rFonts w:ascii="Funnel Sans Light" w:hAnsi="Funnel Sans Light"/>
-                <w:lang w:bidi="fa-IR"/>
-              </w:rPr>
-              <w:t>I'm all about diving headfirst into new tech, continuously learning and spinning it into dope projects without missing a beat.</w:t>
-            </w:r>
-            <w:r>
-              <w:rPr>
-                <w:rFonts w:ascii="Funnel Sans Light" w:hAnsi="Funnel Sans Light"/>
-                <w:lang w:bidi="fa-IR"/>
-              </w:rPr>
-              <w:t xml:space="preserve"> </w:t>
-            </w:r>
-            <w:r>
-              <w:rPr>
-                <w:rFonts w:ascii="Funnel Sans Light" w:hAnsi="Funnel Sans Light"/>
-                <w:lang w:bidi="fa-IR"/>
-              </w:rPr>
-              <w:t>That’s me in a nutshell—coding hard, learning harder, and always rolling with a beat and a tale</w:t>
-            </w:r>
-            <w:r>
-              <w:rPr>
-                <w:rFonts w:ascii="Funnel Sans Light" w:hAnsi="Funnel Sans Light"/>
-                <w:lang w:bidi="fa-IR"/>
-              </w:rPr>
-              <w:t>.</w:t>
+              <w:t>I am a 22-year-old software developer from northern Iran, now based in a new environment, pursuing my career goals. I am dedicated to mastering new technologies, continuously enhancing my skills, and applying them to innovative projects. My focus is on writing efficient code and delivering high-quality solutions.</w:t>
             </w:r>
           </w:p>
         </w:tc>
@@ -872,12 +837,14 @@
                 <w:rFonts w:ascii="Funnel Sans Light" w:hAnsi="Funnel Sans Light"/>
               </w:rPr>
             </w:pPr>
+            <w:proofErr w:type="spellStart"/>
             <w:r>
               <w:rPr>
                 <w:rFonts w:ascii="Funnel Sans Light" w:hAnsi="Funnel Sans Light"/>
               </w:rPr>
               <w:t>Javascript</w:t>
             </w:r>
+            <w:proofErr w:type="spellEnd"/>
           </w:p>
           <w:p>
             <w:pPr>
@@ -925,12 +892,14 @@
                 <w:rtl/>
               </w:rPr>
             </w:pPr>
+            <w:proofErr w:type="spellStart"/>
             <w:r>
               <w:rPr>
                 <w:rFonts w:ascii="Funnel Sans Light" w:hAnsi="Funnel Sans Light"/>
               </w:rPr>
               <w:t>NestJS</w:t>
             </w:r>
+            <w:proofErr w:type="spellEnd"/>
           </w:p>
           <w:p>
             <w:pPr>
@@ -1086,25 +1055,29 @@
                 <w:rFonts w:ascii="Funnel Sans Light" w:hAnsi="Funnel Sans Light"/>
               </w:rPr>
             </w:pPr>
+            <w:proofErr w:type="spellStart"/>
             <w:r>
               <w:rPr>
                 <w:rFonts w:ascii="Funnel Sans Light" w:hAnsi="Funnel Sans Light"/>
               </w:rPr>
               <w:t>TypeORM</w:t>
             </w:r>
-          </w:p>
-          <w:p>
-            <w:pPr>
-              <w:rPr>
-                <w:rFonts w:ascii="Funnel Sans Light" w:hAnsi="Funnel Sans Light"/>
-              </w:rPr>
-            </w:pPr>
+            <w:proofErr w:type="spellEnd"/>
+          </w:p>
+          <w:p>
+            <w:pPr>
+              <w:rPr>
+                <w:rFonts w:ascii="Funnel Sans Light" w:hAnsi="Funnel Sans Light"/>
+              </w:rPr>
+            </w:pPr>
+            <w:proofErr w:type="spellStart"/>
             <w:r>
               <w:rPr>
                 <w:rFonts w:ascii="Funnel Sans Light" w:hAnsi="Funnel Sans Light"/>
               </w:rPr>
               <w:t>Sequelize</w:t>
             </w:r>
+            <w:proofErr w:type="spellEnd"/>
           </w:p>
           <w:p>
             <w:pPr>
@@ -1284,12 +1257,14 @@
                 <w:rFonts w:ascii="Funnel Sans Light" w:hAnsi="Funnel Sans Light"/>
               </w:rPr>
             </w:pPr>
+            <w:proofErr w:type="spellStart"/>
             <w:r>
               <w:rPr>
                 <w:rFonts w:ascii="Funnel Sans Light" w:hAnsi="Funnel Sans Light"/>
               </w:rPr>
               <w:t>GraphQL</w:t>
             </w:r>
+            <w:proofErr w:type="spellEnd"/>
           </w:p>
           <w:p>
             <w:pPr>
@@ -1396,6 +1371,7 @@
               </w:rPr>
             </w:pPr>
             <w:hyperlink r:id="rId19" w:history="1">
+              <w:proofErr w:type="spellStart"/>
               <w:r>
                 <w:rPr>
                   <w:rStyle w:val="Hyperlink"/>
@@ -1433,7 +1409,21 @@
                   <w:szCs w:val="28"/>
                   <w:u w:val="none"/>
                 </w:rPr>
-                <w:t xml:space="preserve">aar – Package Delivery Platform  </w:t>
+                <w:t>aar</w:t>
+              </w:r>
+              <w:proofErr w:type="spellEnd"/>
+              <w:r>
+                <w:rPr>
+                  <w:rStyle w:val="Hyperlink"/>
+                  <w:rFonts w:ascii="Roboto" w:hAnsi="Roboto" w:cs="Arial"/>
+                  <w:b/>
+                  <w:bCs/>
+                  <w:iCs/>
+                  <w:color w:val="000000" w:themeColor="text1"/>
+                  <w:szCs w:val="28"/>
+                  <w:u w:val="none"/>
+                </w:rPr>
+                <w:t xml:space="preserve"> – Package Delivery Platform  </w:t>
               </w:r>
             </w:hyperlink>
             <w:r>
@@ -1445,7 +1435,25 @@
                 <w:i/>
                 <w:iCs/>
               </w:rPr>
-              <w:t>TypeScript, Node.js, NestJS, PostgreSQL, Prisma, Redis, AWS S3, Docker, Jest, Turf.js</w:t>
+              <w:t xml:space="preserve">TypeScript, Node.js, </w:t>
+            </w:r>
+            <w:proofErr w:type="spellStart"/>
+            <w:r>
+              <w:rPr>
+                <w:rFonts w:ascii="Funnel Sans Light" w:hAnsi="Funnel Sans Light"/>
+                <w:i/>
+                <w:iCs/>
+              </w:rPr>
+              <w:t>NestJS</w:t>
+            </w:r>
+            <w:proofErr w:type="spellEnd"/>
+            <w:r>
+              <w:rPr>
+                <w:rFonts w:ascii="Funnel Sans Light" w:hAnsi="Funnel Sans Light"/>
+                <w:i/>
+                <w:iCs/>
+              </w:rPr>
+              <w:t>, PostgreSQL, Prisma, Redis, AWS S3, Docker, Jest, Turf.js</w:t>
             </w:r>
           </w:p>
           <w:p>
@@ -1590,8 +1598,36 @@
                 <w:i/>
                 <w:iCs/>
               </w:rPr>
-              <w:t>TypeScript, NestJS, TypeORM</w:t>
-            </w:r>
+              <w:t xml:space="preserve">TypeScript, </w:t>
+            </w:r>
+            <w:proofErr w:type="spellStart"/>
+            <w:r>
+              <w:rPr>
+                <w:rFonts w:ascii="Funnel Sans Light" w:hAnsi="Funnel Sans Light"/>
+                <w:i/>
+                <w:iCs/>
+              </w:rPr>
+              <w:t>NestJS</w:t>
+            </w:r>
+            <w:proofErr w:type="spellEnd"/>
+            <w:r>
+              <w:rPr>
+                <w:rFonts w:ascii="Funnel Sans Light" w:hAnsi="Funnel Sans Light"/>
+                <w:i/>
+                <w:iCs/>
+              </w:rPr>
+              <w:t xml:space="preserve">, </w:t>
+            </w:r>
+            <w:proofErr w:type="spellStart"/>
+            <w:r>
+              <w:rPr>
+                <w:rFonts w:ascii="Funnel Sans Light" w:hAnsi="Funnel Sans Light"/>
+                <w:i/>
+                <w:iCs/>
+              </w:rPr>
+              <w:t>TypeORM</w:t>
+            </w:r>
+            <w:proofErr w:type="spellEnd"/>
             <w:r>
               <w:rPr>
                 <w:rFonts w:ascii="Funnel Sans Light" w:hAnsi="Funnel Sans Light"/>
@@ -1752,6 +1788,7 @@
               </w:rPr>
             </w:pPr>
             <w:hyperlink r:id="rId22" w:history="1">
+              <w:proofErr w:type="spellStart"/>
               <w:r>
                 <w:rPr>
                   <w:rStyle w:val="Hyperlink"/>
@@ -1759,7 +1796,17 @@
                   <w:color w:val="000000" w:themeColor="text1"/>
                   <w:u w:val="none"/>
                 </w:rPr>
-                <w:t xml:space="preserve">MenuChi - No-Code Menu Builder </w:t>
+                <w:t>MenuChi</w:t>
+              </w:r>
+              <w:proofErr w:type="spellEnd"/>
+              <w:r>
+                <w:rPr>
+                  <w:rStyle w:val="Hyperlink"/>
+                  <w:rFonts w:ascii="Roboto" w:hAnsi="Roboto"/>
+                  <w:color w:val="000000" w:themeColor="text1"/>
+                  <w:u w:val="none"/>
+                </w:rPr>
+                <w:t xml:space="preserve"> - No-Code Menu Builder </w:t>
               </w:r>
             </w:hyperlink>
             <w:r>
@@ -1772,8 +1819,19 @@
                 <w:bCs w:val="0"/>
                 <w:i/>
               </w:rPr>
-              <w:t>TypeScript, Express.js, Prisma, PostgreSQL, Redis, AWS S3, TSOA, Docker, Vitest</w:t>
-            </w:r>
+              <w:t xml:space="preserve">TypeScript, Express.js, Prisma, PostgreSQL, Redis, AWS S3, TSOA, Docker, </w:t>
+            </w:r>
+            <w:proofErr w:type="spellStart"/>
+            <w:r>
+              <w:rPr>
+                <w:rFonts w:ascii="Funnel Sans Light" w:hAnsi="Funnel Sans Light"/>
+                <w:b w:val="0"/>
+                <w:bCs w:val="0"/>
+                <w:i/>
+              </w:rPr>
+              <w:t>Vitest</w:t>
+            </w:r>
+            <w:proofErr w:type="spellEnd"/>
             <w:r>
               <w:rPr>
                 <w:rFonts w:ascii="Funnel Sans Light" w:hAnsi="Funnel Sans Light"/>
@@ -2129,6 +2187,7 @@
               </w:rPr>
               <w:fldChar w:fldCharType="separate"/>
             </w:r>
+            <w:proofErr w:type="spellStart"/>
             <w:r>
               <w:rPr>
                 <w:rStyle w:val="Hyperlink"/>
@@ -2136,7 +2195,17 @@
                 <w:color w:val="000000" w:themeColor="text1"/>
                 <w:u w:val="none"/>
               </w:rPr>
-              <w:t>Divar Clone</w:t>
+              <w:t>Divar</w:t>
+            </w:r>
+            <w:proofErr w:type="spellEnd"/>
+            <w:r>
+              <w:rPr>
+                <w:rStyle w:val="Hyperlink"/>
+                <w:rFonts w:ascii="Roboto" w:hAnsi="Roboto"/>
+                <w:color w:val="000000" w:themeColor="text1"/>
+                <w:u w:val="none"/>
+              </w:rPr>
+              <w:t xml:space="preserve"> Clone</w:t>
             </w:r>
             <w:r>
               <w:rPr>
@@ -2306,14 +2375,22 @@
               <w:rPr>
                 <w:rFonts w:ascii="Roboto" w:hAnsi="Roboto"/>
               </w:rPr>
-              <w:t xml:space="preserve"> (Archived)</w:t>
-            </w:r>
+              <w:t xml:space="preserve"> (</w:t>
+            </w:r>
+            <w:proofErr w:type="gramStart"/>
             <w:r>
               <w:rPr>
                 <w:rFonts w:ascii="Roboto" w:hAnsi="Roboto"/>
               </w:rPr>
+              <w:t>Archived)</w:t>
+            </w:r>
+            <w:r>
+              <w:rPr>
+                <w:rFonts w:ascii="Roboto" w:hAnsi="Roboto"/>
+              </w:rPr>
               <w:t xml:space="preserve">   </w:t>
             </w:r>
+            <w:proofErr w:type="gramEnd"/>
             <w:r>
               <w:rPr>
                 <w:rFonts w:ascii="Funnel Sans Light" w:hAnsi="Funnel Sans Light"/>
@@ -2321,7 +2398,27 @@
                 <w:bCs w:val="0"/>
                 <w:i/>
               </w:rPr>
-              <w:t>JavaScript, Express.js, Sequelize (MySQL), Redis, AJV</w:t>
+              <w:t xml:space="preserve">JavaScript, Express.js, </w:t>
+            </w:r>
+            <w:proofErr w:type="spellStart"/>
+            <w:r>
+              <w:rPr>
+                <w:rFonts w:ascii="Funnel Sans Light" w:hAnsi="Funnel Sans Light"/>
+                <w:b w:val="0"/>
+                <w:bCs w:val="0"/>
+                <w:i/>
+              </w:rPr>
+              <w:t>Sequelize</w:t>
+            </w:r>
+            <w:proofErr w:type="spellEnd"/>
+            <w:r>
+              <w:rPr>
+                <w:rFonts w:ascii="Funnel Sans Light" w:hAnsi="Funnel Sans Light"/>
+                <w:b w:val="0"/>
+                <w:bCs w:val="0"/>
+                <w:i/>
+              </w:rPr>
+              <w:t xml:space="preserve"> (MySQL), Redis, AJV</w:t>
             </w:r>
           </w:p>
           <w:p>
@@ -2416,6 +2513,7 @@
                     <w:t xml:space="preserve">Node.js Intern — </w:t>
                   </w:r>
                   <w:hyperlink r:id="rId27" w:history="1">
+                    <w:proofErr w:type="spellStart"/>
                     <w:r>
                       <w:rPr>
                         <w:rStyle w:val="Hyperlink"/>
@@ -2428,6 +2526,7 @@
                       </w:rPr>
                       <w:t>Robintel</w:t>
                     </w:r>
+                    <w:proofErr w:type="spellEnd"/>
                   </w:hyperlink>
                 </w:p>
                 <w:p>
@@ -4453,6 +4552,7 @@
     <w:rsid w:val="0024513C"/>
     <w:rsid w:val="002A39C1"/>
     <w:rsid w:val="002D1D19"/>
+    <w:rsid w:val="00356ED3"/>
     <w:rsid w:val="00370304"/>
     <w:rsid w:val="003D29C4"/>
     <w:rsid w:val="00585F3B"/>
@@ -4461,6 +4561,7 @@
     <w:rsid w:val="00721625"/>
     <w:rsid w:val="008B3838"/>
     <w:rsid w:val="008D2480"/>
+    <w:rsid w:val="008E2B95"/>
     <w:rsid w:val="008F599E"/>
     <w:rsid w:val="00950BA5"/>
     <w:rsid w:val="00A97A7F"/>
@@ -4468,6 +4569,7 @@
     <w:rsid w:val="00C22C01"/>
     <w:rsid w:val="00C37D61"/>
     <w:rsid w:val="00CF595F"/>
+    <w:rsid w:val="00D269D8"/>
     <w:rsid w:val="00E633D0"/>
     <w:rsid w:val="00ED03B7"/>
     <w:rsid w:val="00EF5A74"/>
@@ -4940,414 +5042,8 @@
       <w:u w:val="single"/>
     </w:rPr>
   </w:style>
-  <w:style w:type="paragraph" w:customStyle="1" w:styleId="307E081ABE094F3DAAB01586D67025CF">
-    <w:name w:val="307E081ABE094F3DAAB01586D67025CF"/>
-    <w:rsid w:val="0024513C"/>
-    <w:pPr>
-      <w:spacing w:line="278" w:lineRule="auto"/>
-    </w:pPr>
-    <w:rPr>
-      <w:kern w:val="2"/>
-      <w:sz w:val="24"/>
-      <w:szCs w:val="24"/>
-      <w:lang w:val="en-US" w:eastAsia="en-US"/>
-      <w14:ligatures w14:val="standardContextual"/>
-    </w:rPr>
-  </w:style>
-  <w:style w:type="paragraph" w:customStyle="1" w:styleId="03AEC8950795464388E420D16E5865DD">
-    <w:name w:val="03AEC8950795464388E420D16E5865DD"/>
-    <w:rsid w:val="00CF595F"/>
-    <w:pPr>
-      <w:spacing w:line="278" w:lineRule="auto"/>
-    </w:pPr>
-    <w:rPr>
-      <w:kern w:val="2"/>
-      <w:sz w:val="24"/>
-      <w:szCs w:val="24"/>
-      <w:lang w:val="en-US" w:eastAsia="en-US"/>
-      <w14:ligatures w14:val="standardContextual"/>
-    </w:rPr>
-  </w:style>
-  <w:style w:type="paragraph" w:customStyle="1" w:styleId="6B4322CF476748E487E5200C88215A71">
-    <w:name w:val="6B4322CF476748E487E5200C88215A71"/>
-    <w:rsid w:val="00ED03B7"/>
-    <w:pPr>
-      <w:spacing w:line="278" w:lineRule="auto"/>
-    </w:pPr>
-    <w:rPr>
-      <w:kern w:val="2"/>
-      <w:sz w:val="24"/>
-      <w:szCs w:val="24"/>
-      <w:lang w:val="en-US" w:eastAsia="en-US"/>
-      <w14:ligatures w14:val="standardContextual"/>
-    </w:rPr>
-  </w:style>
-  <w:style w:type="paragraph" w:customStyle="1" w:styleId="45EF0F5707F84DFD8900AB1845F5B853">
-    <w:name w:val="45EF0F5707F84DFD8900AB1845F5B853"/>
-    <w:rsid w:val="00ED03B7"/>
-    <w:pPr>
-      <w:spacing w:line="278" w:lineRule="auto"/>
-    </w:pPr>
-    <w:rPr>
-      <w:kern w:val="2"/>
-      <w:sz w:val="24"/>
-      <w:szCs w:val="24"/>
-      <w:lang w:val="en-US" w:eastAsia="en-US"/>
-      <w14:ligatures w14:val="standardContextual"/>
-    </w:rPr>
-  </w:style>
-  <w:style w:type="paragraph" w:customStyle="1" w:styleId="64FB9E4226AD457295B79CB4AC37ACF3">
-    <w:name w:val="64FB9E4226AD457295B79CB4AC37ACF3"/>
-    <w:rsid w:val="00ED03B7"/>
-    <w:pPr>
-      <w:spacing w:line="278" w:lineRule="auto"/>
-    </w:pPr>
-    <w:rPr>
-      <w:kern w:val="2"/>
-      <w:sz w:val="24"/>
-      <w:szCs w:val="24"/>
-      <w:lang w:val="en-US" w:eastAsia="en-US"/>
-      <w14:ligatures w14:val="standardContextual"/>
-    </w:rPr>
-  </w:style>
   <w:style w:type="paragraph" w:customStyle="1" w:styleId="D1921F4697EC4A66ABF306CF5EF763B7">
     <w:name w:val="D1921F4697EC4A66ABF306CF5EF763B7"/>
-    <w:rsid w:val="00ED03B7"/>
-    <w:pPr>
-      <w:spacing w:line="278" w:lineRule="auto"/>
-    </w:pPr>
-    <w:rPr>
-      <w:kern w:val="2"/>
-      <w:sz w:val="24"/>
-      <w:szCs w:val="24"/>
-      <w:lang w:val="en-US" w:eastAsia="en-US"/>
-      <w14:ligatures w14:val="standardContextual"/>
-    </w:rPr>
-  </w:style>
-  <w:style w:type="paragraph" w:customStyle="1" w:styleId="DA04288C17354BF0B726F09BD9E10DFB">
-    <w:name w:val="DA04288C17354BF0B726F09BD9E10DFB"/>
-    <w:rsid w:val="00ED03B7"/>
-    <w:pPr>
-      <w:spacing w:line="278" w:lineRule="auto"/>
-    </w:pPr>
-    <w:rPr>
-      <w:kern w:val="2"/>
-      <w:sz w:val="24"/>
-      <w:szCs w:val="24"/>
-      <w:lang w:val="en-US" w:eastAsia="en-US"/>
-      <w14:ligatures w14:val="standardContextual"/>
-    </w:rPr>
-  </w:style>
-  <w:style w:type="paragraph" w:customStyle="1" w:styleId="81C657FC0F5B48579EACDE97A003977A">
-    <w:name w:val="81C657FC0F5B48579EACDE97A003977A"/>
-    <w:rsid w:val="00ED03B7"/>
-    <w:pPr>
-      <w:spacing w:line="278" w:lineRule="auto"/>
-    </w:pPr>
-    <w:rPr>
-      <w:kern w:val="2"/>
-      <w:sz w:val="24"/>
-      <w:szCs w:val="24"/>
-      <w:lang w:val="en-US" w:eastAsia="en-US"/>
-      <w14:ligatures w14:val="standardContextual"/>
-    </w:rPr>
-  </w:style>
-  <w:style w:type="paragraph" w:customStyle="1" w:styleId="37BEF5A9E81C4A45882CCC86EB0732CD">
-    <w:name w:val="37BEF5A9E81C4A45882CCC86EB0732CD"/>
-    <w:rsid w:val="00ED03B7"/>
-    <w:pPr>
-      <w:spacing w:line="278" w:lineRule="auto"/>
-    </w:pPr>
-    <w:rPr>
-      <w:kern w:val="2"/>
-      <w:sz w:val="24"/>
-      <w:szCs w:val="24"/>
-      <w:lang w:val="en-US" w:eastAsia="en-US"/>
-      <w14:ligatures w14:val="standardContextual"/>
-    </w:rPr>
-  </w:style>
-  <w:style w:type="paragraph" w:customStyle="1" w:styleId="B3A885E12C114AD7B2067AE82EAACEA6">
-    <w:name w:val="B3A885E12C114AD7B2067AE82EAACEA6"/>
-    <w:rsid w:val="00ED03B7"/>
-    <w:pPr>
-      <w:spacing w:line="278" w:lineRule="auto"/>
-    </w:pPr>
-    <w:rPr>
-      <w:kern w:val="2"/>
-      <w:sz w:val="24"/>
-      <w:szCs w:val="24"/>
-      <w:lang w:val="en-US" w:eastAsia="en-US"/>
-      <w14:ligatures w14:val="standardContextual"/>
-    </w:rPr>
-  </w:style>
-  <w:style w:type="paragraph" w:customStyle="1" w:styleId="044E758EBC26496290C231D93D4B294A">
-    <w:name w:val="044E758EBC26496290C231D93D4B294A"/>
-    <w:rsid w:val="00ED03B7"/>
-    <w:pPr>
-      <w:spacing w:line="278" w:lineRule="auto"/>
-    </w:pPr>
-    <w:rPr>
-      <w:kern w:val="2"/>
-      <w:sz w:val="24"/>
-      <w:szCs w:val="24"/>
-      <w:lang w:val="en-US" w:eastAsia="en-US"/>
-      <w14:ligatures w14:val="standardContextual"/>
-    </w:rPr>
-  </w:style>
-  <w:style w:type="paragraph" w:customStyle="1" w:styleId="45BE57F70D3C4C7C84B390ACFC741A44">
-    <w:name w:val="45BE57F70D3C4C7C84B390ACFC741A44"/>
-    <w:rsid w:val="00ED03B7"/>
-    <w:pPr>
-      <w:spacing w:line="278" w:lineRule="auto"/>
-    </w:pPr>
-    <w:rPr>
-      <w:kern w:val="2"/>
-      <w:sz w:val="24"/>
-      <w:szCs w:val="24"/>
-      <w:lang w:val="en-US" w:eastAsia="en-US"/>
-      <w14:ligatures w14:val="standardContextual"/>
-    </w:rPr>
-  </w:style>
-  <w:style w:type="paragraph" w:customStyle="1" w:styleId="B0A87537800A442883CE0421B40DE1B3">
-    <w:name w:val="B0A87537800A442883CE0421B40DE1B3"/>
-    <w:rsid w:val="00ED03B7"/>
-    <w:pPr>
-      <w:spacing w:line="278" w:lineRule="auto"/>
-    </w:pPr>
-    <w:rPr>
-      <w:kern w:val="2"/>
-      <w:sz w:val="24"/>
-      <w:szCs w:val="24"/>
-      <w:lang w:val="en-US" w:eastAsia="en-US"/>
-      <w14:ligatures w14:val="standardContextual"/>
-    </w:rPr>
-  </w:style>
-  <w:style w:type="paragraph" w:customStyle="1" w:styleId="E78217079DD24C6BA0C95EF5A8CEE5DB">
-    <w:name w:val="E78217079DD24C6BA0C95EF5A8CEE5DB"/>
-    <w:rsid w:val="00ED03B7"/>
-    <w:pPr>
-      <w:spacing w:line="278" w:lineRule="auto"/>
-    </w:pPr>
-    <w:rPr>
-      <w:kern w:val="2"/>
-      <w:sz w:val="24"/>
-      <w:szCs w:val="24"/>
-      <w:lang w:val="en-US" w:eastAsia="en-US"/>
-      <w14:ligatures w14:val="standardContextual"/>
-    </w:rPr>
-  </w:style>
-  <w:style w:type="paragraph" w:customStyle="1" w:styleId="3F95D1320BCF4C6FAC07D1849C9464E8">
-    <w:name w:val="3F95D1320BCF4C6FAC07D1849C9464E8"/>
-    <w:rsid w:val="00ED03B7"/>
-    <w:pPr>
-      <w:spacing w:line="278" w:lineRule="auto"/>
-    </w:pPr>
-    <w:rPr>
-      <w:kern w:val="2"/>
-      <w:sz w:val="24"/>
-      <w:szCs w:val="24"/>
-      <w:lang w:val="en-US" w:eastAsia="en-US"/>
-      <w14:ligatures w14:val="standardContextual"/>
-    </w:rPr>
-  </w:style>
-  <w:style w:type="paragraph" w:customStyle="1" w:styleId="630E4FF7F1324DD3974C30CE33CEBE8A">
-    <w:name w:val="630E4FF7F1324DD3974C30CE33CEBE8A"/>
-    <w:rsid w:val="00ED03B7"/>
-    <w:pPr>
-      <w:spacing w:line="278" w:lineRule="auto"/>
-    </w:pPr>
-    <w:rPr>
-      <w:kern w:val="2"/>
-      <w:sz w:val="24"/>
-      <w:szCs w:val="24"/>
-      <w:lang w:val="en-US" w:eastAsia="en-US"/>
-      <w14:ligatures w14:val="standardContextual"/>
-    </w:rPr>
-  </w:style>
-  <w:style w:type="paragraph" w:customStyle="1" w:styleId="AB201269643A4D25A049BD68321002CC">
-    <w:name w:val="AB201269643A4D25A049BD68321002CC"/>
-    <w:rsid w:val="00ED03B7"/>
-    <w:pPr>
-      <w:spacing w:line="278" w:lineRule="auto"/>
-    </w:pPr>
-    <w:rPr>
-      <w:kern w:val="2"/>
-      <w:sz w:val="24"/>
-      <w:szCs w:val="24"/>
-      <w:lang w:val="en-US" w:eastAsia="en-US"/>
-      <w14:ligatures w14:val="standardContextual"/>
-    </w:rPr>
-  </w:style>
-  <w:style w:type="paragraph" w:customStyle="1" w:styleId="2F82A2D6EEEF44AA966BC521D6C2D902">
-    <w:name w:val="2F82A2D6EEEF44AA966BC521D6C2D902"/>
-    <w:rsid w:val="00ED03B7"/>
-    <w:pPr>
-      <w:spacing w:line="278" w:lineRule="auto"/>
-    </w:pPr>
-    <w:rPr>
-      <w:kern w:val="2"/>
-      <w:sz w:val="24"/>
-      <w:szCs w:val="24"/>
-      <w:lang w:val="en-US" w:eastAsia="en-US"/>
-      <w14:ligatures w14:val="standardContextual"/>
-    </w:rPr>
-  </w:style>
-  <w:style w:type="paragraph" w:customStyle="1" w:styleId="B96496A4ED154884A740AF74D3328D8D">
-    <w:name w:val="B96496A4ED154884A740AF74D3328D8D"/>
-    <w:rsid w:val="00ED03B7"/>
-    <w:pPr>
-      <w:spacing w:line="278" w:lineRule="auto"/>
-    </w:pPr>
-    <w:rPr>
-      <w:kern w:val="2"/>
-      <w:sz w:val="24"/>
-      <w:szCs w:val="24"/>
-      <w:lang w:val="en-US" w:eastAsia="en-US"/>
-      <w14:ligatures w14:val="standardContextual"/>
-    </w:rPr>
-  </w:style>
-  <w:style w:type="paragraph" w:customStyle="1" w:styleId="78E060DBCBF14E91A5E2F4CA25CB9274">
-    <w:name w:val="78E060DBCBF14E91A5E2F4CA25CB9274"/>
-    <w:rsid w:val="00ED03B7"/>
-    <w:pPr>
-      <w:spacing w:line="278" w:lineRule="auto"/>
-    </w:pPr>
-    <w:rPr>
-      <w:kern w:val="2"/>
-      <w:sz w:val="24"/>
-      <w:szCs w:val="24"/>
-      <w:lang w:val="en-US" w:eastAsia="en-US"/>
-      <w14:ligatures w14:val="standardContextual"/>
-    </w:rPr>
-  </w:style>
-  <w:style w:type="paragraph" w:customStyle="1" w:styleId="719BD257BC71468AB85A3068DBECBD90">
-    <w:name w:val="719BD257BC71468AB85A3068DBECBD90"/>
-    <w:rsid w:val="00ED03B7"/>
-    <w:pPr>
-      <w:spacing w:line="278" w:lineRule="auto"/>
-    </w:pPr>
-    <w:rPr>
-      <w:kern w:val="2"/>
-      <w:sz w:val="24"/>
-      <w:szCs w:val="24"/>
-      <w:lang w:val="en-US" w:eastAsia="en-US"/>
-      <w14:ligatures w14:val="standardContextual"/>
-    </w:rPr>
-  </w:style>
-  <w:style w:type="paragraph" w:customStyle="1" w:styleId="262B600608C04C43A9DE24A6471D7372">
-    <w:name w:val="262B600608C04C43A9DE24A6471D7372"/>
-    <w:rsid w:val="00ED03B7"/>
-    <w:pPr>
-      <w:spacing w:line="278" w:lineRule="auto"/>
-    </w:pPr>
-    <w:rPr>
-      <w:kern w:val="2"/>
-      <w:sz w:val="24"/>
-      <w:szCs w:val="24"/>
-      <w:lang w:val="en-US" w:eastAsia="en-US"/>
-      <w14:ligatures w14:val="standardContextual"/>
-    </w:rPr>
-  </w:style>
-  <w:style w:type="paragraph" w:customStyle="1" w:styleId="9DEBB57B960B40A18E793AE863D2540D">
-    <w:name w:val="9DEBB57B960B40A18E793AE863D2540D"/>
-    <w:rsid w:val="00ED03B7"/>
-    <w:pPr>
-      <w:spacing w:line="278" w:lineRule="auto"/>
-    </w:pPr>
-    <w:rPr>
-      <w:kern w:val="2"/>
-      <w:sz w:val="24"/>
-      <w:szCs w:val="24"/>
-      <w:lang w:val="en-US" w:eastAsia="en-US"/>
-      <w14:ligatures w14:val="standardContextual"/>
-    </w:rPr>
-  </w:style>
-  <w:style w:type="paragraph" w:customStyle="1" w:styleId="157E543F4AB14821B6ECF26F787698F3">
-    <w:name w:val="157E543F4AB14821B6ECF26F787698F3"/>
-    <w:rsid w:val="00ED03B7"/>
-    <w:pPr>
-      <w:spacing w:line="278" w:lineRule="auto"/>
-    </w:pPr>
-    <w:rPr>
-      <w:kern w:val="2"/>
-      <w:sz w:val="24"/>
-      <w:szCs w:val="24"/>
-      <w:lang w:val="en-US" w:eastAsia="en-US"/>
-      <w14:ligatures w14:val="standardContextual"/>
-    </w:rPr>
-  </w:style>
-  <w:style w:type="paragraph" w:customStyle="1" w:styleId="C90BCCA6443B413B859DDCFECAFEAF2B">
-    <w:name w:val="C90BCCA6443B413B859DDCFECAFEAF2B"/>
-    <w:rsid w:val="00ED03B7"/>
-    <w:pPr>
-      <w:spacing w:line="278" w:lineRule="auto"/>
-    </w:pPr>
-    <w:rPr>
-      <w:kern w:val="2"/>
-      <w:sz w:val="24"/>
-      <w:szCs w:val="24"/>
-      <w:lang w:val="en-US" w:eastAsia="en-US"/>
-      <w14:ligatures w14:val="standardContextual"/>
-    </w:rPr>
-  </w:style>
-  <w:style w:type="paragraph" w:customStyle="1" w:styleId="2F449AA3EF2B490D9D34612771FEFC50">
-    <w:name w:val="2F449AA3EF2B490D9D34612771FEFC50"/>
-    <w:rsid w:val="00ED03B7"/>
-    <w:pPr>
-      <w:spacing w:line="278" w:lineRule="auto"/>
-    </w:pPr>
-    <w:rPr>
-      <w:kern w:val="2"/>
-      <w:sz w:val="24"/>
-      <w:szCs w:val="24"/>
-      <w:lang w:val="en-US" w:eastAsia="en-US"/>
-      <w14:ligatures w14:val="standardContextual"/>
-    </w:rPr>
-  </w:style>
-  <w:style w:type="paragraph" w:customStyle="1" w:styleId="BA9A1D0D6ADD4E04970D90BEBCB3F1A3">
-    <w:name w:val="BA9A1D0D6ADD4E04970D90BEBCB3F1A3"/>
-    <w:rsid w:val="00ED03B7"/>
-    <w:pPr>
-      <w:spacing w:line="278" w:lineRule="auto"/>
-    </w:pPr>
-    <w:rPr>
-      <w:kern w:val="2"/>
-      <w:sz w:val="24"/>
-      <w:szCs w:val="24"/>
-      <w:lang w:val="en-US" w:eastAsia="en-US"/>
-      <w14:ligatures w14:val="standardContextual"/>
-    </w:rPr>
-  </w:style>
-  <w:style w:type="paragraph" w:customStyle="1" w:styleId="012B402A0C9741FEA905E7539E8462E1">
-    <w:name w:val="012B402A0C9741FEA905E7539E8462E1"/>
-    <w:rsid w:val="00ED03B7"/>
-    <w:pPr>
-      <w:spacing w:line="278" w:lineRule="auto"/>
-    </w:pPr>
-    <w:rPr>
-      <w:kern w:val="2"/>
-      <w:sz w:val="24"/>
-      <w:szCs w:val="24"/>
-      <w:lang w:val="en-US" w:eastAsia="en-US"/>
-      <w14:ligatures w14:val="standardContextual"/>
-    </w:rPr>
-  </w:style>
-  <w:style w:type="paragraph" w:customStyle="1" w:styleId="45A9F77254124F01B41DE8F221F5A889">
-    <w:name w:val="45A9F77254124F01B41DE8F221F5A889"/>
-    <w:rsid w:val="00ED03B7"/>
-    <w:pPr>
-      <w:spacing w:line="278" w:lineRule="auto"/>
-    </w:pPr>
-    <w:rPr>
-      <w:kern w:val="2"/>
-      <w:sz w:val="24"/>
-      <w:szCs w:val="24"/>
-      <w:lang w:val="en-US" w:eastAsia="en-US"/>
-      <w14:ligatures w14:val="standardContextual"/>
-    </w:rPr>
-  </w:style>
-  <w:style w:type="paragraph" w:customStyle="1" w:styleId="1BF9C218C033490896843E8D5A9AED7F">
-    <w:name w:val="1BF9C218C033490896843E8D5A9AED7F"/>
     <w:rsid w:val="00ED03B7"/>
     <w:pPr>
       <w:spacing w:line="278" w:lineRule="auto"/>
@@ -5670,6 +5366,10 @@
 </file>
 
 <file path=customXml/item1.xml><?xml version="1.0" encoding="utf-8"?>
+<b:Sources xmlns:b="http://schemas.openxmlformats.org/officeDocument/2006/bibliography" xmlns="http://schemas.openxmlformats.org/officeDocument/2006/bibliography" SelectedStyle="\APASixthEditionOfficeOnline.xsl" StyleName="APA" Version="6"/>
+</file>
+
+<file path=customXml/item2.xml><?xml version="1.0" encoding="utf-8"?>
 <p:properties xmlns:p="http://schemas.microsoft.com/office/2006/metadata/properties" xmlns:xsi="http://www.w3.org/2001/XMLSchema-instance" xmlns:pc="http://schemas.microsoft.com/office/infopath/2007/PartnerControls">
   <documentManagement>
     <_ip_UnifiedCompliancePolicyUIAction xmlns="http://schemas.microsoft.com/sharepoint/v3" xsi:nil="true"/>
@@ -5689,11 +5389,16 @@
 </p:properties>
 </file>
 
-<file path=customXml/item2.xml><?xml version="1.0" encoding="utf-8"?>
-<b:Sources xmlns:b="http://schemas.openxmlformats.org/officeDocument/2006/bibliography" xmlns="http://schemas.openxmlformats.org/officeDocument/2006/bibliography" SelectedStyle="\APASixthEditionOfficeOnline.xsl" StyleName="APA" Version="6"/>
+<file path=customXml/item3.xml><?xml version="1.0" encoding="utf-8"?>
+<?mso-contentType ?>
+<FormTemplates xmlns="http://schemas.microsoft.com/sharepoint/v3/contenttype/forms">
+  <Display>DocumentLibraryForm</Display>
+  <Edit>DocumentLibraryForm</Edit>
+  <New>DocumentLibraryForm</New>
+</FormTemplates>
 </file>
 
-<file path=customXml/item3.xml><?xml version="1.0" encoding="utf-8"?>
+<file path=customXml/item4.xml><?xml version="1.0" encoding="utf-8"?>
 <ct:contentTypeSchema xmlns:ct="http://schemas.microsoft.com/office/2006/metadata/contentType" xmlns:ma="http://schemas.microsoft.com/office/2006/metadata/properties/metaAttributes" ct:_="" ma:_="" ma:contentTypeName="Document" ma:contentTypeID="0x01010079F111ED35F8CC479449609E8A0923A6" ma:contentTypeVersion="26" ma:contentTypeDescription="Create a new document." ma:contentTypeScope="" ma:versionID="ac37c1753acd5e330d2062ccec26ea66">
   <xsd:schema xmlns:xsd="http://www.w3.org/2001/XMLSchema" xmlns:xs="http://www.w3.org/2001/XMLSchema" xmlns:p="http://schemas.microsoft.com/office/2006/metadata/properties" xmlns:ns1="http://schemas.microsoft.com/sharepoint/v3" xmlns:ns2="71af3243-3dd4-4a8d-8c0d-dd76da1f02a5" xmlns:ns3="16c05727-aa75-4e4a-9b5f-8a80a1165891" xmlns:ns4="230e9df3-be65-4c73-a93b-d1236ebd677e" targetNamespace="http://schemas.microsoft.com/office/2006/metadata/properties" ma:root="true" ma:fieldsID="3b340c7101c92c5120abd06486f94548" ns1:_="" ns2:_="" ns3:_="" ns4:_="">
     <xsd:import namespace="http://schemas.microsoft.com/sharepoint/v3"/>
@@ -5993,16 +5698,15 @@
 </ct:contentTypeSchema>
 </file>
 
-<file path=customXml/item4.xml><?xml version="1.0" encoding="utf-8"?>
-<?mso-contentType ?>
-<FormTemplates xmlns="http://schemas.microsoft.com/sharepoint/v3/contenttype/forms">
-  <Display>DocumentLibraryForm</Display>
-  <Edit>DocumentLibraryForm</Edit>
-  <New>DocumentLibraryForm</New>
-</FormTemplates>
+<file path=customXml/itemProps1.xml><?xml version="1.0" encoding="utf-8"?>
+<ds:datastoreItem xmlns:ds="http://schemas.openxmlformats.org/officeDocument/2006/customXml" ds:itemID="{7763E819-18A2-4AB3-A0D9-DE78ABB159D9}">
+  <ds:schemaRefs>
+    <ds:schemaRef ds:uri="http://schemas.openxmlformats.org/officeDocument/2006/bibliography"/>
+  </ds:schemaRefs>
+</ds:datastoreItem>
 </file>
 
-<file path=customXml/itemProps1.xml><?xml version="1.0" encoding="utf-8"?>
+<file path=customXml/itemProps2.xml><?xml version="1.0" encoding="utf-8"?>
 <ds:datastoreItem xmlns:ds="http://schemas.openxmlformats.org/officeDocument/2006/customXml" ds:itemID="{B3B70AA7-04AF-4193-97E8-58E71660E840}">
   <ds:schemaRefs>
     <ds:schemaRef ds:uri="http://schemas.microsoft.com/office/2006/metadata/properties"/>
@@ -6014,15 +5718,15 @@
 </ds:datastoreItem>
 </file>
 
-<file path=customXml/itemProps2.xml><?xml version="1.0" encoding="utf-8"?>
-<ds:datastoreItem xmlns:ds="http://schemas.openxmlformats.org/officeDocument/2006/customXml" ds:itemID="{7763E819-18A2-4AB3-A0D9-DE78ABB159D9}">
+<file path=customXml/itemProps3.xml><?xml version="1.0" encoding="utf-8"?>
+<ds:datastoreItem xmlns:ds="http://schemas.openxmlformats.org/officeDocument/2006/customXml" ds:itemID="{CBDEA652-1CE8-4AE5-8FAA-D829E8335E12}">
   <ds:schemaRefs>
-    <ds:schemaRef ds:uri="http://schemas.openxmlformats.org/officeDocument/2006/bibliography"/>
+    <ds:schemaRef ds:uri="http://schemas.microsoft.com/sharepoint/v3/contenttype/forms"/>
   </ds:schemaRefs>
 </ds:datastoreItem>
 </file>
 
-<file path=customXml/itemProps3.xml><?xml version="1.0" encoding="utf-8"?>
+<file path=customXml/itemProps4.xml><?xml version="1.0" encoding="utf-8"?>
 <ds:datastoreItem xmlns:ds="http://schemas.openxmlformats.org/officeDocument/2006/customXml" ds:itemID="{1253B391-5DE1-4601-AEBB-E95D5B374E65}">
   <ds:schemaRefs>
     <ds:schemaRef ds:uri="http://schemas.microsoft.com/office/2006/metadata/contentType"/>
@@ -6043,14 +5747,6 @@
 </ds:datastoreItem>
 </file>
 
-<file path=customXml/itemProps4.xml><?xml version="1.0" encoding="utf-8"?>
-<ds:datastoreItem xmlns:ds="http://schemas.openxmlformats.org/officeDocument/2006/customXml" ds:itemID="{CBDEA652-1CE8-4AE5-8FAA-D829E8335E12}">
-  <ds:schemaRefs>
-    <ds:schemaRef ds:uri="http://schemas.microsoft.com/sharepoint/v3/contenttype/forms"/>
-  </ds:schemaRefs>
-</ds:datastoreItem>
-</file>
-
 <file path=docMetadata/LabelInfo.xml><?xml version="1.0" encoding="utf-8"?>
 <clbl:labelList xmlns:clbl="http://schemas.microsoft.com/office/2020/mipLabelMetadata"/>
 </file>